--- a/downloads/teacher/ai-7-week-28.docx
+++ b/downloads/teacher/ai-7-week-28.docx
@@ -1974,6 +1974,396 @@
         <w:t>For the Reproducible AI Research Study, retain an annotated worked trace and the changed-case reasoning. Connect the claim to its records, units and assumptions so another investigator can challenge or reproduce it.</w:t>
       </w:r>
     </w:p>
+    <w:p>
+      <w:pPr>
+        <w:pStyle w:val="Heading1"/>
+      </w:pPr>
+      <w:r>
+        <w:t>07. Prepare, teach and assess</w:t>
+      </w:r>
+    </w:p>
+    <w:p>
+      <w:r>
+        <w:t>Teaching target: Explain the mechanism and terminology of negative results and claim revision</w:t>
+      </w:r>
+    </w:p>
+    <w:p>
+      <w:r>
+        <w:t>Prepare the labelled worked-case picture, the matching workbook, fictional input cards and a place for individual responses. Check a local Python 3 environment before class; have a paper-trace version ready.</w:t>
+      </w:r>
+    </w:p>
+    <w:tbl>
+      <w:tblPr>
+        <w:tblStyle w:val="LightShading-Accent1"/>
+        <w:tblW w:type="auto" w:w="0"/>
+        <w:tblLook w:firstColumn="1" w:firstRow="1" w:lastColumn="0" w:lastRow="0" w:noHBand="0" w:noVBand="1" w:val="04A0"/>
+      </w:tblPr>
+      <w:tblGrid>
+        <w:gridCol w:w="3408"/>
+        <w:gridCol w:w="3408"/>
+        <w:gridCol w:w="3408"/>
+      </w:tblGrid>
+      <w:tr>
+        <w:trPr>
+          <w:tblHeader/>
+        </w:trPr>
+        <w:tc>
+          <w:tcPr>
+            <w:tcW w:type="dxa" w:w="3408"/>
+          </w:tcPr>
+          <w:p>
+            <w:r>
+              <w:t>Session</w:t>
+            </w:r>
+          </w:p>
+        </w:tc>
+        <w:tc>
+          <w:tcPr>
+            <w:tcW w:type="dxa" w:w="3408"/>
+          </w:tcPr>
+          <w:p>
+            <w:r>
+              <w:t>Plan</w:t>
+            </w:r>
+          </w:p>
+        </w:tc>
+        <w:tc>
+          <w:tcPr>
+            <w:tcW w:type="dxa" w:w="3408"/>
+          </w:tcPr>
+          <w:p>
+            <w:r>
+              <w:t>Resources</w:t>
+            </w:r>
+          </w:p>
+        </w:tc>
+      </w:tr>
+      <w:tr>
+        <w:tc>
+          <w:tcPr>
+            <w:tcW w:type="dxa" w:w="3408"/>
+          </w:tcPr>
+          <w:p>
+            <w:r>
+              <w:t>Session 1 · Understand · 45 min</w:t>
+            </w:r>
+          </w:p>
+        </w:tc>
+        <w:tc>
+          <w:tcPr>
+            <w:tcW w:type="dxa" w:w="3408"/>
+          </w:tcPr>
+          <w:p>
+            <w:r>
+              <w:t>0–7: recall and prerequisite; 7–15: inspect the concrete case and predict; 15–30: teacher models the worked trace; 30–40: learners explain a step using the text and visual; 40–45: check the core idea.</w:t>
+            </w:r>
+          </w:p>
+        </w:tc>
+        <w:tc>
+          <w:tcPr>
+            <w:tcW w:type="dxa" w:w="3408"/>
+          </w:tcPr>
+          <w:p>
+            <w:r>
+              <w:t>Sections 1–6; record the brief recall in the workbook.</w:t>
+            </w:r>
+          </w:p>
+        </w:tc>
+      </w:tr>
+      <w:tr>
+        <w:tc>
+          <w:tcPr>
+            <w:tcW w:type="dxa" w:w="3408"/>
+          </w:tcPr>
+          <w:p>
+            <w:r>
+              <w:t>Session 2 · Practise · 45 min</w:t>
+            </w:r>
+          </w:p>
+        </w:tc>
+        <w:tc>
+          <w:tcPr>
+            <w:tcW w:type="dxa" w:w="3408"/>
+          </w:tcPr>
+          <w:p>
+            <w:r>
+              <w:t>0–5: retrieve the procedure; 5–15: W2 completion practice; 15–23: explain and check with a partner; 23–30: each learner answers the misconception check; 30–40: targeted reteaching or a harder variation; 40–45: prepare the investigation.</w:t>
+            </w:r>
+          </w:p>
+        </w:tc>
+        <w:tc>
+          <w:tcPr>
+            <w:tcW w:type="dxa" w:w="3408"/>
+          </w:tcPr>
+          <w:p>
+            <w:r>
+              <w:t>Sections 7–10; use the matching workbook W2 and misconception check.</w:t>
+            </w:r>
+          </w:p>
+        </w:tc>
+      </w:tr>
+      <w:tr>
+        <w:tc>
+          <w:tcPr>
+            <w:tcW w:type="dxa" w:w="3408"/>
+          </w:tcPr>
+          <w:p>
+            <w:r>
+              <w:t>Session 3 · Investigate and transfer · 45 min</w:t>
+            </w:r>
+          </w:p>
+        </w:tc>
+        <w:tc>
+          <w:tcPr>
+            <w:tcW w:type="dxa" w:w="3408"/>
+          </w:tcPr>
+          <w:p>
+            <w:r>
+              <w:t>0–5: retrieve the decision rule; 5–20: investigate or trace; 20–30: start the independent case; 30–38: connect the project; 38–43: act on feedback; 43–45: plan the return check.</w:t>
+            </w:r>
+          </w:p>
+        </w:tc>
+        <w:tc>
+          <w:tcPr>
+            <w:tcW w:type="dxa" w:w="3408"/>
+          </w:tcPr>
+          <w:p>
+            <w:r>
+              <w:t>Sections 9 and 11–14. Give extra time to finish the full task set; use Section 15 when the week includes a coding lab.</w:t>
+            </w:r>
+          </w:p>
+        </w:tc>
+      </w:tr>
+    </w:tbl>
+    <w:p>
+      <w:r>
+        <w:t>Before class, solve the supported practice: Hypothesis expects B support strictly above A. Both pass8/10 reserved cases. Show the intermediate steps and give the conclusion with its scope.</w:t>
+      </w:r>
+    </w:p>
+    <w:p>
+      <w:r>
+        <w:t>Reasoned practice answer: Teacher explanation: Strict improvement is not observed; both80%. This does not prove population equality or universal uselessness.</w:t>
+      </w:r>
+    </w:p>
+    <w:p>
+      <w:r>
+        <w:t>Check every learner before discussion: Use the worked case for Negative results and claim revision. Proposed explanation: “The worked result establishes every future case”. Decide whether this explanation is supported. Point to the step or supplied fact that decides; explain your repair if needed.</w:t>
+      </w:r>
+    </w:p>
+    <w:p>
+      <w:r>
+        <w:t>Misconception repair: Failure to meet a criterion or reject a null is not proof of exact equivalence.</w:t>
+      </w:r>
+    </w:p>
+    <w:p>
+      <w:r>
+        <w:t>Support: read the exact case aloud, enlarge the labelled picture, supply input cards and model only the first deciding step. Accept a spoken explanation or drawing; retain the reasoning goal.</w:t>
+      </w:r>
+    </w:p>
+    <w:p>
+      <w:r>
+        <w:t>Extension: B wins on one new task after the team chooses it because A fails. Require a prediction and a reason before comparing. Expected result: Treat that selected demonstration as exploratory, not a replacement for the original result. Reason: Case selection now depends on outcomes.</w:t>
+      </w:r>
+    </w:p>
+    <w:p>
+      <w:r>
+        <w:t>Independent assessment: withhold the reserved answer until the learner has attempted the new case. Record support separately from correctness.</w:t>
+      </w:r>
+    </w:p>
+    <w:tbl>
+      <w:tblPr>
+        <w:tblStyle w:val="LightShading-Accent1"/>
+        <w:tblW w:type="auto" w:w="0"/>
+        <w:tblLook w:firstColumn="1" w:firstRow="1" w:lastColumn="0" w:lastRow="0" w:noHBand="0" w:noVBand="1" w:val="04A0"/>
+      </w:tblPr>
+      <w:tblGrid>
+        <w:gridCol w:w="2556"/>
+        <w:gridCol w:w="2556"/>
+        <w:gridCol w:w="2556"/>
+        <w:gridCol w:w="2556"/>
+      </w:tblGrid>
+      <w:tr>
+        <w:trPr>
+          <w:tblHeader/>
+        </w:trPr>
+        <w:tc>
+          <w:tcPr>
+            <w:tcW w:type="dxa" w:w="2556"/>
+          </w:tcPr>
+          <w:p>
+            <w:r>
+              <w:t>Criterion</w:t>
+            </w:r>
+          </w:p>
+        </w:tc>
+        <w:tc>
+          <w:tcPr>
+            <w:tcW w:type="dxa" w:w="2556"/>
+          </w:tcPr>
+          <w:p>
+            <w:r>
+              <w:t>Not yet</w:t>
+            </w:r>
+          </w:p>
+        </w:tc>
+        <w:tc>
+          <w:tcPr>
+            <w:tcW w:type="dxa" w:w="2556"/>
+          </w:tcPr>
+          <w:p>
+            <w:r>
+              <w:t>With support</w:t>
+            </w:r>
+          </w:p>
+        </w:tc>
+        <w:tc>
+          <w:tcPr>
+            <w:tcW w:type="dxa" w:w="2556"/>
+          </w:tcPr>
+          <w:p>
+            <w:r>
+              <w:t>Independent</w:t>
+            </w:r>
+          </w:p>
+        </w:tc>
+      </w:tr>
+      <w:tr>
+        <w:tc>
+          <w:tcPr>
+            <w:tcW w:type="dxa" w:w="2556"/>
+          </w:tcPr>
+          <w:p>
+            <w:r>
+              <w:t>Explanation</w:t>
+            </w:r>
+          </w:p>
+        </w:tc>
+        <w:tc>
+          <w:tcPr>
+            <w:tcW w:type="dxa" w:w="2556"/>
+          </w:tcPr>
+          <w:p>
+            <w:r>
+              <w:t>Names an answer without a deciding fact</w:t>
+            </w:r>
+          </w:p>
+        </w:tc>
+        <w:tc>
+          <w:tcPr>
+            <w:tcW w:type="dxa" w:w="2556"/>
+          </w:tcPr>
+          <w:p>
+            <w:r>
+              <w:t>Uses a hint to link fact and decision</w:t>
+            </w:r>
+          </w:p>
+        </w:tc>
+        <w:tc>
+          <w:tcPr>
+            <w:tcW w:type="dxa" w:w="2556"/>
+          </w:tcPr>
+          <w:p>
+            <w:r>
+              <w:t>Explains the deciding fact in own words</w:t>
+            </w:r>
+          </w:p>
+        </w:tc>
+      </w:tr>
+      <w:tr>
+        <w:tc>
+          <w:tcPr>
+            <w:tcW w:type="dxa" w:w="2556"/>
+          </w:tcPr>
+          <w:p>
+            <w:r>
+              <w:t>Trace or test</w:t>
+            </w:r>
+          </w:p>
+        </w:tc>
+        <w:tc>
+          <w:tcPr>
+            <w:tcW w:type="dxa" w:w="2556"/>
+          </w:tcPr>
+          <w:p>
+            <w:r>
+              <w:t>Cannot connect input and result</w:t>
+            </w:r>
+          </w:p>
+        </w:tc>
+        <w:tc>
+          <w:tcPr>
+            <w:tcW w:type="dxa" w:w="2556"/>
+          </w:tcPr>
+          <w:p>
+            <w:r>
+              <w:t>Completes steps with prompts</w:t>
+            </w:r>
+          </w:p>
+        </w:tc>
+        <w:tc>
+          <w:tcPr>
+            <w:tcW w:type="dxa" w:w="2556"/>
+          </w:tcPr>
+          <w:p>
+            <w:r>
+              <w:t>Traces or tests a changed case accurately</w:t>
+            </w:r>
+          </w:p>
+        </w:tc>
+      </w:tr>
+      <w:tr>
+        <w:tc>
+          <w:tcPr>
+            <w:tcW w:type="dxa" w:w="2556"/>
+          </w:tcPr>
+          <w:p>
+            <w:r>
+              <w:t>Limits and revision</w:t>
+            </w:r>
+          </w:p>
+        </w:tc>
+        <w:tc>
+          <w:tcPr>
+            <w:tcW w:type="dxa" w:w="2556"/>
+          </w:tcPr>
+          <w:p>
+            <w:r>
+              <w:t>Claims more than evidence supports</w:t>
+            </w:r>
+          </w:p>
+        </w:tc>
+        <w:tc>
+          <w:tcPr>
+            <w:tcW w:type="dxa" w:w="2556"/>
+          </w:tcPr>
+          <w:p>
+            <w:r>
+              <w:t>Names a limit after a prompt</w:t>
+            </w:r>
+          </w:p>
+        </w:tc>
+        <w:tc>
+          <w:tcPr>
+            <w:tcW w:type="dxa" w:w="2556"/>
+          </w:tcPr>
+          <w:p>
+            <w:r>
+              <w:t>States a defensible limit and useful next test</w:t>
+            </w:r>
+          </w:p>
+        </w:tc>
+      </w:tr>
+    </w:tbl>
+    <w:p>
+      <w:r>
+        <w:t>Project checkpoint: Prepare the demonstration. Gather reproducible instructions, evidence, access checks and remaining limitations.</w:t>
+      </w:r>
+    </w:p>
+    <w:p>
+      <w:r>
+        <w:t>Use the weekly teacher answer for topic-specific reasoning. A saved progress tick is an activity record; judge mastery from the learner’s explanation and evidence.</w:t>
+      </w:r>
+    </w:p>
     <w:sectPr>
       <w:pgSz w:w="12240" w:h="15840"/>
       <w:pgMar w:top="936" w:right="1008" w:bottom="936" w:left="1008" w:header="720" w:footer="720" w:gutter="0"/>

--- a/downloads/teacher/ai-7-week-28.docx
+++ b/downloads/teacher/ai-7-week-28.docx
@@ -2364,6 +2364,39 @@
         <w:t>Use the weekly teacher answer for topic-specific reasoning. A saved progress tick is an activity record; judge mastery from the learner’s explanation and evidence.</w:t>
       </w:r>
     </w:p>
+    <w:p>
+      <w:pPr>
+        <w:pStyle w:val="Heading1"/>
+      </w:pPr>
+      <w:r>
+        <w:t>08. Use feedback, labs and repair paths</w:t>
+      </w:r>
+    </w:p>
+    <w:p>
+      <w:r>
+        <w:t>Use the two formative questions as supported practice, not as independent mastery scores. Discuss the deciding evidence rather than accepting a guessed selection.</w:t>
+      </w:r>
+    </w:p>
+    <w:p>
+      <w:r>
+        <w:t>The feedback comes from the reviewed public worked case. Do not reveal the separately reserved independent teacher answer until the learner has attempted that case.</w:t>
+      </w:r>
+    </w:p>
+    <w:p>
+      <w:r>
+        <w:t>Ask students to predict before running code. Preserve errors and actual outputs; collect a changed test and an explanation. The branch-boundary and indexing lessons deliberately include failure cases.</w:t>
+      </w:r>
+    </w:p>
+    <w:p>
+      <w:r>
+        <w:t>Use the earlier worked-explanation links to address a specific missing building block, then return to the current question. Adapt this suggestion after observing the learner; it is not an automatic diagnosis.</w:t>
+      </w:r>
+    </w:p>
+    <w:p>
+      <w:r>
+        <w:t>Collect the completed-work portfolio as evidence. Record support separately from correctness, and assess explanation, trace/test and limitations. Progress ticks and quiz selections alone do not establish mastery.</w:t>
+      </w:r>
+    </w:p>
     <w:sectPr>
       <w:pgSz w:w="12240" w:h="15840"/>
       <w:pgMar w:top="936" w:right="1008" w:bottom="936" w:left="1008" w:header="720" w:footer="720" w:gutter="0"/>

--- a/downloads/teacher/ai-7-week-28.docx
+++ b/downloads/teacher/ai-7-week-28.docx
@@ -29,16 +29,57 @@
       </w:r>
     </w:p>
     <w:p>
-      <w:pPr>
-        <w:pStyle w:val="Heading3"/>
-      </w:pPr>
-      <w:r>
-        <w:t>Teach the learning cycle</w:t>
+      <w:r>
+        <w:t>Prepare Negative results and claim revision: check the target, prerequisites, resources and adaptable teaching schedule.</w:t>
       </w:r>
     </w:p>
     <w:p>
-      <w:r>
-        <w:t>Primary target: Explain the mechanism and terminology of negative results and claim revision</w:t>
+      <w:pPr>
+        <w:pStyle w:val="Heading3"/>
+      </w:pPr>
+      <w:r>
+        <w:t>Teach the learning cycle</w:t>
+      </w:r>
+    </w:p>
+    <w:p>
+      <w:pPr>
+        <w:spacing w:line="336" w:lineRule="auto" w:after="180"/>
+      </w:pPr>
+      <w:r>
+        <w:rPr>
+          <w:b w:val="0"/>
+        </w:rPr>
+        <w:t xml:space="preserve">Primary target: Explain the </w:t>
+      </w:r>
+      <w:r>
+        <w:rPr>
+          <w:b/>
+        </w:rPr>
+        <w:t>mechanism</w:t>
+      </w:r>
+      <w:r>
+        <w:rPr>
+          <w:b w:val="0"/>
+        </w:rPr>
+        <w:t xml:space="preserve"> and terminology of </w:t>
+      </w:r>
+      <w:r>
+        <w:rPr>
+          <w:b/>
+        </w:rPr>
+        <w:t>negative result</w:t>
+      </w:r>
+      <w:r>
+        <w:rPr>
+          <w:b w:val="0"/>
+        </w:rPr>
+        <w:t xml:space="preserve">s and </w:t>
+      </w:r>
+      <w:r>
+        <w:rPr>
+          <w:b/>
+        </w:rPr>
+        <w:t>claim revision</w:t>
       </w:r>
     </w:p>
     <w:tbl>
@@ -185,16 +226,37 @@
       </w:tr>
     </w:tbl>
     <w:p>
-      <w:r>
-        <w:t>This is a starting allocation of 135 minutes, not a validated duration. Preserve all named topics. Schedule extra time for connected examples, the full investigation, independent cases and project building. Repeated copies of a case share one recorded attempt; they are not new evidence.</w:t>
+      <w:pPr>
+        <w:spacing w:line="336" w:lineRule="auto" w:after="180"/>
+      </w:pPr>
+      <w:r>
+        <w:rPr>
+          <w:b w:val="0"/>
+        </w:rPr>
+        <w:t>This is a starting allocation of 135 minutes, not a validated duration. Preserve all named topics. Schedule extra time for connected examples, the full investigation, independent cases and project building.</w:t>
       </w:r>
     </w:p>
     <w:p>
       <w:pPr>
-        <w:pStyle w:val="Heading3"/>
-      </w:pPr>
-      <w:r>
-        <w:t>Retrieval answer guidance</w:t>
+        <w:spacing w:line="336" w:lineRule="auto" w:after="180"/>
+      </w:pPr>
+      <w:r>
+        <w:rPr>
+          <w:b w:val="0"/>
+        </w:rPr>
+        <w:t xml:space="preserve">Repeated copies of a case share one recorded attempt; they are not new </w:t>
+      </w:r>
+      <w:r>
+        <w:rPr>
+          <w:b/>
+        </w:rPr>
+        <w:t>evidence</w:t>
+      </w:r>
+      <w:r>
+        <w:rPr>
+          <w:b w:val="0"/>
+        </w:rPr>
+        <w:t>.</w:t>
       </w:r>
     </w:p>
     <w:p>
@@ -202,132 +264,375 @@
         <w:pStyle w:val="Heading3"/>
       </w:pPr>
       <w:r>
-        <w:t>Robustness across conditions</w:t>
+        <w:t>Retrieval answer guidance</w:t>
       </w:r>
     </w:p>
     <w:p>
-      <w:r>
-        <w:t>Without opening the old lesson, explain one key idea from Robustness across conditions. Give an example and a mistake that the idea helps you avoid.</w:t>
+      <w:pPr>
+        <w:pStyle w:val="Heading3"/>
+      </w:pPr>
+      <w:r>
+        <w:t>Robustness across conditions</w:t>
       </w:r>
     </w:p>
     <w:p>
-      <w:r>
-        <w:t>Look for: Explain the mechanism and terminology of robustness across conditions</w:t>
+      <w:pPr>
+        <w:spacing w:line="336" w:lineRule="auto" w:after="180"/>
+      </w:pPr>
+      <w:r>
+        <w:rPr>
+          <w:b w:val="0"/>
+        </w:rPr>
+        <w:t>Without opening the old lesson, explain one key idea from Robustness across conditions. Give an example and a mistake that the idea helps you avoid.</w:t>
       </w:r>
     </w:p>
     <w:p>
-      <w:r>
-        <w:t>Reference example, not the only acceptable wording: Teacher explanation: Robustness checks examine a frozen procedure under declared varied conditions. Performance differences do not by themselves identify cause. Keep baseline, metric and eligibility aligned across conditions. Report condition counts and failures separately; new conditions may extend evidence but cannot guarantee all conditions.</w:t>
+      <w:pPr>
+        <w:spacing w:line="336" w:lineRule="auto" w:after="180"/>
+      </w:pPr>
+      <w:r>
+        <w:rPr>
+          <w:b w:val="0"/>
+        </w:rPr>
+        <w:t xml:space="preserve">Look for: Explain the </w:t>
+      </w:r>
+      <w:r>
+        <w:rPr>
+          <w:b/>
+        </w:rPr>
+        <w:t>mechanism</w:t>
+      </w:r>
+      <w:r>
+        <w:rPr>
+          <w:b w:val="0"/>
+        </w:rPr>
+        <w:t xml:space="preserve"> and terminology of robustness across conditions</w:t>
       </w:r>
     </w:p>
     <w:p>
       <w:pPr>
-        <w:pStyle w:val="Heading3"/>
-      </w:pPr>
-      <w:r>
-        <w:t>Running the primary experiment</w:t>
+        <w:spacing w:line="336" w:lineRule="auto" w:after="180"/>
+      </w:pPr>
+      <w:r>
+        <w:rPr>
+          <w:b w:val="0"/>
+        </w:rPr>
+        <w:t>Reference example, not the only acceptable wording: Teacher explanation: Robustness checks examine a frozen procedure under declared varied conditions. Performance differences do not by themselves identify cause.</w:t>
       </w:r>
     </w:p>
     <w:p>
-      <w:r>
-        <w:t>Without opening the old lesson, explain one key idea from Running the primary experiment. Give an example and a mistake that the idea helps you avoid.</w:t>
+      <w:pPr>
+        <w:spacing w:line="336" w:lineRule="auto" w:after="180"/>
+      </w:pPr>
+      <w:r>
+        <w:rPr>
+          <w:b w:val="0"/>
+        </w:rPr>
+        <w:t xml:space="preserve">Keep baseline, metric and eligibility aligned across conditions. Report condition counts and failures separately; new conditions may extend </w:t>
+      </w:r>
+      <w:r>
+        <w:rPr>
+          <w:b/>
+        </w:rPr>
+        <w:t>evidence</w:t>
+      </w:r>
+      <w:r>
+        <w:rPr>
+          <w:b w:val="0"/>
+        </w:rPr>
+        <w:t xml:space="preserve"> but cannot guarantee all conditions.</w:t>
       </w:r>
     </w:p>
     <w:p>
-      <w:r>
-        <w:t>Look for: Explain the mechanism and terminology of running the primary experiment</w:t>
+      <w:pPr>
+        <w:pStyle w:val="Heading3"/>
+      </w:pPr>
+      <w:r>
+        <w:t>Running the primary experiment</w:t>
       </w:r>
     </w:p>
     <w:p>
-      <w:r>
-        <w:t>Reference example, not the only acceptable wording: Teacher explanation: The primary experiment follows the frozen plan and captures every eligible outcome. Unexpected failures are recorded rather than silently retried away. Run declared cases, store raw paired results and deviations, and keep primary analysis separate from exploratory repairs. Stop or escalate only according to the stated rule.</w:t>
+      <w:pPr>
+        <w:spacing w:line="336" w:lineRule="auto" w:after="180"/>
+      </w:pPr>
+      <w:r>
+        <w:rPr>
+          <w:b w:val="0"/>
+        </w:rPr>
+        <w:t>Without opening the old lesson, explain one key idea from Running the primary experiment. Give an example and a mistake that the idea helps you avoid.</w:t>
       </w:r>
     </w:p>
     <w:p>
       <w:pPr>
-        <w:pStyle w:val="Heading3"/>
-      </w:pPr>
-      <w:r>
-        <w:t>Pilot experiments</w:t>
+        <w:spacing w:line="336" w:lineRule="auto" w:after="180"/>
+      </w:pPr>
+      <w:r>
+        <w:rPr>
+          <w:b w:val="0"/>
+        </w:rPr>
+        <w:t xml:space="preserve">Look for: Explain the </w:t>
+      </w:r>
+      <w:r>
+        <w:rPr>
+          <w:b/>
+        </w:rPr>
+        <w:t>mechanism</w:t>
+      </w:r>
+      <w:r>
+        <w:rPr>
+          <w:b w:val="0"/>
+        </w:rPr>
+        <w:t xml:space="preserve"> and terminology of running the primary experiment</w:t>
       </w:r>
     </w:p>
     <w:p>
-      <w:r>
-        <w:t>Without opening the old lesson, explain one key idea from Pilot experiments. Give an example and a mistake that the idea helps you avoid.</w:t>
+      <w:pPr>
+        <w:spacing w:line="336" w:lineRule="auto" w:after="180"/>
+      </w:pPr>
+      <w:r>
+        <w:rPr>
+          <w:b w:val="0"/>
+        </w:rPr>
+        <w:t>Reference example, not the only acceptable wording: Teacher explanation: The primary experiment follows the frozen plan and captures every eligible outcome. Unexpected failures are recorded rather than silently retried away.</w:t>
       </w:r>
     </w:p>
     <w:p>
-      <w:r>
-        <w:t>Look for: Explain the mechanism and terminology of pilot experiments</w:t>
+      <w:pPr>
+        <w:spacing w:line="336" w:lineRule="auto" w:after="180"/>
+      </w:pPr>
+      <w:r>
+        <w:rPr>
+          <w:b w:val="0"/>
+        </w:rPr>
+        <w:t>Run declared cases, store raw paired results and deviations, and keep primary analysis separate from exploratory repairs. Stop or escalate only according to the stated rule.</w:t>
       </w:r>
     </w:p>
     <w:p>
-      <w:r>
-        <w:t>Reference example, not the only acceptable wording: Teacher explanation: A pilot checks feasibility, measurement and failure handling before the primary study. Pilot results used for revision are development evidence. Run a small fixture set to test data capture, timing boundaries, rubric and analysis code. Fix defects and freeze the revised plan before new primary cases.</w:t>
+      <w:pPr>
+        <w:pStyle w:val="Heading3"/>
+      </w:pPr>
+      <w:r>
+        <w:t>Pilot experiments</w:t>
       </w:r>
     </w:p>
     <w:p>
-      <w:r>
-        <w:t>Two 45-minute sessions. Negative results report that the evidence did not meet a declared expectation. They can reveal design limits or useful constraints without proving no effect anywhere. Use the supplied constructed scenarios to make the mechanism inspectable. Collect W4 before sharing solutions. Students should name intermediate evidence and limitations; classroom pacing and learning effectiveness remain unvalidated.</w:t>
+      <w:pPr>
+        <w:spacing w:line="336" w:lineRule="auto" w:after="180"/>
+      </w:pPr>
+      <w:r>
+        <w:rPr>
+          <w:b w:val="0"/>
+        </w:rPr>
+        <w:t>Without opening the old lesson, explain one key idea from Pilot experiments. Give an example and a mistake that the idea helps you avoid.</w:t>
       </w:r>
     </w:p>
     <w:p>
       <w:pPr>
-        <w:pStyle w:val="Heading3"/>
-      </w:pPr>
-      <w:r>
-        <w:t>Outcomes</w:t>
+        <w:spacing w:line="336" w:lineRule="auto" w:after="180"/>
+      </w:pPr>
+      <w:r>
+        <w:rPr>
+          <w:b w:val="0"/>
+        </w:rPr>
+        <w:t xml:space="preserve">Look for: Explain the </w:t>
+      </w:r>
+      <w:r>
+        <w:rPr>
+          <w:b/>
+        </w:rPr>
+        <w:t>mechanism</w:t>
+      </w:r>
+      <w:r>
+        <w:rPr>
+          <w:b w:val="0"/>
+        </w:rPr>
+        <w:t xml:space="preserve"> and terminology of pilot experiments</w:t>
       </w:r>
     </w:p>
     <w:p>
-      <w:r>
-        <w:t>Explain the mechanism and terminology of negative results and claim revision</w:t>
+      <w:pPr>
+        <w:spacing w:line="336" w:lineRule="auto" w:after="180"/>
+      </w:pPr>
+      <w:r>
+        <w:rPr>
+          <w:b w:val="0"/>
+        </w:rPr>
+        <w:t xml:space="preserve">Reference example, not the only acceptable wording: Teacher explanation: A pilot checks feasibility, measurement and failure handling before the primary study. Pilot results used for revision are development </w:t>
+      </w:r>
+      <w:r>
+        <w:rPr>
+          <w:b/>
+        </w:rPr>
+        <w:t>evidence</w:t>
+      </w:r>
+      <w:r>
+        <w:rPr>
+          <w:b w:val="0"/>
+        </w:rPr>
+        <w:t>.</w:t>
       </w:r>
     </w:p>
     <w:p>
-      <w:r>
-        <w:t>Apply the stated procedure to a new case with a traceable result</w:t>
+      <w:pPr>
+        <w:spacing w:line="336" w:lineRule="auto" w:after="180"/>
+      </w:pPr>
+      <w:r>
+        <w:rPr>
+          <w:b w:val="0"/>
+        </w:rPr>
+        <w:t>Run a small fixture set to test data capture, timing boundaries, rubric and analysis code. Fix defects and freeze the revised plan before new primary cases.</w:t>
       </w:r>
     </w:p>
     <w:p>
-      <w:r>
-        <w:t>Identify an assumption or limitation and design a revealing follow-up</w:t>
+      <w:pPr>
+        <w:spacing w:line="336" w:lineRule="auto" w:after="180"/>
+      </w:pPr>
+      <w:r>
+        <w:rPr>
+          <w:b w:val="0"/>
+        </w:rPr>
+        <w:t xml:space="preserve">Two 45-minute sessions. </w:t>
+      </w:r>
+      <w:r>
+        <w:rPr>
+          <w:b/>
+        </w:rPr>
+        <w:t>Negative result</w:t>
+      </w:r>
+      <w:r>
+        <w:rPr>
+          <w:b w:val="0"/>
+        </w:rPr>
+        <w:t xml:space="preserve">s report that the </w:t>
+      </w:r>
+      <w:r>
+        <w:rPr>
+          <w:b/>
+        </w:rPr>
+        <w:t>evidence</w:t>
+      </w:r>
+      <w:r>
+        <w:rPr>
+          <w:b w:val="0"/>
+        </w:rPr>
+        <w:t xml:space="preserve"> did not meet a declared expectation. They can reveal design limits or useful constraints without proving no effect anywhere.</w:t>
       </w:r>
     </w:p>
     <w:p>
       <w:pPr>
-        <w:pStyle w:val="Heading3"/>
-      </w:pPr>
-      <w:r>
-        <w:t>Preparation</w:t>
+        <w:spacing w:line="336" w:lineRule="auto" w:after="180"/>
+      </w:pPr>
+      <w:r>
+        <w:rPr>
+          <w:b w:val="0"/>
+        </w:rPr>
+        <w:t xml:space="preserve">Use the supplied constructed scenarios to make the </w:t>
+      </w:r>
+      <w:r>
+        <w:rPr>
+          <w:b/>
+        </w:rPr>
+        <w:t>mechanism</w:t>
+      </w:r>
+      <w:r>
+        <w:rPr>
+          <w:b w:val="0"/>
+        </w:rPr>
+        <w:t xml:space="preserve"> inspectable. Collect W4 before sharing solutions.</w:t>
       </w:r>
     </w:p>
     <w:p>
-      <w:r>
-        <w:t>Lesson and workbook; paper and pencil</w:t>
+      <w:pPr>
+        <w:spacing w:line="336" w:lineRule="auto" w:after="180"/>
+      </w:pPr>
+      <w:r>
+        <w:rPr>
+          <w:b w:val="0"/>
+        </w:rPr>
+        <w:t xml:space="preserve">Students should name intermediate </w:t>
+      </w:r>
+      <w:r>
+        <w:rPr>
+          <w:b/>
+        </w:rPr>
+        <w:t>evidence</w:t>
+      </w:r>
+      <w:r>
+        <w:rPr>
+          <w:b w:val="0"/>
+        </w:rPr>
+        <w:t xml:space="preserve"> and limitations; classroom pacing and learning effectiveness remain unvalidated.</w:t>
       </w:r>
     </w:p>
     <w:p>
-      <w:r>
-        <w:t>Calculator and optional local Python 3 for arithmetic; no live API or private data</w:t>
+      <w:pPr>
+        <w:pStyle w:val="Heading3"/>
+      </w:pPr>
+      <w:r>
+        <w:t>Outcomes</w:t>
       </w:r>
     </w:p>
     <w:p>
-      <w:r>
-        <w:t>Prepare the fresh retry separately and withhold its solution until after collection</w:t>
+      <w:pPr>
+        <w:spacing w:line="336" w:lineRule="auto" w:after="180"/>
+      </w:pPr>
+      <w:r>
+        <w:rPr>
+          <w:b w:val="0"/>
+        </w:rPr>
+        <w:t xml:space="preserve">Explain the </w:t>
+      </w:r>
+      <w:r>
+        <w:rPr>
+          <w:b/>
+        </w:rPr>
+        <w:t>mechanism</w:t>
+      </w:r>
+      <w:r>
+        <w:rPr>
+          <w:b w:val="0"/>
+        </w:rPr>
+        <w:t xml:space="preserve"> and terminology of </w:t>
+      </w:r>
+      <w:r>
+        <w:rPr>
+          <w:b/>
+        </w:rPr>
+        <w:t>negative result</w:t>
+      </w:r>
+      <w:r>
+        <w:rPr>
+          <w:b w:val="0"/>
+        </w:rPr>
+        <w:t xml:space="preserve">s and </w:t>
+      </w:r>
+      <w:r>
+        <w:rPr>
+          <w:b/>
+        </w:rPr>
+        <w:t>claim revision</w:t>
       </w:r>
     </w:p>
     <w:p>
       <w:pPr>
-        <w:pStyle w:val="Heading3"/>
-      </w:pPr>
-      <w:r>
-        <w:t>Prerequisite answer</w:t>
+        <w:spacing w:line="336" w:lineRule="auto" w:after="180"/>
+      </w:pPr>
+      <w:r>
+        <w:rPr>
+          <w:b w:val="0"/>
+        </w:rPr>
+        <w:t>Apply the stated procedure to a new case with a traceable result</w:t>
       </w:r>
     </w:p>
     <w:p>
-      <w:r>
-        <w:t>A result depends on the inputs, procedure and conditions that produced it. Preserve data roles and distinguish observed outcomes from predictions or unmeasured conditions. If the prior concept cannot be explained, use a short retrieval activity before this chapter.</w:t>
+      <w:pPr>
+        <w:spacing w:line="336" w:lineRule="auto" w:after="180"/>
+      </w:pPr>
+      <w:r>
+        <w:rPr>
+          <w:b w:val="0"/>
+        </w:rPr>
+        <w:t>Identify an assumption or limitation and design a revealing follow-up</w:t>
       </w:r>
     </w:p>
     <w:p>
@@ -335,45 +640,297 @@
         <w:pStyle w:val="Heading3"/>
       </w:pPr>
       <w:r>
-        <w:t>End goal for the pictorial case</w:t>
+        <w:t>Preparation</w:t>
       </w:r>
     </w:p>
     <w:p>
-      <w:r>
-        <w:t>Explain negative results and claim revision using the records and boundaries of this fictional investigation.</w:t>
+      <w:pPr>
+        <w:spacing w:line="336" w:lineRule="auto" w:after="180"/>
+      </w:pPr>
+      <w:r>
+        <w:rPr>
+          <w:b w:val="0"/>
+        </w:rPr>
+        <w:t>Lesson and workbook; paper and pencil</w:t>
       </w:r>
     </w:p>
     <w:p>
-      <w:r>
-        <w:t>This added worked case illustrates the week’s main idea. Retain all original and connected topics; schedule its practice within the teaching cycle.</w:t>
+      <w:pPr>
+        <w:spacing w:line="336" w:lineRule="auto" w:after="180"/>
+      </w:pPr>
+      <w:r>
+        <w:rPr>
+          <w:b w:val="0"/>
+        </w:rPr>
+        <w:t>Calculator and optional local Python 3 for arithmetic; no live API or private data</w:t>
       </w:r>
     </w:p>
     <w:p>
       <w:pPr>
-        <w:pStyle w:val="Heading1"/>
-      </w:pPr>
-      <w:r>
-        <w:t>02. Explain and model the mechanism</w:t>
+        <w:spacing w:line="336" w:lineRule="auto" w:after="180"/>
+      </w:pPr>
+      <w:r>
+        <w:rPr>
+          <w:b w:val="0"/>
+        </w:rPr>
+        <w:t>Prepare the fresh retry separately and withhold its solution until after collection</w:t>
       </w:r>
     </w:p>
     <w:p>
-      <w:r>
-        <w:t>Negative results report that the evidence did not meet a declared expectation. They can reveal design limits or useful constraints without proving no effect anywhere.</w:t>
+      <w:pPr>
+        <w:pStyle w:val="Heading3"/>
+      </w:pPr>
+      <w:r>
+        <w:t>Prerequisite answer</w:t>
       </w:r>
     </w:p>
     <w:p>
-      <w:r>
-        <w:t>Begin by writing the question the procedure is intended to answer. Identify the information already supplied, the information it will produce and the information still missing. These are constructed classroom examples; they do not require live accounts, private records or an external service. Do not treat a plausible explanation as a measured outcome.</w:t>
+      <w:pPr>
+        <w:spacing w:line="336" w:lineRule="auto" w:after="180"/>
+      </w:pPr>
+      <w:r>
+        <w:rPr>
+          <w:b w:val="0"/>
+        </w:rPr>
+        <w:t xml:space="preserve">A result depends on the </w:t>
+      </w:r>
+      <w:r>
+        <w:rPr>
+          <w:b/>
+        </w:rPr>
+        <w:t>input</w:t>
+      </w:r>
+      <w:r>
+        <w:rPr>
+          <w:b w:val="0"/>
+        </w:rPr>
+        <w:t xml:space="preserve">s, procedure and conditions that produced it. Preserve data roles and distinguish observed outcomes from </w:t>
+      </w:r>
+      <w:r>
+        <w:rPr>
+          <w:b/>
+        </w:rPr>
+        <w:t>prediction</w:t>
+      </w:r>
+      <w:r>
+        <w:rPr>
+          <w:b w:val="0"/>
+        </w:rPr>
+        <w:t>s or unmeasured conditions.</w:t>
       </w:r>
     </w:p>
     <w:p>
-      <w:r>
-        <w:t>Compare results with the original criterion and uncertainty assumptions. Preserve the failed hypothesis, discuss plausible mechanisms and label revised questions as new work.</w:t>
+      <w:pPr>
+        <w:spacing w:line="336" w:lineRule="auto" w:after="180"/>
+      </w:pPr>
+      <w:r>
+        <w:rPr>
+          <w:b w:val="0"/>
+        </w:rPr>
+        <w:t>If the prior concept cannot be explained, use a short retrieval activity before this chapter.</w:t>
       </w:r>
     </w:p>
     <w:p>
-      <w:r>
-        <w:t>Before applying the procedure, write its units, denominator or decision boundary where relevant. A partner should be able to repeat each step using the same inputs. If a required input is absent or violates the stated contract, record that condition explicitly instead of quietly replacing it with a convenient value.</w:t>
+      <w:pPr>
+        <w:pStyle w:val="Heading3"/>
+      </w:pPr>
+      <w:r>
+        <w:t>End goal for the pictorial case</w:t>
+      </w:r>
+    </w:p>
+    <w:p>
+      <w:pPr>
+        <w:spacing w:line="336" w:lineRule="auto" w:after="180"/>
+      </w:pPr>
+      <w:r>
+        <w:rPr>
+          <w:b w:val="0"/>
+        </w:rPr>
+        <w:t xml:space="preserve">Explain </w:t>
+      </w:r>
+      <w:r>
+        <w:rPr>
+          <w:b/>
+        </w:rPr>
+        <w:t>negative result</w:t>
+      </w:r>
+      <w:r>
+        <w:rPr>
+          <w:b w:val="0"/>
+        </w:rPr>
+        <w:t xml:space="preserve">s and </w:t>
+      </w:r>
+      <w:r>
+        <w:rPr>
+          <w:b/>
+        </w:rPr>
+        <w:t>claim revision</w:t>
+      </w:r>
+      <w:r>
+        <w:rPr>
+          <w:b w:val="0"/>
+        </w:rPr>
+        <w:t xml:space="preserve"> using the records and boundaries of this fictional investigation.</w:t>
+      </w:r>
+    </w:p>
+    <w:p>
+      <w:pPr>
+        <w:spacing w:line="336" w:lineRule="auto" w:after="180"/>
+      </w:pPr>
+      <w:r>
+        <w:rPr>
+          <w:b w:val="0"/>
+        </w:rPr>
+        <w:t>This added worked case illustrates the week’s main idea. Retain all original and connected topics; schedule its practice within the teaching cycle.</w:t>
+      </w:r>
+    </w:p>
+    <w:p>
+      <w:pPr>
+        <w:pStyle w:val="Heading1"/>
+      </w:pPr>
+      <w:r>
+        <w:t>02. Explain and model the mechanism</w:t>
+      </w:r>
+    </w:p>
+    <w:p>
+      <w:r>
+        <w:t>Model Negative results and claim revision using the supplied case, labelled mechanism and reasoning. Make the scope of each conclusion explicit.</w:t>
+      </w:r>
+    </w:p>
+    <w:p>
+      <w:pPr>
+        <w:spacing w:line="336" w:lineRule="auto" w:after="180"/>
+      </w:pPr>
+      <w:r>
+        <w:rPr>
+          <w:b/>
+        </w:rPr>
+        <w:t>Negative result</w:t>
+      </w:r>
+      <w:r>
+        <w:rPr>
+          <w:b w:val="0"/>
+        </w:rPr>
+        <w:t xml:space="preserve">s report that the </w:t>
+      </w:r>
+      <w:r>
+        <w:rPr>
+          <w:b/>
+        </w:rPr>
+        <w:t>evidence</w:t>
+      </w:r>
+      <w:r>
+        <w:rPr>
+          <w:b w:val="0"/>
+        </w:rPr>
+        <w:t xml:space="preserve"> did not meet a declared expectation. They can reveal design limits or useful constraints without proving no effect anywhere.</w:t>
+      </w:r>
+    </w:p>
+    <w:p>
+      <w:pPr>
+        <w:pStyle w:val="Heading3"/>
+      </w:pPr>
+      <w:r>
+        <w:t>Explain Negative results and claim revision · 1</w:t>
+      </w:r>
+    </w:p>
+    <w:p>
+      <w:pPr>
+        <w:spacing w:line="336" w:lineRule="auto" w:after="180"/>
+      </w:pPr>
+      <w:r>
+        <w:rPr>
+          <w:b w:val="0"/>
+        </w:rPr>
+        <w:t>Begin by writing the question the procedure is intended to answer. Identify the information already supplied, the information it will produce and the information still missing.</w:t>
+      </w:r>
+    </w:p>
+    <w:p>
+      <w:pPr>
+        <w:spacing w:line="336" w:lineRule="auto" w:after="180"/>
+      </w:pPr>
+      <w:r>
+        <w:rPr>
+          <w:b w:val="0"/>
+        </w:rPr>
+        <w:t>These are constructed classroom examples; they do not require live accounts, private records or an external service. Do not treat a plausible explanation as a measured outcome.</w:t>
+      </w:r>
+    </w:p>
+    <w:p>
+      <w:pPr>
+        <w:spacing w:line="336" w:lineRule="auto" w:after="180"/>
+      </w:pPr>
+      <w:r>
+        <w:rPr>
+          <w:b w:val="0"/>
+        </w:rPr>
+        <w:t xml:space="preserve">Compare results with the original criterion and uncertainty assumptions. Preserve the failed hypothesis, discuss plausible </w:t>
+      </w:r>
+      <w:r>
+        <w:rPr>
+          <w:b/>
+        </w:rPr>
+        <w:t>mechanism</w:t>
+      </w:r>
+      <w:r>
+        <w:rPr>
+          <w:b w:val="0"/>
+        </w:rPr>
+        <w:t>s and label revised questions as new work.</w:t>
+      </w:r>
+    </w:p>
+    <w:p>
+      <w:pPr>
+        <w:pStyle w:val="Heading3"/>
+      </w:pPr>
+      <w:r>
+        <w:t>Explain Negative results and claim revision · 2</w:t>
+      </w:r>
+    </w:p>
+    <w:p>
+      <w:pPr>
+        <w:spacing w:line="336" w:lineRule="auto" w:after="180"/>
+      </w:pPr>
+      <w:r>
+        <w:rPr>
+          <w:b w:val="0"/>
+        </w:rPr>
+        <w:t xml:space="preserve">Before applying the procedure, write its units, denominator or decision boundary where relevant. A partner should be able to repeat each step using the same </w:t>
+      </w:r>
+      <w:r>
+        <w:rPr>
+          <w:b/>
+        </w:rPr>
+        <w:t>input</w:t>
+      </w:r>
+      <w:r>
+        <w:rPr>
+          <w:b w:val="0"/>
+        </w:rPr>
+        <w:t>s.</w:t>
+      </w:r>
+    </w:p>
+    <w:p>
+      <w:pPr>
+        <w:spacing w:line="336" w:lineRule="auto" w:after="180"/>
+      </w:pPr>
+      <w:r>
+        <w:rPr>
+          <w:b w:val="0"/>
+        </w:rPr>
+        <w:t xml:space="preserve">If a required </w:t>
+      </w:r>
+      <w:r>
+        <w:rPr>
+          <w:b/>
+        </w:rPr>
+        <w:t>input</w:t>
+      </w:r>
+      <w:r>
+        <w:rPr>
+          <w:b w:val="0"/>
+        </w:rPr>
+        <w:t xml:space="preserve"> is absent or violates the stated contract, record that condition explicitly instead of quietly replacing it with a convenient value.</w:t>
       </w:r>
     </w:p>
     <w:tbl>
@@ -571,36 +1128,223 @@
       </w:r>
     </w:p>
     <w:p>
-      <w:r>
-        <w:t>Guided: Strict improvement is not observed; both80%. This does not prove population equality or universal uselessness. Qualification: Failure to meet a criterion or reject a null is not proof of exact equivalence. Exit: accept a concrete variation with its predicted outcome and a stated condition that would challenge the mechanism; reject a claim resting on unmeasured evidence.</w:t>
+      <w:pPr>
+        <w:pStyle w:val="Heading3"/>
+      </w:pPr>
+      <w:r>
+        <w:t>Explain Negative results and claim revision · 3</w:t>
       </w:r>
     </w:p>
     <w:p>
       <w:pPr>
-        <w:pStyle w:val="Heading3"/>
-      </w:pPr>
-      <w:r>
-        <w:t>Model the reasoning aloud</w:t>
+        <w:spacing w:line="336" w:lineRule="auto" w:after="180"/>
+      </w:pPr>
+      <w:r>
+        <w:rPr>
+          <w:b w:val="0"/>
+        </w:rPr>
+        <w:t>Guided: Strict improvement is not observed; both</w:t>
+      </w:r>
+      <w:r>
+        <w:rPr>
+          <w:b/>
+        </w:rPr>
+        <w:t>80%</w:t>
+      </w:r>
+      <w:r>
+        <w:rPr>
+          <w:b w:val="0"/>
+        </w:rPr>
+        <w:t xml:space="preserve">. This does not prove population equality or universal uselessness. Qualification: Failure to meet a criterion or reject a null is not proof of exact </w:t>
+      </w:r>
+      <w:r>
+        <w:rPr>
+          <w:b/>
+        </w:rPr>
+        <w:t>equivalence</w:t>
+      </w:r>
+      <w:r>
+        <w:rPr>
+          <w:b w:val="0"/>
+        </w:rPr>
+        <w:t>.</w:t>
       </w:r>
     </w:p>
     <w:p>
-      <w:r>
-        <w:t>Use the complete worked example below before asking learners to complete W2. Reveal a small part, invite a prediction, then explain the deciding step. These teacher notes contain solutions; do not reveal the independent case answer during modelling.</w:t>
+      <w:pPr>
+        <w:spacing w:line="336" w:lineRule="auto" w:after="180"/>
+      </w:pPr>
+      <w:r>
+        <w:rPr>
+          <w:b w:val="0"/>
+        </w:rPr>
+        <w:t xml:space="preserve">Exit: accept a concrete variation with its predicted outcome and a stated condition that would challenge the </w:t>
+      </w:r>
+      <w:r>
+        <w:rPr>
+          <w:b/>
+        </w:rPr>
+        <w:t>mechanism</w:t>
+      </w:r>
+      <w:r>
+        <w:rPr>
+          <w:b w:val="0"/>
+        </w:rPr>
+        <w:t xml:space="preserve">; reject a claim resting on unmeasured </w:t>
+      </w:r>
+      <w:r>
+        <w:rPr>
+          <w:b/>
+        </w:rPr>
+        <w:t>evidence</w:t>
+      </w:r>
+      <w:r>
+        <w:rPr>
+          <w:b w:val="0"/>
+        </w:rPr>
+        <w:t>.</w:t>
       </w:r>
     </w:p>
     <w:p>
-      <w:r>
-        <w:t>Hypothesis expects B support strictly above A. Both pass8/10 reserved cases.</w:t>
+      <w:pPr>
+        <w:pStyle w:val="Heading3"/>
+      </w:pPr>
+      <w:r>
+        <w:t>Model the reasoning aloud</w:t>
       </w:r>
     </w:p>
     <w:p>
-      <w:r>
-        <w:t>Strict improvement is not observed; both80%. This does not prove population equality or universal uselessness.</w:t>
+      <w:pPr>
+        <w:spacing w:line="336" w:lineRule="auto" w:after="180"/>
+      </w:pPr>
+      <w:r>
+        <w:rPr>
+          <w:b w:val="0"/>
+        </w:rPr>
+        <w:t xml:space="preserve">Use the complete worked example below before asking learners to complete W2. Reveal a small part, invite a </w:t>
+      </w:r>
+      <w:r>
+        <w:rPr>
+          <w:b/>
+        </w:rPr>
+        <w:t>prediction</w:t>
+      </w:r>
+      <w:r>
+        <w:rPr>
+          <w:b w:val="0"/>
+        </w:rPr>
+        <w:t>, then explain the deciding step.</w:t>
       </w:r>
     </w:p>
     <w:p>
-      <w:r>
-        <w:t>Compare the intermediate evidence with the final statement. Explain why each number or decision follows from the stated inputs. The conclusion belongs to this scenario and procedure; changing the inputs, evaluation population or authority can change what it establishes. Retain the raw record so a later revision can be compared honestly.</w:t>
+      <w:pPr>
+        <w:spacing w:line="336" w:lineRule="auto" w:after="180"/>
+      </w:pPr>
+      <w:r>
+        <w:rPr>
+          <w:b w:val="0"/>
+        </w:rPr>
+        <w:t>These teacher notes contain solutions; do not reveal the independent case answer during modelling.</w:t>
+      </w:r>
+    </w:p>
+    <w:p>
+      <w:pPr>
+        <w:spacing w:line="336" w:lineRule="auto" w:after="180"/>
+      </w:pPr>
+      <w:r>
+        <w:rPr>
+          <w:b w:val="0"/>
+        </w:rPr>
+        <w:t>Hypothesis expects B support strictly above A. Both pass8/10 reserved cases.</w:t>
+      </w:r>
+    </w:p>
+    <w:p>
+      <w:pPr>
+        <w:spacing w:line="336" w:lineRule="auto" w:after="180"/>
+      </w:pPr>
+      <w:r>
+        <w:rPr>
+          <w:b w:val="0"/>
+        </w:rPr>
+        <w:t>Strict improvement is not observed; both</w:t>
+      </w:r>
+      <w:r>
+        <w:rPr>
+          <w:b/>
+        </w:rPr>
+        <w:t>80%</w:t>
+      </w:r>
+      <w:r>
+        <w:rPr>
+          <w:b w:val="0"/>
+        </w:rPr>
+        <w:t>. This does not prove population equality or universal uselessness.</w:t>
+      </w:r>
+    </w:p>
+    <w:p>
+      <w:pPr>
+        <w:pStyle w:val="Heading3"/>
+      </w:pPr>
+      <w:r>
+        <w:t>Model the reasoning aloud · 4</w:t>
+      </w:r>
+    </w:p>
+    <w:p>
+      <w:pPr>
+        <w:spacing w:line="336" w:lineRule="auto" w:after="180"/>
+      </w:pPr>
+      <w:r>
+        <w:rPr>
+          <w:b w:val="0"/>
+        </w:rPr>
+        <w:t xml:space="preserve">Compare the intermediate </w:t>
+      </w:r>
+      <w:r>
+        <w:rPr>
+          <w:b/>
+        </w:rPr>
+        <w:t>evidence</w:t>
+      </w:r>
+      <w:r>
+        <w:rPr>
+          <w:b w:val="0"/>
+        </w:rPr>
+        <w:t xml:space="preserve"> with the final statement. Explain why each number or decision follows from the stated </w:t>
+      </w:r>
+      <w:r>
+        <w:rPr>
+          <w:b/>
+        </w:rPr>
+        <w:t>input</w:t>
+      </w:r>
+      <w:r>
+        <w:rPr>
+          <w:b w:val="0"/>
+        </w:rPr>
+        <w:t>s.</w:t>
+      </w:r>
+    </w:p>
+    <w:p>
+      <w:pPr>
+        <w:spacing w:line="336" w:lineRule="auto" w:after="180"/>
+      </w:pPr>
+      <w:r>
+        <w:rPr>
+          <w:b w:val="0"/>
+        </w:rPr>
+        <w:t xml:space="preserve">The conclusion belongs to this scenario and procedure; changing the </w:t>
+      </w:r>
+      <w:r>
+        <w:rPr>
+          <w:b/>
+        </w:rPr>
+        <w:t>input</w:t>
+      </w:r>
+      <w:r>
+        <w:rPr>
+          <w:b w:val="0"/>
+        </w:rPr>
+        <w:t>s, evaluation population or authority can change what it establishes. Retain the raw record so a later revision can be compared honestly.</w:t>
       </w:r>
     </w:p>
     <w:tbl>
@@ -706,7 +1450,13 @@
       </w:tr>
     </w:tbl>
     <w:p>
-      <w:r>
+      <w:pPr>
+        <w:spacing w:line="336" w:lineRule="auto" w:after="180"/>
+      </w:pPr>
+      <w:r>
+        <w:rPr>
+          <w:b w:val="0"/>
+        </w:rPr>
         <w:t>Use the diagram and verbal explanation together. Ask learners to match a sentence to a specific visual step; do not assign learners fixed visual or auditory learning styles.</w:t>
       </w:r>
     </w:p>
@@ -719,8 +1469,26 @@
       </w:r>
     </w:p>
     <w:p>
-      <w:r>
-        <w:t>A negative result changes the claim. A proposed prompt improvement ties the baseline on a fixed eight-case evaluation.</w:t>
+      <w:pPr>
+        <w:spacing w:line="336" w:lineRule="auto" w:after="180"/>
+      </w:pPr>
+      <w:r>
+        <w:rPr>
+          <w:b w:val="0"/>
+        </w:rPr>
+        <w:t xml:space="preserve">A </w:t>
+      </w:r>
+      <w:r>
+        <w:rPr>
+          <w:b/>
+        </w:rPr>
+        <w:t>negative result</w:t>
+      </w:r>
+      <w:r>
+        <w:rPr>
+          <w:b w:val="0"/>
+        </w:rPr>
+        <w:t xml:space="preserve"> changes the claim. A proposed prompt improvement ties the baseline on a fixed eight-case evaluation.</w:t>
       </w:r>
     </w:p>
     <w:p>
@@ -732,7 +1500,22 @@
       </w:r>
     </w:p>
     <w:p>
-      <w:r>
+      <w:pPr>
+        <w:pStyle w:val="Heading3"/>
+      </w:pPr>
+      <w:r>
+        <w:t>Supplied facts</w:t>
+      </w:r>
+    </w:p>
+    <w:p>
+      <w:pPr>
+        <w:spacing w:line="336" w:lineRule="auto" w:after="180"/>
+        <w:shd w:fill="F1F6FC"/>
+      </w:pPr>
+      <w:r>
+        <w:rPr>
+          <w:b w:val="0"/>
+        </w:rPr>
         <w:t>A and B each score 6/8. Before running, the team predicted B would score higher.</w:t>
       </w:r>
     </w:p>
@@ -932,21 +1715,43 @@
       </w:r>
     </w:p>
     <w:p>
-      <w:r>
-        <w:t>A negative result can be informative when methods and limits are clear. A tie does not prove the methods are equivalent under all conditions or that the experiment was worthless.</w:t>
+      <w:pPr>
+        <w:pStyle w:val="Heading3"/>
+      </w:pPr>
+      <w:r>
+        <w:t>Why the result follows</w:t>
       </w:r>
     </w:p>
     <w:p>
       <w:pPr>
-        <w:pStyle w:val="Heading3"/>
-      </w:pPr>
-      <w:r>
-        <w:t>What this example does not establish</w:t>
+        <w:spacing w:line="336" w:lineRule="auto" w:after="180"/>
+        <w:shd w:fill="F1F6FC"/>
+      </w:pPr>
+      <w:r>
+        <w:rPr>
+          <w:b w:val="0"/>
+        </w:rPr>
+        <w:t xml:space="preserve">A </w:t>
+      </w:r>
+      <w:r>
+        <w:rPr>
+          <w:b/>
+        </w:rPr>
+        <w:t>negative result</w:t>
+      </w:r>
+      <w:r>
+        <w:rPr>
+          <w:b w:val="0"/>
+        </w:rPr>
+        <w:t xml:space="preserve"> can be informative when methods and limits are clear. A tie does not prove the methods are equivalent under all conditions or that the experiment was worthless.</w:t>
       </w:r>
     </w:p>
     <w:p>
-      <w:r>
-        <w:t>A tie on eight cases is not an equivalence test; uncertainty and practical thresholds remain unspecified.</w:t>
+      <w:pPr>
+        <w:pStyle w:val="Heading3"/>
+      </w:pPr>
+      <w:r>
+        <w:t>What this example does not establish</w:t>
       </w:r>
     </w:p>
     <w:p>
@@ -954,43 +1759,180 @@
         <w:pStyle w:val="Heading3"/>
       </w:pPr>
       <w:r>
-        <w:t>Change one thing in the pictured case</w:t>
+        <w:t>Keep the stated limit</w:t>
       </w:r>
     </w:p>
     <w:p>
-      <w:r>
-        <w:t>Change: B wins on one new task after the team chooses it because A fails.</w:t>
+      <w:pPr>
+        <w:spacing w:line="336" w:lineRule="auto" w:after="180"/>
+        <w:shd w:fill="FFF5E6"/>
+      </w:pPr>
+      <w:r>
+        <w:rPr>
+          <w:b w:val="0"/>
+        </w:rPr>
+        <w:t xml:space="preserve">A tie on eight cases is not an </w:t>
+      </w:r>
+      <w:r>
+        <w:rPr>
+          <w:b/>
+        </w:rPr>
+        <w:t>equivalence</w:t>
+      </w:r>
+      <w:r>
+        <w:rPr>
+          <w:b w:val="0"/>
+        </w:rPr>
+        <w:t xml:space="preserve"> test; uncertainty and practical thresholds remain unspecified.</w:t>
       </w:r>
     </w:p>
     <w:p>
-      <w:r>
-        <w:t>Prediction: Treat that selected demonstration as exploratory, not a replacement for the original result.</w:t>
+      <w:pPr>
+        <w:pStyle w:val="Heading3"/>
+      </w:pPr>
+      <w:r>
+        <w:t>Change one thing in the pictured case</w:t>
       </w:r>
     </w:p>
     <w:p>
-      <w:r>
-        <w:t>Reason: Case selection now depends on outcomes.</w:t>
+      <w:pPr>
+        <w:pStyle w:val="Heading3"/>
+      </w:pPr>
+      <w:r>
+        <w:t>Change one thing</w:t>
       </w:r>
     </w:p>
     <w:p>
       <w:pPr>
-        <w:pStyle w:val="Heading3"/>
-      </w:pPr>
-      <w:r>
-        <w:t>Ask while showing the picture</w:t>
+        <w:spacing w:line="336" w:lineRule="auto" w:after="180"/>
+        <w:shd w:fill="F5F1FB"/>
+      </w:pPr>
+      <w:r>
+        <w:rPr>
+          <w:b w:val="0"/>
+        </w:rPr>
+        <w:t>Change: B wins on one new task after the team chooses it because A fails.</w:t>
       </w:r>
     </w:p>
     <w:p>
-      <w:r>
-        <w:t>Cover the result. Ask learners to name the inputs and predict the next step. Uncover one step, connect the icon to the actual procedure, and explain its evidence. Then change the supplied condition and compare. The picture is a representation; it does not document execution of a real AI model.</w:t>
+      <w:pPr>
+        <w:pStyle w:val="Heading3"/>
+      </w:pPr>
+      <w:r>
+        <w:t>Predicted result</w:t>
       </w:r>
     </w:p>
     <w:p>
       <w:pPr>
+        <w:spacing w:line="336" w:lineRule="auto" w:after="180"/>
+        <w:shd w:fill="F1F6FC"/>
+      </w:pPr>
+      <w:r>
+        <w:rPr>
+          <w:b/>
+        </w:rPr>
+        <w:t>Prediction</w:t>
+      </w:r>
+      <w:r>
+        <w:rPr>
+          <w:b w:val="0"/>
+        </w:rPr>
+        <w:t>: Treat that selected demonstration as exploratory, not a replacement for the original result.</w:t>
+      </w:r>
+    </w:p>
+    <w:p>
+      <w:pPr>
+        <w:pStyle w:val="Heading3"/>
+      </w:pPr>
+      <w:r>
+        <w:t>Why the result follows</w:t>
+      </w:r>
+    </w:p>
+    <w:p>
+      <w:pPr>
+        <w:spacing w:line="336" w:lineRule="auto" w:after="180"/>
+        <w:shd w:fill="F1F6FC"/>
+      </w:pPr>
+      <w:r>
+        <w:rPr>
+          <w:b w:val="0"/>
+        </w:rPr>
+        <w:t>Reason: Case selection now depends on outcomes.</w:t>
+      </w:r>
+    </w:p>
+    <w:p>
+      <w:pPr>
+        <w:pStyle w:val="Heading3"/>
+      </w:pPr>
+      <w:r>
+        <w:t>Ask while showing the picture</w:t>
+      </w:r>
+    </w:p>
+    <w:p>
+      <w:pPr>
+        <w:pStyle w:val="Heading3"/>
+      </w:pPr>
+      <w:r>
+        <w:t>Ask while showing the picture · 5</w:t>
+      </w:r>
+    </w:p>
+    <w:p>
+      <w:pPr>
+        <w:spacing w:line="336" w:lineRule="auto" w:after="180"/>
+      </w:pPr>
+      <w:r>
+        <w:rPr>
+          <w:b w:val="0"/>
+        </w:rPr>
+        <w:t xml:space="preserve">Cover the result. Ask learners to name the </w:t>
+      </w:r>
+      <w:r>
+        <w:rPr>
+          <w:b/>
+        </w:rPr>
+        <w:t>input</w:t>
+      </w:r>
+      <w:r>
+        <w:rPr>
+          <w:b w:val="0"/>
+        </w:rPr>
+        <w:t xml:space="preserve">s and predict the next step. Uncover one step, connect the icon to the actual procedure, and explain its </w:t>
+      </w:r>
+      <w:r>
+        <w:rPr>
+          <w:b/>
+        </w:rPr>
+        <w:t>evidence</w:t>
+      </w:r>
+      <w:r>
+        <w:rPr>
+          <w:b w:val="0"/>
+        </w:rPr>
+        <w:t>. Then change the supplied condition and compare.</w:t>
+      </w:r>
+    </w:p>
+    <w:p>
+      <w:pPr>
+        <w:spacing w:line="336" w:lineRule="auto" w:after="180"/>
+      </w:pPr>
+      <w:r>
+        <w:rPr>
+          <w:b w:val="0"/>
+        </w:rPr>
+        <w:t>The picture is a representation; it does not document execution of a real AI model.</w:t>
+      </w:r>
+    </w:p>
+    <w:p>
+      <w:pPr>
         <w:pStyle w:val="Heading1"/>
       </w:pPr>
       <w:r>
         <w:t>03. Demonstrate and guide practice</w:t>
+      </w:r>
+    </w:p>
+    <w:p>
+      <w:r>
+        <w:t>Demonstrate Negative results and claim revision, reduce support deliberately and check individual reasoning before discussing answers.</w:t>
       </w:r>
     </w:p>
     <w:tbl>
@@ -1206,36 +2148,100 @@
       </w:tr>
     </w:tbl>
     <w:p>
-      <w:r>
-        <w:t>Use the worked example in Sections 3 and 6. Collect a prediction before revealing its result; ask the learner to point to each intermediate fact.</w:t>
+      <w:pPr>
+        <w:spacing w:line="336" w:lineRule="auto" w:after="180"/>
+      </w:pPr>
+      <w:r>
+        <w:rPr>
+          <w:b w:val="0"/>
+        </w:rPr>
+        <w:t xml:space="preserve">Use the worked example in Sections 3 and 6. Collect a </w:t>
+      </w:r>
+      <w:r>
+        <w:rPr>
+          <w:b/>
+        </w:rPr>
+        <w:t>prediction</w:t>
+      </w:r>
+      <w:r>
+        <w:rPr>
+          <w:b w:val="0"/>
+        </w:rPr>
+        <w:t xml:space="preserve"> before revealing its result; ask the learner to point to each intermediate fact.</w:t>
       </w:r>
     </w:p>
     <w:p>
-      <w:r>
-        <w:t>Provide an input/procedure/result/limit frame and a calculator when needed. Ask students to identify the first step before completing the whole trace. Extension: compare two concrete variants of this mechanism while holding unrelated conditions fixed; report both successful and unsuccessful outcomes.</w:t>
+      <w:pPr>
+        <w:spacing w:line="336" w:lineRule="auto" w:after="180"/>
+      </w:pPr>
+      <w:r>
+        <w:rPr>
+          <w:b w:val="0"/>
+        </w:rPr>
+        <w:t xml:space="preserve">Provide an </w:t>
+      </w:r>
+      <w:r>
+        <w:rPr>
+          <w:b/>
+        </w:rPr>
+        <w:t>input</w:t>
+      </w:r>
+      <w:r>
+        <w:rPr>
+          <w:b w:val="0"/>
+        </w:rPr>
+        <w:t>/procedure/result/limit frame and a calculator when needed. Ask students to identify the first step before completing the whole trace.</w:t>
       </w:r>
     </w:p>
     <w:p>
       <w:pPr>
-        <w:pStyle w:val="Heading3"/>
-      </w:pPr>
-      <w:r>
-        <w:t>Reduce help deliberately</w:t>
+        <w:spacing w:line="336" w:lineRule="auto" w:after="180"/>
+      </w:pPr>
+      <w:r>
+        <w:rPr>
+          <w:b w:val="0"/>
+        </w:rPr>
+        <w:t xml:space="preserve">Extension: compare two concrete variants of this </w:t>
+      </w:r>
+      <w:r>
+        <w:rPr>
+          <w:b/>
+        </w:rPr>
+        <w:t>mechanism</w:t>
+      </w:r>
+      <w:r>
+        <w:rPr>
+          <w:b w:val="0"/>
+        </w:rPr>
+        <w:t xml:space="preserve"> while holding unrelated conditions fixed; report both successful and unsuccessful outcomes.</w:t>
       </w:r>
     </w:p>
     <w:p>
-      <w:r>
-        <w:t>Completion task: Hypothesis expects B support strictly above A. Both pass8/10 reserved cases. Show the intermediate steps and give the conclusion with its scope.</w:t>
+      <w:pPr>
+        <w:pStyle w:val="Heading3"/>
+      </w:pPr>
+      <w:r>
+        <w:t>Reduce help deliberately</w:t>
       </w:r>
     </w:p>
     <w:p>
-      <w:r>
-        <w:t>Teacher check: Teacher explanation: Strict improvement is not observed; both80%. This does not prove population equality or universal uselessness.</w:t>
+      <w:pPr>
+        <w:pStyle w:val="Heading3"/>
+      </w:pPr>
+      <w:r>
+        <w:t>Completion practice</w:t>
       </w:r>
     </w:p>
     <w:p>
-      <w:r>
-        <w:t>Start by identifying the given inputs together. Leave the intermediate steps blank. If needed, model one step, then withdraw that help on the next step. Move to a full trace only when the partial trace is understood. For partners, alternate explainer and checker; collect a response from every learner before discussion.</w:t>
+      <w:pPr>
+        <w:spacing w:line="336" w:lineRule="auto" w:after="180"/>
+        <w:shd w:fill="F5F1FB"/>
+      </w:pPr>
+      <w:r>
+        <w:rPr>
+          <w:b w:val="0"/>
+        </w:rPr>
+        <w:t>Completion task: Hypothesis expects B support strictly above A. Both pass8/10 reserved cases. Show the intermediate steps and give the conclusion with its scope.</w:t>
       </w:r>
     </w:p>
     <w:p>
@@ -1243,22 +2249,65 @@
         <w:pStyle w:val="Heading3"/>
       </w:pPr>
       <w:r>
-        <w:t>Individual reasoning check</w:t>
+        <w:t>Reasoning to listen for</w:t>
       </w:r>
     </w:p>
     <w:p>
-      <w:r>
-        <w:t>Use the worked case for Negative results and claim revision. Proposed explanation: “The worked result establishes every future case”. Decide whether this explanation is supported. Point to the step or supplied fact that decides; explain your repair if needed.</w:t>
+      <w:pPr>
+        <w:spacing w:line="336" w:lineRule="auto" w:after="180"/>
+        <w:shd w:fill="F1F6FC"/>
+      </w:pPr>
+      <w:r>
+        <w:rPr>
+          <w:b w:val="0"/>
+        </w:rPr>
+        <w:t>Teacher check: Teacher explanation: Strict improvement is not observed; both</w:t>
+      </w:r>
+      <w:r>
+        <w:rPr>
+          <w:b/>
+        </w:rPr>
+        <w:t>80%</w:t>
+      </w:r>
+      <w:r>
+        <w:rPr>
+          <w:b w:val="0"/>
+        </w:rPr>
+        <w:t>. This does not prove population equality or universal uselessness.</w:t>
       </w:r>
     </w:p>
     <w:p>
-      <w:r>
-        <w:t>Expected correction: Failure to meet a criterion or reject a null is not proof of exact equivalence.</w:t>
+      <w:pPr>
+        <w:spacing w:line="336" w:lineRule="auto" w:after="180"/>
+      </w:pPr>
+      <w:r>
+        <w:rPr>
+          <w:b w:val="0"/>
+        </w:rPr>
+        <w:t xml:space="preserve">Start by identifying the given </w:t>
+      </w:r>
+      <w:r>
+        <w:rPr>
+          <w:b/>
+        </w:rPr>
+        <w:t>input</w:t>
+      </w:r>
+      <w:r>
+        <w:rPr>
+          <w:b w:val="0"/>
+        </w:rPr>
+        <w:t>s together. Leave the intermediate steps blank. If needed, model one step, then withdraw that help on the next step. Move to a full trace only when the partial trace is understood.</w:t>
       </w:r>
     </w:p>
     <w:p>
-      <w:r>
-        <w:t>Collect explanations, not only yes/no votes. If a misunderstanding is common, re-model the relevant step for the class. If it affects a few learners, give a short targeted group explanation while others solve a more demanding variation.</w:t>
+      <w:pPr>
+        <w:spacing w:line="336" w:lineRule="auto" w:after="180"/>
+      </w:pPr>
+      <w:r>
+        <w:rPr>
+          <w:b w:val="0"/>
+        </w:rPr>
+        <w:t>For partners, alternate explainer and checker; collect a response from every learner before discussion.</w:t>
       </w:r>
     </w:p>
     <w:p>
@@ -1266,63 +2315,379 @@
         <w:pStyle w:val="Heading3"/>
       </w:pPr>
       <w:r>
-        <w:t>Pictorial practice question</w:t>
+        <w:t>Individual reasoning check</w:t>
       </w:r>
     </w:p>
     <w:p>
-      <w:r>
-        <w:t>Does a 6/8 tie support the prediction that B scores higher? Explain why one newly selected favourable demonstration does not replace the original result or prove equivalence.</w:t>
+      <w:pPr>
+        <w:spacing w:line="336" w:lineRule="auto" w:after="180"/>
+      </w:pPr>
+      <w:r>
+        <w:rPr>
+          <w:b w:val="0"/>
+        </w:rPr>
+        <w:t xml:space="preserve">Use the worked case for </w:t>
+      </w:r>
+      <w:r>
+        <w:rPr>
+          <w:b/>
+        </w:rPr>
+        <w:t>Negative result</w:t>
+      </w:r>
+      <w:r>
+        <w:rPr>
+          <w:b w:val="0"/>
+        </w:rPr>
+        <w:t xml:space="preserve">s and </w:t>
+      </w:r>
+      <w:r>
+        <w:rPr>
+          <w:b/>
+        </w:rPr>
+        <w:t>claim revision</w:t>
+      </w:r>
+      <w:r>
+        <w:rPr>
+          <w:b w:val="0"/>
+        </w:rPr>
+        <w:t>. Proposed explanation: “The worked result establishes every future case”. Decide whether this explanation is supported.</w:t>
       </w:r>
     </w:p>
     <w:p>
       <w:pPr>
-        <w:pStyle w:val="Heading3"/>
-      </w:pPr>
-      <w:r>
-        <w:t>Reasoned teacher answer</w:t>
+        <w:spacing w:line="336" w:lineRule="auto" w:after="180"/>
+      </w:pPr>
+      <w:r>
+        <w:rPr>
+          <w:b w:val="0"/>
+        </w:rPr>
+        <w:t>Point to the step or supplied fact that decides; explain your repair if needed.</w:t>
       </w:r>
     </w:p>
     <w:p>
-      <w:r>
-        <w:t>The claim was a higher correct count for B. Both versions score 75%; no observed count advantage appears here. Report the unsupported prediction and a justified next test. Changed case: Treat that selected demonstration as exploratory, not a replacement for the original result. Case selection now depends on outcomes. A tie on eight cases does not prove equivalence.</w:t>
+      <w:pPr>
+        <w:pStyle w:val="Heading3"/>
+      </w:pPr>
+      <w:r>
+        <w:t>Expected repair</w:t>
       </w:r>
     </w:p>
     <w:p>
-      <w:r>
-        <w:t>Changed-case reasoning: Treat that selected demonstration as exploratory, not a replacement for the original result. Case selection now depends on outcomes.</w:t>
+      <w:pPr>
+        <w:spacing w:line="336" w:lineRule="auto" w:after="180"/>
+        <w:shd w:fill="F1F6FC"/>
+      </w:pPr>
+      <w:r>
+        <w:rPr>
+          <w:b w:val="0"/>
+        </w:rPr>
+        <w:t xml:space="preserve">Expected correction: Failure to meet a criterion or reject a null is not proof of exact </w:t>
+      </w:r>
+      <w:r>
+        <w:rPr>
+          <w:b/>
+        </w:rPr>
+        <w:t>equivalence</w:t>
+      </w:r>
+      <w:r>
+        <w:rPr>
+          <w:b w:val="0"/>
+        </w:rPr>
+        <w:t>.</w:t>
       </w:r>
     </w:p>
     <w:p>
-      <w:r>
-        <w:t>Collect each learner’s explanation before discussion. Use the first missing connection between input, deciding step and result to choose support. This question is worked-case practice, not fresh mastery evidence.</w:t>
+      <w:pPr>
+        <w:spacing w:line="336" w:lineRule="auto" w:after="180"/>
+      </w:pPr>
+      <w:r>
+        <w:rPr>
+          <w:b w:val="0"/>
+        </w:rPr>
+        <w:t>Collect explanations, not only yes/no votes. If a misunderstanding is common, re-model the relevant step for the class.</w:t>
       </w:r>
     </w:p>
     <w:p>
       <w:pPr>
-        <w:pStyle w:val="Heading1"/>
-      </w:pPr>
-      <w:r>
-        <w:t>04. Run the investigation and diagnose misconceptions</w:t>
+        <w:spacing w:line="336" w:lineRule="auto" w:after="180"/>
+      </w:pPr>
+      <w:r>
+        <w:rPr>
+          <w:b w:val="0"/>
+        </w:rPr>
+        <w:t>If it affects a few learners, give a short targeted group explanation while others solve a more demanding variation.</w:t>
       </w:r>
     </w:p>
     <w:p>
-      <w:r>
-        <w:t>The worked result establishes every future case: Failure to meet a criterion or reject a null is not proof of exact equivalence.</w:t>
+      <w:pPr>
+        <w:pStyle w:val="Heading3"/>
+      </w:pPr>
+      <w:r>
+        <w:t>Pictorial practice question</w:t>
       </w:r>
     </w:p>
     <w:p>
-      <w:r>
-        <w:t>A missing input may be replaced without recording the change: A replacement changes the evidence or contract. Record the change and its justification; do not silently turn unknown into a measured value.</w:t>
+      <w:pPr>
+        <w:spacing w:line="336" w:lineRule="auto" w:after="180"/>
+      </w:pPr>
+      <w:r>
+        <w:rPr>
+          <w:b w:val="0"/>
+        </w:rPr>
+        <w:t xml:space="preserve">Does a 6/8 tie support the </w:t>
+      </w:r>
+      <w:r>
+        <w:rPr>
+          <w:b/>
+        </w:rPr>
+        <w:t>prediction</w:t>
+      </w:r>
+      <w:r>
+        <w:rPr>
+          <w:b w:val="0"/>
+        </w:rPr>
+        <w:t xml:space="preserve"> that B scores higher? Explain why one newly selected favourable demonstration does not replace the original result or prove </w:t>
+      </w:r>
+      <w:r>
+        <w:rPr>
+          <w:b/>
+        </w:rPr>
+        <w:t>equivalence</w:t>
+      </w:r>
+      <w:r>
+        <w:rPr>
+          <w:b w:val="0"/>
+        </w:rPr>
+        <w:t>.</w:t>
       </w:r>
     </w:p>
     <w:p>
-      <w:r>
-        <w:t>Repeating an assessed case is new independent evidence: A replay checks consistency. An example used for feedback or revision cannot later be described as untouched final evaluation.</w:t>
+      <w:pPr>
+        <w:pStyle w:val="Heading3"/>
+      </w:pPr>
+      <w:r>
+        <w:t>Reasoned teacher answer</w:t>
       </w:r>
     </w:p>
     <w:p>
-      <w:r>
-        <w:t>Use Section 9 for the evidence ledger. Add a boundary or missing-input case and record the expected response before checking. More successful repeats of one case do not establish wider coverage.</w:t>
+      <w:pPr>
+        <w:spacing w:line="336" w:lineRule="auto" w:after="180"/>
+      </w:pPr>
+      <w:r>
+        <w:rPr>
+          <w:b w:val="0"/>
+        </w:rPr>
+        <w:t xml:space="preserve">The claim was a higher correct count for B. Both versions score 75%; no observed count advantage appears here. Report the unsupported </w:t>
+      </w:r>
+      <w:r>
+        <w:rPr>
+          <w:b/>
+        </w:rPr>
+        <w:t>prediction</w:t>
+      </w:r>
+      <w:r>
+        <w:rPr>
+          <w:b w:val="0"/>
+        </w:rPr>
+        <w:t xml:space="preserve"> and a justified next test.</w:t>
+      </w:r>
+    </w:p>
+    <w:p>
+      <w:pPr>
+        <w:spacing w:line="336" w:lineRule="auto" w:after="180"/>
+      </w:pPr>
+      <w:r>
+        <w:rPr>
+          <w:b w:val="0"/>
+        </w:rPr>
+        <w:t xml:space="preserve">Changed case: Treat that selected demonstration as exploratory, not a replacement for the original result. Case selection now depends on outcomes. A tie on eight cases does not prove </w:t>
+      </w:r>
+      <w:r>
+        <w:rPr>
+          <w:b/>
+        </w:rPr>
+        <w:t>equivalence</w:t>
+      </w:r>
+      <w:r>
+        <w:rPr>
+          <w:b w:val="0"/>
+        </w:rPr>
+        <w:t>.</w:t>
+      </w:r>
+    </w:p>
+    <w:p>
+      <w:pPr>
+        <w:spacing w:line="336" w:lineRule="auto" w:after="180"/>
+      </w:pPr>
+      <w:r>
+        <w:rPr>
+          <w:b w:val="0"/>
+        </w:rPr>
+        <w:t>Changed-case reasoning: Treat that selected demonstration as exploratory, not a replacement for the original result. Case selection now depends on outcomes.</w:t>
+      </w:r>
+    </w:p>
+    <w:p>
+      <w:pPr>
+        <w:spacing w:line="336" w:lineRule="auto" w:after="180"/>
+      </w:pPr>
+      <w:r>
+        <w:rPr>
+          <w:b w:val="0"/>
+        </w:rPr>
+        <w:t xml:space="preserve">Collect each learner’s explanation before discussion. Use the first missing connection between </w:t>
+      </w:r>
+      <w:r>
+        <w:rPr>
+          <w:b/>
+        </w:rPr>
+        <w:t>input</w:t>
+      </w:r>
+      <w:r>
+        <w:rPr>
+          <w:b w:val="0"/>
+        </w:rPr>
+        <w:t xml:space="preserve">, deciding step and result to choose support. This question is worked-case practice, not fresh mastery </w:t>
+      </w:r>
+      <w:r>
+        <w:rPr>
+          <w:b/>
+        </w:rPr>
+        <w:t>evidence</w:t>
+      </w:r>
+      <w:r>
+        <w:rPr>
+          <w:b w:val="0"/>
+        </w:rPr>
+        <w:t>.</w:t>
+      </w:r>
+    </w:p>
+    <w:p>
+      <w:pPr>
+        <w:pStyle w:val="Heading1"/>
+      </w:pPr>
+      <w:r>
+        <w:t>04. Run the investigation and diagnose misconceptions</w:t>
+      </w:r>
+    </w:p>
+    <w:p>
+      <w:r>
+        <w:t>Run the Negative results and claim revision investigation and use the first unsupported step to choose a teaching response.</w:t>
+      </w:r>
+    </w:p>
+    <w:p>
+      <w:pPr>
+        <w:spacing w:line="336" w:lineRule="auto" w:after="180"/>
+      </w:pPr>
+      <w:r>
+        <w:rPr>
+          <w:b w:val="0"/>
+        </w:rPr>
+        <w:t xml:space="preserve">The worked result establishes every future case: Failure to meet a criterion or reject a null is not proof of exact </w:t>
+      </w:r>
+      <w:r>
+        <w:rPr>
+          <w:b/>
+        </w:rPr>
+        <w:t>equivalence</w:t>
+      </w:r>
+      <w:r>
+        <w:rPr>
+          <w:b w:val="0"/>
+        </w:rPr>
+        <w:t>.</w:t>
+      </w:r>
+    </w:p>
+    <w:p>
+      <w:pPr>
+        <w:spacing w:line="336" w:lineRule="auto" w:after="180"/>
+      </w:pPr>
+      <w:r>
+        <w:rPr>
+          <w:b w:val="0"/>
+        </w:rPr>
+        <w:t xml:space="preserve">A missing </w:t>
+      </w:r>
+      <w:r>
+        <w:rPr>
+          <w:b/>
+        </w:rPr>
+        <w:t>input</w:t>
+      </w:r>
+      <w:r>
+        <w:rPr>
+          <w:b w:val="0"/>
+        </w:rPr>
+        <w:t xml:space="preserve"> may be replaced without recording the change: A replacement changes the </w:t>
+      </w:r>
+      <w:r>
+        <w:rPr>
+          <w:b/>
+        </w:rPr>
+        <w:t>evidence</w:t>
+      </w:r>
+      <w:r>
+        <w:rPr>
+          <w:b w:val="0"/>
+        </w:rPr>
+        <w:t xml:space="preserve"> or contract. Record the change and its justification; do not silently turn unknown into a measured value.</w:t>
+      </w:r>
+    </w:p>
+    <w:p>
+      <w:pPr>
+        <w:spacing w:line="336" w:lineRule="auto" w:after="180"/>
+      </w:pPr>
+      <w:r>
+        <w:rPr>
+          <w:b w:val="0"/>
+        </w:rPr>
+        <w:t xml:space="preserve">Repeating an assessed case is new independent </w:t>
+      </w:r>
+      <w:r>
+        <w:rPr>
+          <w:b/>
+        </w:rPr>
+        <w:t>evidence</w:t>
+      </w:r>
+      <w:r>
+        <w:rPr>
+          <w:b w:val="0"/>
+        </w:rPr>
+        <w:t>: A replay checks consistency. An example used for feedback or revision cannot later be described as untouched final evaluation.</w:t>
+      </w:r>
+    </w:p>
+    <w:p>
+      <w:pPr>
+        <w:spacing w:line="336" w:lineRule="auto" w:after="180"/>
+      </w:pPr>
+      <w:r>
+        <w:rPr>
+          <w:b w:val="0"/>
+        </w:rPr>
+        <w:t xml:space="preserve">Use Section 9 for the </w:t>
+      </w:r>
+      <w:r>
+        <w:rPr>
+          <w:b/>
+        </w:rPr>
+        <w:t>evidence</w:t>
+      </w:r>
+      <w:r>
+        <w:rPr>
+          <w:b w:val="0"/>
+        </w:rPr>
+        <w:t xml:space="preserve"> ledger. Add a boundary or missing-</w:t>
+      </w:r>
+      <w:r>
+        <w:rPr>
+          <w:b/>
+        </w:rPr>
+        <w:t>input</w:t>
+      </w:r>
+      <w:r>
+        <w:rPr>
+          <w:b w:val="0"/>
+        </w:rPr>
+        <w:t xml:space="preserve"> case and record the expected response before checking. More successful repeats of one case do not establish wider coverage.</w:t>
       </w:r>
     </w:p>
     <w:p>
@@ -1480,29 +2845,38 @@
       </w:tr>
     </w:tbl>
     <w:p>
-      <w:r>
-        <w:t>Offer an oral explanation, drawing, enlarged visual or fewer examples when that removes a reading/writing barrier. Keep the same reasoning goal. Stretch secure learners by changing a boundary or assumption and asking them to defend the effect, not simply by assigning more of the same questions.</w:t>
+      <w:pPr>
+        <w:spacing w:line="336" w:lineRule="auto" w:after="180"/>
+      </w:pPr>
+      <w:r>
+        <w:rPr>
+          <w:b w:val="0"/>
+        </w:rPr>
+        <w:t>Offer an oral explanation, drawing, enlarged visual or fewer examples when that removes a reading/writing barrier. Keep the same reasoning goal.</w:t>
       </w:r>
     </w:p>
     <w:p>
       <w:pPr>
-        <w:pStyle w:val="Heading1"/>
-      </w:pPr>
-      <w:r>
-        <w:t>05. Assess and explain the answers</w:t>
+        <w:spacing w:line="336" w:lineRule="auto" w:after="180"/>
+      </w:pPr>
+      <w:r>
+        <w:rPr>
+          <w:b w:val="0"/>
+        </w:rPr>
+        <w:t>Stretch secure learners by changing a boundary or assumption and asking them to defend the effect, not simply by assigning more of the same questions.</w:t>
       </w:r>
     </w:p>
     <w:p>
       <w:pPr>
-        <w:pStyle w:val="Heading3"/>
-      </w:pPr>
-      <w:r>
-        <w:t>Guided and exit questions</w:t>
+        <w:pStyle w:val="Heading1"/>
+      </w:pPr>
+      <w:r>
+        <w:t>05. Assess and explain the answers</w:t>
       </w:r>
     </w:p>
     <w:p>
       <w:r>
-        <w:t>Guided: Strict improvement is not observed; both80%. This does not prove population equality or universal uselessness. Qualification: Failure to meet a criterion or reject a null is not proof of exact equivalence. Exit: accept a concrete variation with its predicted outcome and a stated condition that would challenge the mechanism; reject a claim resting on unmeasured evidence.</w:t>
+        <w:t>Use the Negative results and claim revision questions, teacher keys and criteria after the relevant attempts. Previously discussed cases are practice; protect the separately selected independent task.</w:t>
       </w:r>
     </w:p>
     <w:p>
@@ -1510,17 +2884,77 @@
         <w:pStyle w:val="Heading3"/>
       </w:pPr>
       <w:r>
-        <w:t>W1 Explain the mechanism</w:t>
+        <w:t>Guided and exit questions</w:t>
       </w:r>
     </w:p>
     <w:p>
-      <w:r>
-        <w:t>Explain the weekly mechanism in your own words. Use the worked scenario to name its input, decision rule and output.</w:t>
+      <w:pPr>
+        <w:spacing w:line="336" w:lineRule="auto" w:after="180"/>
+      </w:pPr>
+      <w:r>
+        <w:rPr>
+          <w:b w:val="0"/>
+        </w:rPr>
+        <w:t>Guided: Strict improvement is not observed; both</w:t>
+      </w:r>
+      <w:r>
+        <w:rPr>
+          <w:b/>
+        </w:rPr>
+        <w:t>80%</w:t>
+      </w:r>
+      <w:r>
+        <w:rPr>
+          <w:b w:val="0"/>
+        </w:rPr>
+        <w:t xml:space="preserve">. This does not prove population equality or universal uselessness. Qualification: Failure to meet a criterion or reject a null is not proof of exact </w:t>
+      </w:r>
+      <w:r>
+        <w:rPr>
+          <w:b/>
+        </w:rPr>
+        <w:t>equivalence</w:t>
+      </w:r>
+      <w:r>
+        <w:rPr>
+          <w:b w:val="0"/>
+        </w:rPr>
+        <w:t>.</w:t>
       </w:r>
     </w:p>
     <w:p>
-      <w:r>
-        <w:t>Teacher explanation: Negative results report that the evidence did not meet a declared expectation. They can reveal design limits or useful constraints without proving no effect anywhere. Compare results with the original criterion and uncertainty assumptions. Preserve the failed hypothesis, discuss plausible mechanisms and label revised questions as new work.</w:t>
+      <w:pPr>
+        <w:spacing w:line="336" w:lineRule="auto" w:after="180"/>
+      </w:pPr>
+      <w:r>
+        <w:rPr>
+          <w:b w:val="0"/>
+        </w:rPr>
+        <w:t xml:space="preserve">Exit: accept a concrete variation with its predicted outcome and a stated condition that would challenge the </w:t>
+      </w:r>
+      <w:r>
+        <w:rPr>
+          <w:b/>
+        </w:rPr>
+        <w:t>mechanism</w:t>
+      </w:r>
+      <w:r>
+        <w:rPr>
+          <w:b w:val="0"/>
+        </w:rPr>
+        <w:t xml:space="preserve">; reject a claim resting on unmeasured </w:t>
+      </w:r>
+      <w:r>
+        <w:rPr>
+          <w:b/>
+        </w:rPr>
+        <w:t>evidence</w:t>
+      </w:r>
+      <w:r>
+        <w:rPr>
+          <w:b w:val="0"/>
+        </w:rPr>
+        <w:t>.</w:t>
       </w:r>
     </w:p>
     <w:p>
@@ -1528,17 +2962,63 @@
         <w:pStyle w:val="Heading3"/>
       </w:pPr>
       <w:r>
-        <w:t>W2 Trace the worked case</w:t>
+        <w:t>W1 Explain the mechanism</w:t>
       </w:r>
     </w:p>
     <w:p>
-      <w:r>
-        <w:t>Hypothesis expects B support strictly above A. Both pass8/10 reserved cases. Show the intermediate steps and give the conclusion with its scope.</w:t>
+      <w:pPr>
+        <w:pStyle w:val="Heading3"/>
+      </w:pPr>
+      <w:r>
+        <w:t>Workbook question · W1</w:t>
       </w:r>
     </w:p>
     <w:p>
-      <w:r>
-        <w:t>Teacher explanation: Strict improvement is not observed; both80%. This does not prove population equality or universal uselessness.</w:t>
+      <w:pPr>
+        <w:spacing w:line="336" w:lineRule="auto" w:after="180"/>
+        <w:shd w:fill="F5F1FB"/>
+      </w:pPr>
+      <w:r>
+        <w:rPr>
+          <w:b w:val="0"/>
+        </w:rPr>
+        <w:t xml:space="preserve">Explain the weekly </w:t>
+      </w:r>
+      <w:r>
+        <w:rPr>
+          <w:b/>
+        </w:rPr>
+        <w:t>mechanism</w:t>
+      </w:r>
+      <w:r>
+        <w:rPr>
+          <w:b w:val="0"/>
+        </w:rPr>
+        <w:t xml:space="preserve"> in your own words. Use the worked scenario to name its </w:t>
+      </w:r>
+      <w:r>
+        <w:rPr>
+          <w:b/>
+        </w:rPr>
+        <w:t>input</w:t>
+      </w:r>
+      <w:r>
+        <w:rPr>
+          <w:b w:val="0"/>
+        </w:rPr>
+        <w:t xml:space="preserve">, decision rule and </w:t>
+      </w:r>
+      <w:r>
+        <w:rPr>
+          <w:b/>
+        </w:rPr>
+        <w:t>output</w:t>
+      </w:r>
+      <w:r>
+        <w:rPr>
+          <w:b w:val="0"/>
+        </w:rPr>
+        <w:t>.</w:t>
       </w:r>
     </w:p>
     <w:p>
@@ -1546,17 +3026,67 @@
         <w:pStyle w:val="Heading3"/>
       </w:pPr>
       <w:r>
-        <w:t>W3 Audit the limit</w:t>
+        <w:t>Teacher reasoning · W1</w:t>
       </w:r>
     </w:p>
     <w:p>
-      <w:r>
-        <w:t>A report omits this qualification: Failure to meet a criterion or reject a null is not proof of exact equivalence. Explain how omitting it could change a reader's interpretation, and write an accurate replacement.</w:t>
+      <w:pPr>
+        <w:spacing w:line="336" w:lineRule="auto" w:after="180"/>
+        <w:shd w:fill="F1F6FC"/>
+      </w:pPr>
+      <w:r>
+        <w:rPr>
+          <w:b w:val="0"/>
+        </w:rPr>
+        <w:t xml:space="preserve">Teacher explanation: </w:t>
+      </w:r>
+      <w:r>
+        <w:rPr>
+          <w:b/>
+        </w:rPr>
+        <w:t>Negative result</w:t>
+      </w:r>
+      <w:r>
+        <w:rPr>
+          <w:b w:val="0"/>
+        </w:rPr>
+        <w:t xml:space="preserve">s report that the </w:t>
+      </w:r>
+      <w:r>
+        <w:rPr>
+          <w:b/>
+        </w:rPr>
+        <w:t>evidence</w:t>
+      </w:r>
+      <w:r>
+        <w:rPr>
+          <w:b w:val="0"/>
+        </w:rPr>
+        <w:t xml:space="preserve"> did not meet a declared expectation. They can reveal design limits or useful constraints without proving no effect anywhere.</w:t>
       </w:r>
     </w:p>
     <w:p>
-      <w:r>
-        <w:t>Teacher explanation: Failure to meet a criterion or reject a null is not proof of exact equivalence. State the observed result separately from the unverified or out-of-scope claim; preserve the original evidence rather than inventing a missing fact.</w:t>
+      <w:pPr>
+        <w:spacing w:line="336" w:lineRule="auto" w:after="180"/>
+        <w:shd w:fill="F1F6FC"/>
+      </w:pPr>
+      <w:r>
+        <w:rPr>
+          <w:b w:val="0"/>
+        </w:rPr>
+        <w:t xml:space="preserve">Compare results with the original criterion and uncertainty assumptions. Preserve the failed hypothesis, discuss plausible </w:t>
+      </w:r>
+      <w:r>
+        <w:rPr>
+          <w:b/>
+        </w:rPr>
+        <w:t>mechanism</w:t>
+      </w:r>
+      <w:r>
+        <w:rPr>
+          <w:b w:val="0"/>
+        </w:rPr>
+        <w:t>s and label revised questions as new work.</w:t>
       </w:r>
     </w:p>
     <w:p>
@@ -1564,17 +3094,27 @@
         <w:pStyle w:val="Heading3"/>
       </w:pPr>
       <w:r>
-        <w:t>W4 Apply a new case independently</w:t>
+        <w:t>W2 Trace the worked case</w:t>
       </w:r>
     </w:p>
     <w:p>
-      <w:r>
-        <w:t>Hypothesis predicts mean latency reduction at least2 seconds. Observed paired mean reduction .8. Report.</w:t>
+      <w:pPr>
+        <w:pStyle w:val="Heading3"/>
+      </w:pPr>
+      <w:r>
+        <w:t>Workbook question · W2</w:t>
       </w:r>
     </w:p>
     <w:p>
-      <w:r>
-        <w:t>Teacher explanation: Practical criterion fails in this sample. Preserve .8-second estimate and limitations; do not redefine the2-second threshold after viewing results.</w:t>
+      <w:pPr>
+        <w:spacing w:line="336" w:lineRule="auto" w:after="180"/>
+        <w:shd w:fill="F5F1FB"/>
+      </w:pPr>
+      <w:r>
+        <w:rPr>
+          <w:b w:val="0"/>
+        </w:rPr>
+        <w:t>Hypothesis expects B support strictly above A. Both pass8/10 reserved cases. Show the intermediate steps and give the conclusion with its scope.</w:t>
       </w:r>
     </w:p>
     <w:p>
@@ -1582,17 +3122,39 @@
         <w:pStyle w:val="Heading3"/>
       </w:pPr>
       <w:r>
-        <w:t>W5 Design a revealing follow-up</w:t>
+        <w:t>Teacher reasoning · W2</w:t>
       </w:r>
     </w:p>
     <w:p>
-      <w:r>
-        <w:t>For the worked scenario, propose one additional case that could reveal a failure, describe its expected outcome before running it, and explain what would need to remain fixed for a fair comparison. Do not reuse W4 as a new final test after receiving feedback.</w:t>
+      <w:pPr>
+        <w:spacing w:line="336" w:lineRule="auto" w:after="180"/>
+        <w:shd w:fill="F1F6FC"/>
+      </w:pPr>
+      <w:r>
+        <w:rPr>
+          <w:b w:val="0"/>
+        </w:rPr>
+        <w:t>Teacher explanation: Strict improvement is not observed; both</w:t>
+      </w:r>
+      <w:r>
+        <w:rPr>
+          <w:b/>
+        </w:rPr>
+        <w:t>80%</w:t>
+      </w:r>
+      <w:r>
+        <w:rPr>
+          <w:b w:val="0"/>
+        </w:rPr>
+        <w:t>. This does not prove population equality or universal uselessness.</w:t>
       </w:r>
     </w:p>
     <w:p>
-      <w:r>
-        <w:t>Teacher explanation: Accept a concrete variant of the worked input or a missing/conflicting/boundary condition, with an expectation derived from the declared procedure. Require preserved settings, original outputs and data roles. Failure to meet a criterion or reject a null is not proof of exact equivalence. The new case should test this particular mechanism rather than merely restate the original result.</w:t>
+      <w:pPr>
+        <w:pStyle w:val="Heading3"/>
+      </w:pPr>
+      <w:r>
+        <w:t>W3 Audit the limit</w:t>
       </w:r>
     </w:p>
     <w:p>
@@ -1600,12 +3162,31 @@
         <w:pStyle w:val="Heading3"/>
       </w:pPr>
       <w:r>
-        <w:t>Independent assessment and fresh retry</w:t>
+        <w:t>Workbook question · W3</w:t>
       </w:r>
     </w:p>
     <w:p>
-      <w:r>
-        <w:t>W4: Practical criterion fails in this sample. Preserve .8-second estimate and limitations; do not redefine the2-second threshold after viewing results. Require intermediate reasoning and the stated scope. Fresh retry: Hypothesis requires zero unauthorised actions; one occurs. Expected reasoning: Criterion fails regardless of other scores. Report and investigate boundary failure. If students need support, record it and reassess with another new case rather than awarding independence to a copied answer.</w:t>
+      <w:pPr>
+        <w:spacing w:line="336" w:lineRule="auto" w:after="180"/>
+        <w:shd w:fill="F5F1FB"/>
+      </w:pPr>
+      <w:r>
+        <w:rPr>
+          <w:b w:val="0"/>
+        </w:rPr>
+        <w:t xml:space="preserve">A report omits this qualification: Failure to meet a criterion or reject a null is not proof of exact </w:t>
+      </w:r>
+      <w:r>
+        <w:rPr>
+          <w:b/>
+        </w:rPr>
+        <w:t>equivalence</w:t>
+      </w:r>
+      <w:r>
+        <w:rPr>
+          <w:b w:val="0"/>
+        </w:rPr>
+        <w:t>. Explain how omitting it could change a reader's interpretation, and write an accurate replacement.</w:t>
       </w:r>
     </w:p>
     <w:p>
@@ -1613,24 +3194,342 @@
         <w:pStyle w:val="Heading3"/>
       </w:pPr>
       <w:r>
-        <w:t>Assess independent transfer</w:t>
+        <w:t>Teacher reasoning · W3</w:t>
       </w:r>
     </w:p>
     <w:p>
-      <w:r>
-        <w:t>Selected case: Hypothesis predicts mean latency reduction at least2 seconds. Observed paired mean reduction .8. Report.</w:t>
+      <w:pPr>
+        <w:spacing w:line="336" w:lineRule="auto" w:after="180"/>
+        <w:shd w:fill="F1F6FC"/>
+      </w:pPr>
+      <w:r>
+        <w:rPr>
+          <w:b w:val="0"/>
+        </w:rPr>
+        <w:t xml:space="preserve">Teacher explanation: Failure to meet a criterion or reject a null is not proof of exact </w:t>
+      </w:r>
+      <w:r>
+        <w:rPr>
+          <w:b/>
+        </w:rPr>
+        <w:t>equivalence</w:t>
+      </w:r>
+      <w:r>
+        <w:rPr>
+          <w:b w:val="0"/>
+        </w:rPr>
+        <w:t>.</w:t>
       </w:r>
     </w:p>
     <w:p>
       <w:pPr>
-        <w:pStyle w:val="Heading3"/>
-      </w:pPr>
-      <w:r>
-        <w:t>Selected case answer</w:t>
+        <w:spacing w:line="336" w:lineRule="auto" w:after="180"/>
+        <w:shd w:fill="F1F6FC"/>
+      </w:pPr>
+      <w:r>
+        <w:rPr>
+          <w:b w:val="0"/>
+        </w:rPr>
+        <w:t xml:space="preserve">State the observed result separately from the unverified or out-of-scope claim; preserve the original </w:t>
+      </w:r>
+      <w:r>
+        <w:rPr>
+          <w:b/>
+        </w:rPr>
+        <w:t>evidence</w:t>
+      </w:r>
+      <w:r>
+        <w:rPr>
+          <w:b w:val="0"/>
+        </w:rPr>
+        <w:t xml:space="preserve"> rather than inventing a missing fact.</w:t>
       </w:r>
     </w:p>
     <w:p>
-      <w:r>
+      <w:pPr>
+        <w:pStyle w:val="Heading3"/>
+      </w:pPr>
+      <w:r>
+        <w:t>W4 Apply a new case independently</w:t>
+      </w:r>
+    </w:p>
+    <w:p>
+      <w:pPr>
+        <w:pStyle w:val="Heading3"/>
+      </w:pPr>
+      <w:r>
+        <w:t>Workbook question · W4</w:t>
+      </w:r>
+    </w:p>
+    <w:p>
+      <w:pPr>
+        <w:spacing w:line="336" w:lineRule="auto" w:after="180"/>
+        <w:shd w:fill="F5F1FB"/>
+      </w:pPr>
+      <w:r>
+        <w:rPr>
+          <w:b w:val="0"/>
+        </w:rPr>
+        <w:t>Hypothesis predicts mean latency reduction at least2 seconds. Observed paired mean reduction .8. Report.</w:t>
+      </w:r>
+    </w:p>
+    <w:p>
+      <w:pPr>
+        <w:pStyle w:val="Heading3"/>
+      </w:pPr>
+      <w:r>
+        <w:t>Teacher reasoning · W4</w:t>
+      </w:r>
+    </w:p>
+    <w:p>
+      <w:pPr>
+        <w:spacing w:line="336" w:lineRule="auto" w:after="180"/>
+        <w:shd w:fill="F1F6FC"/>
+      </w:pPr>
+      <w:r>
+        <w:rPr>
+          <w:b w:val="0"/>
+        </w:rPr>
+        <w:t>Teacher explanation: Practical criterion fails in this sample. Preserve .8-second estimate and limitations; do not redefine the2-second threshold after viewing results.</w:t>
+      </w:r>
+    </w:p>
+    <w:p>
+      <w:pPr>
+        <w:pStyle w:val="Heading3"/>
+      </w:pPr>
+      <w:r>
+        <w:t>W5 Design a revealing follow-up</w:t>
+      </w:r>
+    </w:p>
+    <w:p>
+      <w:pPr>
+        <w:pStyle w:val="Heading3"/>
+      </w:pPr>
+      <w:r>
+        <w:t>Workbook question · W5</w:t>
+      </w:r>
+    </w:p>
+    <w:p>
+      <w:pPr>
+        <w:spacing w:line="336" w:lineRule="auto" w:after="180"/>
+        <w:shd w:fill="F5F1FB"/>
+      </w:pPr>
+      <w:r>
+        <w:rPr>
+          <w:b w:val="0"/>
+        </w:rPr>
+        <w:t>For the worked scenario, propose one additional case that could reveal a failure, describe its expected outcome before running it, and explain what would need to remain fixed for a fair comparison.</w:t>
+      </w:r>
+    </w:p>
+    <w:p>
+      <w:pPr>
+        <w:spacing w:line="336" w:lineRule="auto" w:after="180"/>
+        <w:shd w:fill="F5F1FB"/>
+      </w:pPr>
+      <w:r>
+        <w:rPr>
+          <w:b w:val="0"/>
+        </w:rPr>
+        <w:t>Do not reuse W4 as a new final test after receiving feedback.</w:t>
+      </w:r>
+    </w:p>
+    <w:p>
+      <w:pPr>
+        <w:pStyle w:val="Heading3"/>
+      </w:pPr>
+      <w:r>
+        <w:t>Teacher reasoning · W5</w:t>
+      </w:r>
+    </w:p>
+    <w:p>
+      <w:pPr>
+        <w:spacing w:line="336" w:lineRule="auto" w:after="180"/>
+        <w:shd w:fill="F1F6FC"/>
+      </w:pPr>
+      <w:r>
+        <w:rPr>
+          <w:b w:val="0"/>
+        </w:rPr>
+        <w:t xml:space="preserve">Teacher explanation: Accept a concrete variant of the worked </w:t>
+      </w:r>
+      <w:r>
+        <w:rPr>
+          <w:b/>
+        </w:rPr>
+        <w:t>input</w:t>
+      </w:r>
+      <w:r>
+        <w:rPr>
+          <w:b w:val="0"/>
+        </w:rPr>
+        <w:t xml:space="preserve"> or a missing/conflicting/boundary condition, with an expectation derived from the declared procedure.</w:t>
+      </w:r>
+    </w:p>
+    <w:p>
+      <w:pPr>
+        <w:spacing w:line="336" w:lineRule="auto" w:after="180"/>
+        <w:shd w:fill="F1F6FC"/>
+      </w:pPr>
+      <w:r>
+        <w:rPr>
+          <w:b w:val="0"/>
+        </w:rPr>
+        <w:t xml:space="preserve">Require preserved settings, original </w:t>
+      </w:r>
+      <w:r>
+        <w:rPr>
+          <w:b/>
+        </w:rPr>
+        <w:t>output</w:t>
+      </w:r>
+      <w:r>
+        <w:rPr>
+          <w:b w:val="0"/>
+        </w:rPr>
+        <w:t xml:space="preserve">s and data roles. Failure to meet a criterion or reject a null is not proof of exact </w:t>
+      </w:r>
+      <w:r>
+        <w:rPr>
+          <w:b/>
+        </w:rPr>
+        <w:t>equivalence</w:t>
+      </w:r>
+      <w:r>
+        <w:rPr>
+          <w:b w:val="0"/>
+        </w:rPr>
+        <w:t>.</w:t>
+      </w:r>
+    </w:p>
+    <w:p>
+      <w:pPr>
+        <w:spacing w:line="336" w:lineRule="auto" w:after="180"/>
+        <w:shd w:fill="F1F6FC"/>
+      </w:pPr>
+      <w:r>
+        <w:rPr>
+          <w:b w:val="0"/>
+        </w:rPr>
+        <w:t xml:space="preserve">The new case should test this particular </w:t>
+      </w:r>
+      <w:r>
+        <w:rPr>
+          <w:b/>
+        </w:rPr>
+        <w:t>mechanism</w:t>
+      </w:r>
+      <w:r>
+        <w:rPr>
+          <w:b w:val="0"/>
+        </w:rPr>
+        <w:t xml:space="preserve"> rather than merely restate the original result.</w:t>
+      </w:r>
+    </w:p>
+    <w:p>
+      <w:pPr>
+        <w:pStyle w:val="Heading3"/>
+      </w:pPr>
+      <w:r>
+        <w:t>Independent assessment and fresh retry</w:t>
+      </w:r>
+    </w:p>
+    <w:p>
+      <w:pPr>
+        <w:pStyle w:val="Heading3"/>
+      </w:pPr>
+      <w:r>
+        <w:t>Teacher key · Independent assessment and fresh retry</w:t>
+      </w:r>
+    </w:p>
+    <w:p>
+      <w:pPr>
+        <w:spacing w:line="336" w:lineRule="auto" w:after="180"/>
+        <w:shd w:fill="F1F6FC"/>
+      </w:pPr>
+      <w:r>
+        <w:rPr>
+          <w:b w:val="0"/>
+        </w:rPr>
+        <w:t>W4: Practical criterion fails in this sample. Preserve .8-second estimate and limitations; do not redefine the2-second threshold after viewing results. Require intermediate reasoning and the stated scope.</w:t>
+      </w:r>
+    </w:p>
+    <w:p>
+      <w:pPr>
+        <w:spacing w:line="336" w:lineRule="auto" w:after="180"/>
+        <w:shd w:fill="F1F6FC"/>
+      </w:pPr>
+      <w:r>
+        <w:rPr>
+          <w:b w:val="0"/>
+        </w:rPr>
+        <w:t>Fresh retry: Hypothesis requires zero unauthorised actions; one occurs. Expected reasoning: Criterion fails regardless of other scores. Report and investigate boundary failure.</w:t>
+      </w:r>
+    </w:p>
+    <w:p>
+      <w:pPr>
+        <w:spacing w:line="336" w:lineRule="auto" w:after="180"/>
+        <w:shd w:fill="F1F6FC"/>
+      </w:pPr>
+      <w:r>
+        <w:rPr>
+          <w:b w:val="0"/>
+        </w:rPr>
+        <w:t>If students need support, record it and reassess with another new case rather than awarding independence to a copied answer.</w:t>
+      </w:r>
+    </w:p>
+    <w:p>
+      <w:pPr>
+        <w:pStyle w:val="Heading3"/>
+      </w:pPr>
+      <w:r>
+        <w:t>Assess independent transfer</w:t>
+      </w:r>
+    </w:p>
+    <w:p>
+      <w:pPr>
+        <w:pStyle w:val="Heading3"/>
+      </w:pPr>
+      <w:r>
+        <w:t>Independent question · withhold the key</w:t>
+      </w:r>
+    </w:p>
+    <w:p>
+      <w:pPr>
+        <w:spacing w:line="336" w:lineRule="auto" w:after="180"/>
+        <w:shd w:fill="F5F1FB"/>
+      </w:pPr>
+      <w:r>
+        <w:rPr>
+          <w:b w:val="0"/>
+        </w:rPr>
+        <w:t>Selected case: Hypothesis predicts mean latency reduction at least2 seconds. Observed paired mean reduction .8. Report.</w:t>
+      </w:r>
+    </w:p>
+    <w:p>
+      <w:pPr>
+        <w:pStyle w:val="Heading3"/>
+      </w:pPr>
+      <w:r>
+        <w:t>Selected case answer</w:t>
+      </w:r>
+    </w:p>
+    <w:p>
+      <w:pPr>
+        <w:pStyle w:val="Heading3"/>
+      </w:pPr>
+      <w:r>
+        <w:t>Teacher key · Selected case answer</w:t>
+      </w:r>
+    </w:p>
+    <w:p>
+      <w:pPr>
+        <w:spacing w:line="336" w:lineRule="auto" w:after="180"/>
+        <w:shd w:fill="F1F6FC"/>
+      </w:pPr>
+      <w:r>
+        <w:rPr>
+          <w:b w:val="0"/>
+        </w:rPr>
         <w:t>Teacher explanation: Practical criterion fails in this sample. Preserve .8-second estimate and limitations; do not redefine the2-second threshold after viewing results.</w:t>
       </w:r>
     </w:p>
@@ -1737,67 +3636,341 @@
       </w:tr>
     </w:tbl>
     <w:p>
-      <w:r>
-        <w:t>Record each dimension as not yet, with support, or independent. Accept a valid alternative procedure with a defensible trace. Do not penalise an honestly recorded model failure if the learner correctly explains its evidence and limits.</w:t>
+      <w:pPr>
+        <w:pStyle w:val="Heading3"/>
+      </w:pPr>
+      <w:r>
+        <w:t>Teacher key · Selected case answer</w:t>
       </w:r>
     </w:p>
     <w:p>
       <w:pPr>
-        <w:pStyle w:val="Heading3"/>
-      </w:pPr>
-      <w:r>
-        <w:t>Feedback that the learner uses</w:t>
+        <w:spacing w:line="336" w:lineRule="auto" w:after="180"/>
+        <w:shd w:fill="F1F6FC"/>
+      </w:pPr>
+      <w:r>
+        <w:rPr>
+          <w:b w:val="0"/>
+        </w:rPr>
+        <w:t>Record each dimension as not yet, with support, or independent. Accept a valid alternative procedure with a defensible trace.</w:t>
       </w:r>
     </w:p>
     <w:p>
-      <w:r>
-        <w:t>Name the earliest unsupported step and give one action to repair it. Have the learner make that repair now and explain why. Then assess the relevant skill on a fresh, fully specified case. Confirm it was not previously practised with feedback; solve and check the new case before assigning it. A follow-up design prompt is a starting brief, not automatically an equivalent test.</w:t>
+      <w:pPr>
+        <w:spacing w:line="336" w:lineRule="auto" w:after="180"/>
+        <w:shd w:fill="F1F6FC"/>
+      </w:pPr>
+      <w:r>
+        <w:rPr>
+          <w:b w:val="0"/>
+        </w:rPr>
+        <w:t xml:space="preserve">Do not penalise an honestly recorded model failure if the learner correctly explains its </w:t>
+      </w:r>
+      <w:r>
+        <w:rPr>
+          <w:b/>
+        </w:rPr>
+        <w:t>evidence</w:t>
+      </w:r>
+      <w:r>
+        <w:rPr>
+          <w:b w:val="0"/>
+        </w:rPr>
+        <w:t xml:space="preserve"> and limits.</w:t>
       </w:r>
     </w:p>
     <w:p>
       <w:pPr>
-        <w:pStyle w:val="Heading1"/>
-      </w:pPr>
-      <w:r>
-        <w:t>06. Connect the project, support and next lesson</w:t>
+        <w:pStyle w:val="Heading3"/>
+      </w:pPr>
+      <w:r>
+        <w:t>Feedback that the learner uses</w:t>
       </w:r>
     </w:p>
     <w:p>
-      <w:r>
-        <w:t>Add a labelled negative results and claim revision evidence sheet to Reproducible AI Research Study. Show how you can explain the mechanism and terminology of negative results and claim revision. Use the supplied fictional case and keep its inputs, intermediate steps, calculation or prediction, and limitation. Connect this record to last week’s record; a matching answer without a trace is insufficient.</w:t>
+      <w:pPr>
+        <w:spacing w:line="336" w:lineRule="auto" w:after="180"/>
+      </w:pPr>
+      <w:r>
+        <w:rPr>
+          <w:b w:val="0"/>
+        </w:rPr>
+        <w:t>Name the earliest unsupported step and give one action to repair it. Have the learner make that repair now and explain why. Then assess the relevant skill on a fresh, fully specified case.</w:t>
       </w:r>
     </w:p>
     <w:p>
-      <w:r>
-        <w:t>Provide an input/procedure/result/limit frame and a calculator when needed. Ask students to identify the first step before completing the whole trace. Extension: compare two concrete variants of this mechanism while holding unrelated conditions fixed; report both successful and unsuccessful outcomes.</w:t>
+      <w:pPr>
+        <w:spacing w:line="336" w:lineRule="auto" w:after="180"/>
+      </w:pPr>
+      <w:r>
+        <w:rPr>
+          <w:b w:val="0"/>
+        </w:rPr>
+        <w:t>Confirm it was not previously practised with feedback; solve and check the new case before assigning it. A follow-up design prompt is a starting brief, not automatically an equivalent test.</w:t>
       </w:r>
     </w:p>
     <w:p>
-      <w:r>
-        <w:t>Next connection: Figures that preserve evidence. Preserve the current case record and retrieve its evidence boundary before moving on.</w:t>
+      <w:pPr>
+        <w:pStyle w:val="Heading1"/>
+      </w:pPr>
+      <w:r>
+        <w:t>06. Connect the project, support and next lesson</w:t>
       </w:r>
     </w:p>
     <w:p>
       <w:r>
-        <w:t>Retain the project ledger and assess a changed case after support. Check the relevant prerequisite before carrying this component forward.</w:t>
+        <w:t>Connect Negative results and claim revision to Reproducible AI Research Study, adapt support and plan a later changed-case check.</w:t>
       </w:r>
     </w:p>
     <w:p>
       <w:pPr>
-        <w:pStyle w:val="Heading3"/>
-      </w:pPr>
-      <w:r>
-        <w:t>Plan the delayed return</w:t>
+        <w:spacing w:line="336" w:lineRule="auto" w:after="180"/>
+      </w:pPr>
+      <w:r>
+        <w:rPr>
+          <w:b w:val="0"/>
+        </w:rPr>
+        <w:t xml:space="preserve">Add a labelled </w:t>
+      </w:r>
+      <w:r>
+        <w:rPr>
+          <w:b/>
+        </w:rPr>
+        <w:t>negative result</w:t>
+      </w:r>
+      <w:r>
+        <w:rPr>
+          <w:b w:val="0"/>
+        </w:rPr>
+        <w:t xml:space="preserve">s and </w:t>
+      </w:r>
+      <w:r>
+        <w:rPr>
+          <w:b/>
+        </w:rPr>
+        <w:t>claim revision</w:t>
+      </w:r>
+      <w:r>
+        <w:rPr>
+          <w:b w:val="0"/>
+        </w:rPr>
+        <w:t xml:space="preserve"> </w:t>
+      </w:r>
+      <w:r>
+        <w:rPr>
+          <w:b/>
+        </w:rPr>
+        <w:t>evidence</w:t>
+      </w:r>
+      <w:r>
+        <w:rPr>
+          <w:b w:val="0"/>
+        </w:rPr>
+        <w:t xml:space="preserve"> sheet to Reproducible AI Research Study. Show how you can explain the </w:t>
+      </w:r>
+      <w:r>
+        <w:rPr>
+          <w:b/>
+        </w:rPr>
+        <w:t>mechanism</w:t>
+      </w:r>
+      <w:r>
+        <w:rPr>
+          <w:b w:val="0"/>
+        </w:rPr>
+        <w:t xml:space="preserve"> and terminology of </w:t>
+      </w:r>
+      <w:r>
+        <w:rPr>
+          <w:b/>
+        </w:rPr>
+        <w:t>negative result</w:t>
+      </w:r>
+      <w:r>
+        <w:rPr>
+          <w:b w:val="0"/>
+        </w:rPr>
+        <w:t xml:space="preserve">s and </w:t>
+      </w:r>
+      <w:r>
+        <w:rPr>
+          <w:b/>
+        </w:rPr>
+        <w:t>claim revision</w:t>
+      </w:r>
+      <w:r>
+        <w:rPr>
+          <w:b w:val="0"/>
+        </w:rPr>
+        <w:t>.</w:t>
       </w:r>
     </w:p>
     <w:p>
-      <w:r>
-        <w:t>Suggested return points in this level: ai-7/29, ai-7/31, ai-7/34. Use actual classroom dates, adjusting for holidays and gaps. One, three and six teaching weeks are scheduling choices, not a claimed optimal spacing.</w:t>
+      <w:pPr>
+        <w:spacing w:line="336" w:lineRule="auto" w:after="180"/>
+      </w:pPr>
+      <w:r>
+        <w:rPr>
+          <w:b w:val="0"/>
+        </w:rPr>
+        <w:t xml:space="preserve">Use the supplied fictional case and keep its </w:t>
+      </w:r>
+      <w:r>
+        <w:rPr>
+          <w:b/>
+        </w:rPr>
+        <w:t>input</w:t>
+      </w:r>
+      <w:r>
+        <w:rPr>
+          <w:b w:val="0"/>
+        </w:rPr>
+        <w:t xml:space="preserve">s, intermediate steps, calculation or </w:t>
+      </w:r>
+      <w:r>
+        <w:rPr>
+          <w:b/>
+        </w:rPr>
+        <w:t>prediction</w:t>
+      </w:r>
+      <w:r>
+        <w:rPr>
+          <w:b w:val="0"/>
+        </w:rPr>
+        <w:t>, and limitation. Connect this record to last week’s record; a matching answer without a trace is insufficient.</w:t>
       </w:r>
     </w:p>
     <w:p>
-      <w:r>
-        <w:t>At a delayed check, ask for the idea from memory and a changed application. Compare with the earlier independent response and record support used. For a new level, revisit the previous capstone before checking the new prerequisites.</w:t>
+      <w:pPr>
+        <w:spacing w:line="336" w:lineRule="auto" w:after="180"/>
+      </w:pPr>
+      <w:r>
+        <w:rPr>
+          <w:b w:val="0"/>
+        </w:rPr>
+        <w:t xml:space="preserve">Provide an </w:t>
+      </w:r>
+      <w:r>
+        <w:rPr>
+          <w:b/>
+        </w:rPr>
+        <w:t>input</w:t>
+      </w:r>
+      <w:r>
+        <w:rPr>
+          <w:b w:val="0"/>
+        </w:rPr>
+        <w:t>/procedure/result/limit frame and a calculator when needed. Ask students to identify the first step before completing the whole trace.</w:t>
+      </w:r>
+    </w:p>
+    <w:p>
+      <w:pPr>
+        <w:spacing w:line="336" w:lineRule="auto" w:after="180"/>
+      </w:pPr>
+      <w:r>
+        <w:rPr>
+          <w:b w:val="0"/>
+        </w:rPr>
+        <w:t xml:space="preserve">Extension: compare two concrete variants of this </w:t>
+      </w:r>
+      <w:r>
+        <w:rPr>
+          <w:b/>
+        </w:rPr>
+        <w:t>mechanism</w:t>
+      </w:r>
+      <w:r>
+        <w:rPr>
+          <w:b w:val="0"/>
+        </w:rPr>
+        <w:t xml:space="preserve"> while holding unrelated conditions fixed; report both successful and unsuccessful outcomes.</w:t>
+      </w:r>
+    </w:p>
+    <w:p>
+      <w:pPr>
+        <w:spacing w:line="336" w:lineRule="auto" w:after="180"/>
+      </w:pPr>
+      <w:r>
+        <w:rPr>
+          <w:b w:val="0"/>
+        </w:rPr>
+        <w:t xml:space="preserve">Next connection: Figures that preserve </w:t>
+      </w:r>
+      <w:r>
+        <w:rPr>
+          <w:b/>
+        </w:rPr>
+        <w:t>evidence</w:t>
+      </w:r>
+      <w:r>
+        <w:rPr>
+          <w:b w:val="0"/>
+        </w:rPr>
+        <w:t xml:space="preserve">. Preserve the current case record and retrieve its </w:t>
+      </w:r>
+      <w:r>
+        <w:rPr>
+          <w:b/>
+        </w:rPr>
+        <w:t>evidence</w:t>
+      </w:r>
+      <w:r>
+        <w:rPr>
+          <w:b w:val="0"/>
+        </w:rPr>
+        <w:t xml:space="preserve"> boundary before moving on.</w:t>
+      </w:r>
+    </w:p>
+    <w:p>
+      <w:pPr>
+        <w:spacing w:line="336" w:lineRule="auto" w:after="180"/>
+      </w:pPr>
+      <w:r>
+        <w:rPr>
+          <w:b w:val="0"/>
+        </w:rPr>
+        <w:t>Retain the project ledger and assess a changed case after support. Check the relevant prerequisite before carrying this component forward.</w:t>
+      </w:r>
+    </w:p>
+    <w:p>
+      <w:pPr>
+        <w:pStyle w:val="Heading3"/>
+      </w:pPr>
+      <w:r>
+        <w:t>Plan the delayed return</w:t>
+      </w:r>
+    </w:p>
+    <w:p>
+      <w:pPr>
+        <w:spacing w:line="336" w:lineRule="auto" w:after="180"/>
+      </w:pPr>
+      <w:r>
+        <w:rPr>
+          <w:b w:val="0"/>
+        </w:rPr>
+        <w:t>Suggested return points in this level: ai-7/29, ai-7/31, ai-7/34. Use actual classroom dates, adjusting for holidays and gaps. One, three and six teaching weeks are scheduling choices, not a claimed optimal spacing.</w:t>
+      </w:r>
+    </w:p>
+    <w:p>
+      <w:pPr>
+        <w:spacing w:line="336" w:lineRule="auto" w:after="180"/>
+      </w:pPr>
+      <w:r>
+        <w:rPr>
+          <w:b w:val="0"/>
+        </w:rPr>
+        <w:t>At a delayed check, ask for the idea from memory and a changed application. Compare with the earlier independent response and record support used.</w:t>
+      </w:r>
+    </w:p>
+    <w:p>
+      <w:pPr>
+        <w:spacing w:line="336" w:lineRule="auto" w:after="180"/>
+      </w:pPr>
+      <w:r>
+        <w:rPr>
+          <w:b w:val="0"/>
+        </w:rPr>
+        <w:t>For a new level, revisit the previous capstone before checking the new prerequisites.</w:t>
       </w:r>
     </w:p>
     <w:tbl>
@@ -1957,8 +4130,26 @@
       </w:tr>
     </w:tbl>
     <w:p>
-      <w:r>
-        <w:t>Use the evidence to choose reteaching or the next step. A completed page, confidence rating or attractive project does not by itself demonstrate understanding.</w:t>
+      <w:pPr>
+        <w:spacing w:line="336" w:lineRule="auto" w:after="180"/>
+      </w:pPr>
+      <w:r>
+        <w:rPr>
+          <w:b w:val="0"/>
+        </w:rPr>
+        <w:t xml:space="preserve">Use the </w:t>
+      </w:r>
+      <w:r>
+        <w:rPr>
+          <w:b/>
+        </w:rPr>
+        <w:t>evidence</w:t>
+      </w:r>
+      <w:r>
+        <w:rPr>
+          <w:b w:val="0"/>
+        </w:rPr>
+        <w:t xml:space="preserve"> to choose reteaching or the next step. A completed page, confidence rating or attractive project does not by itself demonstrate understanding.</w:t>
       </w:r>
     </w:p>
     <w:p>
@@ -1970,7 +4161,13 @@
       </w:r>
     </w:p>
     <w:p>
-      <w:r>
+      <w:pPr>
+        <w:spacing w:line="336" w:lineRule="auto" w:after="180"/>
+      </w:pPr>
+      <w:r>
+        <w:rPr>
+          <w:b w:val="0"/>
+        </w:rPr>
         <w:t>For the Reproducible AI Research Study, retain an annotated worked trace and the changed-case reasoning. Connect the claim to its records, units and assumptions so another investigator can challenge or reproduce it.</w:t>
       </w:r>
     </w:p>
@@ -1984,12 +4181,80 @@
     </w:p>
     <w:p>
       <w:r>
-        <w:t>Teaching target: Explain the mechanism and terminology of negative results and claim revision</w:t>
+        <w:t>Use this preparation summary alongside the detailed Negative results and claim revision lesson; it is a checklist rather than a replacement for the full sequence.</w:t>
       </w:r>
     </w:p>
     <w:p>
-      <w:r>
-        <w:t>Prepare the labelled worked-case picture, the matching workbook, fictional input cards and a place for individual responses. Check a local Python 3 environment before class; have a paper-trace version ready.</w:t>
+      <w:pPr>
+        <w:pStyle w:val="Heading3"/>
+      </w:pPr>
+      <w:r>
+        <w:t>Teaching target</w:t>
+      </w:r>
+    </w:p>
+    <w:p>
+      <w:pPr>
+        <w:spacing w:line="336" w:lineRule="auto" w:after="180"/>
+        <w:shd w:fill="EDF7F3"/>
+      </w:pPr>
+      <w:r>
+        <w:rPr>
+          <w:b w:val="0"/>
+        </w:rPr>
+        <w:t xml:space="preserve">Teaching target: Explain the </w:t>
+      </w:r>
+      <w:r>
+        <w:rPr>
+          <w:b/>
+        </w:rPr>
+        <w:t>mechanism</w:t>
+      </w:r>
+      <w:r>
+        <w:rPr>
+          <w:b w:val="0"/>
+        </w:rPr>
+        <w:t xml:space="preserve"> and terminology of </w:t>
+      </w:r>
+      <w:r>
+        <w:rPr>
+          <w:b/>
+        </w:rPr>
+        <w:t>negative result</w:t>
+      </w:r>
+      <w:r>
+        <w:rPr>
+          <w:b w:val="0"/>
+        </w:rPr>
+        <w:t xml:space="preserve">s and </w:t>
+      </w:r>
+      <w:r>
+        <w:rPr>
+          <w:b/>
+        </w:rPr>
+        <w:t>claim revision</w:t>
+      </w:r>
+    </w:p>
+    <w:p>
+      <w:pPr>
+        <w:spacing w:line="336" w:lineRule="auto" w:after="180"/>
+      </w:pPr>
+      <w:r>
+        <w:rPr>
+          <w:b w:val="0"/>
+        </w:rPr>
+        <w:t xml:space="preserve">Prepare the labelled worked-case picture, the matching workbook, fictional </w:t>
+      </w:r>
+      <w:r>
+        <w:rPr>
+          <w:b/>
+        </w:rPr>
+        <w:t>input</w:t>
+      </w:r>
+      <w:r>
+        <w:rPr>
+          <w:b w:val="0"/>
+        </w:rPr>
+        <w:t xml:space="preserve"> cards and a place for individual responses. Check a local Python 3 environment before class; have a paper-trace version ready.</w:t>
       </w:r>
     </w:p>
     <w:tbl>
@@ -2136,37 +4401,219 @@
       </w:tr>
     </w:tbl>
     <w:p>
-      <w:r>
+      <w:pPr>
+        <w:spacing w:line="336" w:lineRule="auto" w:after="180"/>
+      </w:pPr>
+      <w:r>
+        <w:rPr>
+          <w:b w:val="0"/>
+        </w:rPr>
         <w:t>Before class, solve the supported practice: Hypothesis expects B support strictly above A. Both pass8/10 reserved cases. Show the intermediate steps and give the conclusion with its scope.</w:t>
       </w:r>
     </w:p>
     <w:p>
-      <w:r>
-        <w:t>Reasoned practice answer: Teacher explanation: Strict improvement is not observed; both80%. This does not prove population equality or universal uselessness.</w:t>
+      <w:pPr>
+        <w:pStyle w:val="Heading3"/>
+      </w:pPr>
+      <w:r>
+        <w:t>Supported practice answer</w:t>
       </w:r>
     </w:p>
     <w:p>
-      <w:r>
-        <w:t>Check every learner before discussion: Use the worked case for Negative results and claim revision. Proposed explanation: “The worked result establishes every future case”. Decide whether this explanation is supported. Point to the step or supplied fact that decides; explain your repair if needed.</w:t>
+      <w:pPr>
+        <w:spacing w:line="336" w:lineRule="auto" w:after="180"/>
+        <w:shd w:fill="F1F6FC"/>
+      </w:pPr>
+      <w:r>
+        <w:rPr>
+          <w:b w:val="0"/>
+        </w:rPr>
+        <w:t>Reasoned practice answer: Teacher explanation: Strict improvement is not observed; both</w:t>
+      </w:r>
+      <w:r>
+        <w:rPr>
+          <w:b/>
+        </w:rPr>
+        <w:t>80%</w:t>
+      </w:r>
+      <w:r>
+        <w:rPr>
+          <w:b w:val="0"/>
+        </w:rPr>
+        <w:t>. This does not prove population equality or universal uselessness.</w:t>
       </w:r>
     </w:p>
     <w:p>
-      <w:r>
-        <w:t>Misconception repair: Failure to meet a criterion or reject a null is not proof of exact equivalence.</w:t>
+      <w:pPr>
+        <w:spacing w:line="336" w:lineRule="auto" w:after="180"/>
+      </w:pPr>
+      <w:r>
+        <w:rPr>
+          <w:b w:val="0"/>
+        </w:rPr>
+        <w:t xml:space="preserve">Check every learner before discussion: Use the worked case for </w:t>
+      </w:r>
+      <w:r>
+        <w:rPr>
+          <w:b/>
+        </w:rPr>
+        <w:t>Negative result</w:t>
+      </w:r>
+      <w:r>
+        <w:rPr>
+          <w:b w:val="0"/>
+        </w:rPr>
+        <w:t xml:space="preserve">s and </w:t>
+      </w:r>
+      <w:r>
+        <w:rPr>
+          <w:b/>
+        </w:rPr>
+        <w:t>claim revision</w:t>
+      </w:r>
+      <w:r>
+        <w:rPr>
+          <w:b w:val="0"/>
+        </w:rPr>
+        <w:t>. Proposed explanation: “The worked result establishes every future case”. Decide whether this explanation is supported.</w:t>
       </w:r>
     </w:p>
     <w:p>
-      <w:r>
-        <w:t>Support: read the exact case aloud, enlarge the labelled picture, supply input cards and model only the first deciding step. Accept a spoken explanation or drawing; retain the reasoning goal.</w:t>
+      <w:pPr>
+        <w:spacing w:line="336" w:lineRule="auto" w:after="180"/>
+      </w:pPr>
+      <w:r>
+        <w:rPr>
+          <w:b w:val="0"/>
+        </w:rPr>
+        <w:t>Point to the step or supplied fact that decides; explain your repair if needed.</w:t>
       </w:r>
     </w:p>
     <w:p>
-      <w:r>
-        <w:t>Extension: B wins on one new task after the team chooses it because A fails. Require a prediction and a reason before comparing. Expected result: Treat that selected demonstration as exploratory, not a replacement for the original result. Reason: Case selection now depends on outcomes.</w:t>
+      <w:pPr>
+        <w:pStyle w:val="Heading3"/>
+      </w:pPr>
+      <w:r>
+        <w:t>Repair the misconception</w:t>
       </w:r>
     </w:p>
     <w:p>
-      <w:r>
+      <w:pPr>
+        <w:spacing w:line="336" w:lineRule="auto" w:after="180"/>
+        <w:shd w:fill="FFF5E6"/>
+      </w:pPr>
+      <w:r>
+        <w:rPr>
+          <w:b w:val="0"/>
+        </w:rPr>
+        <w:t xml:space="preserve">Misconception repair: Failure to meet a criterion or reject a null is not proof of exact </w:t>
+      </w:r>
+      <w:r>
+        <w:rPr>
+          <w:b/>
+        </w:rPr>
+        <w:t>equivalence</w:t>
+      </w:r>
+      <w:r>
+        <w:rPr>
+          <w:b w:val="0"/>
+        </w:rPr>
+        <w:t>.</w:t>
+      </w:r>
+    </w:p>
+    <w:p>
+      <w:pPr>
+        <w:pStyle w:val="Heading3"/>
+      </w:pPr>
+      <w:r>
+        <w:t>Support without giving away the answer</w:t>
+      </w:r>
+    </w:p>
+    <w:p>
+      <w:pPr>
+        <w:spacing w:line="336" w:lineRule="auto" w:after="180"/>
+        <w:shd w:fill="F1F6F8"/>
+      </w:pPr>
+      <w:r>
+        <w:rPr>
+          <w:b w:val="0"/>
+        </w:rPr>
+        <w:t xml:space="preserve">Support: read the exact case aloud, enlarge the labelled picture, supply </w:t>
+      </w:r>
+      <w:r>
+        <w:rPr>
+          <w:b/>
+        </w:rPr>
+        <w:t>input</w:t>
+      </w:r>
+      <w:r>
+        <w:rPr>
+          <w:b w:val="0"/>
+        </w:rPr>
+        <w:t xml:space="preserve"> cards and model only the first deciding step. Accept a spoken explanation or drawing; retain the reasoning goal.</w:t>
+      </w:r>
+    </w:p>
+    <w:p>
+      <w:pPr>
+        <w:pStyle w:val="Heading3"/>
+      </w:pPr>
+      <w:r>
+        <w:t>Extend the reasoning</w:t>
+      </w:r>
+    </w:p>
+    <w:p>
+      <w:pPr>
+        <w:spacing w:line="336" w:lineRule="auto" w:after="180"/>
+        <w:shd w:fill="F5F1FB"/>
+      </w:pPr>
+      <w:r>
+        <w:rPr>
+          <w:b w:val="0"/>
+        </w:rPr>
+        <w:t xml:space="preserve">Extension: B wins on one new task after the team chooses it because A fails. Require a </w:t>
+      </w:r>
+      <w:r>
+        <w:rPr>
+          <w:b/>
+        </w:rPr>
+        <w:t>prediction</w:t>
+      </w:r>
+      <w:r>
+        <w:rPr>
+          <w:b w:val="0"/>
+        </w:rPr>
+        <w:t xml:space="preserve"> and a reason before comparing.</w:t>
+      </w:r>
+    </w:p>
+    <w:p>
+      <w:pPr>
+        <w:spacing w:line="336" w:lineRule="auto" w:after="180"/>
+        <w:shd w:fill="F5F1FB"/>
+      </w:pPr>
+      <w:r>
+        <w:rPr>
+          <w:b w:val="0"/>
+        </w:rPr>
+        <w:t>Expected result: Treat that selected demonstration as exploratory, not a replacement for the original result. Reason: Case selection now depends on outcomes.</w:t>
+      </w:r>
+    </w:p>
+    <w:p>
+      <w:pPr>
+        <w:pStyle w:val="Heading3"/>
+      </w:pPr>
+      <w:r>
+        <w:t>Protect the independent attempt</w:t>
+      </w:r>
+    </w:p>
+    <w:p>
+      <w:pPr>
+        <w:spacing w:line="336" w:lineRule="auto" w:after="180"/>
+        <w:shd w:fill="FFF5E6"/>
+      </w:pPr>
+      <w:r>
+        <w:rPr>
+          <w:b w:val="0"/>
+        </w:rPr>
         <w:t>Independent assessment: withhold the reserved answer until the learner has attempted the new case. Record support separately from correctness.</w:t>
       </w:r>
     </w:p>
@@ -2355,46 +4802,1030 @@
       </w:tr>
     </w:tbl>
     <w:p>
-      <w:r>
-        <w:t>Project checkpoint: Prepare the demonstration. Gather reproducible instructions, evidence, access checks and remaining limitations.</w:t>
+      <w:pPr>
+        <w:pStyle w:val="Heading3"/>
+      </w:pPr>
+      <w:r>
+        <w:t>Project checkpoint</w:t>
       </w:r>
     </w:p>
     <w:p>
-      <w:r>
-        <w:t>Use the weekly teacher answer for topic-specific reasoning. A saved progress tick is an activity record; judge mastery from the learner’s explanation and evidence.</w:t>
+      <w:pPr>
+        <w:spacing w:line="336" w:lineRule="auto" w:after="180"/>
+        <w:shd w:fill="EDF7F3"/>
+      </w:pPr>
+      <w:r>
+        <w:rPr>
+          <w:b w:val="0"/>
+        </w:rPr>
+        <w:t xml:space="preserve">Project checkpoint: Prepare the demonstration. Gather reproducible instructions, </w:t>
+      </w:r>
+      <w:r>
+        <w:rPr>
+          <w:b/>
+        </w:rPr>
+        <w:t>evidence</w:t>
+      </w:r>
+      <w:r>
+        <w:rPr>
+          <w:b w:val="0"/>
+        </w:rPr>
+        <w:t>, access checks and remaining limitations.</w:t>
       </w:r>
     </w:p>
     <w:p>
       <w:pPr>
-        <w:pStyle w:val="Heading1"/>
-      </w:pPr>
-      <w:r>
-        <w:t>08. Use feedback, labs and repair paths</w:t>
+        <w:spacing w:line="336" w:lineRule="auto" w:after="180"/>
+      </w:pPr>
+      <w:r>
+        <w:rPr>
+          <w:b w:val="0"/>
+        </w:rPr>
+        <w:t xml:space="preserve">Use the weekly teacher answer for topic-specific reasoning. A saved progress tick is an activity record; judge mastery from the learner’s explanation and </w:t>
+      </w:r>
+      <w:r>
+        <w:rPr>
+          <w:b/>
+        </w:rPr>
+        <w:t>evidence</w:t>
+      </w:r>
+      <w:r>
+        <w:rPr>
+          <w:b w:val="0"/>
+        </w:rPr>
+        <w:t>.</w:t>
       </w:r>
     </w:p>
     <w:p>
-      <w:r>
-        <w:t>Use the two formative questions as supported practice, not as independent mastery scores. Discuss the deciding evidence rather than accepting a guessed selection.</w:t>
+      <w:pPr>
+        <w:pStyle w:val="Heading1"/>
+      </w:pPr>
+      <w:r>
+        <w:t>08. Use feedback, labs and repair paths</w:t>
       </w:r>
     </w:p>
     <w:p>
       <w:r>
-        <w:t>The feedback comes from the reviewed public worked case. Do not reveal the separately reserved independent teacher answer until the learner has attempted that case.</w:t>
+        <w:t>Use feedback, earlier review and portfolios purposefully. Apply the coding routine only when this lesson has an executable lab.</w:t>
       </w:r>
     </w:p>
     <w:p>
-      <w:r>
-        <w:t>Ask students to predict before running code. Preserve errors and actual outputs; collect a changed test and an explanation. The branch-boundary and indexing lessons deliberately include failure cases.</w:t>
+      <w:pPr>
+        <w:spacing w:line="336" w:lineRule="auto" w:after="180"/>
+      </w:pPr>
+      <w:r>
+        <w:rPr>
+          <w:b w:val="0"/>
+        </w:rPr>
+        <w:t xml:space="preserve">Use the two formative questions as supported practice, not as independent mastery scores. Discuss the deciding </w:t>
+      </w:r>
+      <w:r>
+        <w:rPr>
+          <w:b/>
+        </w:rPr>
+        <w:t>evidence</w:t>
+      </w:r>
+      <w:r>
+        <w:rPr>
+          <w:b w:val="0"/>
+        </w:rPr>
+        <w:t xml:space="preserve"> rather than accepting a guessed selection.</w:t>
       </w:r>
     </w:p>
     <w:p>
-      <w:r>
-        <w:t>Use the earlier worked-explanation links to address a specific missing building block, then return to the current question. Adapt this suggestion after observing the learner; it is not an automatic diagnosis.</w:t>
+      <w:pPr>
+        <w:spacing w:line="336" w:lineRule="auto" w:after="180"/>
+      </w:pPr>
+      <w:r>
+        <w:rPr>
+          <w:b w:val="0"/>
+        </w:rPr>
+        <w:t>The feedback comes from the reviewed public worked case. Do not reveal the separately reserved independent teacher answer until the learner has attempted that case.</w:t>
       </w:r>
     </w:p>
     <w:p>
-      <w:r>
-        <w:t>Collect the completed-work portfolio as evidence. Record support separately from correctness, and assess explanation, trace/test and limitations. Progress ticks and quiz selections alone do not establish mastery.</w:t>
+      <w:pPr>
+        <w:pStyle w:val="Heading3"/>
+      </w:pPr>
+      <w:r>
+        <w:t>For later coding lessons</w:t>
+      </w:r>
+    </w:p>
+    <w:p>
+      <w:r>
+        <w:t>This week has no code block. Use this routine when a later lesson includes an executable lab.</w:t>
+      </w:r>
+    </w:p>
+    <w:p>
+      <w:pPr>
+        <w:spacing w:line="336" w:lineRule="auto" w:after="180"/>
+        <w:shd w:fill="F1F6F8"/>
+      </w:pPr>
+      <w:r>
+        <w:rPr>
+          <w:b w:val="0"/>
+        </w:rPr>
+        <w:t xml:space="preserve">Ask students to predict before running code. Preserve errors and actual </w:t>
+      </w:r>
+      <w:r>
+        <w:rPr>
+          <w:b/>
+        </w:rPr>
+        <w:t>output</w:t>
+      </w:r>
+      <w:r>
+        <w:rPr>
+          <w:b w:val="0"/>
+        </w:rPr>
+        <w:t>s; collect a changed test and an explanation. The branch-boundary and indexing lessons deliberately include failure cases.</w:t>
+      </w:r>
+    </w:p>
+    <w:p>
+      <w:pPr>
+        <w:spacing w:line="336" w:lineRule="auto" w:after="180"/>
+      </w:pPr>
+      <w:r>
+        <w:rPr>
+          <w:b w:val="0"/>
+        </w:rPr>
+        <w:t>Use the earlier worked-explanation links to address a specific missing building block, then return to the current question. Adapt this suggestion after observing the learner; it is not an automatic diagnosis.</w:t>
+      </w:r>
+    </w:p>
+    <w:p>
+      <w:pPr>
+        <w:spacing w:line="336" w:lineRule="auto" w:after="180"/>
+      </w:pPr>
+      <w:r>
+        <w:rPr>
+          <w:b w:val="0"/>
+        </w:rPr>
+        <w:t xml:space="preserve">Collect the completed-work portfolio as </w:t>
+      </w:r>
+      <w:r>
+        <w:rPr>
+          <w:b/>
+        </w:rPr>
+        <w:t>evidence</w:t>
+      </w:r>
+      <w:r>
+        <w:rPr>
+          <w:b w:val="0"/>
+        </w:rPr>
+        <w:t>. Record support separately from correctness, and assess explanation, trace/test and limitations. Progress ticks and quiz selections alone do not establish mastery.</w:t>
+      </w:r>
+    </w:p>
+    <w:p>
+      <w:pPr>
+        <w:pStyle w:val="Heading1"/>
+      </w:pPr>
+      <w:r>
+        <w:t>09. Visual concept journey</w:t>
+      </w:r>
+    </w:p>
+    <w:p>
+      <w:r>
+        <w:t>Show one Negative results and claim revision graphic at a time, request a prediction and discuss its trace before the independent assessment.</w:t>
+      </w:r>
+    </w:p>
+    <w:p>
+      <w:pPr>
+        <w:spacing w:line="336" w:lineRule="auto" w:after="180"/>
+      </w:pPr>
+      <w:r>
+        <w:rPr>
+          <w:b w:val="0"/>
+        </w:rPr>
+        <w:t xml:space="preserve">Use one picture at a time. Hide a worked result before asking for a </w:t>
+      </w:r>
+      <w:r>
+        <w:rPr>
+          <w:b/>
+        </w:rPr>
+        <w:t>prediction</w:t>
+      </w:r>
+      <w:r>
+        <w:rPr>
+          <w:b w:val="0"/>
+        </w:rPr>
+        <w:t>, then reveal it for feedback. These are supported teaching cases; retain the separate independent assessment for a fresh first attempt.</w:t>
+      </w:r>
+    </w:p>
+    <w:p>
+      <w:pPr>
+        <w:pStyle w:val="Heading3"/>
+      </w:pPr>
+      <w:r>
+        <w:t>01. Negative results and claim revision: the case</w:t>
+      </w:r>
+    </w:p>
+    <w:p>
+      <w:r>
+        <w:drawing>
+          <wp:inline xmlns:a="http://schemas.openxmlformats.org/drawingml/2006/main" xmlns:pic="http://schemas.openxmlformats.org/drawingml/2006/picture">
+            <wp:extent cx="5486400" cy="2834640"/>
+            <wp:docPr id="3" name="Picture 3" descr="A negative result changes the claim. A proposed prompt improvement ties the baseline on a fixed eight-case evaluation. Supplied facts: A and B each score 6/8. Before running, the team predicted B would score higher."/>
+            <wp:cNvGraphicFramePr>
+              <a:graphicFrameLocks noChangeAspect="1"/>
+            </wp:cNvGraphicFramePr>
+            <a:graphic>
+              <a:graphicData uri="http://schemas.openxmlformats.org/drawingml/2006/picture">
+                <pic:pic>
+                  <pic:nvPicPr>
+                    <pic:cNvPr id="0" name="academy-story-ai-7-28-01.png"/>
+                    <pic:cNvPicPr/>
+                  </pic:nvPicPr>
+                  <pic:blipFill>
+                    <a:blip r:embed="rId11"/>
+                    <a:stretch>
+                      <a:fillRect/>
+                    </a:stretch>
+                  </pic:blipFill>
+                  <pic:spPr>
+                    <a:xfrm>
+                      <a:off x="0" y="0"/>
+                      <a:ext cx="5486400" cy="2834640"/>
+                    </a:xfrm>
+                    <a:prstGeom prst="rect"/>
+                  </pic:spPr>
+                </pic:pic>
+              </a:graphicData>
+            </a:graphic>
+          </wp:inline>
+        </w:drawing>
+      </w:r>
+    </w:p>
+    <w:p>
+      <w:pPr>
+        <w:spacing w:line="336" w:lineRule="auto" w:after="180"/>
+      </w:pPr>
+      <w:r>
+        <w:rPr>
+          <w:b w:val="0"/>
+        </w:rPr>
+        <w:t xml:space="preserve">A </w:t>
+      </w:r>
+      <w:r>
+        <w:rPr>
+          <w:b/>
+        </w:rPr>
+        <w:t>negative result</w:t>
+      </w:r>
+      <w:r>
+        <w:rPr>
+          <w:b w:val="0"/>
+        </w:rPr>
+        <w:t xml:space="preserve"> changes the claim. A proposed prompt improvement ties the baseline on a fixed eight-case evaluation. Supplied facts: A and B each score 6/8. Before running, the team predicted B would score higher.</w:t>
+      </w:r>
+    </w:p>
+    <w:p>
+      <w:pPr>
+        <w:spacing w:line="336" w:lineRule="auto" w:after="180"/>
+        <w:shd w:fill="F5F1FB"/>
+      </w:pPr>
+      <w:r>
+        <w:rPr>
+          <w:b w:val="0"/>
+        </w:rPr>
+        <w:t>Point to the given fact that matters most. Explain why it matters.</w:t>
+      </w:r>
+    </w:p>
+    <w:p>
+      <w:pPr>
+        <w:pStyle w:val="Heading3"/>
+      </w:pPr>
+      <w:r>
+        <w:t>Discuss while showing the picture</w:t>
+      </w:r>
+    </w:p>
+    <w:p>
+      <w:pPr>
+        <w:spacing w:line="336" w:lineRule="auto" w:after="180"/>
+        <w:shd w:fill="F1F6F8"/>
+      </w:pPr>
+      <w:r>
+        <w:rPr>
+          <w:b w:val="0"/>
+        </w:rPr>
+        <w:t>Teacher prompt: Point to the given fact that matters most. Explain why it matters. Ask learners to describe one label or arrow in ordinary words. Use the adjacent transcript if the image is difficult to see.</w:t>
+      </w:r>
+    </w:p>
+    <w:p>
+      <w:pPr>
+        <w:pStyle w:val="Heading3"/>
+      </w:pPr>
+      <w:r>
+        <w:t>02. Follow the deciding steps</w:t>
+      </w:r>
+    </w:p>
+    <w:p>
+      <w:r>
+        <w:drawing>
+          <wp:inline xmlns:a="http://schemas.openxmlformats.org/drawingml/2006/main" xmlns:pic="http://schemas.openxmlformats.org/drawingml/2006/picture">
+            <wp:extent cx="5486400" cy="3182112"/>
+            <wp:docPr id="4" name="Picture 4" descr="Recall the prediction: The claim was a higher correct count for B. → State the finding: Both versions score 75%; no observed count advantage appears here. → Revise cautiously: Report the unsupported prediction and a justified next test."/>
+            <wp:cNvGraphicFramePr>
+              <a:graphicFrameLocks noChangeAspect="1"/>
+            </wp:cNvGraphicFramePr>
+            <a:graphic>
+              <a:graphicData uri="http://schemas.openxmlformats.org/drawingml/2006/picture">
+                <pic:pic>
+                  <pic:nvPicPr>
+                    <pic:cNvPr id="0" name="academy-story-ai-7-28-02.png"/>
+                    <pic:cNvPicPr/>
+                  </pic:nvPicPr>
+                  <pic:blipFill>
+                    <a:blip r:embed="rId12"/>
+                    <a:stretch>
+                      <a:fillRect/>
+                    </a:stretch>
+                  </pic:blipFill>
+                  <pic:spPr>
+                    <a:xfrm>
+                      <a:off x="0" y="0"/>
+                      <a:ext cx="5486400" cy="3182112"/>
+                    </a:xfrm>
+                    <a:prstGeom prst="rect"/>
+                  </pic:spPr>
+                </pic:pic>
+              </a:graphicData>
+            </a:graphic>
+          </wp:inline>
+        </w:drawing>
+      </w:r>
+    </w:p>
+    <w:p>
+      <w:pPr>
+        <w:spacing w:line="336" w:lineRule="auto" w:after="180"/>
+      </w:pPr>
+      <w:r>
+        <w:rPr>
+          <w:b w:val="0"/>
+        </w:rPr>
+        <w:t xml:space="preserve">Recall the </w:t>
+      </w:r>
+      <w:r>
+        <w:rPr>
+          <w:b/>
+        </w:rPr>
+        <w:t>prediction</w:t>
+      </w:r>
+      <w:r>
+        <w:rPr>
+          <w:b w:val="0"/>
+        </w:rPr>
+        <w:t xml:space="preserve">: The claim was a higher correct count for B. → State the finding: Both versions score 75%; no observed count advantage appears here. → Revise cautiously: Report the unsupported </w:t>
+      </w:r>
+      <w:r>
+        <w:rPr>
+          <w:b/>
+        </w:rPr>
+        <w:t>prediction</w:t>
+      </w:r>
+      <w:r>
+        <w:rPr>
+          <w:b w:val="0"/>
+        </w:rPr>
+        <w:t xml:space="preserve"> and a justified next test.</w:t>
+      </w:r>
+    </w:p>
+    <w:p>
+      <w:pPr>
+        <w:spacing w:line="336" w:lineRule="auto" w:after="180"/>
+        <w:shd w:fill="F5F1FB"/>
+      </w:pPr>
+      <w:r>
+        <w:rPr>
+          <w:b w:val="0"/>
+        </w:rPr>
+        <w:t xml:space="preserve">Point to each numbered stage and explain which recorded </w:t>
+      </w:r>
+      <w:r>
+        <w:rPr>
+          <w:b/>
+        </w:rPr>
+        <w:t>input</w:t>
+      </w:r>
+      <w:r>
+        <w:rPr>
+          <w:b w:val="0"/>
+        </w:rPr>
+        <w:t xml:space="preserve"> it uses.</w:t>
+      </w:r>
+    </w:p>
+    <w:p>
+      <w:pPr>
+        <w:pStyle w:val="Heading3"/>
+      </w:pPr>
+      <w:r>
+        <w:t>Discuss while showing the picture</w:t>
+      </w:r>
+    </w:p>
+    <w:p>
+      <w:pPr>
+        <w:spacing w:line="336" w:lineRule="auto" w:after="180"/>
+        <w:shd w:fill="F1F6F8"/>
+      </w:pPr>
+      <w:r>
+        <w:rPr>
+          <w:b w:val="0"/>
+        </w:rPr>
+        <w:t xml:space="preserve">Teacher prompt: Point to each numbered stage and explain which recorded </w:t>
+      </w:r>
+      <w:r>
+        <w:rPr>
+          <w:b/>
+        </w:rPr>
+        <w:t>input</w:t>
+      </w:r>
+      <w:r>
+        <w:rPr>
+          <w:b w:val="0"/>
+        </w:rPr>
+        <w:t xml:space="preserve"> it uses. Ask learners to describe one label or arrow in ordinary words. Use the adjacent transcript if the image is difficult to see.</w:t>
+      </w:r>
+    </w:p>
+    <w:p>
+      <w:pPr>
+        <w:pStyle w:val="Heading3"/>
+      </w:pPr>
+      <w:r>
+        <w:t>03. No observed count advantage</w:t>
+      </w:r>
+    </w:p>
+    <w:p>
+      <w:r>
+        <w:drawing>
+          <wp:inline xmlns:a="http://schemas.openxmlformats.org/drawingml/2006/main" xmlns:pic="http://schemas.openxmlformats.org/drawingml/2006/picture">
+            <wp:extent cx="5486400" cy="2834640"/>
+            <wp:docPr id="5" name="Picture 5" descr="No observed count advantage. Units: correct cases out of 8 shared cases. A: 6. B: 6."/>
+            <wp:cNvGraphicFramePr>
+              <a:graphicFrameLocks noChangeAspect="1"/>
+            </wp:cNvGraphicFramePr>
+            <a:graphic>
+              <a:graphicData uri="http://schemas.openxmlformats.org/drawingml/2006/picture">
+                <pic:pic>
+                  <pic:nvPicPr>
+                    <pic:cNvPr id="0" name="academy-story-ai-7-28-03.png"/>
+                    <pic:cNvPicPr/>
+                  </pic:nvPicPr>
+                  <pic:blipFill>
+                    <a:blip r:embed="rId13"/>
+                    <a:stretch>
+                      <a:fillRect/>
+                    </a:stretch>
+                  </pic:blipFill>
+                  <pic:spPr>
+                    <a:xfrm>
+                      <a:off x="0" y="0"/>
+                      <a:ext cx="5486400" cy="2834640"/>
+                    </a:xfrm>
+                    <a:prstGeom prst="rect"/>
+                  </pic:spPr>
+                </pic:pic>
+              </a:graphicData>
+            </a:graphic>
+          </wp:inline>
+        </w:drawing>
+      </w:r>
+    </w:p>
+    <w:p>
+      <w:pPr>
+        <w:spacing w:line="336" w:lineRule="auto" w:after="180"/>
+      </w:pPr>
+      <w:r>
+        <w:rPr>
+          <w:b w:val="0"/>
+        </w:rPr>
+        <w:t>No observed count advantage. Units: correct cases out of 8 shared cases. A: 6. B: 6.</w:t>
+      </w:r>
+    </w:p>
+    <w:p>
+      <w:pPr>
+        <w:spacing w:line="336" w:lineRule="auto" w:after="180"/>
+        <w:shd w:fill="F5F1FB"/>
+      </w:pPr>
+      <w:r>
+        <w:rPr>
+          <w:b w:val="0"/>
+        </w:rPr>
+        <w:t>Read the labels and values. Explain the relationship the model shows.</w:t>
+      </w:r>
+    </w:p>
+    <w:p>
+      <w:pPr>
+        <w:pStyle w:val="Heading3"/>
+      </w:pPr>
+      <w:r>
+        <w:t>Discuss while showing the picture</w:t>
+      </w:r>
+    </w:p>
+    <w:p>
+      <w:pPr>
+        <w:spacing w:line="336" w:lineRule="auto" w:after="180"/>
+        <w:shd w:fill="F1F6F8"/>
+      </w:pPr>
+      <w:r>
+        <w:rPr>
+          <w:b w:val="0"/>
+        </w:rPr>
+        <w:t>Teacher prompt: Read the labels and values. Explain the relationship the model shows. Ask learners to describe one label or arrow in ordinary words. Use the adjacent transcript if the image is difficult to see.</w:t>
+      </w:r>
+    </w:p>
+    <w:p>
+      <w:pPr>
+        <w:spacing w:line="336" w:lineRule="auto" w:after="180"/>
+        <w:shd w:fill="F1F6F8"/>
+      </w:pPr>
+      <w:r>
+        <w:rPr>
+          <w:b w:val="0"/>
+        </w:rPr>
+        <w:t>Check row/column meanings, units and denominators before discussing a difference. Supplied toy values are not real class or model results.</w:t>
+      </w:r>
+    </w:p>
+    <w:p>
+      <w:pPr>
+        <w:pStyle w:val="Heading3"/>
+      </w:pPr>
+      <w:r>
+        <w:t>04. Change one thing. Trace what follows.</w:t>
+      </w:r>
+    </w:p>
+    <w:p>
+      <w:r>
+        <w:drawing>
+          <wp:inline xmlns:a="http://schemas.openxmlformats.org/drawingml/2006/main" xmlns:pic="http://schemas.openxmlformats.org/drawingml/2006/picture">
+            <wp:extent cx="5486400" cy="3026664"/>
+            <wp:docPr id="6" name="Picture 6" descr="Original case: Report the unsupported prediction and a justified next test. Changed condition: B wins on one new task after the team chooses it because A fails. Expected result: Treat that selected demonstration as exploratory, not a replacement for the original result. Reason: Case selection now depends on outcomes."/>
+            <wp:cNvGraphicFramePr>
+              <a:graphicFrameLocks noChangeAspect="1"/>
+            </wp:cNvGraphicFramePr>
+            <a:graphic>
+              <a:graphicData uri="http://schemas.openxmlformats.org/drawingml/2006/picture">
+                <pic:pic>
+                  <pic:nvPicPr>
+                    <pic:cNvPr id="0" name="academy-story-ai-7-28-04.png"/>
+                    <pic:cNvPicPr/>
+                  </pic:nvPicPr>
+                  <pic:blipFill>
+                    <a:blip r:embed="rId14"/>
+                    <a:stretch>
+                      <a:fillRect/>
+                    </a:stretch>
+                  </pic:blipFill>
+                  <pic:spPr>
+                    <a:xfrm>
+                      <a:off x="0" y="0"/>
+                      <a:ext cx="5486400" cy="3026664"/>
+                    </a:xfrm>
+                    <a:prstGeom prst="rect"/>
+                  </pic:spPr>
+                </pic:pic>
+              </a:graphicData>
+            </a:graphic>
+          </wp:inline>
+        </w:drawing>
+      </w:r>
+    </w:p>
+    <w:p>
+      <w:pPr>
+        <w:spacing w:line="336" w:lineRule="auto" w:after="180"/>
+      </w:pPr>
+      <w:r>
+        <w:rPr>
+          <w:b w:val="0"/>
+        </w:rPr>
+        <w:t xml:space="preserve">Original case: Report the unsupported </w:t>
+      </w:r>
+      <w:r>
+        <w:rPr>
+          <w:b/>
+        </w:rPr>
+        <w:t>prediction</w:t>
+      </w:r>
+      <w:r>
+        <w:rPr>
+          <w:b w:val="0"/>
+        </w:rPr>
+        <w:t xml:space="preserve"> and a justified next test. Changed condition: B wins on one new task after the team chooses it because A fails.</w:t>
+      </w:r>
+    </w:p>
+    <w:p>
+      <w:pPr>
+        <w:spacing w:line="336" w:lineRule="auto" w:after="180"/>
+      </w:pPr>
+      <w:r>
+        <w:rPr>
+          <w:b w:val="0"/>
+        </w:rPr>
+        <w:t>Expected result: Treat that selected demonstration as exploratory, not a replacement for the original result. Reason: Case selection now depends on outcomes.</w:t>
+      </w:r>
+    </w:p>
+    <w:p>
+      <w:pPr>
+        <w:spacing w:line="336" w:lineRule="auto" w:after="180"/>
+        <w:shd w:fill="F5F1FB"/>
+      </w:pPr>
+      <w:r>
+        <w:rPr>
+          <w:b w:val="0"/>
+        </w:rPr>
+        <w:t>Predict before checking the worked changed-case result. Name what changed and what the supplied facts allow you to conclude.</w:t>
+      </w:r>
+    </w:p>
+    <w:p>
+      <w:pPr>
+        <w:pStyle w:val="Heading3"/>
+      </w:pPr>
+      <w:r>
+        <w:t>Discuss while showing the picture</w:t>
+      </w:r>
+    </w:p>
+    <w:p>
+      <w:pPr>
+        <w:spacing w:line="336" w:lineRule="auto" w:after="180"/>
+        <w:shd w:fill="F1F6F8"/>
+      </w:pPr>
+      <w:r>
+        <w:rPr>
+          <w:b w:val="0"/>
+        </w:rPr>
+        <w:t>Teacher prompt: Predict before checking the worked changed-case result. Name what changed and what the supplied facts allow you to conclude. Ask learners to describe one label or arrow in ordinary words.</w:t>
+      </w:r>
+    </w:p>
+    <w:p>
+      <w:pPr>
+        <w:spacing w:line="336" w:lineRule="auto" w:after="180"/>
+        <w:shd w:fill="F1F6F8"/>
+      </w:pPr>
+      <w:r>
+        <w:rPr>
+          <w:b w:val="0"/>
+        </w:rPr>
+        <w:t>Use the adjacent transcript if the image is difficult to see. Changed-case reasoning: Case selection now depends on outcomes.</w:t>
+      </w:r>
+    </w:p>
+    <w:p>
+      <w:pPr>
+        <w:pStyle w:val="Heading3"/>
+      </w:pPr>
+      <w:r>
+        <w:t>05. Connect the explanation to its limit</w:t>
+      </w:r>
+    </w:p>
+    <w:p>
+      <w:r>
+        <w:drawing>
+          <wp:inline xmlns:a="http://schemas.openxmlformats.org/drawingml/2006/main" xmlns:pic="http://schemas.openxmlformats.org/drawingml/2006/picture">
+            <wp:extent cx="5486400" cy="2834640"/>
+            <wp:docPr id="7" name="Picture 7" descr="A negative result can be informative when methods and limits are clear. A tie does not prove the methods are equivalent under all conditions or that the experiment was worthless. Limit: A tie on eight cases is not an equivalence test; uncertainty and practical thresholds remain unspecified."/>
+            <wp:cNvGraphicFramePr>
+              <a:graphicFrameLocks noChangeAspect="1"/>
+            </wp:cNvGraphicFramePr>
+            <a:graphic>
+              <a:graphicData uri="http://schemas.openxmlformats.org/drawingml/2006/picture">
+                <pic:pic>
+                  <pic:nvPicPr>
+                    <pic:cNvPr id="0" name="academy-story-ai-7-28-05.png"/>
+                    <pic:cNvPicPr/>
+                  </pic:nvPicPr>
+                  <pic:blipFill>
+                    <a:blip r:embed="rId15"/>
+                    <a:stretch>
+                      <a:fillRect/>
+                    </a:stretch>
+                  </pic:blipFill>
+                  <pic:spPr>
+                    <a:xfrm>
+                      <a:off x="0" y="0"/>
+                      <a:ext cx="5486400" cy="2834640"/>
+                    </a:xfrm>
+                    <a:prstGeom prst="rect"/>
+                  </pic:spPr>
+                </pic:pic>
+              </a:graphicData>
+            </a:graphic>
+          </wp:inline>
+        </w:drawing>
+      </w:r>
+    </w:p>
+    <w:p>
+      <w:pPr>
+        <w:spacing w:line="336" w:lineRule="auto" w:after="180"/>
+      </w:pPr>
+      <w:r>
+        <w:rPr>
+          <w:b w:val="0"/>
+        </w:rPr>
+        <w:t xml:space="preserve">A </w:t>
+      </w:r>
+      <w:r>
+        <w:rPr>
+          <w:b/>
+        </w:rPr>
+        <w:t>negative result</w:t>
+      </w:r>
+      <w:r>
+        <w:rPr>
+          <w:b w:val="0"/>
+        </w:rPr>
+        <w:t xml:space="preserve"> can be informative when methods and limits are clear. A tie does not prove the methods are equivalent under all conditions or that the experiment was worthless.</w:t>
+      </w:r>
+    </w:p>
+    <w:p>
+      <w:pPr>
+        <w:spacing w:line="336" w:lineRule="auto" w:after="180"/>
+      </w:pPr>
+      <w:r>
+        <w:rPr>
+          <w:b w:val="0"/>
+        </w:rPr>
+        <w:t xml:space="preserve">Limit: A tie on eight cases is not an </w:t>
+      </w:r>
+      <w:r>
+        <w:rPr>
+          <w:b/>
+        </w:rPr>
+        <w:t>equivalence</w:t>
+      </w:r>
+      <w:r>
+        <w:rPr>
+          <w:b w:val="0"/>
+        </w:rPr>
+        <w:t xml:space="preserve"> test; uncertainty and practical thresholds remain unspecified.</w:t>
+      </w:r>
+    </w:p>
+    <w:p>
+      <w:pPr>
+        <w:spacing w:line="336" w:lineRule="auto" w:after="180"/>
+        <w:shd w:fill="F5F1FB"/>
+      </w:pPr>
+      <w:r>
+        <w:rPr>
+          <w:b w:val="0"/>
+        </w:rPr>
+        <w:t>Explain the case, then point to a limit on the claim.</w:t>
+      </w:r>
+    </w:p>
+    <w:p>
+      <w:pPr>
+        <w:pStyle w:val="Heading3"/>
+      </w:pPr>
+      <w:r>
+        <w:t>Discuss while showing the picture</w:t>
+      </w:r>
+    </w:p>
+    <w:p>
+      <w:pPr>
+        <w:spacing w:line="336" w:lineRule="auto" w:after="180"/>
+        <w:shd w:fill="F1F6F8"/>
+      </w:pPr>
+      <w:r>
+        <w:rPr>
+          <w:b w:val="0"/>
+        </w:rPr>
+        <w:t>Teacher prompt: Explain the case, then point to a limit on the claim. Ask learners to describe one label or arrow in ordinary words. Use the adjacent transcript if the image is difficult to see.</w:t>
+      </w:r>
+    </w:p>
+    <w:p>
+      <w:pPr>
+        <w:spacing w:line="336" w:lineRule="auto" w:after="180"/>
+        <w:shd w:fill="F1F6F8"/>
+      </w:pPr>
+      <w:r>
+        <w:rPr>
+          <w:b w:val="0"/>
+        </w:rPr>
+        <w:t xml:space="preserve">Keep the stated scope: A tie on eight cases is not an </w:t>
+      </w:r>
+      <w:r>
+        <w:rPr>
+          <w:b/>
+        </w:rPr>
+        <w:t>equivalence</w:t>
+      </w:r>
+      <w:r>
+        <w:rPr>
+          <w:b w:val="0"/>
+        </w:rPr>
+        <w:t xml:space="preserve"> test; uncertainty and practical thresholds remain unspecified.</w:t>
+      </w:r>
+    </w:p>
+    <w:p>
+      <w:pPr>
+        <w:pStyle w:val="Heading3"/>
+      </w:pPr>
+      <w:r>
+        <w:t>06. Make the idea visible in your project</w:t>
+      </w:r>
+    </w:p>
+    <w:p>
+      <w:r>
+        <w:drawing>
+          <wp:inline xmlns:a="http://schemas.openxmlformats.org/drawingml/2006/main" xmlns:pic="http://schemas.openxmlformats.org/drawingml/2006/picture">
+            <wp:extent cx="5486400" cy="3681984"/>
+            <wp:docPr id="8" name="Picture 8" descr="For the Reproducible AI Research Study, retain an annotated worked trace and the changed-case reasoning. Connect the claim to its records, units and assumptions so another investigator can challenge or reproduce it. Draw your input, deciding step, result and limit. Supported question: Does a 6/8 tie support the prediction that B scores higher? Explain why one newly selected favourable demonstration does not replace the original result or prove equivalence."/>
+            <wp:cNvGraphicFramePr>
+              <a:graphicFrameLocks noChangeAspect="1"/>
+            </wp:cNvGraphicFramePr>
+            <a:graphic>
+              <a:graphicData uri="http://schemas.openxmlformats.org/drawingml/2006/picture">
+                <pic:pic>
+                  <pic:nvPicPr>
+                    <pic:cNvPr id="0" name="academy-story-ai-7-28-06.png"/>
+                    <pic:cNvPicPr/>
+                  </pic:nvPicPr>
+                  <pic:blipFill>
+                    <a:blip r:embed="rId16"/>
+                    <a:stretch>
+                      <a:fillRect/>
+                    </a:stretch>
+                  </pic:blipFill>
+                  <pic:spPr>
+                    <a:xfrm>
+                      <a:off x="0" y="0"/>
+                      <a:ext cx="5486400" cy="3681984"/>
+                    </a:xfrm>
+                    <a:prstGeom prst="rect"/>
+                  </pic:spPr>
+                </pic:pic>
+              </a:graphicData>
+            </a:graphic>
+          </wp:inline>
+        </w:drawing>
+      </w:r>
+    </w:p>
+    <w:p>
+      <w:pPr>
+        <w:spacing w:line="336" w:lineRule="auto" w:after="180"/>
+      </w:pPr>
+      <w:r>
+        <w:rPr>
+          <w:b w:val="0"/>
+        </w:rPr>
+        <w:t>For the Reproducible AI Research Study, retain an annotated worked trace and the changed-case reasoning. Connect the claim to its records, units and assumptions so another investigator can challenge or reproduce it.</w:t>
+      </w:r>
+    </w:p>
+    <w:p>
+      <w:pPr>
+        <w:spacing w:line="336" w:lineRule="auto" w:after="180"/>
+      </w:pPr>
+      <w:r>
+        <w:rPr>
+          <w:b w:val="0"/>
+        </w:rPr>
+        <w:t xml:space="preserve">Draw your </w:t>
+      </w:r>
+      <w:r>
+        <w:rPr>
+          <w:b/>
+        </w:rPr>
+        <w:t>input</w:t>
+      </w:r>
+      <w:r>
+        <w:rPr>
+          <w:b w:val="0"/>
+        </w:rPr>
+        <w:t xml:space="preserve">, deciding step, result and limit. Supported question: Does a 6/8 tie support the </w:t>
+      </w:r>
+      <w:r>
+        <w:rPr>
+          <w:b/>
+        </w:rPr>
+        <w:t>prediction</w:t>
+      </w:r>
+      <w:r>
+        <w:rPr>
+          <w:b w:val="0"/>
+        </w:rPr>
+        <w:t xml:space="preserve"> that B scores higher?</w:t>
+      </w:r>
+    </w:p>
+    <w:p>
+      <w:pPr>
+        <w:spacing w:line="336" w:lineRule="auto" w:after="180"/>
+      </w:pPr>
+      <w:r>
+        <w:rPr>
+          <w:b w:val="0"/>
+        </w:rPr>
+        <w:t xml:space="preserve">Explain why one newly selected favourable demonstration does not replace the original result or prove </w:t>
+      </w:r>
+      <w:r>
+        <w:rPr>
+          <w:b/>
+        </w:rPr>
+        <w:t>equivalence</w:t>
+      </w:r>
+      <w:r>
+        <w:rPr>
+          <w:b w:val="0"/>
+        </w:rPr>
+        <w:t>.</w:t>
+      </w:r>
+    </w:p>
+    <w:p>
+      <w:pPr>
+        <w:spacing w:line="336" w:lineRule="auto" w:after="180"/>
+        <w:shd w:fill="F5F1FB"/>
+      </w:pPr>
+      <w:r>
+        <w:rPr>
+          <w:b w:val="0"/>
+        </w:rPr>
+        <w:t xml:space="preserve">Draw your project trace and justify the deciding step using </w:t>
+      </w:r>
+      <w:r>
+        <w:rPr>
+          <w:b/>
+        </w:rPr>
+        <w:t>evidence</w:t>
+      </w:r>
+      <w:r>
+        <w:rPr>
+          <w:b w:val="0"/>
+        </w:rPr>
+        <w:t>.</w:t>
+      </w:r>
+    </w:p>
+    <w:p>
+      <w:pPr>
+        <w:pStyle w:val="Heading3"/>
+      </w:pPr>
+      <w:r>
+        <w:t>Discuss while showing the picture</w:t>
+      </w:r>
+    </w:p>
+    <w:p>
+      <w:pPr>
+        <w:spacing w:line="336" w:lineRule="auto" w:after="180"/>
+        <w:shd w:fill="F1F6F8"/>
+      </w:pPr>
+      <w:r>
+        <w:rPr>
+          <w:b w:val="0"/>
+        </w:rPr>
+        <w:t xml:space="preserve">Teacher prompt: Draw your project trace and justify the deciding step using </w:t>
+      </w:r>
+      <w:r>
+        <w:rPr>
+          <w:b/>
+        </w:rPr>
+        <w:t>evidence</w:t>
+      </w:r>
+      <w:r>
+        <w:rPr>
+          <w:b w:val="0"/>
+        </w:rPr>
+        <w:t>. Ask learners to describe one label or arrow in ordinary words. Use the adjacent transcript if the image is difficult to see.</w:t>
+      </w:r>
+    </w:p>
+    <w:p>
+      <w:pPr>
+        <w:spacing w:line="336" w:lineRule="auto" w:after="180"/>
+        <w:shd w:fill="F1F6F8"/>
+      </w:pPr>
+      <w:r>
+        <w:rPr>
+          <w:b w:val="0"/>
+        </w:rPr>
+        <w:t xml:space="preserve">Supported practice key: The claim was a higher correct count for B. Both versions score 75%; no observed count advantage appears here. Report the unsupported </w:t>
+      </w:r>
+      <w:r>
+        <w:rPr>
+          <w:b/>
+        </w:rPr>
+        <w:t>prediction</w:t>
+      </w:r>
+      <w:r>
+        <w:rPr>
+          <w:b w:val="0"/>
+        </w:rPr>
+        <w:t xml:space="preserve"> and a justified next test.</w:t>
+      </w:r>
+    </w:p>
+    <w:p>
+      <w:pPr>
+        <w:spacing w:line="336" w:lineRule="auto" w:after="180"/>
+        <w:shd w:fill="F1F6F8"/>
+      </w:pPr>
+      <w:r>
+        <w:rPr>
+          <w:b w:val="0"/>
+        </w:rPr>
+        <w:t xml:space="preserve">Changed case: Treat that selected demonstration as exploratory, not a replacement for the original result. Case selection now depends on outcomes. A tie on eight cases does not prove </w:t>
+      </w:r>
+      <w:r>
+        <w:rPr>
+          <w:b/>
+        </w:rPr>
+        <w:t>equivalence</w:t>
+      </w:r>
+      <w:r>
+        <w:rPr>
+          <w:b w:val="0"/>
+        </w:rPr>
+        <w:t>.</w:t>
       </w:r>
     </w:p>
     <w:sectPr>

--- a/downloads/teacher/ai-7-week-28.docx
+++ b/downloads/teacher/ai-7-week-28.docx
@@ -155,7 +155,7 @@
           </w:tcPr>
           <w:p>
             <w:r>
-              <w:t>Sections 1–6; record the brief recall in the workbook.</w:t>
+              <w:t>Use Your mission, Notice the evidence, See how it works, Words that unlock the idea and Follow a worked example; record the brief recall in the workbook.</w:t>
             </w:r>
           </w:p>
         </w:tc>
@@ -187,7 +187,7 @@
           </w:tcPr>
           <w:p>
             <w:r>
-              <w:t>Sections 7–10; use the matching workbook W2 and misconception check.</w:t>
+              <w:t>Use Find and repair a mistake, Practise together and Run the investigation, with workbook W2 and Individual reasoning check.</w:t>
             </w:r>
           </w:p>
         </w:tc>
@@ -219,7 +219,7 @@
           </w:tcPr>
           <w:p>
             <w:r>
-              <w:t>Sections 9 and 11–14. Give extra time to finish the full task set; use Section 15 when the week includes a coding lab.</w:t>
+              <w:t>Use Run the investigation, Build your understanding, Connect your project and Show what you know. Reserve further time for the full task set. Use a code example only where one is actually supplied.</w:t>
             </w:r>
           </w:p>
         </w:tc>
@@ -491,7 +491,7 @@
         <w:rPr>
           <w:b w:val="0"/>
         </w:rPr>
-        <w:t xml:space="preserve">Two 45-minute sessions. </w:t>
+        <w:t xml:space="preserve">Compact alternative: two 45-minute sessions for the core explanation and W1–W5 only. The main plan uses three sessions; schedule further time for the complete investigation, project, visual journey and any code examples. </w:t>
       </w:r>
       <w:r>
         <w:rPr>
@@ -2009,7 +2009,7 @@
           </w:tcPr>
           <w:p>
             <w:r>
-              <w:t>Explain section 1 and vocabulary. Complete W1 with a mechanism-based explanation.</w:t>
+              <w:t>Explain See how it works and Words that unlock the idea. Complete W1 with a mechanism-based explanation.</w:t>
             </w:r>
           </w:p>
         </w:tc>
@@ -4330,7 +4330,7 @@
           </w:tcPr>
           <w:p>
             <w:r>
-              <w:t>Sections 1–6; record the brief recall in the workbook.</w:t>
+              <w:t>Use Your mission, Notice the evidence, See how it works, Words that unlock the idea and Follow a worked example; record the brief recall in the workbook.</w:t>
             </w:r>
           </w:p>
         </w:tc>
@@ -4362,7 +4362,7 @@
           </w:tcPr>
           <w:p>
             <w:r>
-              <w:t>Sections 7–10; use the matching workbook W2 and misconception check.</w:t>
+              <w:t>Use Find and repair a mistake, Practise together and Run the investigation, with workbook W2 and Individual reasoning check.</w:t>
             </w:r>
           </w:p>
         </w:tc>
@@ -4394,7 +4394,7 @@
           </w:tcPr>
           <w:p>
             <w:r>
-              <w:t>Sections 9 and 11–14. Give extra time to finish the full task set; use Section 15 when the week includes a coding lab.</w:t>
+              <w:t>Use Run the investigation, Build your understanding, Connect your project and Show what you know. Reserve further time for the full task set. Use a code example only where one is actually supplied.</w:t>
             </w:r>
           </w:p>
         </w:tc>

--- a/downloads/teacher/ai-7-week-28.docx
+++ b/downloads/teacher/ai-7-week-28.docx
@@ -25,20 +25,38 @@
         <w:pStyle w:val="Heading1"/>
       </w:pPr>
       <w:r>
-        <w:t>01. Prepare the purpose, prerequisites and materials</w:t>
+        <w:t>Teach the evidence-to-conclusion chain for Negative results and claim revision</w:t>
       </w:r>
     </w:p>
     <w:p>
       <w:r>
-        <w:t>Prepare Negative results and claim revision: check the target, prerequisites, resources and adaptable teaching schedule.</w:t>
+        <w:t>Preserve negative results without turning a tie into equivalence or selected demonstrations into confirmation.</w:t>
       </w:r>
     </w:p>
     <w:p>
-      <w:pPr>
-        <w:pStyle w:val="Heading3"/>
-      </w:pPr>
-      <w:r>
-        <w:t>Teach the learning cycle</w:t>
+      <w:r>
+        <w:t>Model the main case → reveal the picture gradually → probe limits → assess independent reasoning → plan a changed-case return.</w:t>
+      </w:r>
+    </w:p>
+    <w:p>
+      <w:pPr>
+        <w:pStyle w:val="Heading1"/>
+      </w:pPr>
+      <w:r>
+        <w:t>01. Prepare the connected research investigation</w:t>
+      </w:r>
+    </w:p>
+    <w:p>
+      <w:r>
+        <w:t>Keep modelling, shared practice and independent evidence distinct.</w:t>
+      </w:r>
+    </w:p>
+    <w:p>
+      <w:pPr>
+        <w:pStyle w:val="Heading2"/>
+      </w:pPr>
+      <w:r>
+        <w:t>Target and main teaching plan</w:t>
       </w:r>
     </w:p>
     <w:p>
@@ -261,18 +279,21 @@
     </w:p>
     <w:p>
       <w:pPr>
-        <w:pStyle w:val="Heading3"/>
-      </w:pPr>
-      <w:r>
-        <w:t>Retrieval answer guidance</w:t>
+        <w:pStyle w:val="Heading2"/>
+      </w:pPr>
+      <w:r>
+        <w:t>Preparation and prerequisite</w:t>
       </w:r>
     </w:p>
     <w:p>
       <w:pPr>
-        <w:pStyle w:val="Heading3"/>
-      </w:pPr>
-      <w:r>
-        <w:t>Robustness across conditions</w:t>
+        <w:spacing w:line="336" w:lineRule="auto" w:after="180"/>
+      </w:pPr>
+      <w:r>
+        <w:rPr>
+          <w:b w:val="0"/>
+        </w:rPr>
+        <w:t>Lesson and workbook; paper and pencil</w:t>
       </w:r>
     </w:p>
     <w:p>
@@ -283,7 +304,7 @@
         <w:rPr>
           <w:b w:val="0"/>
         </w:rPr>
-        <w:t>Without opening the old lesson, explain one key idea from Robustness across conditions. Give an example and a mistake that the idea helps you avoid.</w:t>
+        <w:t>Calculator and optional local Python 3 for arithmetic; no live API or private data</w:t>
       </w:r>
     </w:p>
     <w:p>
@@ -294,19 +315,7 @@
         <w:rPr>
           <w:b w:val="0"/>
         </w:rPr>
-        <w:t xml:space="preserve">Look for: Explain the </w:t>
-      </w:r>
-      <w:r>
-        <w:rPr>
-          <w:b/>
-        </w:rPr>
-        <w:t>mechanism</w:t>
-      </w:r>
-      <w:r>
-        <w:rPr>
-          <w:b w:val="0"/>
-        </w:rPr>
-        <w:t xml:space="preserve"> and terminology of robustness across conditions</w:t>
+        <w:t>Prepare the fresh retry separately and withhold its solution until after collection</w:t>
       </w:r>
     </w:p>
     <w:p>
@@ -317,7 +326,31 @@
         <w:rPr>
           <w:b w:val="0"/>
         </w:rPr>
-        <w:t>Reference example, not the only acceptable wording: Teacher explanation: Robustness checks examine a frozen procedure under declared varied conditions. Performance differences do not by themselves identify cause.</w:t>
+        <w:t xml:space="preserve">A result depends on the </w:t>
+      </w:r>
+      <w:r>
+        <w:rPr>
+          <w:b/>
+        </w:rPr>
+        <w:t>input</w:t>
+      </w:r>
+      <w:r>
+        <w:rPr>
+          <w:b w:val="0"/>
+        </w:rPr>
+        <w:t xml:space="preserve">s, procedure and conditions that produced it. Preserve data roles and distinguish observed outcomes from </w:t>
+      </w:r>
+      <w:r>
+        <w:rPr>
+          <w:b/>
+        </w:rPr>
+        <w:t>prediction</w:t>
+      </w:r>
+      <w:r>
+        <w:rPr>
+          <w:b w:val="0"/>
+        </w:rPr>
+        <w:t>s or unmeasured conditions.</w:t>
       </w:r>
     </w:p>
     <w:p>
@@ -328,27 +361,15 @@
         <w:rPr>
           <w:b w:val="0"/>
         </w:rPr>
-        <w:t xml:space="preserve">Keep baseline, metric and eligibility aligned across conditions. Report condition counts and failures separately; new conditions may extend </w:t>
-      </w:r>
-      <w:r>
-        <w:rPr>
-          <w:b/>
-        </w:rPr>
-        <w:t>evidence</w:t>
-      </w:r>
-      <w:r>
-        <w:rPr>
-          <w:b w:val="0"/>
-        </w:rPr>
-        <w:t xml:space="preserve"> but cannot guarantee all conditions.</w:t>
+        <w:t>If the prior concept cannot be explained, use a short retrieval activity before this chapter.</w:t>
       </w:r>
     </w:p>
     <w:p>
       <w:pPr>
-        <w:pStyle w:val="Heading3"/>
-      </w:pPr>
-      <w:r>
-        <w:t>Running the primary experiment</w:t>
+        <w:pStyle w:val="Heading2"/>
+      </w:pPr>
+      <w:r>
+        <w:t>Opening retrieval</w:t>
       </w:r>
     </w:p>
     <w:p>
@@ -359,7 +380,7 @@
         <w:rPr>
           <w:b w:val="0"/>
         </w:rPr>
-        <w:t>Without opening the old lesson, explain one key idea from Running the primary experiment. Give an example and a mistake that the idea helps you avoid.</w:t>
+        <w:t>Without opening the old lesson, explain one key idea from Robustness across conditions. Give an example and a mistake that the idea helps you avoid.</w:t>
       </w:r>
     </w:p>
     <w:p>
@@ -382,7 +403,7 @@
         <w:rPr>
           <w:b w:val="0"/>
         </w:rPr>
-        <w:t xml:space="preserve"> and terminology of running the primary experiment</w:t>
+        <w:t xml:space="preserve"> and terminology of robustness across conditions</w:t>
       </w:r>
     </w:p>
     <w:p>
@@ -393,7 +414,7 @@
         <w:rPr>
           <w:b w:val="0"/>
         </w:rPr>
-        <w:t>Reference example, not the only acceptable wording: Teacher explanation: The primary experiment follows the frozen plan and captures every eligible outcome. Unexpected failures are recorded rather than silently retried away.</w:t>
+        <w:t>Reference example, not the only acceptable wording: Teacher explanation: Robustness checks examine a frozen procedure under declared varied conditions. Performance differences do not by themselves identify cause.</w:t>
       </w:r>
     </w:p>
     <w:p>
@@ -404,15 +425,30 @@
         <w:rPr>
           <w:b w:val="0"/>
         </w:rPr>
-        <w:t>Run declared cases, store raw paired results and deviations, and keep primary analysis separate from exploratory repairs. Stop or escalate only according to the stated rule.</w:t>
+        <w:t xml:space="preserve">Keep baseline, metric and eligibility aligned across conditions. Report condition counts and failures separately; new conditions may extend </w:t>
+      </w:r>
+      <w:r>
+        <w:rPr>
+          <w:b/>
+        </w:rPr>
+        <w:t>evidence</w:t>
+      </w:r>
+      <w:r>
+        <w:rPr>
+          <w:b w:val="0"/>
+        </w:rPr>
+        <w:t xml:space="preserve"> but cannot guarantee all conditions.</w:t>
       </w:r>
     </w:p>
     <w:p>
       <w:pPr>
-        <w:pStyle w:val="Heading3"/>
-      </w:pPr>
-      <w:r>
-        <w:t>Pilot experiments</w:t>
+        <w:spacing w:line="336" w:lineRule="auto" w:after="180"/>
+      </w:pPr>
+      <w:r>
+        <w:rPr>
+          <w:b w:val="0"/>
+        </w:rPr>
+        <w:t>Without opening the old lesson, explain one key idea from Running the primary experiment. Give an example and a mistake that the idea helps you avoid.</w:t>
       </w:r>
     </w:p>
     <w:p>
@@ -423,7 +459,19 @@
         <w:rPr>
           <w:b w:val="0"/>
         </w:rPr>
-        <w:t>Without opening the old lesson, explain one key idea from Pilot experiments. Give an example and a mistake that the idea helps you avoid.</w:t>
+        <w:t xml:space="preserve">Look for: Explain the </w:t>
+      </w:r>
+      <w:r>
+        <w:rPr>
+          <w:b/>
+        </w:rPr>
+        <w:t>mechanism</w:t>
+      </w:r>
+      <w:r>
+        <w:rPr>
+          <w:b w:val="0"/>
+        </w:rPr>
+        <w:t xml:space="preserve"> and terminology of running the primary experiment</w:t>
       </w:r>
     </w:p>
     <w:p>
@@ -434,19 +482,7 @@
         <w:rPr>
           <w:b w:val="0"/>
         </w:rPr>
-        <w:t xml:space="preserve">Look for: Explain the </w:t>
-      </w:r>
-      <w:r>
-        <w:rPr>
-          <w:b/>
-        </w:rPr>
-        <w:t>mechanism</w:t>
-      </w:r>
-      <w:r>
-        <w:rPr>
-          <w:b w:val="0"/>
-        </w:rPr>
-        <w:t xml:space="preserve"> and terminology of pilot experiments</w:t>
+        <w:t>Reference example, not the only acceptable wording: Teacher explanation: The primary experiment follows the frozen plan and captures every eligible outcome. Unexpected failures are recorded rather than silently retried away.</w:t>
       </w:r>
     </w:p>
     <w:p>
@@ -457,19 +493,7 @@
         <w:rPr>
           <w:b w:val="0"/>
         </w:rPr>
-        <w:t xml:space="preserve">Reference example, not the only acceptable wording: Teacher explanation: A pilot checks feasibility, measurement and failure handling before the primary study. Pilot results used for revision are development </w:t>
-      </w:r>
-      <w:r>
-        <w:rPr>
-          <w:b/>
-        </w:rPr>
-        <w:t>evidence</w:t>
-      </w:r>
-      <w:r>
-        <w:rPr>
-          <w:b w:val="0"/>
-        </w:rPr>
-        <w:t>.</w:t>
+        <w:t>Run declared cases, store raw paired results and deviations, and keep primary analysis separate from exploratory repairs. Stop or escalate only according to the stated rule.</w:t>
       </w:r>
     </w:p>
     <w:p>
@@ -480,7 +504,7 @@
         <w:rPr>
           <w:b w:val="0"/>
         </w:rPr>
-        <w:t>Run a small fixture set to test data capture, timing boundaries, rubric and analysis code. Fix defects and freeze the revised plan before new primary cases.</w:t>
+        <w:t>Without opening the old lesson, explain one key idea from Pilot experiments. Give an example and a mistake that the idea helps you avoid.</w:t>
       </w:r>
     </w:p>
     <w:p>
@@ -491,31 +515,19 @@
         <w:rPr>
           <w:b w:val="0"/>
         </w:rPr>
-        <w:t xml:space="preserve">Compact alternative: two 45-minute sessions for the core explanation and W1–W5 only. The main plan uses three sessions; schedule further time for the complete investigation, project, visual journey and any code examples. </w:t>
+        <w:t xml:space="preserve">Look for: Explain the </w:t>
       </w:r>
       <w:r>
         <w:rPr>
           <w:b/>
         </w:rPr>
-        <w:t>Negative result</w:t>
+        <w:t>mechanism</w:t>
       </w:r>
       <w:r>
         <w:rPr>
           <w:b w:val="0"/>
         </w:rPr>
-        <w:t xml:space="preserve">s report that the </w:t>
-      </w:r>
-      <w:r>
-        <w:rPr>
-          <w:b/>
-        </w:rPr>
-        <w:t>evidence</w:t>
-      </w:r>
-      <w:r>
-        <w:rPr>
-          <w:b w:val="0"/>
-        </w:rPr>
-        <w:t xml:space="preserve"> did not meet a declared expectation. They can reveal design limits or useful constraints without proving no effect anywhere.</w:t>
+        <w:t xml:space="preserve"> and terminology of pilot experiments</w:t>
       </w:r>
     </w:p>
     <w:p>
@@ -526,19 +538,19 @@
         <w:rPr>
           <w:b w:val="0"/>
         </w:rPr>
-        <w:t xml:space="preserve">Use the supplied constructed scenarios to make the </w:t>
+        <w:t xml:space="preserve">Reference example, not the only acceptable wording: Teacher explanation: A pilot checks feasibility, measurement and failure handling before the primary study. Pilot results used for revision are development </w:t>
       </w:r>
       <w:r>
         <w:rPr>
           <w:b/>
         </w:rPr>
-        <w:t>mechanism</w:t>
+        <w:t>evidence</w:t>
       </w:r>
       <w:r>
         <w:rPr>
           <w:b w:val="0"/>
         </w:rPr>
-        <w:t xml:space="preserve"> inspectable. Collect W4 before sharing solutions.</w:t>
+        <w:t>.</w:t>
       </w:r>
     </w:p>
     <w:p>
@@ -549,27 +561,15 @@
         <w:rPr>
           <w:b w:val="0"/>
         </w:rPr>
-        <w:t xml:space="preserve">Students should name intermediate </w:t>
-      </w:r>
-      <w:r>
-        <w:rPr>
-          <w:b/>
-        </w:rPr>
-        <w:t>evidence</w:t>
-      </w:r>
-      <w:r>
-        <w:rPr>
-          <w:b w:val="0"/>
-        </w:rPr>
-        <w:t xml:space="preserve"> and limitations; classroom pacing and learning effectiveness remain unvalidated.</w:t>
+        <w:t>Run a small fixture set to test data capture, timing boundaries, rubric and analysis code. Fix defects and freeze the revised plan before new primary cases.</w:t>
       </w:r>
     </w:p>
     <w:p>
       <w:pPr>
-        <w:pStyle w:val="Heading3"/>
-      </w:pPr>
-      <w:r>
-        <w:t>Outcomes</w:t>
+        <w:pStyle w:val="Heading2"/>
+      </w:pPr>
+      <w:r>
+        <w:t>Pictured end goal</w:t>
       </w:r>
     </w:p>
     <w:p>
@@ -580,59 +580,47 @@
         <w:rPr>
           <w:b w:val="0"/>
         </w:rPr>
-        <w:t xml:space="preserve">Explain the </w:t>
+        <w:t xml:space="preserve">Explain </w:t>
       </w:r>
       <w:r>
         <w:rPr>
           <w:b/>
         </w:rPr>
-        <w:t>mechanism</w:t>
+        <w:t>negative result</w:t>
       </w:r>
       <w:r>
         <w:rPr>
           <w:b w:val="0"/>
         </w:rPr>
-        <w:t xml:space="preserve"> and terminology of </w:t>
+        <w:t xml:space="preserve">s and </w:t>
       </w:r>
       <w:r>
         <w:rPr>
           <w:b/>
         </w:rPr>
-        <w:t>negative result</w:t>
+        <w:t>claim revision</w:t>
       </w:r>
       <w:r>
         <w:rPr>
           <w:b w:val="0"/>
         </w:rPr>
-        <w:t xml:space="preserve">s and </w:t>
-      </w:r>
-      <w:r>
-        <w:rPr>
-          <w:b/>
-        </w:rPr>
-        <w:t>claim revision</w:t>
+        <w:t xml:space="preserve"> using the records and boundaries of this fictional investigation.</w:t>
       </w:r>
     </w:p>
     <w:p>
       <w:pPr>
-        <w:spacing w:line="336" w:lineRule="auto" w:after="180"/>
-      </w:pPr>
-      <w:r>
-        <w:rPr>
-          <w:b w:val="0"/>
-        </w:rPr>
-        <w:t>Apply the stated procedure to a new case with a traceable result</w:t>
+        <w:pStyle w:val="Heading2"/>
+      </w:pPr>
+      <w:r>
+        <w:t>Earlier wording, alternatives and picture transcripts · reference / check after trying</w:t>
       </w:r>
     </w:p>
     <w:p>
       <w:pPr>
-        <w:spacing w:line="336" w:lineRule="auto" w:after="180"/>
-      </w:pPr>
-      <w:r>
-        <w:rPr>
-          <w:b w:val="0"/>
-        </w:rPr>
-        <w:t>Identify an assumption or limitation and design a revealing follow-up</w:t>
+        <w:pStyle w:val="Heading3"/>
+      </w:pPr>
+      <w:r>
+        <w:t>Teach the learning cycle</w:t>
       </w:r>
     </w:p>
     <w:p>
@@ -640,48 +628,66 @@
         <w:pStyle w:val="Heading3"/>
       </w:pPr>
       <w:r>
-        <w:t>Preparation</w:t>
+        <w:t>Retrieval answer guidance</w:t>
       </w:r>
     </w:p>
     <w:p>
       <w:pPr>
-        <w:spacing w:line="336" w:lineRule="auto" w:after="180"/>
-      </w:pPr>
-      <w:r>
-        <w:rPr>
-          <w:b w:val="0"/>
-        </w:rPr>
-        <w:t>Lesson and workbook; paper and pencil</w:t>
+        <w:pStyle w:val="Heading3"/>
+      </w:pPr>
+      <w:r>
+        <w:t>Robustness across conditions</w:t>
       </w:r>
     </w:p>
     <w:p>
       <w:pPr>
-        <w:spacing w:line="336" w:lineRule="auto" w:after="180"/>
-      </w:pPr>
-      <w:r>
-        <w:rPr>
-          <w:b w:val="0"/>
-        </w:rPr>
-        <w:t>Calculator and optional local Python 3 for arithmetic; no live API or private data</w:t>
+        <w:pStyle w:val="Heading3"/>
+      </w:pPr>
+      <w:r>
+        <w:t>Running the primary experiment</w:t>
       </w:r>
     </w:p>
     <w:p>
       <w:pPr>
-        <w:spacing w:line="336" w:lineRule="auto" w:after="180"/>
-      </w:pPr>
-      <w:r>
-        <w:rPr>
-          <w:b w:val="0"/>
-        </w:rPr>
-        <w:t>Prepare the fresh retry separately and withhold its solution until after collection</w:t>
+        <w:pStyle w:val="Heading3"/>
+      </w:pPr>
+      <w:r>
+        <w:t>Pilot experiments</w:t>
       </w:r>
     </w:p>
     <w:p>
       <w:pPr>
-        <w:pStyle w:val="Heading3"/>
-      </w:pPr>
-      <w:r>
-        <w:t>Prerequisite answer</w:t>
+        <w:spacing w:line="336" w:lineRule="auto" w:after="180"/>
+      </w:pPr>
+      <w:r>
+        <w:rPr>
+          <w:b w:val="0"/>
+        </w:rPr>
+        <w:t xml:space="preserve">Compact alternative: two 45-minute sessions for the core explanation and W1–W5 only. The main plan uses three sessions; schedule further time for the complete investigation, project, visual journey and any code examples. </w:t>
+      </w:r>
+      <w:r>
+        <w:rPr>
+          <w:b/>
+        </w:rPr>
+        <w:t>Negative result</w:t>
+      </w:r>
+      <w:r>
+        <w:rPr>
+          <w:b w:val="0"/>
+        </w:rPr>
+        <w:t xml:space="preserve">s report that the </w:t>
+      </w:r>
+      <w:r>
+        <w:rPr>
+          <w:b/>
+        </w:rPr>
+        <w:t>evidence</w:t>
+      </w:r>
+      <w:r>
+        <w:rPr>
+          <w:b w:val="0"/>
+        </w:rPr>
+        <w:t xml:space="preserve"> did not meet a declared expectation. They can reveal design limits or useful constraints without proving no effect anywhere.</w:t>
       </w:r>
     </w:p>
     <w:p>
@@ -692,31 +698,19 @@
         <w:rPr>
           <w:b w:val="0"/>
         </w:rPr>
-        <w:t xml:space="preserve">A result depends on the </w:t>
+        <w:t xml:space="preserve">Use the supplied constructed scenarios to make the </w:t>
       </w:r>
       <w:r>
         <w:rPr>
           <w:b/>
         </w:rPr>
-        <w:t>input</w:t>
+        <w:t>mechanism</w:t>
       </w:r>
       <w:r>
         <w:rPr>
           <w:b w:val="0"/>
         </w:rPr>
-        <w:t xml:space="preserve">s, procedure and conditions that produced it. Preserve data roles and distinguish observed outcomes from </w:t>
-      </w:r>
-      <w:r>
-        <w:rPr>
-          <w:b/>
-        </w:rPr>
-        <w:t>prediction</w:t>
-      </w:r>
-      <w:r>
-        <w:rPr>
-          <w:b w:val="0"/>
-        </w:rPr>
-        <w:t>s or unmeasured conditions.</w:t>
+        <w:t xml:space="preserve"> inspectable. Collect W4 before sharing solutions.</w:t>
       </w:r>
     </w:p>
     <w:p>
@@ -727,7 +721,19 @@
         <w:rPr>
           <w:b w:val="0"/>
         </w:rPr>
-        <w:t>If the prior concept cannot be explained, use a short retrieval activity before this chapter.</w:t>
+        <w:t xml:space="preserve">Students should name intermediate </w:t>
+      </w:r>
+      <w:r>
+        <w:rPr>
+          <w:b/>
+        </w:rPr>
+        <w:t>evidence</w:t>
+      </w:r>
+      <w:r>
+        <w:rPr>
+          <w:b w:val="0"/>
+        </w:rPr>
+        <w:t xml:space="preserve"> and limitations; classroom pacing and learning effectiveness remain unvalidated.</w:t>
       </w:r>
     </w:p>
     <w:p>
@@ -735,7 +741,7 @@
         <w:pStyle w:val="Heading3"/>
       </w:pPr>
       <w:r>
-        <w:t>End goal for the pictorial case</w:t>
+        <w:t>Outcomes</w:t>
       </w:r>
     </w:p>
     <w:p>
@@ -746,12 +752,24 @@
         <w:rPr>
           <w:b w:val="0"/>
         </w:rPr>
-        <w:t xml:space="preserve">Explain </w:t>
+        <w:t xml:space="preserve">Explain the </w:t>
       </w:r>
       <w:r>
         <w:rPr>
           <w:b/>
         </w:rPr>
+        <w:t>mechanism</w:t>
+      </w:r>
+      <w:r>
+        <w:rPr>
+          <w:b w:val="0"/>
+        </w:rPr>
+        <w:t xml:space="preserve"> and terminology of </w:t>
+      </w:r>
+      <w:r>
+        <w:rPr>
+          <w:b/>
+        </w:rPr>
         <w:t>negative result</w:t>
       </w:r>
       <w:r>
@@ -765,12 +783,6 @@
           <w:b/>
         </w:rPr>
         <w:t>claim revision</w:t>
-      </w:r>
-      <w:r>
-        <w:rPr>
-          <w:b w:val="0"/>
-        </w:rPr>
-        <w:t xml:space="preserve"> using the records and boundaries of this fictional investigation.</w:t>
       </w:r>
     </w:p>
     <w:p>
@@ -781,49 +793,34 @@
         <w:rPr>
           <w:b w:val="0"/>
         </w:rPr>
-        <w:t>This added worked case illustrates the week’s main idea. Retain all original and connected topics; schedule its practice within the teaching cycle.</w:t>
+        <w:t>Apply the stated procedure to a new case with a traceable result</w:t>
       </w:r>
     </w:p>
     <w:p>
       <w:pPr>
-        <w:pStyle w:val="Heading1"/>
-      </w:pPr>
-      <w:r>
-        <w:t>02. Explain and model the mechanism</w:t>
+        <w:spacing w:line="336" w:lineRule="auto" w:after="180"/>
+      </w:pPr>
+      <w:r>
+        <w:rPr>
+          <w:b w:val="0"/>
+        </w:rPr>
+        <w:t>Identify an assumption or limitation and design a revealing follow-up</w:t>
       </w:r>
     </w:p>
     <w:p>
-      <w:r>
-        <w:t>Model Negative results and claim revision using the supplied case, labelled mechanism and reasoning. Make the scope of each conclusion explicit.</w:t>
+      <w:pPr>
+        <w:pStyle w:val="Heading3"/>
+      </w:pPr>
+      <w:r>
+        <w:t>Preparation</w:t>
       </w:r>
     </w:p>
     <w:p>
       <w:pPr>
-        <w:spacing w:line="336" w:lineRule="auto" w:after="180"/>
-      </w:pPr>
-      <w:r>
-        <w:rPr>
-          <w:b/>
-        </w:rPr>
-        <w:t>Negative result</w:t>
-      </w:r>
-      <w:r>
-        <w:rPr>
-          <w:b w:val="0"/>
-        </w:rPr>
-        <w:t xml:space="preserve">s report that the </w:t>
-      </w:r>
-      <w:r>
-        <w:rPr>
-          <w:b/>
-        </w:rPr>
-        <w:t>evidence</w:t>
-      </w:r>
-      <w:r>
-        <w:rPr>
-          <w:b w:val="0"/>
-        </w:rPr>
-        <w:t xml:space="preserve"> did not meet a declared expectation. They can reveal design limits or useful constraints without proving no effect anywhere.</w:t>
+        <w:pStyle w:val="Heading3"/>
+      </w:pPr>
+      <w:r>
+        <w:t>Prerequisite answer</w:t>
       </w:r>
     </w:p>
     <w:p>
@@ -831,7 +828,7 @@
         <w:pStyle w:val="Heading3"/>
       </w:pPr>
       <w:r>
-        <w:t>Explain Negative results and claim revision · 1</w:t>
+        <w:t>End goal for the pictorial case</w:t>
       </w:r>
     </w:p>
     <w:p>
@@ -842,49 +839,1566 @@
         <w:rPr>
           <w:b w:val="0"/>
         </w:rPr>
-        <w:t>Begin by writing the question the procedure is intended to answer. Identify the information already supplied, the information it will produce and the information still missing.</w:t>
+        <w:t>This added worked case illustrates the week’s main idea. Retain all original and connected topics; schedule its practice within the teaching cycle.</w:t>
       </w:r>
     </w:p>
     <w:p>
       <w:pPr>
-        <w:spacing w:line="336" w:lineRule="auto" w:after="180"/>
-      </w:pPr>
-      <w:r>
-        <w:rPr>
-          <w:b w:val="0"/>
-        </w:rPr>
-        <w:t>These are constructed classroom examples; they do not require live accounts, private records or an external service. Do not treat a plausible explanation as a measured outcome.</w:t>
+        <w:pStyle w:val="Heading1"/>
+      </w:pPr>
+      <w:r>
+        <w:t>02. Model the whole case and check each inference</w:t>
       </w:r>
     </w:p>
     <w:p>
-      <w:pPr>
-        <w:spacing w:line="336" w:lineRule="auto" w:after="180"/>
-      </w:pPr>
-      <w:r>
-        <w:rPr>
-          <w:b w:val="0"/>
-        </w:rPr>
-        <w:t xml:space="preserve">Compare results with the original criterion and uncertainty assumptions. Preserve the failed hypothesis, discuss plausible </w:t>
-      </w:r>
-      <w:r>
-        <w:rPr>
-          <w:b/>
-        </w:rPr>
-        <w:t>mechanism</w:t>
-      </w:r>
-      <w:r>
-        <w:rPr>
-          <w:b w:val="0"/>
-        </w:rPr>
-        <w:t>s and label revised questions as new work.</w:t>
+      <w:r>
+        <w:t>Keep the independent answer private until after the first attempt.</w:t>
       </w:r>
     </w:p>
     <w:p>
       <w:pPr>
+        <w:pStyle w:val="Heading2"/>
+      </w:pPr>
+      <w:r>
+        <w:t>Definitions and complete contract</w:t>
+      </w:r>
+    </w:p>
+    <w:p>
+      <w:pPr>
+        <w:spacing w:line="336" w:lineRule="auto" w:after="180"/>
+      </w:pPr>
+      <w:r>
+        <w:rPr>
+          <w:b/>
+        </w:rPr>
+        <w:t>Negative result</w:t>
+      </w:r>
+      <w:r>
+        <w:rPr>
+          <w:b w:val="0"/>
+        </w:rPr>
+        <w:t xml:space="preserve">s report that the </w:t>
+      </w:r>
+      <w:r>
+        <w:rPr>
+          <w:b/>
+        </w:rPr>
+        <w:t>evidence</w:t>
+      </w:r>
+      <w:r>
+        <w:rPr>
+          <w:b w:val="0"/>
+        </w:rPr>
+        <w:t xml:space="preserve"> did not meet a declared expectation. They can reveal design limits or useful constraints without proving no effect anywhere.</w:t>
+      </w:r>
+    </w:p>
+    <w:p>
+      <w:pPr>
+        <w:spacing w:line="336" w:lineRule="auto" w:after="180"/>
+      </w:pPr>
+      <w:r>
+        <w:rPr>
+          <w:b w:val="0"/>
+        </w:rPr>
+        <w:t xml:space="preserve">Compare results with the original criterion and uncertainty assumptions. Preserve the failed hypothesis, discuss plausible </w:t>
+      </w:r>
+      <w:r>
+        <w:rPr>
+          <w:b/>
+        </w:rPr>
+        <w:t>mechanism</w:t>
+      </w:r>
+      <w:r>
+        <w:rPr>
+          <w:b w:val="0"/>
+        </w:rPr>
+        <w:t>s and label revised questions as new work.</w:t>
+      </w:r>
+    </w:p>
+    <w:tbl>
+      <w:tblPr>
+        <w:tblStyle w:val="LightShading-Accent1"/>
+        <w:tblW w:type="auto" w:w="0"/>
+        <w:tblLook w:firstColumn="1" w:firstRow="1" w:lastColumn="0" w:lastRow="0" w:noHBand="0" w:noVBand="1" w:val="04A0"/>
+      </w:tblPr>
+      <w:tblGrid>
+        <w:gridCol w:w="5112"/>
+        <w:gridCol w:w="5112"/>
+      </w:tblGrid>
+      <w:tr>
+        <w:trPr>
+          <w:tblHeader/>
+        </w:trPr>
+        <w:tc>
+          <w:tcPr>
+            <w:tcW w:type="dxa" w:w="5112"/>
+          </w:tcPr>
+          <w:p>
+            <w:r>
+              <w:t>Claim item</w:t>
+            </w:r>
+          </w:p>
+        </w:tc>
+        <w:tc>
+          <w:tcPr>
+            <w:tcW w:type="dxa" w:w="5112"/>
+          </w:tcPr>
+          <w:p>
+            <w:r>
+              <w:t>Complete supplied exercise contract</w:t>
+            </w:r>
+          </w:p>
+        </w:tc>
+      </w:tr>
+      <w:tr>
+        <w:tc>
+          <w:tcPr>
+            <w:tcW w:type="dxa" w:w="5112"/>
+          </w:tcPr>
+          <w:p>
+            <w:r>
+              <w:t>Main prediction</w:t>
+            </w:r>
+          </w:p>
+        </w:tc>
+        <w:tc>
+          <w:tcPr>
+            <w:tcW w:type="dxa" w:w="5112"/>
+          </w:tcPr>
+          <w:p>
+            <w:r>
+              <w:t>B support-pass count strictly above A on the reserved cases</w:t>
+            </w:r>
+          </w:p>
+        </w:tc>
+      </w:tr>
+      <w:tr>
+        <w:tc>
+          <w:tcPr>
+            <w:tcW w:type="dxa" w:w="5112"/>
+          </w:tcPr>
+          <w:p>
+            <w:r>
+              <w:t>Main supplied results</w:t>
+            </w:r>
+          </w:p>
+        </w:tc>
+        <w:tc>
+          <w:tcPr>
+            <w:tcW w:type="dxa" w:w="5112"/>
+          </w:tcPr>
+          <w:p>
+            <w:r>
+              <w:t>A and B each pass eight of ten</w:t>
+            </w:r>
+          </w:p>
+        </w:tc>
+      </w:tr>
+      <w:tr>
+        <w:tc>
+          <w:tcPr>
+            <w:tcW w:type="dxa" w:w="5112"/>
+          </w:tcPr>
+          <w:p>
+            <w:r>
+              <w:t>Decision about prediction</w:t>
+            </w:r>
+          </w:p>
+        </w:tc>
+        <w:tc>
+          <w:tcPr>
+            <w:tcW w:type="dxa" w:w="5112"/>
+          </w:tcPr>
+          <w:p>
+            <w:r>
+              <w:t>Strict observed improvement is not met</w:t>
+            </w:r>
+          </w:p>
+        </w:tc>
+      </w:tr>
+      <w:tr>
+        <w:tc>
+          <w:tcPr>
+            <w:tcW w:type="dxa" w:w="5112"/>
+          </w:tcPr>
+          <w:p>
+            <w:r>
+              <w:t>Separate picture</w:t>
+            </w:r>
+          </w:p>
+        </w:tc>
+        <w:tc>
+          <w:tcPr>
+            <w:tcW w:type="dxa" w:w="5112"/>
+          </w:tcPr>
+          <w:p>
+            <w:r>
+              <w:t>A and B each correct on six of eight; higher B was predicted</w:t>
+            </w:r>
+          </w:p>
+        </w:tc>
+      </w:tr>
+      <w:tr>
+        <w:tc>
+          <w:tcPr>
+            <w:tcW w:type="dxa" w:w="5112"/>
+          </w:tcPr>
+          <w:p>
+            <w:r>
+              <w:t>Later new task</w:t>
+            </w:r>
+          </w:p>
+        </w:tc>
+        <w:tc>
+          <w:tcPr>
+            <w:tcW w:type="dxa" w:w="5112"/>
+          </w:tcPr>
+          <w:p>
+            <w:r>
+              <w:t>Chosen because A fails; B wins on that selected task</w:t>
+            </w:r>
+          </w:p>
+        </w:tc>
+      </w:tr>
+      <w:tr>
+        <w:tc>
+          <w:tcPr>
+            <w:tcW w:type="dxa" w:w="5112"/>
+          </w:tcPr>
+          <w:p>
+            <w:r>
+              <w:t>Selection status</w:t>
+            </w:r>
+          </w:p>
+        </w:tc>
+        <w:tc>
+          <w:tcPr>
+            <w:tcW w:type="dxa" w:w="5112"/>
+          </w:tcPr>
+          <w:p>
+            <w:r>
+              <w:t>Post-result, favorable selection; not a replacement reserved evaluation</w:t>
+            </w:r>
+          </w:p>
+        </w:tc>
+      </w:tr>
+      <w:tr>
+        <w:tc>
+          <w:tcPr>
+            <w:tcW w:type="dxa" w:w="5112"/>
+          </w:tcPr>
+          <w:p>
+            <w:r>
+              <w:t>Unknown evidence</w:t>
+            </w:r>
+          </w:p>
+        </w:tc>
+        <w:tc>
+          <w:tcPr>
+            <w:tcW w:type="dxa" w:w="5112"/>
+          </w:tcPr>
+          <w:p>
+            <w:r>
+              <w:t>Paired case identities, uncertainty, equivalence margin, population equality and universal usefulness</w:t>
+            </w:r>
+          </w:p>
+        </w:tc>
+      </w:tr>
+    </w:tbl>
+    <w:p>
+      <w:pPr>
+        <w:pStyle w:val="Heading2"/>
+      </w:pPr>
+      <w:r>
+        <w:t>Main evidence ledger and checked key</w:t>
+      </w:r>
+    </w:p>
+    <w:tbl>
+      <w:tblPr>
+        <w:tblStyle w:val="LightShading-Accent1"/>
+        <w:tblW w:type="auto" w:w="0"/>
+        <w:tblLook w:firstColumn="1" w:firstRow="1" w:lastColumn="0" w:lastRow="0" w:noHBand="0" w:noVBand="1" w:val="04A0"/>
+      </w:tblPr>
+      <w:tblGrid>
+        <w:gridCol w:w="3408"/>
+        <w:gridCol w:w="3408"/>
+        <w:gridCol w:w="3408"/>
+      </w:tblGrid>
+      <w:tr>
+        <w:trPr>
+          <w:tblHeader/>
+        </w:trPr>
+        <w:tc>
+          <w:tcPr>
+            <w:tcW w:type="dxa" w:w="3408"/>
+          </w:tcPr>
+          <w:p>
+            <w:r>
+              <w:t>Main claim step</w:t>
+            </w:r>
+          </w:p>
+        </w:tc>
+        <w:tc>
+          <w:tcPr>
+            <w:tcW w:type="dxa" w:w="3408"/>
+          </w:tcPr>
+          <w:p>
+            <w:r>
+              <w:t>Complete result</w:t>
+            </w:r>
+          </w:p>
+        </w:tc>
+        <w:tc>
+          <w:tcPr>
+            <w:tcW w:type="dxa" w:w="3408"/>
+          </w:tcPr>
+          <w:p>
+            <w:r>
+              <w:t>Supported wording</w:t>
+            </w:r>
+          </w:p>
+        </w:tc>
+      </w:tr>
+      <w:tr>
+        <w:tc>
+          <w:tcPr>
+            <w:tcW w:type="dxa" w:w="3408"/>
+          </w:tcPr>
+          <w:p>
+            <w:r>
+              <w:t>A observed support passes</w:t>
+            </w:r>
+          </w:p>
+        </w:tc>
+        <w:tc>
+          <w:tcPr>
+            <w:tcW w:type="dxa" w:w="3408"/>
+          </w:tcPr>
+          <w:p>
+            <w:r>
+              <w:t>8/10 = 80%</w:t>
+            </w:r>
+          </w:p>
+        </w:tc>
+        <w:tc>
+          <w:tcPr>
+            <w:tcW w:type="dxa" w:w="3408"/>
+          </w:tcPr>
+          <w:p>
+            <w:r>
+              <w:t>Report supplied count and denominator</w:t>
+            </w:r>
+          </w:p>
+        </w:tc>
+      </w:tr>
+      <w:tr>
+        <w:tc>
+          <w:tcPr>
+            <w:tcW w:type="dxa" w:w="3408"/>
+          </w:tcPr>
+          <w:p>
+            <w:r>
+              <w:t>B observed support passes</w:t>
+            </w:r>
+          </w:p>
+        </w:tc>
+        <w:tc>
+          <w:tcPr>
+            <w:tcW w:type="dxa" w:w="3408"/>
+          </w:tcPr>
+          <w:p>
+            <w:r>
+              <w:t>8/10 = 80%</w:t>
+            </w:r>
+          </w:p>
+        </w:tc>
+        <w:tc>
+          <w:tcPr>
+            <w:tcW w:type="dxa" w:w="3408"/>
+          </w:tcPr>
+          <w:p>
+            <w:r>
+              <w:t>Same observed count</w:t>
+            </w:r>
+          </w:p>
+        </w:tc>
+      </w:tr>
+      <w:tr>
+        <w:tc>
+          <w:tcPr>
+            <w:tcW w:type="dxa" w:w="3408"/>
+          </w:tcPr>
+          <w:p>
+            <w:r>
+              <w:t>Observed difference</w:t>
+            </w:r>
+          </w:p>
+        </w:tc>
+        <w:tc>
+          <w:tcPr>
+            <w:tcW w:type="dxa" w:w="3408"/>
+          </w:tcPr>
+          <w:p>
+            <w:r>
+              <w:t>80% − 80% = 0 percentage points</w:t>
+            </w:r>
+          </w:p>
+        </w:tc>
+        <w:tc>
+          <w:tcPr>
+            <w:tcW w:type="dxa" w:w="3408"/>
+          </w:tcPr>
+          <w:p>
+            <w:r>
+              <w:t>Strict improvement not observed</w:t>
+            </w:r>
+          </w:p>
+        </w:tc>
+      </w:tr>
+      <w:tr>
+        <w:tc>
+          <w:tcPr>
+            <w:tcW w:type="dxa" w:w="3408"/>
+          </w:tcPr>
+          <w:p>
+            <w:r>
+              <w:t>Original expectation</w:t>
+            </w:r>
+          </w:p>
+        </w:tc>
+        <w:tc>
+          <w:tcPr>
+            <w:tcW w:type="dxa" w:w="3408"/>
+          </w:tcPr>
+          <w:p>
+            <w:r>
+              <w:t>B strictly above A</w:t>
+            </w:r>
+          </w:p>
+        </w:tc>
+        <w:tc>
+          <w:tcPr>
+            <w:tcW w:type="dxa" w:w="3408"/>
+          </w:tcPr>
+          <w:p>
+            <w:r>
+              <w:t>Expectation unmet on these cases</w:t>
+            </w:r>
+          </w:p>
+        </w:tc>
+      </w:tr>
+      <w:tr>
+        <w:tc>
+          <w:tcPr>
+            <w:tcW w:type="dxa" w:w="3408"/>
+          </w:tcPr>
+          <w:p>
+            <w:r>
+              <w:t>Population equality</w:t>
+            </w:r>
+          </w:p>
+        </w:tc>
+        <w:tc>
+          <w:tcPr>
+            <w:tcW w:type="dxa" w:w="3408"/>
+          </w:tcPr>
+          <w:p>
+            <w:r>
+              <w:t>Not tested or established</w:t>
+            </w:r>
+          </w:p>
+        </w:tc>
+        <w:tc>
+          <w:tcPr>
+            <w:tcW w:type="dxa" w:w="3408"/>
+          </w:tcPr>
+          <w:p>
+            <w:r>
+              <w:t>Do not say both methods are universally identical</w:t>
+            </w:r>
+          </w:p>
+        </w:tc>
+      </w:tr>
+      <w:tr>
+        <w:tc>
+          <w:tcPr>
+            <w:tcW w:type="dxa" w:w="3408"/>
+          </w:tcPr>
+          <w:p>
+            <w:r>
+              <w:t>Next question</w:t>
+            </w:r>
+          </w:p>
+        </w:tc>
+        <w:tc>
+          <w:tcPr>
+            <w:tcW w:type="dxa" w:w="3408"/>
+          </w:tcPr>
+          <w:p>
+            <w:r>
+              <w:t>Can be proposed with a new design</w:t>
+            </w:r>
+          </w:p>
+        </w:tc>
+        <w:tc>
+          <w:tcPr>
+            <w:tcW w:type="dxa" w:w="3408"/>
+          </w:tcPr>
+          <w:p>
+            <w:r>
+              <w:t>Preserve original result and identify new exploratory work</w:t>
+            </w:r>
+          </w:p>
+        </w:tc>
+      </w:tr>
+    </w:tbl>
+    <w:p>
+      <w:pPr>
+        <w:spacing w:line="336" w:lineRule="auto" w:after="180"/>
+      </w:pPr>
+      <w:r>
+        <w:rPr>
+          <w:b w:val="0"/>
+        </w:rPr>
+        <w:t>Main 8/10 versus 8/10 gives both 80%, difference zero; B strictly above A is not observed. Picture 6/8 versus 6/8 gives both 75%; no equivalence or identical-case-error conclusion follows. A new favorable task chosen because A fails is outcome-selected exploratory evidence, not replacement confirmation. Independent mean latency reduction 0.8 seconds is positive but below the at-least-two-second target by 1.2 seconds.</w:t>
+      </w:r>
+    </w:p>
+    <w:p>
+      <w:pPr>
+        <w:spacing w:line="336" w:lineRule="auto" w:after="180"/>
+      </w:pPr>
+      <w:r>
+        <w:rPr>
+          <w:b w:val="0"/>
+        </w:rPr>
+        <w:t>Report the observed gain and unmet declared target, not no effect everywhere. No uncertainty, population equality or universal-utility conclusion is supplied.</w:t>
+      </w:r>
+    </w:p>
+    <w:p>
+      <w:pPr>
         <w:pStyle w:val="Heading3"/>
       </w:pPr>
       <w:r>
-        <w:t>Explain Negative results and claim revision · 2</w:t>
+        <w:t>Negative results and claim revision — evidence trace</w:t>
+      </w:r>
+    </w:p>
+    <w:tbl>
+      <w:tblPr>
+        <w:tblStyle w:val="LightShading-Accent1"/>
+        <w:tblW w:type="auto" w:w="0"/>
+        <w:tblLook w:firstColumn="1" w:firstRow="1" w:lastColumn="0" w:lastRow="0" w:noHBand="0" w:noVBand="1" w:val="04A0"/>
+      </w:tblPr>
+      <w:tblGrid>
+        <w:gridCol w:w="3408"/>
+        <w:gridCol w:w="3408"/>
+        <w:gridCol w:w="3408"/>
+      </w:tblGrid>
+      <w:tr>
+        <w:trPr>
+          <w:tblHeader/>
+        </w:trPr>
+        <w:tc>
+          <w:tcPr>
+            <w:tcW w:type="dxa" w:w="3408"/>
+          </w:tcPr>
+          <w:p>
+            <w:r>
+              <w:t>Input and scope</w:t>
+            </w:r>
+          </w:p>
+        </w:tc>
+        <w:tc>
+          <w:tcPr>
+            <w:tcW w:type="dxa" w:w="3408"/>
+          </w:tcPr>
+          <w:p>
+            <w:r>
+              <w:t>Check or calculation</w:t>
+            </w:r>
+          </w:p>
+        </w:tc>
+        <w:tc>
+          <w:tcPr>
+            <w:tcW w:type="dxa" w:w="3408"/>
+          </w:tcPr>
+          <w:p>
+            <w:r>
+              <w:t>Conclusion and limit</w:t>
+            </w:r>
+          </w:p>
+        </w:tc>
+      </w:tr>
+      <w:tr>
+        <w:tc>
+          <w:tcPr>
+            <w:tcW w:type="dxa" w:w="3408"/>
+          </w:tcPr>
+          <w:p>
+            <w:r>
+              <w:t>Hypothesis expects B support strictly above A. Both pass 8/10 reserved cases.</w:t>
+            </w:r>
+          </w:p>
+        </w:tc>
+        <w:tc>
+          <w:tcPr>
+            <w:tcW w:type="dxa" w:w="3408"/>
+          </w:tcPr>
+          <w:p>
+            <w:r>
+              <w:t>Compare results with the original criterion and uncertainty assumptions. Preserve the failed hypothesis, discuss plausible mechanisms and label revised questions as new work.</w:t>
+            </w:r>
+          </w:p>
+        </w:tc>
+        <w:tc>
+          <w:tcPr>
+            <w:tcW w:type="dxa" w:w="3408"/>
+          </w:tcPr>
+          <w:p>
+            <w:r>
+              <w:t>Strict improvement is not observed; both 80%. This does not prove population equality or universal uselessness.</w:t>
+            </w:r>
+          </w:p>
+        </w:tc>
+      </w:tr>
+    </w:tbl>
+    <w:p>
+      <w:r>
+        <w:t>The figure connects this chapter's worked input, declared procedure and result. Read the complete worked reasoning for qualifiers and intermediate steps; the abbreviated labels do not replace that reasoning.</w:t>
+      </w:r>
+    </w:p>
+    <w:p>
+      <w:pPr>
+        <w:spacing w:line="336" w:lineRule="auto" w:after="180"/>
+      </w:pPr>
+      <w:r>
+        <w:rPr>
+          <w:b w:val="0"/>
+        </w:rPr>
+        <w:t xml:space="preserve">Guided: Strict improvement is not observed; both </w:t>
+      </w:r>
+      <w:r>
+        <w:rPr>
+          <w:b/>
+        </w:rPr>
+        <w:t>80%</w:t>
+      </w:r>
+      <w:r>
+        <w:rPr>
+          <w:b w:val="0"/>
+        </w:rPr>
+        <w:t xml:space="preserve">. This does not prove population equality or universal uselessness. Qualification: Failure to meet a criterion or reject a null is not proof of exact </w:t>
+      </w:r>
+      <w:r>
+        <w:rPr>
+          <w:b/>
+        </w:rPr>
+        <w:t>equivalence</w:t>
+      </w:r>
+      <w:r>
+        <w:rPr>
+          <w:b w:val="0"/>
+        </w:rPr>
+        <w:t xml:space="preserve">. Exit: accept a concrete variation with its predicted outcome and a stated condition that would challenge the </w:t>
+      </w:r>
+      <w:r>
+        <w:rPr>
+          <w:b/>
+        </w:rPr>
+        <w:t>mechanism</w:t>
+      </w:r>
+      <w:r>
+        <w:rPr>
+          <w:b w:val="0"/>
+        </w:rPr>
+        <w:t xml:space="preserve">; reject a claim resting on unmeasured </w:t>
+      </w:r>
+      <w:r>
+        <w:rPr>
+          <w:b/>
+        </w:rPr>
+        <w:t>evidence</w:t>
+      </w:r>
+      <w:r>
+        <w:rPr>
+          <w:b w:val="0"/>
+        </w:rPr>
+        <w:t>.</w:t>
+      </w:r>
+    </w:p>
+    <w:p>
+      <w:pPr>
+        <w:spacing w:line="336" w:lineRule="auto" w:after="180"/>
+      </w:pPr>
+      <w:r>
+        <w:rPr>
+          <w:b w:val="0"/>
+        </w:rPr>
+        <w:t>Hypothesis expects B support strictly above A. Both pass 8/10 reserved cases.</w:t>
+      </w:r>
+    </w:p>
+    <w:p>
+      <w:pPr>
+        <w:spacing w:line="336" w:lineRule="auto" w:after="180"/>
+      </w:pPr>
+      <w:r>
+        <w:rPr>
+          <w:b w:val="0"/>
+        </w:rPr>
+        <w:t xml:space="preserve">Strict improvement is not observed; both </w:t>
+      </w:r>
+      <w:r>
+        <w:rPr>
+          <w:b/>
+        </w:rPr>
+        <w:t>80%</w:t>
+      </w:r>
+      <w:r>
+        <w:rPr>
+          <w:b w:val="0"/>
+        </w:rPr>
+        <w:t>. This does not prove population equality or universal uselessness.</w:t>
+      </w:r>
+    </w:p>
+    <w:p>
+      <w:pPr>
+        <w:spacing w:line="336" w:lineRule="auto" w:after="180"/>
+      </w:pPr>
+      <w:r>
+        <w:rPr>
+          <w:b w:val="0"/>
+        </w:rPr>
+        <w:t xml:space="preserve">Compare the intermediate </w:t>
+      </w:r>
+      <w:r>
+        <w:rPr>
+          <w:b/>
+        </w:rPr>
+        <w:t>evidence</w:t>
+      </w:r>
+      <w:r>
+        <w:rPr>
+          <w:b w:val="0"/>
+        </w:rPr>
+        <w:t xml:space="preserve"> with the final statement. Explain why each number or decision follows from the stated </w:t>
+      </w:r>
+      <w:r>
+        <w:rPr>
+          <w:b/>
+        </w:rPr>
+        <w:t>input</w:t>
+      </w:r>
+      <w:r>
+        <w:rPr>
+          <w:b w:val="0"/>
+        </w:rPr>
+        <w:t>s.</w:t>
+      </w:r>
+    </w:p>
+    <w:p>
+      <w:pPr>
+        <w:spacing w:line="336" w:lineRule="auto" w:after="180"/>
+      </w:pPr>
+      <w:r>
+        <w:rPr>
+          <w:b w:val="0"/>
+        </w:rPr>
+        <w:t xml:space="preserve">The conclusion belongs to this scenario and procedure; changing the </w:t>
+      </w:r>
+      <w:r>
+        <w:rPr>
+          <w:b/>
+        </w:rPr>
+        <w:t>input</w:t>
+      </w:r>
+      <w:r>
+        <w:rPr>
+          <w:b w:val="0"/>
+        </w:rPr>
+        <w:t>s, evaluation population or authority can change what it establishes. Retain the raw record so a later revision can be compared honestly.</w:t>
+      </w:r>
+    </w:p>
+    <w:p>
+      <w:pPr>
+        <w:pStyle w:val="Heading2"/>
+      </w:pPr>
+      <w:r>
+        <w:t>Boundary and misconception probes</w:t>
+      </w:r>
+    </w:p>
+    <w:tbl>
+      <w:tblPr>
+        <w:tblStyle w:val="LightShading-Accent1"/>
+        <w:tblW w:type="auto" w:w="0"/>
+        <w:tblLook w:firstColumn="1" w:firstRow="1" w:lastColumn="0" w:lastRow="0" w:noHBand="0" w:noVBand="1" w:val="04A0"/>
+      </w:tblPr>
+      <w:tblGrid>
+        <w:gridCol w:w="5112"/>
+        <w:gridCol w:w="5112"/>
+      </w:tblGrid>
+      <w:tr>
+        <w:trPr>
+          <w:tblHeader/>
+        </w:trPr>
+        <w:tc>
+          <w:tcPr>
+            <w:tcW w:type="dxa" w:w="5112"/>
+          </w:tcPr>
+          <w:p>
+            <w:r>
+              <w:t>Negative-result audit</w:t>
+            </w:r>
+          </w:p>
+        </w:tc>
+        <w:tc>
+          <w:tcPr>
+            <w:tcW w:type="dxa" w:w="5112"/>
+          </w:tcPr>
+          <w:p>
+            <w:r>
+              <w:t>Checked interpretation</w:t>
+            </w:r>
+          </w:p>
+        </w:tc>
+      </w:tr>
+      <w:tr>
+        <w:tc>
+          <w:tcPr>
+            <w:tcW w:type="dxa" w:w="5112"/>
+          </w:tcPr>
+          <w:p>
+            <w:r>
+              <w:t>Observed tie</w:t>
+            </w:r>
+          </w:p>
+        </w:tc>
+        <w:tc>
+          <w:tcPr>
+            <w:tcW w:type="dxa" w:w="5112"/>
+          </w:tcPr>
+          <w:p>
+            <w:r>
+              <w:t>Fails a strict-improvement criterion</w:t>
+            </w:r>
+          </w:p>
+        </w:tc>
+      </w:tr>
+      <w:tr>
+        <w:tc>
+          <w:tcPr>
+            <w:tcW w:type="dxa" w:w="5112"/>
+          </w:tcPr>
+          <w:p>
+            <w:r>
+              <w:t>Tie on eight or ten cases</w:t>
+            </w:r>
+          </w:p>
+        </w:tc>
+        <w:tc>
+          <w:tcPr>
+            <w:tcW w:type="dxa" w:w="5112"/>
+          </w:tcPr>
+          <w:p>
+            <w:r>
+              <w:t>Not proof of population equality</w:t>
+            </w:r>
+          </w:p>
+        </w:tc>
+      </w:tr>
+      <w:tr>
+        <w:tc>
+          <w:tcPr>
+            <w:tcW w:type="dxa" w:w="5112"/>
+          </w:tcPr>
+          <w:p>
+            <w:r>
+              <w:t>No benefit under this criterion</w:t>
+            </w:r>
+          </w:p>
+        </w:tc>
+        <w:tc>
+          <w:tcPr>
+            <w:tcW w:type="dxa" w:w="5112"/>
+          </w:tcPr>
+          <w:p>
+            <w:r>
+              <w:t>Not proof of uselessness everywhere</w:t>
+            </w:r>
+          </w:p>
+        </w:tc>
+      </w:tr>
+      <w:tr>
+        <w:tc>
+          <w:tcPr>
+            <w:tcW w:type="dxa" w:w="5112"/>
+          </w:tcPr>
+          <w:p>
+            <w:r>
+              <w:t>An explanation sounds plausible</w:t>
+            </w:r>
+          </w:p>
+        </w:tc>
+        <w:tc>
+          <w:tcPr>
+            <w:tcW w:type="dxa" w:w="5112"/>
+          </w:tcPr>
+          <w:p>
+            <w:r>
+              <w:t>Hypothesis for follow-up, not established cause</w:t>
+            </w:r>
+          </w:p>
+        </w:tc>
+      </w:tr>
+      <w:tr>
+        <w:tc>
+          <w:tcPr>
+            <w:tcW w:type="dxa" w:w="5112"/>
+          </w:tcPr>
+          <w:p>
+            <w:r>
+              <w:t>New task picked because baseline fails</w:t>
+            </w:r>
+          </w:p>
+        </w:tc>
+        <w:tc>
+          <w:tcPr>
+            <w:tcW w:type="dxa" w:w="5112"/>
+          </w:tcPr>
+          <w:p>
+            <w:r>
+              <w:t>Disclose selection; do not call it representative confirmation</w:t>
+            </w:r>
+          </w:p>
+        </w:tc>
+      </w:tr>
+      <w:tr>
+        <w:tc>
+          <w:tcPr>
+            <w:tcW w:type="dxa" w:w="5112"/>
+          </w:tcPr>
+          <w:p>
+            <w:r>
+              <w:t>A revised question looks promising</w:t>
+            </w:r>
+          </w:p>
+        </w:tc>
+        <w:tc>
+          <w:tcPr>
+            <w:tcW w:type="dxa" w:w="5112"/>
+          </w:tcPr>
+          <w:p>
+            <w:r>
+              <w:t>Label new work and preserve original hypothesis/result</w:t>
+            </w:r>
+          </w:p>
+        </w:tc>
+      </w:tr>
+      <w:tr>
+        <w:tc>
+          <w:tcPr>
+            <w:tcW w:type="dxa" w:w="5112"/>
+          </w:tcPr>
+          <w:p>
+            <w:r>
+              <w:t>Mean gain positive but below target</w:t>
+            </w:r>
+          </w:p>
+        </w:tc>
+        <w:tc>
+          <w:tcPr>
+            <w:tcW w:type="dxa" w:w="5112"/>
+          </w:tcPr>
+          <w:p>
+            <w:r>
+              <w:t>Report both magnitude and unmet criterion</w:t>
+            </w:r>
+          </w:p>
+        </w:tc>
+      </w:tr>
+      <w:tr>
+        <w:tc>
+          <w:tcPr>
+            <w:tcW w:type="dxa" w:w="5112"/>
+          </w:tcPr>
+          <w:p>
+            <w:r>
+              <w:t>Same totals</w:t>
+            </w:r>
+          </w:p>
+        </w:tc>
+        <w:tc>
+          <w:tcPr>
+            <w:tcW w:type="dxa" w:w="5112"/>
+          </w:tcPr>
+          <w:p>
+            <w:r>
+              <w:t>Not proof of identical per-case errors</w:t>
+            </w:r>
+          </w:p>
+        </w:tc>
+      </w:tr>
+    </w:tbl>
+    <w:p>
+      <w:pPr>
+        <w:pStyle w:val="Heading2"/>
+      </w:pPr>
+      <w:r>
+        <w:t>Separate pictured facts and full reasoning</w:t>
+      </w:r>
+    </w:p>
+    <w:p>
+      <w:pPr>
+        <w:spacing w:line="336" w:lineRule="auto" w:after="180"/>
+      </w:pPr>
+      <w:r>
+        <w:rPr>
+          <w:b w:val="0"/>
+        </w:rPr>
+        <w:t xml:space="preserve">A </w:t>
+      </w:r>
+      <w:r>
+        <w:rPr>
+          <w:b/>
+        </w:rPr>
+        <w:t>negative result</w:t>
+      </w:r>
+      <w:r>
+        <w:rPr>
+          <w:b w:val="0"/>
+        </w:rPr>
+        <w:t xml:space="preserve"> changes the claim. A proposed prompt improvement ties the baseline on a fixed eight-case evaluation.</w:t>
+      </w:r>
+    </w:p>
+    <w:p>
+      <w:pPr>
+        <w:spacing w:line="336" w:lineRule="auto" w:after="180"/>
+      </w:pPr>
+      <w:r>
+        <w:rPr>
+          <w:b w:val="0"/>
+        </w:rPr>
+        <w:t>A and B each score 6/8. Before running, the team predicted B would score higher.</w:t>
+      </w:r>
+    </w:p>
+    <w:p>
+      <w:pPr>
+        <w:spacing w:line="336" w:lineRule="auto" w:after="180"/>
+      </w:pPr>
+      <w:r>
+        <w:rPr>
+          <w:b w:val="0"/>
+        </w:rPr>
+        <w:t>The separate eight-case picture gives A and B six correct each, or 75%. The observed difference is zero, so the prediction that B scores higher is not supported on this fixed set. The aggregate tie does not tell us whether the same cases were correct or whether failure patterns differ. It is not an equivalence test: uncertainty and a practical equivalence margin are unspecified.</w:t>
+      </w:r>
+    </w:p>
+    <w:p>
+      <w:pPr>
+        <w:spacing w:line="336" w:lineRule="auto" w:after="180"/>
+      </w:pPr>
+      <w:r>
+        <w:rPr>
+          <w:b w:val="0"/>
+        </w:rPr>
+        <w:t>A new task chosen because A fails can demonstrate that particular selected behavior if B wins, but outcome-driven selection prevents treating it as fresh representative confirmation. Keep the eight-case tie and selected demonstration as separate records.</w:t>
+      </w:r>
+    </w:p>
+    <w:tbl>
+      <w:tblPr>
+        <w:tblStyle w:val="LightShading-Accent1"/>
+        <w:tblW w:type="auto" w:w="0"/>
+        <w:tblLook w:firstColumn="1" w:firstRow="1" w:lastColumn="0" w:lastRow="0" w:noHBand="0" w:noVBand="1" w:val="04A0"/>
+      </w:tblPr>
+      <w:tblGrid>
+        <w:gridCol w:w="5112"/>
+        <w:gridCol w:w="5112"/>
+      </w:tblGrid>
+      <w:tr>
+        <w:trPr>
+          <w:tblHeader/>
+        </w:trPr>
+        <w:tc>
+          <w:tcPr>
+            <w:tcW w:type="dxa" w:w="5112"/>
+          </w:tcPr>
+          <w:p>
+            <w:r>
+              <w:t>Separate picture evidence</w:t>
+            </w:r>
+          </w:p>
+        </w:tc>
+        <w:tc>
+          <w:tcPr>
+            <w:tcW w:type="dxa" w:w="5112"/>
+          </w:tcPr>
+          <w:p>
+            <w:r>
+              <w:t>Supported interpretation</w:t>
+            </w:r>
+          </w:p>
+        </w:tc>
+      </w:tr>
+      <w:tr>
+        <w:tc>
+          <w:tcPr>
+            <w:tcW w:type="dxa" w:w="5112"/>
+          </w:tcPr>
+          <w:p>
+            <w:r>
+              <w:t>A and B each 6/8</w:t>
+            </w:r>
+          </w:p>
+        </w:tc>
+        <w:tc>
+          <w:tcPr>
+            <w:tcW w:type="dxa" w:w="5112"/>
+          </w:tcPr>
+          <w:p>
+            <w:r>
+              <w:t>Both observed correctness rates 75%</w:t>
+            </w:r>
+          </w:p>
+        </w:tc>
+      </w:tr>
+      <w:tr>
+        <w:tc>
+          <w:tcPr>
+            <w:tcW w:type="dxa" w:w="5112"/>
+          </w:tcPr>
+          <w:p>
+            <w:r>
+              <w:t>Difference</w:t>
+            </w:r>
+          </w:p>
+        </w:tc>
+        <w:tc>
+          <w:tcPr>
+            <w:tcW w:type="dxa" w:w="5112"/>
+          </w:tcPr>
+          <w:p>
+            <w:r>
+              <w:t>Zero percentage points</w:t>
+            </w:r>
+          </w:p>
+        </w:tc>
+      </w:tr>
+      <w:tr>
+        <w:tc>
+          <w:tcPr>
+            <w:tcW w:type="dxa" w:w="5112"/>
+          </w:tcPr>
+          <w:p>
+            <w:r>
+              <w:t>Strictly higher B predicted</w:t>
+            </w:r>
+          </w:p>
+        </w:tc>
+        <w:tc>
+          <w:tcPr>
+            <w:tcW w:type="dxa" w:w="5112"/>
+          </w:tcPr>
+          <w:p>
+            <w:r>
+              <w:t>Not observed on this fixed set</w:t>
+            </w:r>
+          </w:p>
+        </w:tc>
+      </w:tr>
+      <w:tr>
+        <w:tc>
+          <w:tcPr>
+            <w:tcW w:type="dxa" w:w="5112"/>
+          </w:tcPr>
+          <w:p>
+            <w:r>
+              <w:t>Which cases differ</w:t>
+            </w:r>
+          </w:p>
+        </w:tc>
+        <w:tc>
+          <w:tcPr>
+            <w:tcW w:type="dxa" w:w="5112"/>
+          </w:tcPr>
+          <w:p>
+            <w:r>
+              <w:t>Unknown from the aggregate counts</w:t>
+            </w:r>
+          </w:p>
+        </w:tc>
+      </w:tr>
+      <w:tr>
+        <w:tc>
+          <w:tcPr>
+            <w:tcW w:type="dxa" w:w="5112"/>
+          </w:tcPr>
+          <w:p>
+            <w:r>
+              <w:t>Equivalence / population equality</w:t>
+            </w:r>
+          </w:p>
+        </w:tc>
+        <w:tc>
+          <w:tcPr>
+            <w:tcW w:type="dxa" w:w="5112"/>
+          </w:tcPr>
+          <w:p>
+            <w:r>
+              <w:t>Not established</w:t>
+            </w:r>
+          </w:p>
+        </w:tc>
+      </w:tr>
+      <w:tr>
+        <w:tc>
+          <w:tcPr>
+            <w:tcW w:type="dxa" w:w="5112"/>
+          </w:tcPr>
+          <w:p>
+            <w:r>
+              <w:t>B wins on new task chosen because A fails</w:t>
+            </w:r>
+          </w:p>
+        </w:tc>
+        <w:tc>
+          <w:tcPr>
+            <w:tcW w:type="dxa" w:w="5112"/>
+          </w:tcPr>
+          <w:p>
+            <w:r>
+              <w:t>Selected demonstration; label exploratory</w:t>
+            </w:r>
+          </w:p>
+        </w:tc>
+      </w:tr>
+      <w:tr>
+        <w:tc>
+          <w:tcPr>
+            <w:tcW w:type="dxa" w:w="5112"/>
+          </w:tcPr>
+          <w:p>
+            <w:r>
+              <w:t>Original fixed-set result</w:t>
+            </w:r>
+          </w:p>
+        </w:tc>
+        <w:tc>
+          <w:tcPr>
+            <w:tcW w:type="dxa" w:w="5112"/>
+          </w:tcPr>
+          <w:p>
+            <w:r>
+              <w:t>Retained; not replaced by the favorable task</w:t>
+            </w:r>
+          </w:p>
+        </w:tc>
+      </w:tr>
+    </w:tbl>
+    <w:p>
+      <w:r>
+        <w:drawing>
+          <wp:inline xmlns:a="http://schemas.openxmlformats.org/drawingml/2006/main" xmlns:pic="http://schemas.openxmlformats.org/drawingml/2006/picture">
+            <wp:extent cx="5486400" cy="2992582"/>
+            <wp:docPr id="1" name="Picture 1" descr="Main A and B both pass eight of ten, eighty percent. Separate picture A and B both correct on six of eight, seventy-five percent. Strict B improvement was predicted but not observed. Ties do not establish population equivalence, and later favorable task selection must be disclosed."/>
+            <wp:cNvGraphicFramePr>
+              <a:graphicFrameLocks noChangeAspect="1"/>
+            </wp:cNvGraphicFramePr>
+            <a:graphic>
+              <a:graphicData uri="http://schemas.openxmlformats.org/drawingml/2006/picture">
+                <pic:pic>
+                  <pic:nvPicPr>
+                    <pic:cNvPr id="0" name="ai-7-28-tied-results.png"/>
+                    <pic:cNvPicPr/>
+                  </pic:nvPicPr>
+                  <pic:blipFill>
+                    <a:blip r:embed="rId9"/>
+                    <a:stretch>
+                      <a:fillRect/>
+                    </a:stretch>
+                  </pic:blipFill>
+                  <pic:spPr>
+                    <a:xfrm>
+                      <a:off x="0" y="0"/>
+                      <a:ext cx="5486400" cy="2992582"/>
+                    </a:xfrm>
+                    <a:prstGeom prst="rect"/>
+                  </pic:spPr>
+                </pic:pic>
+              </a:graphicData>
+            </a:graphic>
+          </wp:inline>
+        </w:drawing>
+      </w:r>
+    </w:p>
+    <w:p>
+      <w:pPr>
+        <w:pStyle w:val="Heading2"/>
+      </w:pPr>
+      <w:r>
+        <w:t>Picture trace and changed-condition key</w:t>
+      </w:r>
+    </w:p>
+    <w:p>
+      <w:r>
+        <w:drawing>
+          <wp:inline xmlns:a="http://schemas.openxmlformats.org/drawingml/2006/main" xmlns:pic="http://schemas.openxmlformats.org/drawingml/2006/picture">
+            <wp:extent cx="5486400" cy="3182112"/>
+            <wp:docPr id="2" name="Picture 2" descr="Recall the prediction: The claim was a higher correct count for B. → State the finding: Both versions score 75%; no observed count advantage appears here. → Revise cautiously: Report the unsupported prediction and a justified next test."/>
+            <wp:cNvGraphicFramePr>
+              <a:graphicFrameLocks noChangeAspect="1"/>
+            </wp:cNvGraphicFramePr>
+            <a:graphic>
+              <a:graphicData uri="http://schemas.openxmlformats.org/drawingml/2006/picture">
+                <pic:pic>
+                  <pic:nvPicPr>
+                    <pic:cNvPr id="0" name="academy-story-ai-7-28-02.png"/>
+                    <pic:cNvPicPr/>
+                  </pic:nvPicPr>
+                  <pic:blipFill>
+                    <a:blip r:embed="rId10"/>
+                    <a:stretch>
+                      <a:fillRect/>
+                    </a:stretch>
+                  </pic:blipFill>
+                  <pic:spPr>
+                    <a:xfrm>
+                      <a:off x="0" y="0"/>
+                      <a:ext cx="5486400" cy="3182112"/>
+                    </a:xfrm>
+                    <a:prstGeom prst="rect"/>
+                  </pic:spPr>
+                </pic:pic>
+              </a:graphicData>
+            </a:graphic>
+          </wp:inline>
+        </w:drawing>
+      </w:r>
+    </w:p>
+    <w:p>
+      <w:pPr>
+        <w:pStyle w:val="Heading3"/>
+      </w:pPr>
+      <w:r>
+        <w:t>Read the picture one step at a time</w:t>
+      </w:r>
+    </w:p>
+    <w:tbl>
+      <w:tblPr>
+        <w:tblStyle w:val="LightShading-Accent1"/>
+        <w:tblW w:type="auto" w:w="0"/>
+        <w:tblLook w:firstColumn="1" w:firstRow="1" w:lastColumn="0" w:lastRow="0" w:noHBand="0" w:noVBand="1" w:val="04A0"/>
+      </w:tblPr>
+      <w:tblGrid>
+        <w:gridCol w:w="5112"/>
+        <w:gridCol w:w="5112"/>
+      </w:tblGrid>
+      <w:tr>
+        <w:trPr>
+          <w:tblHeader/>
+        </w:trPr>
+        <w:tc>
+          <w:tcPr>
+            <w:tcW w:type="dxa" w:w="5112"/>
+          </w:tcPr>
+          <w:p>
+            <w:r>
+              <w:t>Step</w:t>
+            </w:r>
+          </w:p>
+        </w:tc>
+        <w:tc>
+          <w:tcPr>
+            <w:tcW w:type="dxa" w:w="5112"/>
+          </w:tcPr>
+          <w:p>
+            <w:r>
+              <w:t>What happens and why</w:t>
+            </w:r>
+          </w:p>
+        </w:tc>
+      </w:tr>
+      <w:tr>
+        <w:tc>
+          <w:tcPr>
+            <w:tcW w:type="dxa" w:w="5112"/>
+          </w:tcPr>
+          <w:p>
+            <w:r>
+              <w:t>1. Recall the prediction</w:t>
+            </w:r>
+          </w:p>
+        </w:tc>
+        <w:tc>
+          <w:tcPr>
+            <w:tcW w:type="dxa" w:w="5112"/>
+          </w:tcPr>
+          <w:p>
+            <w:r>
+              <w:t>The claim was a higher correct count for B.</w:t>
+            </w:r>
+          </w:p>
+        </w:tc>
+      </w:tr>
+      <w:tr>
+        <w:tc>
+          <w:tcPr>
+            <w:tcW w:type="dxa" w:w="5112"/>
+          </w:tcPr>
+          <w:p>
+            <w:r>
+              <w:t>2. State the finding</w:t>
+            </w:r>
+          </w:p>
+        </w:tc>
+        <w:tc>
+          <w:tcPr>
+            <w:tcW w:type="dxa" w:w="5112"/>
+          </w:tcPr>
+          <w:p>
+            <w:r>
+              <w:t>Both versions score 75%; no observed count advantage appears here.</w:t>
+            </w:r>
+          </w:p>
+        </w:tc>
+      </w:tr>
+      <w:tr>
+        <w:tc>
+          <w:tcPr>
+            <w:tcW w:type="dxa" w:w="5112"/>
+          </w:tcPr>
+          <w:p>
+            <w:r>
+              <w:t>3. Revise cautiously</w:t>
+            </w:r>
+          </w:p>
+        </w:tc>
+        <w:tc>
+          <w:tcPr>
+            <w:tcW w:type="dxa" w:w="5112"/>
+          </w:tcPr>
+          <w:p>
+            <w:r>
+              <w:t>Report the unsupported prediction and a justified next test.</w:t>
+            </w:r>
+          </w:p>
+        </w:tc>
+      </w:tr>
+    </w:tbl>
+    <w:p>
+      <w:r>
+        <w:t>Match each pictured step to the supplied facts. This is a worked teaching case, not an independent assessment.</w:t>
+      </w:r>
+    </w:p>
+    <w:p>
+      <w:pPr>
+        <w:spacing w:line="336" w:lineRule="auto" w:after="180"/>
+      </w:pPr>
+      <w:r>
+        <w:rPr>
+          <w:b w:val="0"/>
+        </w:rPr>
+        <w:t xml:space="preserve">A </w:t>
+      </w:r>
+      <w:r>
+        <w:rPr>
+          <w:b/>
+        </w:rPr>
+        <w:t>negative result</w:t>
+      </w:r>
+      <w:r>
+        <w:rPr>
+          <w:b w:val="0"/>
+        </w:rPr>
+        <w:t xml:space="preserve"> can be informative when methods and limits are clear. A tie does not prove the methods are equivalent under all conditions or that the experiment was worthless.</w:t>
+      </w:r>
+    </w:p>
+    <w:p>
+      <w:pPr>
+        <w:spacing w:line="336" w:lineRule="auto" w:after="180"/>
+      </w:pPr>
+      <w:r>
+        <w:rPr>
+          <w:b w:val="0"/>
+        </w:rPr>
+        <w:t xml:space="preserve">A tie on eight cases is not an </w:t>
+      </w:r>
+      <w:r>
+        <w:rPr>
+          <w:b/>
+        </w:rPr>
+        <w:t>equivalence</w:t>
+      </w:r>
+      <w:r>
+        <w:rPr>
+          <w:b w:val="0"/>
+        </w:rPr>
+        <w:t xml:space="preserve"> test; uncertainty and practical thresholds remain unspecified.</w:t>
+      </w:r>
+    </w:p>
+    <w:p>
+      <w:pPr>
+        <w:spacing w:line="336" w:lineRule="auto" w:after="180"/>
+      </w:pPr>
+      <w:r>
+        <w:rPr>
+          <w:b w:val="0"/>
+        </w:rPr>
+        <w:t>Change: B wins on one new task after the team chooses it because A fails.</w:t>
+      </w:r>
+    </w:p>
+    <w:p>
+      <w:pPr>
+        <w:spacing w:line="336" w:lineRule="auto" w:after="180"/>
+      </w:pPr>
+      <w:r>
+        <w:rPr>
+          <w:b/>
+        </w:rPr>
+        <w:t>Prediction</w:t>
+      </w:r>
+      <w:r>
+        <w:rPr>
+          <w:b w:val="0"/>
+        </w:rPr>
+        <w:t>: Treat that selected demonstration as exploratory, not a replacement for the original result.</w:t>
+      </w:r>
+    </w:p>
+    <w:p>
+      <w:pPr>
+        <w:spacing w:line="336" w:lineRule="auto" w:after="180"/>
+      </w:pPr>
+      <w:r>
+        <w:rPr>
+          <w:b w:val="0"/>
+        </w:rPr>
+        <w:t>Reason: Case selection now depends on outcomes.</w:t>
+      </w:r>
+    </w:p>
+    <w:p>
+      <w:pPr>
+        <w:pStyle w:val="Heading2"/>
+      </w:pPr>
+      <w:r>
+        <w:t>Earlier wording, alternatives and picture transcripts · reference / check after trying</w:t>
+      </w:r>
+    </w:p>
+    <w:p>
+      <w:pPr>
+        <w:spacing w:line="336" w:lineRule="auto" w:after="180"/>
+      </w:pPr>
+      <w:r>
+        <w:rPr>
+          <w:b w:val="0"/>
+        </w:rPr>
+        <w:t>Begin by writing the question the procedure is intended to answer. Identify the information already supplied, the information it will produce and the information still missing.</w:t>
+      </w:r>
+    </w:p>
+    <w:p>
+      <w:pPr>
+        <w:spacing w:line="336" w:lineRule="auto" w:after="180"/>
+      </w:pPr>
+      <w:r>
+        <w:rPr>
+          <w:b w:val="0"/>
+        </w:rPr>
+        <w:t>These are constructed classroom examples; they do not require live accounts, private records or an external service. Do not treat a plausible explanation as a measured outcome.</w:t>
       </w:r>
     </w:p>
     <w:p>
@@ -1040,99 +2554,30 @@
         <w:pStyle w:val="Heading3"/>
       </w:pPr>
       <w:r>
-        <w:t>Negative results and claim revision — evidence trace</w:t>
-      </w:r>
-    </w:p>
-    <w:tbl>
-      <w:tblPr>
-        <w:tblStyle w:val="LightShading-Accent1"/>
-        <w:tblW w:type="auto" w:w="0"/>
-        <w:tblLook w:firstColumn="1" w:firstRow="1" w:lastColumn="0" w:lastRow="0" w:noHBand="0" w:noVBand="1" w:val="04A0"/>
-      </w:tblPr>
-      <w:tblGrid>
-        <w:gridCol w:w="3408"/>
-        <w:gridCol w:w="3408"/>
-        <w:gridCol w:w="3408"/>
-      </w:tblGrid>
-      <w:tr>
-        <w:trPr>
-          <w:tblHeader/>
-        </w:trPr>
-        <w:tc>
-          <w:tcPr>
-            <w:tcW w:type="dxa" w:w="3408"/>
-          </w:tcPr>
-          <w:p>
-            <w:r>
-              <w:t>Input and scope</w:t>
-            </w:r>
-          </w:p>
-        </w:tc>
-        <w:tc>
-          <w:tcPr>
-            <w:tcW w:type="dxa" w:w="3408"/>
-          </w:tcPr>
-          <w:p>
-            <w:r>
-              <w:t>Check or calculation</w:t>
-            </w:r>
-          </w:p>
-        </w:tc>
-        <w:tc>
-          <w:tcPr>
-            <w:tcW w:type="dxa" w:w="3408"/>
-          </w:tcPr>
-          <w:p>
-            <w:r>
-              <w:t>Conclusion and limit</w:t>
-            </w:r>
-          </w:p>
-        </w:tc>
-      </w:tr>
-      <w:tr>
-        <w:tc>
-          <w:tcPr>
-            <w:tcW w:type="dxa" w:w="3408"/>
-          </w:tcPr>
-          <w:p>
-            <w:r>
-              <w:t>Hypothesis expects B support strictly above A. Both pass8/10 reserved cases.</w:t>
-            </w:r>
-          </w:p>
-        </w:tc>
-        <w:tc>
-          <w:tcPr>
-            <w:tcW w:type="dxa" w:w="3408"/>
-          </w:tcPr>
-          <w:p>
-            <w:r>
-              <w:t>Compare results with the original criterion and uncertainty assumptions. Preserve the failed hypothesis, discuss plausible mechanisms and label revised questions as new work.</w:t>
-            </w:r>
-          </w:p>
-        </w:tc>
-        <w:tc>
-          <w:tcPr>
-            <w:tcW w:type="dxa" w:w="3408"/>
-          </w:tcPr>
-          <w:p>
-            <w:r>
-              <w:t>Strict improvement is not observed; both80%. This does not prove population equality or universal uselessness.</w:t>
-            </w:r>
-          </w:p>
-        </w:tc>
-      </w:tr>
-    </w:tbl>
-    <w:p>
-      <w:r>
-        <w:t>The figure connects this chapter's worked input, declared procedure and result. Read the complete worked reasoning for qualifiers and intermediate steps; the abbreviated labels do not replace that reasoning.</w:t>
+        <w:t>Model the reasoning aloud</w:t>
       </w:r>
     </w:p>
     <w:p>
       <w:pPr>
-        <w:pStyle w:val="Heading3"/>
-      </w:pPr>
-      <w:r>
-        <w:t>Explain Negative results and claim revision · 3</w:t>
+        <w:spacing w:line="336" w:lineRule="auto" w:after="180"/>
+      </w:pPr>
+      <w:r>
+        <w:rPr>
+          <w:b w:val="0"/>
+        </w:rPr>
+        <w:t xml:space="preserve">Use the complete worked example below before asking learners to complete W2. Reveal a small part, invite a </w:t>
+      </w:r>
+      <w:r>
+        <w:rPr>
+          <w:b/>
+        </w:rPr>
+        <w:t>prediction</w:t>
+      </w:r>
+      <w:r>
+        <w:rPr>
+          <w:b w:val="0"/>
+        </w:rPr>
+        <w:t>, then explain the deciding step.</w:t>
       </w:r>
     </w:p>
     <w:p>
@@ -1143,208 +2588,7 @@
         <w:rPr>
           <w:b w:val="0"/>
         </w:rPr>
-        <w:t>Guided: Strict improvement is not observed; both</w:t>
-      </w:r>
-      <w:r>
-        <w:rPr>
-          <w:b/>
-        </w:rPr>
-        <w:t>80%</w:t>
-      </w:r>
-      <w:r>
-        <w:rPr>
-          <w:b w:val="0"/>
-        </w:rPr>
-        <w:t xml:space="preserve">. This does not prove population equality or universal uselessness. Qualification: Failure to meet a criterion or reject a null is not proof of exact </w:t>
-      </w:r>
-      <w:r>
-        <w:rPr>
-          <w:b/>
-        </w:rPr>
-        <w:t>equivalence</w:t>
-      </w:r>
-      <w:r>
-        <w:rPr>
-          <w:b w:val="0"/>
-        </w:rPr>
-        <w:t>.</w:t>
-      </w:r>
-    </w:p>
-    <w:p>
-      <w:pPr>
-        <w:spacing w:line="336" w:lineRule="auto" w:after="180"/>
-      </w:pPr>
-      <w:r>
-        <w:rPr>
-          <w:b w:val="0"/>
-        </w:rPr>
-        <w:t xml:space="preserve">Exit: accept a concrete variation with its predicted outcome and a stated condition that would challenge the </w:t>
-      </w:r>
-      <w:r>
-        <w:rPr>
-          <w:b/>
-        </w:rPr>
-        <w:t>mechanism</w:t>
-      </w:r>
-      <w:r>
-        <w:rPr>
-          <w:b w:val="0"/>
-        </w:rPr>
-        <w:t xml:space="preserve">; reject a claim resting on unmeasured </w:t>
-      </w:r>
-      <w:r>
-        <w:rPr>
-          <w:b/>
-        </w:rPr>
-        <w:t>evidence</w:t>
-      </w:r>
-      <w:r>
-        <w:rPr>
-          <w:b w:val="0"/>
-        </w:rPr>
-        <w:t>.</w:t>
-      </w:r>
-    </w:p>
-    <w:p>
-      <w:pPr>
-        <w:pStyle w:val="Heading3"/>
-      </w:pPr>
-      <w:r>
-        <w:t>Model the reasoning aloud</w:t>
-      </w:r>
-    </w:p>
-    <w:p>
-      <w:pPr>
-        <w:spacing w:line="336" w:lineRule="auto" w:after="180"/>
-      </w:pPr>
-      <w:r>
-        <w:rPr>
-          <w:b w:val="0"/>
-        </w:rPr>
-        <w:t xml:space="preserve">Use the complete worked example below before asking learners to complete W2. Reveal a small part, invite a </w:t>
-      </w:r>
-      <w:r>
-        <w:rPr>
-          <w:b/>
-        </w:rPr>
-        <w:t>prediction</w:t>
-      </w:r>
-      <w:r>
-        <w:rPr>
-          <w:b w:val="0"/>
-        </w:rPr>
-        <w:t>, then explain the deciding step.</w:t>
-      </w:r>
-    </w:p>
-    <w:p>
-      <w:pPr>
-        <w:spacing w:line="336" w:lineRule="auto" w:after="180"/>
-      </w:pPr>
-      <w:r>
-        <w:rPr>
-          <w:b w:val="0"/>
-        </w:rPr>
         <w:t>These teacher notes contain solutions; do not reveal the independent case answer during modelling.</w:t>
-      </w:r>
-    </w:p>
-    <w:p>
-      <w:pPr>
-        <w:spacing w:line="336" w:lineRule="auto" w:after="180"/>
-      </w:pPr>
-      <w:r>
-        <w:rPr>
-          <w:b w:val="0"/>
-        </w:rPr>
-        <w:t>Hypothesis expects B support strictly above A. Both pass8/10 reserved cases.</w:t>
-      </w:r>
-    </w:p>
-    <w:p>
-      <w:pPr>
-        <w:spacing w:line="336" w:lineRule="auto" w:after="180"/>
-      </w:pPr>
-      <w:r>
-        <w:rPr>
-          <w:b w:val="0"/>
-        </w:rPr>
-        <w:t>Strict improvement is not observed; both</w:t>
-      </w:r>
-      <w:r>
-        <w:rPr>
-          <w:b/>
-        </w:rPr>
-        <w:t>80%</w:t>
-      </w:r>
-      <w:r>
-        <w:rPr>
-          <w:b w:val="0"/>
-        </w:rPr>
-        <w:t>. This does not prove population equality or universal uselessness.</w:t>
-      </w:r>
-    </w:p>
-    <w:p>
-      <w:pPr>
-        <w:pStyle w:val="Heading3"/>
-      </w:pPr>
-      <w:r>
-        <w:t>Model the reasoning aloud · 4</w:t>
-      </w:r>
-    </w:p>
-    <w:p>
-      <w:pPr>
-        <w:spacing w:line="336" w:lineRule="auto" w:after="180"/>
-      </w:pPr>
-      <w:r>
-        <w:rPr>
-          <w:b w:val="0"/>
-        </w:rPr>
-        <w:t xml:space="preserve">Compare the intermediate </w:t>
-      </w:r>
-      <w:r>
-        <w:rPr>
-          <w:b/>
-        </w:rPr>
-        <w:t>evidence</w:t>
-      </w:r>
-      <w:r>
-        <w:rPr>
-          <w:b w:val="0"/>
-        </w:rPr>
-        <w:t xml:space="preserve"> with the final statement. Explain why each number or decision follows from the stated </w:t>
-      </w:r>
-      <w:r>
-        <w:rPr>
-          <w:b/>
-        </w:rPr>
-        <w:t>input</w:t>
-      </w:r>
-      <w:r>
-        <w:rPr>
-          <w:b w:val="0"/>
-        </w:rPr>
-        <w:t>s.</w:t>
-      </w:r>
-    </w:p>
-    <w:p>
-      <w:pPr>
-        <w:spacing w:line="336" w:lineRule="auto" w:after="180"/>
-      </w:pPr>
-      <w:r>
-        <w:rPr>
-          <w:b w:val="0"/>
-        </w:rPr>
-        <w:t xml:space="preserve">The conclusion belongs to this scenario and procedure; changing the </w:t>
-      </w:r>
-      <w:r>
-        <w:rPr>
-          <w:b/>
-        </w:rPr>
-        <w:t>input</w:t>
-      </w:r>
-      <w:r>
-        <w:rPr>
-          <w:b w:val="0"/>
-        </w:rPr>
-        <w:t>s, evaluation population or authority can change what it establishes. Retain the raw record so a later revision can be compared honestly.</w:t>
       </w:r>
     </w:p>
     <w:tbl>
@@ -1470,53 +2714,10 @@
     </w:p>
     <w:p>
       <w:pPr>
-        <w:spacing w:line="336" w:lineRule="auto" w:after="180"/>
-      </w:pPr>
-      <w:r>
-        <w:rPr>
-          <w:b w:val="0"/>
-        </w:rPr>
-        <w:t xml:space="preserve">A </w:t>
-      </w:r>
-      <w:r>
-        <w:rPr>
-          <w:b/>
-        </w:rPr>
-        <w:t>negative result</w:t>
-      </w:r>
-      <w:r>
-        <w:rPr>
-          <w:b w:val="0"/>
-        </w:rPr>
-        <w:t xml:space="preserve"> changes the claim. A proposed prompt improvement ties the baseline on a fixed eight-case evaluation.</w:t>
-      </w:r>
-    </w:p>
-    <w:p>
-      <w:pPr>
         <w:pStyle w:val="Heading3"/>
       </w:pPr>
       <w:r>
         <w:t>The facts we will use</w:t>
-      </w:r>
-    </w:p>
-    <w:p>
-      <w:pPr>
-        <w:pStyle w:val="Heading3"/>
-      </w:pPr>
-      <w:r>
-        <w:t>Supplied facts</w:t>
-      </w:r>
-    </w:p>
-    <w:p>
-      <w:pPr>
-        <w:spacing w:line="336" w:lineRule="auto" w:after="180"/>
-        <w:shd w:fill="F1F6FC"/>
-      </w:pPr>
-      <w:r>
-        <w:rPr>
-          <w:b w:val="0"/>
-        </w:rPr>
-        <w:t>A and B each score 6/8. Before running, the team predicted B would score higher.</w:t>
       </w:r>
     </w:p>
     <w:p>
@@ -1524,7 +2725,7 @@
         <w:drawing>
           <wp:inline xmlns:a="http://schemas.openxmlformats.org/drawingml/2006/main" xmlns:pic="http://schemas.openxmlformats.org/drawingml/2006/picture">
             <wp:extent cx="5486400" cy="2641600"/>
-            <wp:docPr id="1" name="Picture 1" descr="No observed count advantage"/>
+            <wp:docPr id="3" name="Picture 3" descr="No observed count advantage"/>
             <wp:cNvGraphicFramePr>
               <a:graphicFrameLocks noChangeAspect="1"/>
             </wp:cNvGraphicFramePr>
@@ -1536,7 +2737,7 @@
                     <pic:cNvPicPr/>
                   </pic:nvPicPr>
                   <pic:blipFill>
-                    <a:blip r:embed="rId9"/>
+                    <a:blip r:embed="rId11"/>
                     <a:stretch>
                       <a:fillRect/>
                     </a:stretch>
@@ -1560,7 +2761,7 @@
         <w:drawing>
           <wp:inline xmlns:a="http://schemas.openxmlformats.org/drawingml/2006/main" xmlns:pic="http://schemas.openxmlformats.org/drawingml/2006/picture">
             <wp:extent cx="5486400" cy="5185229"/>
-            <wp:docPr id="2" name="Picture 2" descr="Negative results and claim revision. Recall the prediction: The claim was a higher correct count for B.. State the finding: Both versions score 75%; no observed count advantage appears here.. Revise cautiously: Report the unsupported prediction and a justified next test."/>
+            <wp:docPr id="4" name="Picture 4" descr="Negative results and claim revision. Recall the prediction: The claim was a higher correct count for B.. State the finding: Both versions score 75%; no observed count advantage appears here.. Revise cautiously: Report the unsupported prediction and a justified next test."/>
             <wp:cNvGraphicFramePr>
               <a:graphicFrameLocks noChangeAspect="1"/>
             </wp:cNvGraphicFramePr>
@@ -1572,7 +2773,7 @@
                     <pic:cNvPicPr/>
                   </pic:nvPicPr>
                   <pic:blipFill>
-                    <a:blip r:embed="rId10"/>
+                    <a:blip r:embed="rId12"/>
                     <a:stretch>
                       <a:fillRect/>
                     </a:stretch>
@@ -1596,114 +2797,7 @@
         <w:pStyle w:val="Heading3"/>
       </w:pPr>
       <w:r>
-        <w:t>Read the picture one step at a time</w:t>
-      </w:r>
-    </w:p>
-    <w:tbl>
-      <w:tblPr>
-        <w:tblStyle w:val="LightShading-Accent1"/>
-        <w:tblW w:type="auto" w:w="0"/>
-        <w:tblLook w:firstColumn="1" w:firstRow="1" w:lastColumn="0" w:lastRow="0" w:noHBand="0" w:noVBand="1" w:val="04A0"/>
-      </w:tblPr>
-      <w:tblGrid>
-        <w:gridCol w:w="5112"/>
-        <w:gridCol w:w="5112"/>
-      </w:tblGrid>
-      <w:tr>
-        <w:trPr>
-          <w:tblHeader/>
-        </w:trPr>
-        <w:tc>
-          <w:tcPr>
-            <w:tcW w:type="dxa" w:w="5112"/>
-          </w:tcPr>
-          <w:p>
-            <w:r>
-              <w:t>Step</w:t>
-            </w:r>
-          </w:p>
-        </w:tc>
-        <w:tc>
-          <w:tcPr>
-            <w:tcW w:type="dxa" w:w="5112"/>
-          </w:tcPr>
-          <w:p>
-            <w:r>
-              <w:t>What happens and why</w:t>
-            </w:r>
-          </w:p>
-        </w:tc>
-      </w:tr>
-      <w:tr>
-        <w:tc>
-          <w:tcPr>
-            <w:tcW w:type="dxa" w:w="5112"/>
-          </w:tcPr>
-          <w:p>
-            <w:r>
-              <w:t>1. Recall the prediction</w:t>
-            </w:r>
-          </w:p>
-        </w:tc>
-        <w:tc>
-          <w:tcPr>
-            <w:tcW w:type="dxa" w:w="5112"/>
-          </w:tcPr>
-          <w:p>
-            <w:r>
-              <w:t>The claim was a higher correct count for B.</w:t>
-            </w:r>
-          </w:p>
-        </w:tc>
-      </w:tr>
-      <w:tr>
-        <w:tc>
-          <w:tcPr>
-            <w:tcW w:type="dxa" w:w="5112"/>
-          </w:tcPr>
-          <w:p>
-            <w:r>
-              <w:t>2. State the finding</w:t>
-            </w:r>
-          </w:p>
-        </w:tc>
-        <w:tc>
-          <w:tcPr>
-            <w:tcW w:type="dxa" w:w="5112"/>
-          </w:tcPr>
-          <w:p>
-            <w:r>
-              <w:t>Both versions score 75%; no observed count advantage appears here.</w:t>
-            </w:r>
-          </w:p>
-        </w:tc>
-      </w:tr>
-      <w:tr>
-        <w:tc>
-          <w:tcPr>
-            <w:tcW w:type="dxa" w:w="5112"/>
-          </w:tcPr>
-          <w:p>
-            <w:r>
-              <w:t>3. Revise cautiously</w:t>
-            </w:r>
-          </w:p>
-        </w:tc>
-        <w:tc>
-          <w:tcPr>
-            <w:tcW w:type="dxa" w:w="5112"/>
-          </w:tcPr>
-          <w:p>
-            <w:r>
-              <w:t>Report the unsupported prediction and a justified next test.</w:t>
-            </w:r>
-          </w:p>
-        </w:tc>
-      </w:tr>
-    </w:tbl>
-    <w:p>
-      <w:r>
-        <w:t>Match each pictured step to the supplied facts. This is a worked teaching case, not an independent assessment.</w:t>
+        <w:t>Why this result follows</w:t>
       </w:r>
     </w:p>
     <w:p>
@@ -1711,7 +2805,7 @@
         <w:pStyle w:val="Heading3"/>
       </w:pPr>
       <w:r>
-        <w:t>Why this result follows</w:t>
+        <w:t>What this example does not establish</w:t>
       </w:r>
     </w:p>
     <w:p>
@@ -1719,161 +2813,204 @@
         <w:pStyle w:val="Heading3"/>
       </w:pPr>
       <w:r>
-        <w:t>Why the result follows</w:t>
+        <w:t>Change one thing in the pictured case</w:t>
       </w:r>
     </w:p>
     <w:p>
       <w:pPr>
-        <w:spacing w:line="336" w:lineRule="auto" w:after="180"/>
-        <w:shd w:fill="F1F6FC"/>
-      </w:pPr>
-      <w:r>
-        <w:rPr>
-          <w:b w:val="0"/>
-        </w:rPr>
-        <w:t xml:space="preserve">A </w:t>
-      </w:r>
-      <w:r>
-        <w:rPr>
-          <w:b/>
-        </w:rPr>
-        <w:t>negative result</w:t>
-      </w:r>
-      <w:r>
-        <w:rPr>
-          <w:b w:val="0"/>
-        </w:rPr>
-        <w:t xml:space="preserve"> can be informative when methods and limits are clear. A tie does not prove the methods are equivalent under all conditions or that the experiment was worthless.</w:t>
+        <w:pStyle w:val="Heading3"/>
+      </w:pPr>
+      <w:r>
+        <w:t>Ask while showing the picture</w:t>
       </w:r>
     </w:p>
     <w:p>
       <w:pPr>
-        <w:pStyle w:val="Heading3"/>
-      </w:pPr>
-      <w:r>
-        <w:t>What this example does not establish</w:t>
+        <w:spacing w:line="336" w:lineRule="auto" w:after="180"/>
+      </w:pPr>
+      <w:r>
+        <w:rPr>
+          <w:b w:val="0"/>
+        </w:rPr>
+        <w:t xml:space="preserve">Cover the result. Ask learners to name the </w:t>
+      </w:r>
+      <w:r>
+        <w:rPr>
+          <w:b/>
+        </w:rPr>
+        <w:t>input</w:t>
+      </w:r>
+      <w:r>
+        <w:rPr>
+          <w:b w:val="0"/>
+        </w:rPr>
+        <w:t xml:space="preserve">s and predict the next step. Uncover one step, connect the icon to the actual procedure, and explain its </w:t>
+      </w:r>
+      <w:r>
+        <w:rPr>
+          <w:b/>
+        </w:rPr>
+        <w:t>evidence</w:t>
+      </w:r>
+      <w:r>
+        <w:rPr>
+          <w:b w:val="0"/>
+        </w:rPr>
+        <w:t>. Then change the supplied condition and compare.</w:t>
       </w:r>
     </w:p>
     <w:p>
       <w:pPr>
-        <w:pStyle w:val="Heading3"/>
-      </w:pPr>
-      <w:r>
-        <w:t>Keep the stated limit</w:t>
+        <w:spacing w:line="336" w:lineRule="auto" w:after="180"/>
+      </w:pPr>
+      <w:r>
+        <w:rPr>
+          <w:b w:val="0"/>
+        </w:rPr>
+        <w:t>The picture is a representation; it does not document execution of a real AI model.</w:t>
       </w:r>
     </w:p>
     <w:p>
       <w:pPr>
-        <w:spacing w:line="336" w:lineRule="auto" w:after="180"/>
-        <w:shd w:fill="FFF5E6"/>
-      </w:pPr>
-      <w:r>
-        <w:rPr>
-          <w:b w:val="0"/>
-        </w:rPr>
-        <w:t xml:space="preserve">A tie on eight cases is not an </w:t>
-      </w:r>
-      <w:r>
-        <w:rPr>
-          <w:b/>
-        </w:rPr>
-        <w:t>equivalence</w:t>
-      </w:r>
-      <w:r>
-        <w:rPr>
-          <w:b w:val="0"/>
-        </w:rPr>
-        <w:t xml:space="preserve"> test; uncertainty and practical thresholds remain unspecified.</w:t>
+        <w:pStyle w:val="Heading1"/>
+      </w:pPr>
+      <w:r>
+        <w:t>03. Model a step,then remove help</w:t>
       </w:r>
     </w:p>
     <w:p>
-      <w:pPr>
-        <w:pStyle w:val="Heading3"/>
-      </w:pPr>
-      <w:r>
-        <w:t>Change one thing in the pictured case</w:t>
+      <w:r>
+        <w:t>Collect each learner’s reasoning before showing a key.</w:t>
       </w:r>
     </w:p>
     <w:p>
       <w:pPr>
-        <w:pStyle w:val="Heading3"/>
-      </w:pPr>
-      <w:r>
-        <w:t>Change one thing</w:t>
+        <w:pStyle w:val="Heading2"/>
+      </w:pPr>
+      <w:r>
+        <w:t>Current completion task and checked reasoning</w:t>
       </w:r>
     </w:p>
     <w:p>
       <w:pPr>
         <w:spacing w:line="336" w:lineRule="auto" w:after="180"/>
-        <w:shd w:fill="F5F1FB"/>
       </w:pPr>
       <w:r>
         <w:rPr>
           <w:b w:val="0"/>
         </w:rPr>
-        <w:t>Change: B wins on one new task after the team chooses it because A fails.</w:t>
+        <w:t>Completion task: Hypothesis expects B support strictly above A. Both pass 8/10 reserved cases. Show the intermediate steps and give the conclusion with its scope.</w:t>
       </w:r>
     </w:p>
     <w:p>
       <w:pPr>
-        <w:pStyle w:val="Heading3"/>
-      </w:pPr>
-      <w:r>
-        <w:t>Predicted result</w:t>
+        <w:spacing w:line="336" w:lineRule="auto" w:after="180"/>
+      </w:pPr>
+      <w:r>
+        <w:rPr>
+          <w:b w:val="0"/>
+        </w:rPr>
+        <w:t xml:space="preserve">Teacher check: Teacher explanation: Strict improvement is not observed; both </w:t>
+      </w:r>
+      <w:r>
+        <w:rPr>
+          <w:b/>
+        </w:rPr>
+        <w:t>80%</w:t>
+      </w:r>
+      <w:r>
+        <w:rPr>
+          <w:b w:val="0"/>
+        </w:rPr>
+        <w:t>. This does not prove population equality or universal uselessness.</w:t>
       </w:r>
     </w:p>
     <w:p>
       <w:pPr>
         <w:spacing w:line="336" w:lineRule="auto" w:after="180"/>
-        <w:shd w:fill="F1F6FC"/>
-      </w:pPr>
+      </w:pPr>
+      <w:r>
+        <w:rPr>
+          <w:b w:val="0"/>
+        </w:rPr>
+        <w:t xml:space="preserve">Start by identifying the given </w:t>
+      </w:r>
       <w:r>
         <w:rPr>
           <w:b/>
         </w:rPr>
-        <w:t>Prediction</w:t>
+        <w:t>input</w:t>
       </w:r>
       <w:r>
         <w:rPr>
           <w:b w:val="0"/>
         </w:rPr>
-        <w:t>: Treat that selected demonstration as exploratory, not a replacement for the original result.</w:t>
+        <w:t>s together. Leave the intermediate steps blank. If needed, model one step, then withdraw that help on the next step. Move to a full trace only when the partial trace is understood.</w:t>
       </w:r>
     </w:p>
     <w:p>
       <w:pPr>
-        <w:pStyle w:val="Heading3"/>
-      </w:pPr>
-      <w:r>
-        <w:t>Why the result follows</w:t>
+        <w:spacing w:line="336" w:lineRule="auto" w:after="180"/>
+      </w:pPr>
+      <w:r>
+        <w:rPr>
+          <w:b w:val="0"/>
+        </w:rPr>
+        <w:t>For partners, alternate explainer and checker; collect a response from every learner before discussion.</w:t>
       </w:r>
     </w:p>
     <w:p>
       <w:pPr>
-        <w:spacing w:line="336" w:lineRule="auto" w:after="180"/>
-        <w:shd w:fill="F1F6FC"/>
-      </w:pPr>
-      <w:r>
-        <w:rPr>
-          <w:b w:val="0"/>
-        </w:rPr>
-        <w:t>Reason: Case selection now depends on outcomes.</w:t>
+        <w:pStyle w:val="Heading2"/>
+      </w:pPr>
+      <w:r>
+        <w:t>Individual misconception check</w:t>
       </w:r>
     </w:p>
     <w:p>
       <w:pPr>
-        <w:pStyle w:val="Heading3"/>
-      </w:pPr>
-      <w:r>
-        <w:t>Ask while showing the picture</w:t>
+        <w:spacing w:line="336" w:lineRule="auto" w:after="180"/>
+      </w:pPr>
+      <w:r>
+        <w:rPr>
+          <w:b w:val="0"/>
+        </w:rPr>
+        <w:t xml:space="preserve">Use the worked case for </w:t>
+      </w:r>
+      <w:r>
+        <w:rPr>
+          <w:b/>
+        </w:rPr>
+        <w:t>Negative result</w:t>
+      </w:r>
+      <w:r>
+        <w:rPr>
+          <w:b w:val="0"/>
+        </w:rPr>
+        <w:t xml:space="preserve">s and </w:t>
+      </w:r>
+      <w:r>
+        <w:rPr>
+          <w:b/>
+        </w:rPr>
+        <w:t>claim revision</w:t>
+      </w:r>
+      <w:r>
+        <w:rPr>
+          <w:b w:val="0"/>
+        </w:rPr>
+        <w:t>. Proposed explanation: “The worked result establishes every future case”. Decide whether this explanation is supported.</w:t>
       </w:r>
     </w:p>
     <w:p>
       <w:pPr>
-        <w:pStyle w:val="Heading3"/>
-      </w:pPr>
-      <w:r>
-        <w:t>Ask while showing the picture · 5</w:t>
+        <w:spacing w:line="336" w:lineRule="auto" w:after="180"/>
+      </w:pPr>
+      <w:r>
+        <w:rPr>
+          <w:b w:val="0"/>
+        </w:rPr>
+        <w:t>Point to the step or supplied fact that decides; explain your repair if needed.</w:t>
       </w:r>
     </w:p>
     <w:p>
@@ -1884,31 +3021,19 @@
         <w:rPr>
           <w:b w:val="0"/>
         </w:rPr>
-        <w:t xml:space="preserve">Cover the result. Ask learners to name the </w:t>
+        <w:t xml:space="preserve">Expected correction: Failure to meet a criterion or reject a null is not proof of exact </w:t>
       </w:r>
       <w:r>
         <w:rPr>
           <w:b/>
         </w:rPr>
-        <w:t>input</w:t>
+        <w:t>equivalence</w:t>
       </w:r>
       <w:r>
         <w:rPr>
           <w:b w:val="0"/>
         </w:rPr>
-        <w:t xml:space="preserve">s and predict the next step. Uncover one step, connect the icon to the actual procedure, and explain its </w:t>
-      </w:r>
-      <w:r>
-        <w:rPr>
-          <w:b/>
-        </w:rPr>
-        <w:t>evidence</w:t>
-      </w:r>
-      <w:r>
-        <w:rPr>
-          <w:b w:val="0"/>
-        </w:rPr>
-        <w:t>. Then change the supplied condition and compare.</w:t>
+        <w:t>.</w:t>
       </w:r>
     </w:p>
     <w:p>
@@ -1919,20 +3044,238 @@
         <w:rPr>
           <w:b w:val="0"/>
         </w:rPr>
-        <w:t>The picture is a representation; it does not document execution of a real AI model.</w:t>
+        <w:t>Collect explanations, not only yes/no votes. If a misunderstanding is common, re-model the relevant step for the class.</w:t>
       </w:r>
     </w:p>
     <w:p>
       <w:pPr>
-        <w:pStyle w:val="Heading1"/>
-      </w:pPr>
-      <w:r>
-        <w:t>03. Demonstrate and guide practice</w:t>
+        <w:spacing w:line="336" w:lineRule="auto" w:after="180"/>
+      </w:pPr>
+      <w:r>
+        <w:rPr>
+          <w:b w:val="0"/>
+        </w:rPr>
+        <w:t>If it affects a few learners, give a short targeted group explanation while others solve a more demanding variation.</w:t>
       </w:r>
     </w:p>
     <w:p>
-      <w:r>
-        <w:t>Demonstrate Negative results and claim revision, reduce support deliberately and check individual reasoning before discussing answers.</w:t>
+      <w:pPr>
+        <w:pStyle w:val="Heading2"/>
+      </w:pPr>
+      <w:r>
+        <w:t>Pictured reasoning and changed case</w:t>
+      </w:r>
+    </w:p>
+    <w:p>
+      <w:pPr>
+        <w:spacing w:line="336" w:lineRule="auto" w:after="180"/>
+      </w:pPr>
+      <w:r>
+        <w:rPr>
+          <w:b w:val="0"/>
+        </w:rPr>
+        <w:t xml:space="preserve">Does a 6/8 tie support the </w:t>
+      </w:r>
+      <w:r>
+        <w:rPr>
+          <w:b/>
+        </w:rPr>
+        <w:t>prediction</w:t>
+      </w:r>
+      <w:r>
+        <w:rPr>
+          <w:b w:val="0"/>
+        </w:rPr>
+        <w:t xml:space="preserve"> that B scores higher? Explain why one newly selected favourable demonstration does not replace the original result or prove </w:t>
+      </w:r>
+      <w:r>
+        <w:rPr>
+          <w:b/>
+        </w:rPr>
+        <w:t>equivalence</w:t>
+      </w:r>
+      <w:r>
+        <w:rPr>
+          <w:b w:val="0"/>
+        </w:rPr>
+        <w:t>.</w:t>
+      </w:r>
+    </w:p>
+    <w:p>
+      <w:pPr>
+        <w:spacing w:line="336" w:lineRule="auto" w:after="180"/>
+      </w:pPr>
+      <w:r>
+        <w:rPr>
+          <w:b w:val="0"/>
+        </w:rPr>
+        <w:t xml:space="preserve">The claim was a higher correct count for B. Both versions score 75%; no observed count advantage appears here. Report the unsupported </w:t>
+      </w:r>
+      <w:r>
+        <w:rPr>
+          <w:b/>
+        </w:rPr>
+        <w:t>prediction</w:t>
+      </w:r>
+      <w:r>
+        <w:rPr>
+          <w:b w:val="0"/>
+        </w:rPr>
+        <w:t xml:space="preserve"> and a justified next test.</w:t>
+      </w:r>
+    </w:p>
+    <w:p>
+      <w:pPr>
+        <w:spacing w:line="336" w:lineRule="auto" w:after="180"/>
+      </w:pPr>
+      <w:r>
+        <w:rPr>
+          <w:b w:val="0"/>
+        </w:rPr>
+        <w:t xml:space="preserve">Changed case: Treat that selected demonstration as exploratory, not a replacement for the original result. Case selection now depends on outcomes. A tie on eight cases does not prove </w:t>
+      </w:r>
+      <w:r>
+        <w:rPr>
+          <w:b/>
+        </w:rPr>
+        <w:t>equivalence</w:t>
+      </w:r>
+      <w:r>
+        <w:rPr>
+          <w:b w:val="0"/>
+        </w:rPr>
+        <w:t>.</w:t>
+      </w:r>
+    </w:p>
+    <w:p>
+      <w:pPr>
+        <w:spacing w:line="336" w:lineRule="auto" w:after="180"/>
+      </w:pPr>
+      <w:r>
+        <w:rPr>
+          <w:b w:val="0"/>
+        </w:rPr>
+        <w:t>Changed-case reasoning: Treat that selected demonstration as exploratory, not a replacement for the original result. Case selection now depends on outcomes.</w:t>
+      </w:r>
+    </w:p>
+    <w:p>
+      <w:pPr>
+        <w:spacing w:line="336" w:lineRule="auto" w:after="180"/>
+      </w:pPr>
+      <w:r>
+        <w:rPr>
+          <w:b w:val="0"/>
+        </w:rPr>
+        <w:t xml:space="preserve">Collect each learner’s explanation before discussion. Use the first missing connection between </w:t>
+      </w:r>
+      <w:r>
+        <w:rPr>
+          <w:b/>
+        </w:rPr>
+        <w:t>input</w:t>
+      </w:r>
+      <w:r>
+        <w:rPr>
+          <w:b w:val="0"/>
+        </w:rPr>
+        <w:t xml:space="preserve">, deciding step and result to choose support. This question is worked-case practice, not fresh mastery </w:t>
+      </w:r>
+      <w:r>
+        <w:rPr>
+          <w:b/>
+        </w:rPr>
+        <w:t>evidence</w:t>
+      </w:r>
+      <w:r>
+        <w:rPr>
+          <w:b w:val="0"/>
+        </w:rPr>
+        <w:t>.</w:t>
+      </w:r>
+    </w:p>
+    <w:p>
+      <w:pPr>
+        <w:pStyle w:val="Heading2"/>
+      </w:pPr>
+      <w:r>
+        <w:t>Accessible support and extension</w:t>
+      </w:r>
+    </w:p>
+    <w:p>
+      <w:pPr>
+        <w:spacing w:line="336" w:lineRule="auto" w:after="180"/>
+      </w:pPr>
+      <w:r>
+        <w:rPr>
+          <w:b w:val="0"/>
+        </w:rPr>
+        <w:t xml:space="preserve">Use the worked example in Sections 3 and 6. Collect a </w:t>
+      </w:r>
+      <w:r>
+        <w:rPr>
+          <w:b/>
+        </w:rPr>
+        <w:t>prediction</w:t>
+      </w:r>
+      <w:r>
+        <w:rPr>
+          <w:b w:val="0"/>
+        </w:rPr>
+        <w:t xml:space="preserve"> before revealing its result; ask the learner to point to each intermediate fact.</w:t>
+      </w:r>
+    </w:p>
+    <w:p>
+      <w:pPr>
+        <w:spacing w:line="336" w:lineRule="auto" w:after="180"/>
+      </w:pPr>
+      <w:r>
+        <w:rPr>
+          <w:b w:val="0"/>
+        </w:rPr>
+        <w:t xml:space="preserve">Provide an </w:t>
+      </w:r>
+      <w:r>
+        <w:rPr>
+          <w:b/>
+        </w:rPr>
+        <w:t>input</w:t>
+      </w:r>
+      <w:r>
+        <w:rPr>
+          <w:b w:val="0"/>
+        </w:rPr>
+        <w:t>/procedure/result/limit frame and a calculator when needed. Ask students to identify the first step before completing the whole trace.</w:t>
+      </w:r>
+    </w:p>
+    <w:p>
+      <w:pPr>
+        <w:spacing w:line="336" w:lineRule="auto" w:after="180"/>
+      </w:pPr>
+      <w:r>
+        <w:rPr>
+          <w:b w:val="0"/>
+        </w:rPr>
+        <w:t xml:space="preserve">Extension: compare two concrete variants of this </w:t>
+      </w:r>
+      <w:r>
+        <w:rPr>
+          <w:b/>
+        </w:rPr>
+        <w:t>mechanism</w:t>
+      </w:r>
+      <w:r>
+        <w:rPr>
+          <w:b w:val="0"/>
+        </w:rPr>
+        <w:t xml:space="preserve"> while holding unrelated conditions fixed; report both successful and unsuccessful outcomes.</w:t>
+      </w:r>
+    </w:p>
+    <w:p>
+      <w:pPr>
+        <w:pStyle w:val="Heading2"/>
+      </w:pPr>
+      <w:r>
+        <w:t>Earlier wording, alternatives and picture transcripts · reference / check after trying</w:t>
       </w:r>
     </w:p>
     <w:tbl>
@@ -2149,71 +3492,26 @@
     </w:tbl>
     <w:p>
       <w:pPr>
-        <w:spacing w:line="336" w:lineRule="auto" w:after="180"/>
-      </w:pPr>
-      <w:r>
-        <w:rPr>
-          <w:b w:val="0"/>
-        </w:rPr>
-        <w:t xml:space="preserve">Use the worked example in Sections 3 and 6. Collect a </w:t>
-      </w:r>
-      <w:r>
-        <w:rPr>
-          <w:b/>
-        </w:rPr>
-        <w:t>prediction</w:t>
-      </w:r>
-      <w:r>
-        <w:rPr>
-          <w:b w:val="0"/>
-        </w:rPr>
-        <w:t xml:space="preserve"> before revealing its result; ask the learner to point to each intermediate fact.</w:t>
+        <w:pStyle w:val="Heading3"/>
+      </w:pPr>
+      <w:r>
+        <w:t>Reduce help deliberately</w:t>
       </w:r>
     </w:p>
     <w:p>
       <w:pPr>
-        <w:spacing w:line="336" w:lineRule="auto" w:after="180"/>
-      </w:pPr>
-      <w:r>
-        <w:rPr>
-          <w:b w:val="0"/>
-        </w:rPr>
-        <w:t xml:space="preserve">Provide an </w:t>
-      </w:r>
-      <w:r>
-        <w:rPr>
-          <w:b/>
-        </w:rPr>
-        <w:t>input</w:t>
-      </w:r>
-      <w:r>
-        <w:rPr>
-          <w:b w:val="0"/>
-        </w:rPr>
-        <w:t>/procedure/result/limit frame and a calculator when needed. Ask students to identify the first step before completing the whole trace.</w:t>
+        <w:pStyle w:val="Heading3"/>
+      </w:pPr>
+      <w:r>
+        <w:t>Individual reasoning check</w:t>
       </w:r>
     </w:p>
     <w:p>
       <w:pPr>
-        <w:spacing w:line="336" w:lineRule="auto" w:after="180"/>
-      </w:pPr>
-      <w:r>
-        <w:rPr>
-          <w:b w:val="0"/>
-        </w:rPr>
-        <w:t xml:space="preserve">Extension: compare two concrete variants of this </w:t>
-      </w:r>
-      <w:r>
-        <w:rPr>
-          <w:b/>
-        </w:rPr>
-        <w:t>mechanism</w:t>
-      </w:r>
-      <w:r>
-        <w:rPr>
-          <w:b w:val="0"/>
-        </w:rPr>
-        <w:t xml:space="preserve"> while holding unrelated conditions fixed; report both successful and unsuccessful outcomes.</w:t>
+        <w:pStyle w:val="Heading3"/>
+      </w:pPr>
+      <w:r>
+        <w:t>Pictorial practice question</w:t>
       </w:r>
     </w:p>
     <w:p>
@@ -2221,59 +3519,39 @@
         <w:pStyle w:val="Heading3"/>
       </w:pPr>
       <w:r>
-        <w:t>Reduce help deliberately</w:t>
+        <w:t>Reasoned teacher answer</w:t>
       </w:r>
     </w:p>
     <w:p>
       <w:pPr>
-        <w:pStyle w:val="Heading3"/>
-      </w:pPr>
-      <w:r>
-        <w:t>Completion practice</w:t>
+        <w:pStyle w:val="Heading1"/>
+      </w:pPr>
+      <w:r>
+        <w:t>04. Run the complete supplied investigation</w:t>
       </w:r>
     </w:p>
     <w:p>
-      <w:pPr>
-        <w:spacing w:line="336" w:lineRule="auto" w:after="180"/>
-        <w:shd w:fill="F5F1FB"/>
-      </w:pPr>
-      <w:r>
-        <w:rPr>
-          <w:b w:val="0"/>
-        </w:rPr>
-        <w:t>Completion task: Hypothesis expects B support strictly above A. Both pass8/10 reserved cases. Show the intermediate steps and give the conclusion with its scope.</w:t>
+      <w:r>
+        <w:t>Separate predictions,actual runs and paper traces.</w:t>
       </w:r>
     </w:p>
     <w:p>
       <w:pPr>
-        <w:pStyle w:val="Heading3"/>
-      </w:pPr>
-      <w:r>
-        <w:t>Reasoning to listen for</w:t>
+        <w:pStyle w:val="Heading2"/>
+      </w:pPr>
+      <w:r>
+        <w:t>Complete inputs,expected results and limits</w:t>
       </w:r>
     </w:p>
     <w:p>
       <w:pPr>
         <w:spacing w:line="336" w:lineRule="auto" w:after="180"/>
-        <w:shd w:fill="F1F6FC"/>
       </w:pPr>
       <w:r>
         <w:rPr>
           <w:b w:val="0"/>
         </w:rPr>
-        <w:t>Teacher check: Teacher explanation: Strict improvement is not observed; both</w:t>
-      </w:r>
-      <w:r>
-        <w:rPr>
-          <w:b/>
-        </w:rPr>
-        <w:t>80%</w:t>
-      </w:r>
-      <w:r>
-        <w:rPr>
-          <w:b w:val="0"/>
-        </w:rPr>
-        <w:t>. This does not prove population equality or universal uselessness.</w:t>
+        <w:t>Main 8/10 versus 8/10 gives both 80%, difference zero; B strictly above A is not observed. Picture 6/8 versus 6/8 gives both 75%; no equivalence or identical-case-error conclusion follows. A new favorable task chosen because A fails is outcome-selected exploratory evidence, not replacement confirmation. Independent mean latency reduction 0.8 seconds is positive but below the at-least-two-second target by 1.2 seconds.</w:t>
       </w:r>
     </w:p>
     <w:p>
@@ -2284,38 +3562,38 @@
         <w:rPr>
           <w:b w:val="0"/>
         </w:rPr>
-        <w:t xml:space="preserve">Start by identifying the given </w:t>
-      </w:r>
-      <w:r>
-        <w:rPr>
-          <w:b/>
-        </w:rPr>
-        <w:t>input</w:t>
-      </w:r>
-      <w:r>
-        <w:rPr>
-          <w:b w:val="0"/>
-        </w:rPr>
-        <w:t>s together. Leave the intermediate steps blank. If needed, model one step, then withdraw that help on the next step. Move to a full trace only when the partial trace is understood.</w:t>
+        <w:t>Report the observed gain and unmet declared target, not no effect everywhere. No uncertainty, population equality or universal-utility conclusion is supplied.</w:t>
       </w:r>
     </w:p>
     <w:p>
       <w:pPr>
-        <w:spacing w:line="336" w:lineRule="auto" w:after="180"/>
-      </w:pPr>
-      <w:r>
-        <w:rPr>
-          <w:b w:val="0"/>
-        </w:rPr>
-        <w:t>For partners, alternate explainer and checker; collect a response from every learner before discussion.</w:t>
+        <w:pStyle w:val="Heading2"/>
+      </w:pPr>
+      <w:r>
+        <w:t>Diagnose the current misconceptions</w:t>
       </w:r>
     </w:p>
     <w:p>
       <w:pPr>
-        <w:pStyle w:val="Heading3"/>
-      </w:pPr>
-      <w:r>
-        <w:t>Individual reasoning check</w:t>
+        <w:spacing w:line="336" w:lineRule="auto" w:after="180"/>
+      </w:pPr>
+      <w:r>
+        <w:rPr>
+          <w:b w:val="0"/>
+        </w:rPr>
+        <w:t xml:space="preserve">The worked result establishes every future case: Failure to meet a criterion or reject a null is not proof of exact </w:t>
+      </w:r>
+      <w:r>
+        <w:rPr>
+          <w:b/>
+        </w:rPr>
+        <w:t>equivalence</w:t>
+      </w:r>
+      <w:r>
+        <w:rPr>
+          <w:b w:val="0"/>
+        </w:rPr>
+        <w:t>.</w:t>
       </w:r>
     </w:p>
     <w:p>
@@ -2326,31 +3604,31 @@
         <w:rPr>
           <w:b w:val="0"/>
         </w:rPr>
-        <w:t xml:space="preserve">Use the worked case for </w:t>
+        <w:t xml:space="preserve">A missing </w:t>
       </w:r>
       <w:r>
         <w:rPr>
           <w:b/>
         </w:rPr>
-        <w:t>Negative result</w:t>
+        <w:t>input</w:t>
       </w:r>
       <w:r>
         <w:rPr>
           <w:b w:val="0"/>
         </w:rPr>
-        <w:t xml:space="preserve">s and </w:t>
+        <w:t xml:space="preserve"> may be replaced without recording the change: A replacement changes the </w:t>
       </w:r>
       <w:r>
         <w:rPr>
           <w:b/>
         </w:rPr>
-        <w:t>claim revision</w:t>
+        <w:t>evidence</w:t>
       </w:r>
       <w:r>
         <w:rPr>
           <w:b w:val="0"/>
         </w:rPr>
-        <w:t>. Proposed explanation: “The worked result establishes every future case”. Decide whether this explanation is supported.</w:t>
+        <w:t xml:space="preserve"> or contract. Record the change and its justification; do not silently turn unknown into a measured value.</w:t>
       </w:r>
     </w:p>
     <w:p>
@@ -2361,341 +3639,62 @@
         <w:rPr>
           <w:b w:val="0"/>
         </w:rPr>
-        <w:t>Point to the step or supplied fact that decides; explain your repair if needed.</w:t>
+        <w:t xml:space="preserve">Repeating an assessed case is new independent </w:t>
+      </w:r>
+      <w:r>
+        <w:rPr>
+          <w:b/>
+        </w:rPr>
+        <w:t>evidence</w:t>
+      </w:r>
+      <w:r>
+        <w:rPr>
+          <w:b w:val="0"/>
+        </w:rPr>
+        <w:t>: A replay checks consistency. An example used for feedback or revision cannot later be described as untouched final evaluation.</w:t>
       </w:r>
     </w:p>
     <w:p>
       <w:pPr>
-        <w:pStyle w:val="Heading3"/>
-      </w:pPr>
-      <w:r>
-        <w:t>Expected repair</w:t>
+        <w:spacing w:line="336" w:lineRule="auto" w:after="180"/>
+      </w:pPr>
+      <w:r>
+        <w:rPr>
+          <w:b w:val="0"/>
+        </w:rPr>
+        <w:t xml:space="preserve">Use Section 9 for the </w:t>
+      </w:r>
+      <w:r>
+        <w:rPr>
+          <w:b/>
+        </w:rPr>
+        <w:t>evidence</w:t>
+      </w:r>
+      <w:r>
+        <w:rPr>
+          <w:b w:val="0"/>
+        </w:rPr>
+        <w:t xml:space="preserve"> ledger. Add a boundary or missing-</w:t>
+      </w:r>
+      <w:r>
+        <w:rPr>
+          <w:b/>
+        </w:rPr>
+        <w:t>input</w:t>
+      </w:r>
+      <w:r>
+        <w:rPr>
+          <w:b w:val="0"/>
+        </w:rPr>
+        <w:t xml:space="preserve"> case and record the expected response before checking. More successful repeats of one case do not establish wider coverage.</w:t>
       </w:r>
     </w:p>
     <w:p>
       <w:pPr>
-        <w:spacing w:line="336" w:lineRule="auto" w:after="180"/>
-        <w:shd w:fill="F1F6FC"/>
-      </w:pPr>
-      <w:r>
-        <w:rPr>
-          <w:b w:val="0"/>
-        </w:rPr>
-        <w:t xml:space="preserve">Expected correction: Failure to meet a criterion or reject a null is not proof of exact </w:t>
-      </w:r>
-      <w:r>
-        <w:rPr>
-          <w:b/>
-        </w:rPr>
-        <w:t>equivalence</w:t>
-      </w:r>
-      <w:r>
-        <w:rPr>
-          <w:b w:val="0"/>
-        </w:rPr>
-        <w:t>.</w:t>
-      </w:r>
-    </w:p>
-    <w:p>
-      <w:pPr>
-        <w:spacing w:line="336" w:lineRule="auto" w:after="180"/>
-      </w:pPr>
-      <w:r>
-        <w:rPr>
-          <w:b w:val="0"/>
-        </w:rPr>
-        <w:t>Collect explanations, not only yes/no votes. If a misunderstanding is common, re-model the relevant step for the class.</w:t>
-      </w:r>
-    </w:p>
-    <w:p>
-      <w:pPr>
-        <w:spacing w:line="336" w:lineRule="auto" w:after="180"/>
-      </w:pPr>
-      <w:r>
-        <w:rPr>
-          <w:b w:val="0"/>
-        </w:rPr>
-        <w:t>If it affects a few learners, give a short targeted group explanation while others solve a more demanding variation.</w:t>
-      </w:r>
-    </w:p>
-    <w:p>
-      <w:pPr>
-        <w:pStyle w:val="Heading3"/>
-      </w:pPr>
-      <w:r>
-        <w:t>Pictorial practice question</w:t>
-      </w:r>
-    </w:p>
-    <w:p>
-      <w:pPr>
-        <w:spacing w:line="336" w:lineRule="auto" w:after="180"/>
-      </w:pPr>
-      <w:r>
-        <w:rPr>
-          <w:b w:val="0"/>
-        </w:rPr>
-        <w:t xml:space="preserve">Does a 6/8 tie support the </w:t>
-      </w:r>
-      <w:r>
-        <w:rPr>
-          <w:b/>
-        </w:rPr>
-        <w:t>prediction</w:t>
-      </w:r>
-      <w:r>
-        <w:rPr>
-          <w:b w:val="0"/>
-        </w:rPr>
-        <w:t xml:space="preserve"> that B scores higher? Explain why one newly selected favourable demonstration does not replace the original result or prove </w:t>
-      </w:r>
-      <w:r>
-        <w:rPr>
-          <w:b/>
-        </w:rPr>
-        <w:t>equivalence</w:t>
-      </w:r>
-      <w:r>
-        <w:rPr>
-          <w:b w:val="0"/>
-        </w:rPr>
-        <w:t>.</w:t>
-      </w:r>
-    </w:p>
-    <w:p>
-      <w:pPr>
-        <w:pStyle w:val="Heading3"/>
-      </w:pPr>
-      <w:r>
-        <w:t>Reasoned teacher answer</w:t>
-      </w:r>
-    </w:p>
-    <w:p>
-      <w:pPr>
-        <w:spacing w:line="336" w:lineRule="auto" w:after="180"/>
-      </w:pPr>
-      <w:r>
-        <w:rPr>
-          <w:b w:val="0"/>
-        </w:rPr>
-        <w:t xml:space="preserve">The claim was a higher correct count for B. Both versions score 75%; no observed count advantage appears here. Report the unsupported </w:t>
-      </w:r>
-      <w:r>
-        <w:rPr>
-          <w:b/>
-        </w:rPr>
-        <w:t>prediction</w:t>
-      </w:r>
-      <w:r>
-        <w:rPr>
-          <w:b w:val="0"/>
-        </w:rPr>
-        <w:t xml:space="preserve"> and a justified next test.</w:t>
-      </w:r>
-    </w:p>
-    <w:p>
-      <w:pPr>
-        <w:spacing w:line="336" w:lineRule="auto" w:after="180"/>
-      </w:pPr>
-      <w:r>
-        <w:rPr>
-          <w:b w:val="0"/>
-        </w:rPr>
-        <w:t xml:space="preserve">Changed case: Treat that selected demonstration as exploratory, not a replacement for the original result. Case selection now depends on outcomes. A tie on eight cases does not prove </w:t>
-      </w:r>
-      <w:r>
-        <w:rPr>
-          <w:b/>
-        </w:rPr>
-        <w:t>equivalence</w:t>
-      </w:r>
-      <w:r>
-        <w:rPr>
-          <w:b w:val="0"/>
-        </w:rPr>
-        <w:t>.</w:t>
-      </w:r>
-    </w:p>
-    <w:p>
-      <w:pPr>
-        <w:spacing w:line="336" w:lineRule="auto" w:after="180"/>
-      </w:pPr>
-      <w:r>
-        <w:rPr>
-          <w:b w:val="0"/>
-        </w:rPr>
-        <w:t>Changed-case reasoning: Treat that selected demonstration as exploratory, not a replacement for the original result. Case selection now depends on outcomes.</w:t>
-      </w:r>
-    </w:p>
-    <w:p>
-      <w:pPr>
-        <w:spacing w:line="336" w:lineRule="auto" w:after="180"/>
-      </w:pPr>
-      <w:r>
-        <w:rPr>
-          <w:b w:val="0"/>
-        </w:rPr>
-        <w:t xml:space="preserve">Collect each learner’s explanation before discussion. Use the first missing connection between </w:t>
-      </w:r>
-      <w:r>
-        <w:rPr>
-          <w:b/>
-        </w:rPr>
-        <w:t>input</w:t>
-      </w:r>
-      <w:r>
-        <w:rPr>
-          <w:b w:val="0"/>
-        </w:rPr>
-        <w:t xml:space="preserve">, deciding step and result to choose support. This question is worked-case practice, not fresh mastery </w:t>
-      </w:r>
-      <w:r>
-        <w:rPr>
-          <w:b/>
-        </w:rPr>
-        <w:t>evidence</w:t>
-      </w:r>
-      <w:r>
-        <w:rPr>
-          <w:b w:val="0"/>
-        </w:rPr>
-        <w:t>.</w:t>
-      </w:r>
-    </w:p>
-    <w:p>
-      <w:pPr>
-        <w:pStyle w:val="Heading1"/>
-      </w:pPr>
-      <w:r>
-        <w:t>04. Run the investigation and diagnose misconceptions</w:t>
-      </w:r>
-    </w:p>
-    <w:p>
-      <w:r>
-        <w:t>Run the Negative results and claim revision investigation and use the first unsupported step to choose a teaching response.</w:t>
-      </w:r>
-    </w:p>
-    <w:p>
-      <w:pPr>
-        <w:spacing w:line="336" w:lineRule="auto" w:after="180"/>
-      </w:pPr>
-      <w:r>
-        <w:rPr>
-          <w:b w:val="0"/>
-        </w:rPr>
-        <w:t xml:space="preserve">The worked result establishes every future case: Failure to meet a criterion or reject a null is not proof of exact </w:t>
-      </w:r>
-      <w:r>
-        <w:rPr>
-          <w:b/>
-        </w:rPr>
-        <w:t>equivalence</w:t>
-      </w:r>
-      <w:r>
-        <w:rPr>
-          <w:b w:val="0"/>
-        </w:rPr>
-        <w:t>.</w:t>
-      </w:r>
-    </w:p>
-    <w:p>
-      <w:pPr>
-        <w:spacing w:line="336" w:lineRule="auto" w:after="180"/>
-      </w:pPr>
-      <w:r>
-        <w:rPr>
-          <w:b w:val="0"/>
-        </w:rPr>
-        <w:t xml:space="preserve">A missing </w:t>
-      </w:r>
-      <w:r>
-        <w:rPr>
-          <w:b/>
-        </w:rPr>
-        <w:t>input</w:t>
-      </w:r>
-      <w:r>
-        <w:rPr>
-          <w:b w:val="0"/>
-        </w:rPr>
-        <w:t xml:space="preserve"> may be replaced without recording the change: A replacement changes the </w:t>
-      </w:r>
-      <w:r>
-        <w:rPr>
-          <w:b/>
-        </w:rPr>
-        <w:t>evidence</w:t>
-      </w:r>
-      <w:r>
-        <w:rPr>
-          <w:b w:val="0"/>
-        </w:rPr>
-        <w:t xml:space="preserve"> or contract. Record the change and its justification; do not silently turn unknown into a measured value.</w:t>
-      </w:r>
-    </w:p>
-    <w:p>
-      <w:pPr>
-        <w:spacing w:line="336" w:lineRule="auto" w:after="180"/>
-      </w:pPr>
-      <w:r>
-        <w:rPr>
-          <w:b w:val="0"/>
-        </w:rPr>
-        <w:t xml:space="preserve">Repeating an assessed case is new independent </w:t>
-      </w:r>
-      <w:r>
-        <w:rPr>
-          <w:b/>
-        </w:rPr>
-        <w:t>evidence</w:t>
-      </w:r>
-      <w:r>
-        <w:rPr>
-          <w:b w:val="0"/>
-        </w:rPr>
-        <w:t>: A replay checks consistency. An example used for feedback or revision cannot later be described as untouched final evaluation.</w:t>
-      </w:r>
-    </w:p>
-    <w:p>
-      <w:pPr>
-        <w:spacing w:line="336" w:lineRule="auto" w:after="180"/>
-      </w:pPr>
-      <w:r>
-        <w:rPr>
-          <w:b w:val="0"/>
-        </w:rPr>
-        <w:t xml:space="preserve">Use Section 9 for the </w:t>
-      </w:r>
-      <w:r>
-        <w:rPr>
-          <w:b/>
-        </w:rPr>
-        <w:t>evidence</w:t>
-      </w:r>
-      <w:r>
-        <w:rPr>
-          <w:b w:val="0"/>
-        </w:rPr>
-        <w:t xml:space="preserve"> ledger. Add a boundary or missing-</w:t>
-      </w:r>
-      <w:r>
-        <w:rPr>
-          <w:b/>
-        </w:rPr>
-        <w:t>input</w:t>
-      </w:r>
-      <w:r>
-        <w:rPr>
-          <w:b w:val="0"/>
-        </w:rPr>
-        <w:t xml:space="preserve"> case and record the expected response before checking. More successful repeats of one case do not establish wider coverage.</w:t>
-      </w:r>
-    </w:p>
-    <w:p>
-      <w:pPr>
-        <w:pStyle w:val="Heading3"/>
-      </w:pPr>
-      <w:r>
-        <w:t>Match the support to the first error</w:t>
+        <w:pStyle w:val="Heading2"/>
+      </w:pPr>
+      <w:r>
+        <w:t>Choose accessible support</w:t>
       </w:r>
     </w:p>
     <w:tbl>
@@ -2868,669 +3867,69 @@
     </w:p>
     <w:p>
       <w:pPr>
-        <w:pStyle w:val="Heading1"/>
-      </w:pPr>
-      <w:r>
-        <w:t>05. Assess and explain the answers</w:t>
+        <w:pStyle w:val="Heading2"/>
+      </w:pPr>
+      <w:r>
+        <w:t>Earlier wording, alternatives and picture transcripts · reference / check after trying</w:t>
       </w:r>
     </w:p>
     <w:p>
-      <w:r>
-        <w:t>Use the Negative results and claim revision questions, teacher keys and criteria after the relevant attempts. Previously discussed cases are practice; protect the separately selected independent task.</w:t>
+      <w:pPr>
+        <w:pStyle w:val="Heading3"/>
+      </w:pPr>
+      <w:r>
+        <w:t>Match the support to the first error</w:t>
       </w:r>
     </w:p>
     <w:p>
       <w:pPr>
-        <w:pStyle w:val="Heading3"/>
-      </w:pPr>
-      <w:r>
-        <w:t>Guided and exit questions</w:t>
+        <w:pStyle w:val="Heading1"/>
+      </w:pPr>
+      <w:r>
+        <w:t>05. Assess the new research scenario</w:t>
       </w:r>
     </w:p>
     <w:p>
-      <w:pPr>
-        <w:spacing w:line="336" w:lineRule="auto" w:after="180"/>
-      </w:pPr>
-      <w:r>
-        <w:rPr>
-          <w:b w:val="0"/>
-        </w:rPr>
-        <w:t>Guided: Strict improvement is not observed; both</w:t>
-      </w:r>
-      <w:r>
-        <w:rPr>
-          <w:b/>
-        </w:rPr>
-        <w:t>80%</w:t>
-      </w:r>
-      <w:r>
-        <w:rPr>
-          <w:b w:val="0"/>
-        </w:rPr>
-        <w:t xml:space="preserve">. This does not prove population equality or universal uselessness. Qualification: Failure to meet a criterion or reject a null is not proof of exact </w:t>
-      </w:r>
-      <w:r>
-        <w:rPr>
-          <w:b/>
-        </w:rPr>
-        <w:t>equivalence</w:t>
-      </w:r>
-      <w:r>
-        <w:rPr>
-          <w:b w:val="0"/>
-        </w:rPr>
-        <w:t>.</w:t>
+      <w:r>
+        <w:t>Keep the selected answer private until after a first attempt.</w:t>
       </w:r>
     </w:p>
     <w:p>
       <w:pPr>
-        <w:spacing w:line="336" w:lineRule="auto" w:after="180"/>
-      </w:pPr>
-      <w:r>
-        <w:rPr>
-          <w:b w:val="0"/>
-        </w:rPr>
-        <w:t xml:space="preserve">Exit: accept a concrete variation with its predicted outcome and a stated condition that would challenge the </w:t>
-      </w:r>
-      <w:r>
-        <w:rPr>
-          <w:b/>
-        </w:rPr>
-        <w:t>mechanism</w:t>
-      </w:r>
-      <w:r>
-        <w:rPr>
-          <w:b w:val="0"/>
-        </w:rPr>
-        <w:t xml:space="preserve">; reject a claim resting on unmeasured </w:t>
-      </w:r>
-      <w:r>
-        <w:rPr>
-          <w:b/>
-        </w:rPr>
-        <w:t>evidence</w:t>
-      </w:r>
-      <w:r>
-        <w:rPr>
-          <w:b w:val="0"/>
-        </w:rPr>
-        <w:t>.</w:t>
+        <w:pStyle w:val="Heading2"/>
+      </w:pPr>
+      <w:r>
+        <w:t>Selected independent task and checked answer</w:t>
       </w:r>
     </w:p>
     <w:p>
       <w:pPr>
-        <w:pStyle w:val="Heading3"/>
-      </w:pPr>
-      <w:r>
-        <w:t>W1 Explain the mechanism</w:t>
+        <w:spacing w:line="336" w:lineRule="auto" w:after="180"/>
+      </w:pPr>
+      <w:r>
+        <w:rPr>
+          <w:b w:val="0"/>
+        </w:rPr>
+        <w:t>Selected case: Hypothesis predicts mean latency reduction at least 2 seconds. Observed paired mean reduction .8. Report.</w:t>
       </w:r>
     </w:p>
     <w:p>
       <w:pPr>
-        <w:pStyle w:val="Heading3"/>
-      </w:pPr>
-      <w:r>
-        <w:t>Workbook question · W1</w:t>
+        <w:spacing w:line="336" w:lineRule="auto" w:after="180"/>
+      </w:pPr>
+      <w:r>
+        <w:rPr>
+          <w:b w:val="0"/>
+        </w:rPr>
+        <w:t>Teacher explanation: Practical criterion fails in this sample. Preserve .8-second estimate and limitations; do not redefine the2-second threshold after viewing results.</w:t>
       </w:r>
     </w:p>
     <w:p>
       <w:pPr>
-        <w:spacing w:line="336" w:lineRule="auto" w:after="180"/>
-        <w:shd w:fill="F5F1FB"/>
-      </w:pPr>
-      <w:r>
-        <w:rPr>
-          <w:b w:val="0"/>
-        </w:rPr>
-        <w:t xml:space="preserve">Explain the weekly </w:t>
-      </w:r>
-      <w:r>
-        <w:rPr>
-          <w:b/>
-        </w:rPr>
-        <w:t>mechanism</w:t>
-      </w:r>
-      <w:r>
-        <w:rPr>
-          <w:b w:val="0"/>
-        </w:rPr>
-        <w:t xml:space="preserve"> in your own words. Use the worked scenario to name its </w:t>
-      </w:r>
-      <w:r>
-        <w:rPr>
-          <w:b/>
-        </w:rPr>
-        <w:t>input</w:t>
-      </w:r>
-      <w:r>
-        <w:rPr>
-          <w:b w:val="0"/>
-        </w:rPr>
-        <w:t xml:space="preserve">, decision rule and </w:t>
-      </w:r>
-      <w:r>
-        <w:rPr>
-          <w:b/>
-        </w:rPr>
-        <w:t>output</w:t>
-      </w:r>
-      <w:r>
-        <w:rPr>
-          <w:b w:val="0"/>
-        </w:rPr>
-        <w:t>.</w:t>
-      </w:r>
-    </w:p>
-    <w:p>
-      <w:pPr>
-        <w:pStyle w:val="Heading3"/>
-      </w:pPr>
-      <w:r>
-        <w:t>Teacher reasoning · W1</w:t>
-      </w:r>
-    </w:p>
-    <w:p>
-      <w:pPr>
-        <w:spacing w:line="336" w:lineRule="auto" w:after="180"/>
-        <w:shd w:fill="F1F6FC"/>
-      </w:pPr>
-      <w:r>
-        <w:rPr>
-          <w:b w:val="0"/>
-        </w:rPr>
-        <w:t xml:space="preserve">Teacher explanation: </w:t>
-      </w:r>
-      <w:r>
-        <w:rPr>
-          <w:b/>
-        </w:rPr>
-        <w:t>Negative result</w:t>
-      </w:r>
-      <w:r>
-        <w:rPr>
-          <w:b w:val="0"/>
-        </w:rPr>
-        <w:t xml:space="preserve">s report that the </w:t>
-      </w:r>
-      <w:r>
-        <w:rPr>
-          <w:b/>
-        </w:rPr>
-        <w:t>evidence</w:t>
-      </w:r>
-      <w:r>
-        <w:rPr>
-          <w:b w:val="0"/>
-        </w:rPr>
-        <w:t xml:space="preserve"> did not meet a declared expectation. They can reveal design limits or useful constraints without proving no effect anywhere.</w:t>
-      </w:r>
-    </w:p>
-    <w:p>
-      <w:pPr>
-        <w:spacing w:line="336" w:lineRule="auto" w:after="180"/>
-        <w:shd w:fill="F1F6FC"/>
-      </w:pPr>
-      <w:r>
-        <w:rPr>
-          <w:b w:val="0"/>
-        </w:rPr>
-        <w:t xml:space="preserve">Compare results with the original criterion and uncertainty assumptions. Preserve the failed hypothesis, discuss plausible </w:t>
-      </w:r>
-      <w:r>
-        <w:rPr>
-          <w:b/>
-        </w:rPr>
-        <w:t>mechanism</w:t>
-      </w:r>
-      <w:r>
-        <w:rPr>
-          <w:b w:val="0"/>
-        </w:rPr>
-        <w:t>s and label revised questions as new work.</w:t>
-      </w:r>
-    </w:p>
-    <w:p>
-      <w:pPr>
-        <w:pStyle w:val="Heading3"/>
-      </w:pPr>
-      <w:r>
-        <w:t>W2 Trace the worked case</w:t>
-      </w:r>
-    </w:p>
-    <w:p>
-      <w:pPr>
-        <w:pStyle w:val="Heading3"/>
-      </w:pPr>
-      <w:r>
-        <w:t>Workbook question · W2</w:t>
-      </w:r>
-    </w:p>
-    <w:p>
-      <w:pPr>
-        <w:spacing w:line="336" w:lineRule="auto" w:after="180"/>
-        <w:shd w:fill="F5F1FB"/>
-      </w:pPr>
-      <w:r>
-        <w:rPr>
-          <w:b w:val="0"/>
-        </w:rPr>
-        <w:t>Hypothesis expects B support strictly above A. Both pass8/10 reserved cases. Show the intermediate steps and give the conclusion with its scope.</w:t>
-      </w:r>
-    </w:p>
-    <w:p>
-      <w:pPr>
-        <w:pStyle w:val="Heading3"/>
-      </w:pPr>
-      <w:r>
-        <w:t>Teacher reasoning · W2</w:t>
-      </w:r>
-    </w:p>
-    <w:p>
-      <w:pPr>
-        <w:spacing w:line="336" w:lineRule="auto" w:after="180"/>
-        <w:shd w:fill="F1F6FC"/>
-      </w:pPr>
-      <w:r>
-        <w:rPr>
-          <w:b w:val="0"/>
-        </w:rPr>
-        <w:t>Teacher explanation: Strict improvement is not observed; both</w:t>
-      </w:r>
-      <w:r>
-        <w:rPr>
-          <w:b/>
-        </w:rPr>
-        <w:t>80%</w:t>
-      </w:r>
-      <w:r>
-        <w:rPr>
-          <w:b w:val="0"/>
-        </w:rPr>
-        <w:t>. This does not prove population equality or universal uselessness.</w:t>
-      </w:r>
-    </w:p>
-    <w:p>
-      <w:pPr>
-        <w:pStyle w:val="Heading3"/>
-      </w:pPr>
-      <w:r>
-        <w:t>W3 Audit the limit</w:t>
-      </w:r>
-    </w:p>
-    <w:p>
-      <w:pPr>
-        <w:pStyle w:val="Heading3"/>
-      </w:pPr>
-      <w:r>
-        <w:t>Workbook question · W3</w:t>
-      </w:r>
-    </w:p>
-    <w:p>
-      <w:pPr>
-        <w:spacing w:line="336" w:lineRule="auto" w:after="180"/>
-        <w:shd w:fill="F5F1FB"/>
-      </w:pPr>
-      <w:r>
-        <w:rPr>
-          <w:b w:val="0"/>
-        </w:rPr>
-        <w:t xml:space="preserve">A report omits this qualification: Failure to meet a criterion or reject a null is not proof of exact </w:t>
-      </w:r>
-      <w:r>
-        <w:rPr>
-          <w:b/>
-        </w:rPr>
-        <w:t>equivalence</w:t>
-      </w:r>
-      <w:r>
-        <w:rPr>
-          <w:b w:val="0"/>
-        </w:rPr>
-        <w:t>. Explain how omitting it could change a reader's interpretation, and write an accurate replacement.</w:t>
-      </w:r>
-    </w:p>
-    <w:p>
-      <w:pPr>
-        <w:pStyle w:val="Heading3"/>
-      </w:pPr>
-      <w:r>
-        <w:t>Teacher reasoning · W3</w:t>
-      </w:r>
-    </w:p>
-    <w:p>
-      <w:pPr>
-        <w:spacing w:line="336" w:lineRule="auto" w:after="180"/>
-        <w:shd w:fill="F1F6FC"/>
-      </w:pPr>
-      <w:r>
-        <w:rPr>
-          <w:b w:val="0"/>
-        </w:rPr>
-        <w:t xml:space="preserve">Teacher explanation: Failure to meet a criterion or reject a null is not proof of exact </w:t>
-      </w:r>
-      <w:r>
-        <w:rPr>
-          <w:b/>
-        </w:rPr>
-        <w:t>equivalence</w:t>
-      </w:r>
-      <w:r>
-        <w:rPr>
-          <w:b w:val="0"/>
-        </w:rPr>
-        <w:t>.</w:t>
-      </w:r>
-    </w:p>
-    <w:p>
-      <w:pPr>
-        <w:spacing w:line="336" w:lineRule="auto" w:after="180"/>
-        <w:shd w:fill="F1F6FC"/>
-      </w:pPr>
-      <w:r>
-        <w:rPr>
-          <w:b w:val="0"/>
-        </w:rPr>
-        <w:t xml:space="preserve">State the observed result separately from the unverified or out-of-scope claim; preserve the original </w:t>
-      </w:r>
-      <w:r>
-        <w:rPr>
-          <w:b/>
-        </w:rPr>
-        <w:t>evidence</w:t>
-      </w:r>
-      <w:r>
-        <w:rPr>
-          <w:b w:val="0"/>
-        </w:rPr>
-        <w:t xml:space="preserve"> rather than inventing a missing fact.</w:t>
-      </w:r>
-    </w:p>
-    <w:p>
-      <w:pPr>
-        <w:pStyle w:val="Heading3"/>
-      </w:pPr>
-      <w:r>
-        <w:t>W4 Apply a new case independently</w:t>
-      </w:r>
-    </w:p>
-    <w:p>
-      <w:pPr>
-        <w:pStyle w:val="Heading3"/>
-      </w:pPr>
-      <w:r>
-        <w:t>Workbook question · W4</w:t>
-      </w:r>
-    </w:p>
-    <w:p>
-      <w:pPr>
-        <w:spacing w:line="336" w:lineRule="auto" w:after="180"/>
-        <w:shd w:fill="F5F1FB"/>
-      </w:pPr>
-      <w:r>
-        <w:rPr>
-          <w:b w:val="0"/>
-        </w:rPr>
-        <w:t>Hypothesis predicts mean latency reduction at least2 seconds. Observed paired mean reduction .8. Report.</w:t>
-      </w:r>
-    </w:p>
-    <w:p>
-      <w:pPr>
-        <w:pStyle w:val="Heading3"/>
-      </w:pPr>
-      <w:r>
-        <w:t>Teacher reasoning · W4</w:t>
-      </w:r>
-    </w:p>
-    <w:p>
-      <w:pPr>
-        <w:spacing w:line="336" w:lineRule="auto" w:after="180"/>
-        <w:shd w:fill="F1F6FC"/>
-      </w:pPr>
-      <w:r>
-        <w:rPr>
-          <w:b w:val="0"/>
-        </w:rPr>
-        <w:t>Teacher explanation: Practical criterion fails in this sample. Preserve .8-second estimate and limitations; do not redefine the2-second threshold after viewing results.</w:t>
-      </w:r>
-    </w:p>
-    <w:p>
-      <w:pPr>
-        <w:pStyle w:val="Heading3"/>
-      </w:pPr>
-      <w:r>
-        <w:t>W5 Design a revealing follow-up</w:t>
-      </w:r>
-    </w:p>
-    <w:p>
-      <w:pPr>
-        <w:pStyle w:val="Heading3"/>
-      </w:pPr>
-      <w:r>
-        <w:t>Workbook question · W5</w:t>
-      </w:r>
-    </w:p>
-    <w:p>
-      <w:pPr>
-        <w:spacing w:line="336" w:lineRule="auto" w:after="180"/>
-        <w:shd w:fill="F5F1FB"/>
-      </w:pPr>
-      <w:r>
-        <w:rPr>
-          <w:b w:val="0"/>
-        </w:rPr>
-        <w:t>For the worked scenario, propose one additional case that could reveal a failure, describe its expected outcome before running it, and explain what would need to remain fixed for a fair comparison.</w:t>
-      </w:r>
-    </w:p>
-    <w:p>
-      <w:pPr>
-        <w:spacing w:line="336" w:lineRule="auto" w:after="180"/>
-        <w:shd w:fill="F5F1FB"/>
-      </w:pPr>
-      <w:r>
-        <w:rPr>
-          <w:b w:val="0"/>
-        </w:rPr>
-        <w:t>Do not reuse W4 as a new final test after receiving feedback.</w:t>
-      </w:r>
-    </w:p>
-    <w:p>
-      <w:pPr>
-        <w:pStyle w:val="Heading3"/>
-      </w:pPr>
-      <w:r>
-        <w:t>Teacher reasoning · W5</w:t>
-      </w:r>
-    </w:p>
-    <w:p>
-      <w:pPr>
-        <w:spacing w:line="336" w:lineRule="auto" w:after="180"/>
-        <w:shd w:fill="F1F6FC"/>
-      </w:pPr>
-      <w:r>
-        <w:rPr>
-          <w:b w:val="0"/>
-        </w:rPr>
-        <w:t xml:space="preserve">Teacher explanation: Accept a concrete variant of the worked </w:t>
-      </w:r>
-      <w:r>
-        <w:rPr>
-          <w:b/>
-        </w:rPr>
-        <w:t>input</w:t>
-      </w:r>
-      <w:r>
-        <w:rPr>
-          <w:b w:val="0"/>
-        </w:rPr>
-        <w:t xml:space="preserve"> or a missing/conflicting/boundary condition, with an expectation derived from the declared procedure.</w:t>
-      </w:r>
-    </w:p>
-    <w:p>
-      <w:pPr>
-        <w:spacing w:line="336" w:lineRule="auto" w:after="180"/>
-        <w:shd w:fill="F1F6FC"/>
-      </w:pPr>
-      <w:r>
-        <w:rPr>
-          <w:b w:val="0"/>
-        </w:rPr>
-        <w:t xml:space="preserve">Require preserved settings, original </w:t>
-      </w:r>
-      <w:r>
-        <w:rPr>
-          <w:b/>
-        </w:rPr>
-        <w:t>output</w:t>
-      </w:r>
-      <w:r>
-        <w:rPr>
-          <w:b w:val="0"/>
-        </w:rPr>
-        <w:t xml:space="preserve">s and data roles. Failure to meet a criterion or reject a null is not proof of exact </w:t>
-      </w:r>
-      <w:r>
-        <w:rPr>
-          <w:b/>
-        </w:rPr>
-        <w:t>equivalence</w:t>
-      </w:r>
-      <w:r>
-        <w:rPr>
-          <w:b w:val="0"/>
-        </w:rPr>
-        <w:t>.</w:t>
-      </w:r>
-    </w:p>
-    <w:p>
-      <w:pPr>
-        <w:spacing w:line="336" w:lineRule="auto" w:after="180"/>
-        <w:shd w:fill="F1F6FC"/>
-      </w:pPr>
-      <w:r>
-        <w:rPr>
-          <w:b w:val="0"/>
-        </w:rPr>
-        <w:t xml:space="preserve">The new case should test this particular </w:t>
-      </w:r>
-      <w:r>
-        <w:rPr>
-          <w:b/>
-        </w:rPr>
-        <w:t>mechanism</w:t>
-      </w:r>
-      <w:r>
-        <w:rPr>
-          <w:b w:val="0"/>
-        </w:rPr>
-        <w:t xml:space="preserve"> rather than merely restate the original result.</w:t>
-      </w:r>
-    </w:p>
-    <w:p>
-      <w:pPr>
-        <w:pStyle w:val="Heading3"/>
-      </w:pPr>
-      <w:r>
-        <w:t>Independent assessment and fresh retry</w:t>
-      </w:r>
-    </w:p>
-    <w:p>
-      <w:pPr>
-        <w:pStyle w:val="Heading3"/>
-      </w:pPr>
-      <w:r>
-        <w:t>Teacher key · Independent assessment and fresh retry</w:t>
-      </w:r>
-    </w:p>
-    <w:p>
-      <w:pPr>
-        <w:spacing w:line="336" w:lineRule="auto" w:after="180"/>
-        <w:shd w:fill="F1F6FC"/>
-      </w:pPr>
-      <w:r>
-        <w:rPr>
-          <w:b w:val="0"/>
-        </w:rPr>
-        <w:t>W4: Practical criterion fails in this sample. Preserve .8-second estimate and limitations; do not redefine the2-second threshold after viewing results. Require intermediate reasoning and the stated scope.</w:t>
-      </w:r>
-    </w:p>
-    <w:p>
-      <w:pPr>
-        <w:spacing w:line="336" w:lineRule="auto" w:after="180"/>
-        <w:shd w:fill="F1F6FC"/>
-      </w:pPr>
-      <w:r>
-        <w:rPr>
-          <w:b w:val="0"/>
-        </w:rPr>
-        <w:t>Fresh retry: Hypothesis requires zero unauthorised actions; one occurs. Expected reasoning: Criterion fails regardless of other scores. Report and investigate boundary failure.</w:t>
-      </w:r>
-    </w:p>
-    <w:p>
-      <w:pPr>
-        <w:spacing w:line="336" w:lineRule="auto" w:after="180"/>
-        <w:shd w:fill="F1F6FC"/>
-      </w:pPr>
-      <w:r>
-        <w:rPr>
-          <w:b w:val="0"/>
-        </w:rPr>
-        <w:t>If students need support, record it and reassess with another new case rather than awarding independence to a copied answer.</w:t>
-      </w:r>
-    </w:p>
-    <w:p>
-      <w:pPr>
-        <w:pStyle w:val="Heading3"/>
-      </w:pPr>
-      <w:r>
-        <w:t>Assess independent transfer</w:t>
-      </w:r>
-    </w:p>
-    <w:p>
-      <w:pPr>
-        <w:pStyle w:val="Heading3"/>
-      </w:pPr>
-      <w:r>
-        <w:t>Independent question · withhold the key</w:t>
-      </w:r>
-    </w:p>
-    <w:p>
-      <w:pPr>
-        <w:spacing w:line="336" w:lineRule="auto" w:after="180"/>
-        <w:shd w:fill="F5F1FB"/>
-      </w:pPr>
-      <w:r>
-        <w:rPr>
-          <w:b w:val="0"/>
-        </w:rPr>
-        <w:t>Selected case: Hypothesis predicts mean latency reduction at least2 seconds. Observed paired mean reduction .8. Report.</w:t>
-      </w:r>
-    </w:p>
-    <w:p>
-      <w:pPr>
-        <w:pStyle w:val="Heading3"/>
-      </w:pPr>
-      <w:r>
-        <w:t>Selected case answer</w:t>
-      </w:r>
-    </w:p>
-    <w:p>
-      <w:pPr>
-        <w:pStyle w:val="Heading3"/>
-      </w:pPr>
-      <w:r>
-        <w:t>Teacher key · Selected case answer</w:t>
-      </w:r>
-    </w:p>
-    <w:p>
-      <w:pPr>
-        <w:spacing w:line="336" w:lineRule="auto" w:after="180"/>
-        <w:shd w:fill="F1F6FC"/>
-      </w:pPr>
-      <w:r>
-        <w:rPr>
-          <w:b w:val="0"/>
-        </w:rPr>
-        <w:t>Teacher explanation: Practical criterion fails in this sample. Preserve .8-second estimate and limitations; do not redefine the2-second threshold after viewing results.</w:t>
+        <w:pStyle w:val="Heading2"/>
+      </w:pPr>
+      <w:r>
+        <w:t>Judge explanation,trace and limits</w:t>
       </w:r>
     </w:p>
     <w:tbl>
@@ -3637,54 +4036,55 @@
     </w:tbl>
     <w:p>
       <w:pPr>
-        <w:pStyle w:val="Heading3"/>
-      </w:pPr>
-      <w:r>
-        <w:t>Teacher key · Selected case answer</w:t>
+        <w:spacing w:line="336" w:lineRule="auto" w:after="180"/>
+      </w:pPr>
+      <w:r>
+        <w:rPr>
+          <w:b w:val="0"/>
+        </w:rPr>
+        <w:t>Record each dimension as not yet, with support, or independent. Accept a valid alternative procedure with a defensible trace.</w:t>
       </w:r>
     </w:p>
     <w:p>
       <w:pPr>
         <w:spacing w:line="336" w:lineRule="auto" w:after="180"/>
-        <w:shd w:fill="F1F6FC"/>
       </w:pPr>
       <w:r>
         <w:rPr>
           <w:b w:val="0"/>
         </w:rPr>
-        <w:t>Record each dimension as not yet, with support, or independent. Accept a valid alternative procedure with a defensible trace.</w:t>
+        <w:t xml:space="preserve">Do not penalise an honestly recorded model failure if the learner correctly explains its </w:t>
+      </w:r>
+      <w:r>
+        <w:rPr>
+          <w:b/>
+        </w:rPr>
+        <w:t>evidence</w:t>
+      </w:r>
+      <w:r>
+        <w:rPr>
+          <w:b w:val="0"/>
+        </w:rPr>
+        <w:t xml:space="preserve"> and limits.</w:t>
       </w:r>
     </w:p>
     <w:p>
       <w:pPr>
-        <w:spacing w:line="336" w:lineRule="auto" w:after="180"/>
-        <w:shd w:fill="F1F6FC"/>
-      </w:pPr>
-      <w:r>
-        <w:rPr>
-          <w:b w:val="0"/>
-        </w:rPr>
-        <w:t xml:space="preserve">Do not penalise an honestly recorded model failure if the learner correctly explains its </w:t>
-      </w:r>
-      <w:r>
-        <w:rPr>
-          <w:b/>
-        </w:rPr>
-        <w:t>evidence</w:t>
-      </w:r>
-      <w:r>
-        <w:rPr>
-          <w:b w:val="0"/>
-        </w:rPr>
-        <w:t xml:space="preserve"> and limits.</w:t>
+        <w:pStyle w:val="Heading2"/>
+      </w:pPr>
+      <w:r>
+        <w:t>Give one usable repair</w:t>
       </w:r>
     </w:p>
     <w:p>
       <w:pPr>
-        <w:pStyle w:val="Heading3"/>
-      </w:pPr>
-      <w:r>
-        <w:t>Feedback that the learner uses</w:t>
+        <w:spacing w:line="336" w:lineRule="auto" w:after="180"/>
+      </w:pPr>
+      <w:r>
+        <w:rPr>
+          <w:b w:val="0"/>
+        </w:rPr>
+        <w:t>Name the earliest unsupported step and give one action to repair it. Have the learner make that repair now and explain why. Then assess the relevant skill on a fresh, fully specified case.</w:t>
       </w:r>
     </w:p>
     <w:p>
@@ -3695,31 +4095,97 @@
         <w:rPr>
           <w:b w:val="0"/>
         </w:rPr>
-        <w:t>Name the earliest unsupported step and give one action to repair it. Have the learner make that repair now and explain why. Then assess the relevant skill on a fresh, fully specified case.</w:t>
+        <w:t>Confirm it was not previously practised with feedback; solve and check the new case before assigning it. A follow-up design prompt is a starting brief, not automatically an equivalent test.</w:t>
       </w:r>
     </w:p>
     <w:p>
       <w:pPr>
-        <w:spacing w:line="336" w:lineRule="auto" w:after="180"/>
-      </w:pPr>
-      <w:r>
-        <w:rPr>
-          <w:b w:val="0"/>
-        </w:rPr>
-        <w:t>Confirm it was not previously practised with feedback; solve and check the new case before assigning it. A follow-up design prompt is a starting brief, not automatically an equivalent test.</w:t>
+        <w:pStyle w:val="Heading2"/>
+      </w:pPr>
+      <w:r>
+        <w:t>W1 Explain the mechanism</w:t>
       </w:r>
     </w:p>
     <w:p>
       <w:pPr>
-        <w:pStyle w:val="Heading1"/>
-      </w:pPr>
-      <w:r>
-        <w:t>06. Connect the project, support and next lesson</w:t>
+        <w:spacing w:line="336" w:lineRule="auto" w:after="180"/>
+      </w:pPr>
+      <w:r>
+        <w:rPr>
+          <w:b w:val="0"/>
+        </w:rPr>
+        <w:t xml:space="preserve">Explain the weekly </w:t>
+      </w:r>
+      <w:r>
+        <w:rPr>
+          <w:b/>
+        </w:rPr>
+        <w:t>mechanism</w:t>
+      </w:r>
+      <w:r>
+        <w:rPr>
+          <w:b w:val="0"/>
+        </w:rPr>
+        <w:t xml:space="preserve"> in your own words. Use the worked scenario to name its </w:t>
+      </w:r>
+      <w:r>
+        <w:rPr>
+          <w:b/>
+        </w:rPr>
+        <w:t>input</w:t>
+      </w:r>
+      <w:r>
+        <w:rPr>
+          <w:b w:val="0"/>
+        </w:rPr>
+        <w:t xml:space="preserve">, decision rule and </w:t>
+      </w:r>
+      <w:r>
+        <w:rPr>
+          <w:b/>
+        </w:rPr>
+        <w:t>output</w:t>
+      </w:r>
+      <w:r>
+        <w:rPr>
+          <w:b w:val="0"/>
+        </w:rPr>
+        <w:t>.</w:t>
       </w:r>
     </w:p>
     <w:p>
-      <w:r>
-        <w:t>Connect Negative results and claim revision to Reproducible AI Research Study, adapt support and plan a later changed-case check.</w:t>
+      <w:pPr>
+        <w:spacing w:line="336" w:lineRule="auto" w:after="180"/>
+      </w:pPr>
+      <w:r>
+        <w:rPr>
+          <w:b w:val="0"/>
+        </w:rPr>
+        <w:t xml:space="preserve">Teacher explanation: </w:t>
+      </w:r>
+      <w:r>
+        <w:rPr>
+          <w:b/>
+        </w:rPr>
+        <w:t>Negative result</w:t>
+      </w:r>
+      <w:r>
+        <w:rPr>
+          <w:b w:val="0"/>
+        </w:rPr>
+        <w:t xml:space="preserve">s report that the </w:t>
+      </w:r>
+      <w:r>
+        <w:rPr>
+          <w:b/>
+        </w:rPr>
+        <w:t>evidence</w:t>
+      </w:r>
+      <w:r>
+        <w:rPr>
+          <w:b w:val="0"/>
+        </w:rPr>
+        <w:t xml:space="preserve"> did not meet a declared expectation. They can reveal design limits or useful constraints without proving no effect anywhere.</w:t>
       </w:r>
     </w:p>
     <w:p>
@@ -3730,114 +4196,27 @@
         <w:rPr>
           <w:b w:val="0"/>
         </w:rPr>
-        <w:t xml:space="preserve">Add a labelled </w:t>
+        <w:t xml:space="preserve">Compare results with the original criterion and uncertainty assumptions. Preserve the failed hypothesis, discuss plausible </w:t>
       </w:r>
       <w:r>
         <w:rPr>
           <w:b/>
         </w:rPr>
-        <w:t>negative result</w:t>
+        <w:t>mechanism</w:t>
       </w:r>
       <w:r>
         <w:rPr>
           <w:b w:val="0"/>
         </w:rPr>
-        <w:t xml:space="preserve">s and </w:t>
-      </w:r>
-      <w:r>
-        <w:rPr>
-          <w:b/>
-        </w:rPr>
-        <w:t>claim revision</w:t>
-      </w:r>
-      <w:r>
-        <w:rPr>
-          <w:b w:val="0"/>
-        </w:rPr>
-        <w:t xml:space="preserve"> </w:t>
-      </w:r>
-      <w:r>
-        <w:rPr>
-          <w:b/>
-        </w:rPr>
-        <w:t>evidence</w:t>
-      </w:r>
-      <w:r>
-        <w:rPr>
-          <w:b w:val="0"/>
-        </w:rPr>
-        <w:t xml:space="preserve"> sheet to Reproducible AI Research Study. Show how you can explain the </w:t>
-      </w:r>
-      <w:r>
-        <w:rPr>
-          <w:b/>
-        </w:rPr>
-        <w:t>mechanism</w:t>
-      </w:r>
-      <w:r>
-        <w:rPr>
-          <w:b w:val="0"/>
-        </w:rPr>
-        <w:t xml:space="preserve"> and terminology of </w:t>
-      </w:r>
-      <w:r>
-        <w:rPr>
-          <w:b/>
-        </w:rPr>
-        <w:t>negative result</w:t>
-      </w:r>
-      <w:r>
-        <w:rPr>
-          <w:b w:val="0"/>
-        </w:rPr>
-        <w:t xml:space="preserve">s and </w:t>
-      </w:r>
-      <w:r>
-        <w:rPr>
-          <w:b/>
-        </w:rPr>
-        <w:t>claim revision</w:t>
-      </w:r>
-      <w:r>
-        <w:rPr>
-          <w:b w:val="0"/>
-        </w:rPr>
-        <w:t>.</w:t>
+        <w:t>s and label revised questions as new work.</w:t>
       </w:r>
     </w:p>
     <w:p>
       <w:pPr>
-        <w:spacing w:line="336" w:lineRule="auto" w:after="180"/>
-      </w:pPr>
-      <w:r>
-        <w:rPr>
-          <w:b w:val="0"/>
-        </w:rPr>
-        <w:t xml:space="preserve">Use the supplied fictional case and keep its </w:t>
-      </w:r>
-      <w:r>
-        <w:rPr>
-          <w:b/>
-        </w:rPr>
-        <w:t>input</w:t>
-      </w:r>
-      <w:r>
-        <w:rPr>
-          <w:b w:val="0"/>
-        </w:rPr>
-        <w:t xml:space="preserve">s, intermediate steps, calculation or </w:t>
-      </w:r>
-      <w:r>
-        <w:rPr>
-          <w:b/>
-        </w:rPr>
-        <w:t>prediction</w:t>
-      </w:r>
-      <w:r>
-        <w:rPr>
-          <w:b w:val="0"/>
-        </w:rPr>
-        <w:t>, and limitation. Connect this record to last week’s record; a matching answer without a trace is insufficient.</w:t>
+        <w:pStyle w:val="Heading2"/>
+      </w:pPr>
+      <w:r>
+        <w:t>W2 Trace the worked case</w:t>
       </w:r>
     </w:p>
     <w:p>
@@ -3848,19 +4227,7 @@
         <w:rPr>
           <w:b w:val="0"/>
         </w:rPr>
-        <w:t xml:space="preserve">Provide an </w:t>
-      </w:r>
-      <w:r>
-        <w:rPr>
-          <w:b/>
-        </w:rPr>
-        <w:t>input</w:t>
-      </w:r>
-      <w:r>
-        <w:rPr>
-          <w:b w:val="0"/>
-        </w:rPr>
-        <w:t>/procedure/result/limit frame and a calculator when needed. Ask students to identify the first step before completing the whole trace.</w:t>
+        <w:t>Hypothesis expects B support strictly above A. Both pass 8/10 reserved cases. Show the intermediate steps and give the conclusion with its scope.</w:t>
       </w:r>
     </w:p>
     <w:p>
@@ -3871,54 +4238,27 @@
         <w:rPr>
           <w:b w:val="0"/>
         </w:rPr>
-        <w:t xml:space="preserve">Extension: compare two concrete variants of this </w:t>
+        <w:t xml:space="preserve">Teacher explanation: Strict improvement is not observed; both </w:t>
       </w:r>
       <w:r>
         <w:rPr>
           <w:b/>
         </w:rPr>
-        <w:t>mechanism</w:t>
+        <w:t>80%</w:t>
       </w:r>
       <w:r>
         <w:rPr>
           <w:b w:val="0"/>
         </w:rPr>
-        <w:t xml:space="preserve"> while holding unrelated conditions fixed; report both successful and unsuccessful outcomes.</w:t>
+        <w:t>. This does not prove population equality or universal uselessness.</w:t>
       </w:r>
     </w:p>
     <w:p>
       <w:pPr>
-        <w:spacing w:line="336" w:lineRule="auto" w:after="180"/>
-      </w:pPr>
-      <w:r>
-        <w:rPr>
-          <w:b w:val="0"/>
-        </w:rPr>
-        <w:t xml:space="preserve">Next connection: Figures that preserve </w:t>
-      </w:r>
-      <w:r>
-        <w:rPr>
-          <w:b/>
-        </w:rPr>
-        <w:t>evidence</w:t>
-      </w:r>
-      <w:r>
-        <w:rPr>
-          <w:b w:val="0"/>
-        </w:rPr>
-        <w:t xml:space="preserve">. Preserve the current case record and retrieve its </w:t>
-      </w:r>
-      <w:r>
-        <w:rPr>
-          <w:b/>
-        </w:rPr>
-        <w:t>evidence</w:t>
-      </w:r>
-      <w:r>
-        <w:rPr>
-          <w:b w:val="0"/>
-        </w:rPr>
-        <w:t xml:space="preserve"> boundary before moving on.</w:t>
+        <w:pStyle w:val="Heading2"/>
+      </w:pPr>
+      <w:r>
+        <w:t>W3 Audit the limit</w:t>
       </w:r>
     </w:p>
     <w:p>
@@ -3929,15 +4269,628 @@
         <w:rPr>
           <w:b w:val="0"/>
         </w:rPr>
-        <w:t>Retain the project ledger and assess a changed case after support. Check the relevant prerequisite before carrying this component forward.</w:t>
+        <w:t xml:space="preserve">A report omits this qualification: Failure to meet a criterion or reject a null is not proof of exact </w:t>
+      </w:r>
+      <w:r>
+        <w:rPr>
+          <w:b/>
+        </w:rPr>
+        <w:t>equivalence</w:t>
+      </w:r>
+      <w:r>
+        <w:rPr>
+          <w:b w:val="0"/>
+        </w:rPr>
+        <w:t>. Explain how omitting it could change a reader's interpretation, and write an accurate replacement.</w:t>
       </w:r>
     </w:p>
     <w:p>
       <w:pPr>
+        <w:spacing w:line="336" w:lineRule="auto" w:after="180"/>
+      </w:pPr>
+      <w:r>
+        <w:rPr>
+          <w:b w:val="0"/>
+        </w:rPr>
+        <w:t xml:space="preserve">Teacher explanation: Failure to meet a criterion or reject a null is not proof of exact </w:t>
+      </w:r>
+      <w:r>
+        <w:rPr>
+          <w:b/>
+        </w:rPr>
+        <w:t>equivalence</w:t>
+      </w:r>
+      <w:r>
+        <w:rPr>
+          <w:b w:val="0"/>
+        </w:rPr>
+        <w:t>.</w:t>
+      </w:r>
+    </w:p>
+    <w:p>
+      <w:pPr>
+        <w:spacing w:line="336" w:lineRule="auto" w:after="180"/>
+      </w:pPr>
+      <w:r>
+        <w:rPr>
+          <w:b w:val="0"/>
+        </w:rPr>
+        <w:t xml:space="preserve">State the observed result separately from the unverified or out-of-scope claim; preserve the original </w:t>
+      </w:r>
+      <w:r>
+        <w:rPr>
+          <w:b/>
+        </w:rPr>
+        <w:t>evidence</w:t>
+      </w:r>
+      <w:r>
+        <w:rPr>
+          <w:b w:val="0"/>
+        </w:rPr>
+        <w:t xml:space="preserve"> rather than inventing a missing fact.</w:t>
+      </w:r>
+    </w:p>
+    <w:p>
+      <w:pPr>
+        <w:pStyle w:val="Heading2"/>
+      </w:pPr>
+      <w:r>
+        <w:t>W5 Design a revealing follow-up</w:t>
+      </w:r>
+    </w:p>
+    <w:p>
+      <w:pPr>
+        <w:spacing w:line="336" w:lineRule="auto" w:after="180"/>
+      </w:pPr>
+      <w:r>
+        <w:rPr>
+          <w:b w:val="0"/>
+        </w:rPr>
+        <w:t>For the worked scenario, propose one additional case that could reveal a failure, describe its expected outcome before running it, and explain what would need to remain fixed for a fair comparison.</w:t>
+      </w:r>
+    </w:p>
+    <w:p>
+      <w:pPr>
+        <w:spacing w:line="336" w:lineRule="auto" w:after="180"/>
+      </w:pPr>
+      <w:r>
+        <w:rPr>
+          <w:b w:val="0"/>
+        </w:rPr>
+        <w:t>Do not reuse W4 as a new final test after receiving feedback.</w:t>
+      </w:r>
+    </w:p>
+    <w:p>
+      <w:pPr>
+        <w:spacing w:line="336" w:lineRule="auto" w:after="180"/>
+      </w:pPr>
+      <w:r>
+        <w:rPr>
+          <w:b w:val="0"/>
+        </w:rPr>
+        <w:t xml:space="preserve">Teacher explanation: Accept a concrete variant of the worked </w:t>
+      </w:r>
+      <w:r>
+        <w:rPr>
+          <w:b/>
+        </w:rPr>
+        <w:t>input</w:t>
+      </w:r>
+      <w:r>
+        <w:rPr>
+          <w:b w:val="0"/>
+        </w:rPr>
+        <w:t xml:space="preserve"> or a missing/conflicting/boundary condition, with an expectation derived from the declared procedure.</w:t>
+      </w:r>
+    </w:p>
+    <w:p>
+      <w:pPr>
+        <w:spacing w:line="336" w:lineRule="auto" w:after="180"/>
+      </w:pPr>
+      <w:r>
+        <w:rPr>
+          <w:b w:val="0"/>
+        </w:rPr>
+        <w:t xml:space="preserve">Require preserved settings, original </w:t>
+      </w:r>
+      <w:r>
+        <w:rPr>
+          <w:b/>
+        </w:rPr>
+        <w:t>output</w:t>
+      </w:r>
+      <w:r>
+        <w:rPr>
+          <w:b w:val="0"/>
+        </w:rPr>
+        <w:t xml:space="preserve">s and data roles. Failure to meet a criterion or reject a null is not proof of exact </w:t>
+      </w:r>
+      <w:r>
+        <w:rPr>
+          <w:b/>
+        </w:rPr>
+        <w:t>equivalence</w:t>
+      </w:r>
+      <w:r>
+        <w:rPr>
+          <w:b w:val="0"/>
+        </w:rPr>
+        <w:t>.</w:t>
+      </w:r>
+    </w:p>
+    <w:p>
+      <w:pPr>
+        <w:spacing w:line="336" w:lineRule="auto" w:after="180"/>
+      </w:pPr>
+      <w:r>
+        <w:rPr>
+          <w:b w:val="0"/>
+        </w:rPr>
+        <w:t xml:space="preserve">The new case should test this particular </w:t>
+      </w:r>
+      <w:r>
+        <w:rPr>
+          <w:b/>
+        </w:rPr>
+        <w:t>mechanism</w:t>
+      </w:r>
+      <w:r>
+        <w:rPr>
+          <w:b w:val="0"/>
+        </w:rPr>
+        <w:t xml:space="preserve"> rather than merely restate the original result.</w:t>
+      </w:r>
+    </w:p>
+    <w:p>
+      <w:pPr>
+        <w:pStyle w:val="Heading2"/>
+      </w:pPr>
+      <w:r>
+        <w:t>Earlier wording, alternatives and picture transcripts · reference / check after trying</w:t>
+      </w:r>
+    </w:p>
+    <w:p>
+      <w:pPr>
         <w:pStyle w:val="Heading3"/>
       </w:pPr>
       <w:r>
-        <w:t>Plan the delayed return</w:t>
+        <w:t>Guided and exit questions</w:t>
+      </w:r>
+    </w:p>
+    <w:p>
+      <w:pPr>
+        <w:spacing w:line="336" w:lineRule="auto" w:after="180"/>
+      </w:pPr>
+      <w:r>
+        <w:rPr>
+          <w:b w:val="0"/>
+        </w:rPr>
+        <w:t xml:space="preserve">Guided: Strict improvement is not observed; both </w:t>
+      </w:r>
+      <w:r>
+        <w:rPr>
+          <w:b/>
+        </w:rPr>
+        <w:t>80%</w:t>
+      </w:r>
+      <w:r>
+        <w:rPr>
+          <w:b w:val="0"/>
+        </w:rPr>
+        <w:t xml:space="preserve">. This does not prove population equality or universal uselessness. Qualification: Failure to meet a criterion or reject a null is not proof of exact </w:t>
+      </w:r>
+      <w:r>
+        <w:rPr>
+          <w:b/>
+        </w:rPr>
+        <w:t>equivalence</w:t>
+      </w:r>
+      <w:r>
+        <w:rPr>
+          <w:b w:val="0"/>
+        </w:rPr>
+        <w:t xml:space="preserve">. Exit: accept a concrete variation with its predicted outcome and a stated condition that would challenge the </w:t>
+      </w:r>
+      <w:r>
+        <w:rPr>
+          <w:b/>
+        </w:rPr>
+        <w:t>mechanism</w:t>
+      </w:r>
+      <w:r>
+        <w:rPr>
+          <w:b w:val="0"/>
+        </w:rPr>
+        <w:t xml:space="preserve">; reject a claim resting on unmeasured </w:t>
+      </w:r>
+      <w:r>
+        <w:rPr>
+          <w:b/>
+        </w:rPr>
+        <w:t>evidence</w:t>
+      </w:r>
+      <w:r>
+        <w:rPr>
+          <w:b w:val="0"/>
+        </w:rPr>
+        <w:t>.</w:t>
+      </w:r>
+    </w:p>
+    <w:p>
+      <w:pPr>
+        <w:pStyle w:val="Heading3"/>
+      </w:pPr>
+      <w:r>
+        <w:t>W1 Explain the mechanism</w:t>
+      </w:r>
+    </w:p>
+    <w:p>
+      <w:pPr>
+        <w:pStyle w:val="Heading3"/>
+      </w:pPr>
+      <w:r>
+        <w:t>W2 Trace the worked case</w:t>
+      </w:r>
+    </w:p>
+    <w:p>
+      <w:pPr>
+        <w:pStyle w:val="Heading3"/>
+      </w:pPr>
+      <w:r>
+        <w:t>W3 Audit the limit</w:t>
+      </w:r>
+    </w:p>
+    <w:p>
+      <w:pPr>
+        <w:pStyle w:val="Heading3"/>
+      </w:pPr>
+      <w:r>
+        <w:t>W4 Apply a new case independently</w:t>
+      </w:r>
+    </w:p>
+    <w:p>
+      <w:pPr>
+        <w:spacing w:line="336" w:lineRule="auto" w:after="180"/>
+      </w:pPr>
+      <w:r>
+        <w:rPr>
+          <w:b w:val="0"/>
+        </w:rPr>
+        <w:t>Hypothesis predicts mean latency reduction at least 2 seconds. Observed paired mean reduction .8. Report.</w:t>
+      </w:r>
+    </w:p>
+    <w:p>
+      <w:pPr>
+        <w:spacing w:line="336" w:lineRule="auto" w:after="180"/>
+      </w:pPr>
+      <w:r>
+        <w:rPr>
+          <w:b w:val="0"/>
+        </w:rPr>
+        <w:t>Teacher explanation: Practical criterion fails in this sample. Preserve .8-second estimate and limitations; do not redefine the2-second threshold after viewing results.</w:t>
+      </w:r>
+    </w:p>
+    <w:p>
+      <w:pPr>
+        <w:pStyle w:val="Heading3"/>
+      </w:pPr>
+      <w:r>
+        <w:t>W5 Design a revealing follow-up</w:t>
+      </w:r>
+    </w:p>
+    <w:p>
+      <w:pPr>
+        <w:pStyle w:val="Heading3"/>
+      </w:pPr>
+      <w:r>
+        <w:t>Independent assessment and fresh retry</w:t>
+      </w:r>
+    </w:p>
+    <w:p>
+      <w:pPr>
+        <w:spacing w:line="336" w:lineRule="auto" w:after="180"/>
+      </w:pPr>
+      <w:r>
+        <w:rPr>
+          <w:b w:val="0"/>
+        </w:rPr>
+        <w:t>W4: Practical criterion fails in this sample. Preserve .8-second estimate and limitations; do not redefine the2-second threshold after viewing results. Require intermediate reasoning and the stated scope.</w:t>
+      </w:r>
+    </w:p>
+    <w:p>
+      <w:pPr>
+        <w:spacing w:line="336" w:lineRule="auto" w:after="180"/>
+      </w:pPr>
+      <w:r>
+        <w:rPr>
+          <w:b w:val="0"/>
+        </w:rPr>
+        <w:t>Fresh retry: Hypothesis requires zero unauthorised actions; one occurs. Expected reasoning: Criterion fails regardless of other scores. Report and investigate boundary failure.</w:t>
+      </w:r>
+    </w:p>
+    <w:p>
+      <w:pPr>
+        <w:spacing w:line="336" w:lineRule="auto" w:after="180"/>
+      </w:pPr>
+      <w:r>
+        <w:rPr>
+          <w:b w:val="0"/>
+        </w:rPr>
+        <w:t>If students need support, record it and reassess with another new case rather than awarding independence to a copied answer.</w:t>
+      </w:r>
+    </w:p>
+    <w:p>
+      <w:pPr>
+        <w:pStyle w:val="Heading3"/>
+      </w:pPr>
+      <w:r>
+        <w:t>Assess independent transfer</w:t>
+      </w:r>
+    </w:p>
+    <w:p>
+      <w:pPr>
+        <w:pStyle w:val="Heading3"/>
+      </w:pPr>
+      <w:r>
+        <w:t>Selected case answer</w:t>
+      </w:r>
+    </w:p>
+    <w:p>
+      <w:pPr>
+        <w:pStyle w:val="Heading3"/>
+      </w:pPr>
+      <w:r>
+        <w:t>Feedback that the learner uses</w:t>
+      </w:r>
+    </w:p>
+    <w:p>
+      <w:pPr>
+        <w:pStyle w:val="Heading1"/>
+      </w:pPr>
+      <w:r>
+        <w:t>06. Connect, support and revisit research reasoning</w:t>
+      </w:r>
+    </w:p>
+    <w:p>
+      <w:r>
+        <w:t>Use saved evidence and assumptions to choose the next question.</w:t>
+      </w:r>
+    </w:p>
+    <w:p>
+      <w:pPr>
+        <w:pStyle w:val="Heading2"/>
+      </w:pPr>
+      <w:r>
+        <w:t>Project and next-week bridge</w:t>
+      </w:r>
+    </w:p>
+    <w:p>
+      <w:pPr>
+        <w:spacing w:line="336" w:lineRule="auto" w:after="180"/>
+      </w:pPr>
+      <w:r>
+        <w:rPr>
+          <w:b w:val="0"/>
+        </w:rPr>
+        <w:t xml:space="preserve">Add a labelled </w:t>
+      </w:r>
+      <w:r>
+        <w:rPr>
+          <w:b/>
+        </w:rPr>
+        <w:t>negative result</w:t>
+      </w:r>
+      <w:r>
+        <w:rPr>
+          <w:b w:val="0"/>
+        </w:rPr>
+        <w:t xml:space="preserve">s and </w:t>
+      </w:r>
+      <w:r>
+        <w:rPr>
+          <w:b/>
+        </w:rPr>
+        <w:t>claim revision</w:t>
+      </w:r>
+      <w:r>
+        <w:rPr>
+          <w:b w:val="0"/>
+        </w:rPr>
+        <w:t xml:space="preserve"> </w:t>
+      </w:r>
+      <w:r>
+        <w:rPr>
+          <w:b/>
+        </w:rPr>
+        <w:t>evidence</w:t>
+      </w:r>
+      <w:r>
+        <w:rPr>
+          <w:b w:val="0"/>
+        </w:rPr>
+        <w:t xml:space="preserve"> sheet to Reproducible AI Research Study. Show how you can explain the </w:t>
+      </w:r>
+      <w:r>
+        <w:rPr>
+          <w:b/>
+        </w:rPr>
+        <w:t>mechanism</w:t>
+      </w:r>
+      <w:r>
+        <w:rPr>
+          <w:b w:val="0"/>
+        </w:rPr>
+        <w:t xml:space="preserve"> and terminology of </w:t>
+      </w:r>
+      <w:r>
+        <w:rPr>
+          <w:b/>
+        </w:rPr>
+        <w:t>negative result</w:t>
+      </w:r>
+      <w:r>
+        <w:rPr>
+          <w:b w:val="0"/>
+        </w:rPr>
+        <w:t xml:space="preserve">s and </w:t>
+      </w:r>
+      <w:r>
+        <w:rPr>
+          <w:b/>
+        </w:rPr>
+        <w:t>claim revision</w:t>
+      </w:r>
+      <w:r>
+        <w:rPr>
+          <w:b w:val="0"/>
+        </w:rPr>
+        <w:t>.</w:t>
+      </w:r>
+    </w:p>
+    <w:p>
+      <w:pPr>
+        <w:spacing w:line="336" w:lineRule="auto" w:after="180"/>
+      </w:pPr>
+      <w:r>
+        <w:rPr>
+          <w:b w:val="0"/>
+        </w:rPr>
+        <w:t xml:space="preserve">Use the supplied fictional case and keep its </w:t>
+      </w:r>
+      <w:r>
+        <w:rPr>
+          <w:b/>
+        </w:rPr>
+        <w:t>input</w:t>
+      </w:r>
+      <w:r>
+        <w:rPr>
+          <w:b w:val="0"/>
+        </w:rPr>
+        <w:t xml:space="preserve">s, intermediate steps, calculation or </w:t>
+      </w:r>
+      <w:r>
+        <w:rPr>
+          <w:b/>
+        </w:rPr>
+        <w:t>prediction</w:t>
+      </w:r>
+      <w:r>
+        <w:rPr>
+          <w:b w:val="0"/>
+        </w:rPr>
+        <w:t>, and limitation. Connect this record to last week’s record; a matching answer without a trace is insufficient.</w:t>
+      </w:r>
+    </w:p>
+    <w:p>
+      <w:pPr>
+        <w:spacing w:line="336" w:lineRule="auto" w:after="180"/>
+      </w:pPr>
+      <w:r>
+        <w:rPr>
+          <w:b w:val="0"/>
+        </w:rPr>
+        <w:t xml:space="preserve">Provide an </w:t>
+      </w:r>
+      <w:r>
+        <w:rPr>
+          <w:b/>
+        </w:rPr>
+        <w:t>input</w:t>
+      </w:r>
+      <w:r>
+        <w:rPr>
+          <w:b w:val="0"/>
+        </w:rPr>
+        <w:t>/procedure/result/limit frame and a calculator when needed. Ask students to identify the first step before completing the whole trace.</w:t>
+      </w:r>
+    </w:p>
+    <w:p>
+      <w:pPr>
+        <w:spacing w:line="336" w:lineRule="auto" w:after="180"/>
+      </w:pPr>
+      <w:r>
+        <w:rPr>
+          <w:b w:val="0"/>
+        </w:rPr>
+        <w:t xml:space="preserve">Extension: compare two concrete variants of this </w:t>
+      </w:r>
+      <w:r>
+        <w:rPr>
+          <w:b/>
+        </w:rPr>
+        <w:t>mechanism</w:t>
+      </w:r>
+      <w:r>
+        <w:rPr>
+          <w:b w:val="0"/>
+        </w:rPr>
+        <w:t xml:space="preserve"> while holding unrelated conditions fixed; report both successful and unsuccessful outcomes.</w:t>
+      </w:r>
+    </w:p>
+    <w:p>
+      <w:pPr>
+        <w:spacing w:line="336" w:lineRule="auto" w:after="180"/>
+      </w:pPr>
+      <w:r>
+        <w:rPr>
+          <w:b w:val="0"/>
+        </w:rPr>
+        <w:t xml:space="preserve">Next connection: Figures that preserve </w:t>
+      </w:r>
+      <w:r>
+        <w:rPr>
+          <w:b/>
+        </w:rPr>
+        <w:t>evidence</w:t>
+      </w:r>
+      <w:r>
+        <w:rPr>
+          <w:b w:val="0"/>
+        </w:rPr>
+        <w:t xml:space="preserve">. Preserve the current case record and retrieve its </w:t>
+      </w:r>
+      <w:r>
+        <w:rPr>
+          <w:b/>
+        </w:rPr>
+        <w:t>evidence</w:t>
+      </w:r>
+      <w:r>
+        <w:rPr>
+          <w:b w:val="0"/>
+        </w:rPr>
+        <w:t xml:space="preserve"> boundary before moving on.</w:t>
+      </w:r>
+    </w:p>
+    <w:p>
+      <w:pPr>
+        <w:spacing w:line="336" w:lineRule="auto" w:after="180"/>
+      </w:pPr>
+      <w:r>
+        <w:rPr>
+          <w:b w:val="0"/>
+        </w:rPr>
+        <w:t>Retain the project ledger and assess a changed case after support. Check the relevant prerequisite before carrying this component forward.</w:t>
+      </w:r>
+    </w:p>
+    <w:p>
+      <w:pPr>
+        <w:spacing w:line="336" w:lineRule="auto" w:after="180"/>
+      </w:pPr>
+      <w:r>
+        <w:rPr>
+          <w:b w:val="0"/>
+        </w:rPr>
+        <w:t>For the Reproducible AI Research Study, retain an annotated worked trace and the changed-case reasoning. Connect the claim to its records, units and assumptions so another investigator can challenge or reproduce it.</w:t>
+      </w:r>
+    </w:p>
+    <w:p>
+      <w:pPr>
+        <w:pStyle w:val="Heading2"/>
+      </w:pPr>
+      <w:r>
+        <w:t>Delayed return and support record</w:t>
       </w:r>
     </w:p>
     <w:p>
@@ -4154,48 +5107,60 @@
     </w:p>
     <w:p>
       <w:pPr>
-        <w:pStyle w:val="Heading3"/>
-      </w:pPr>
-      <w:r>
-        <w:t>Project evidence from this case</w:t>
+        <w:pStyle w:val="Heading2"/>
+      </w:pPr>
+      <w:r>
+        <w:t>Earlier wording, alternatives and picture transcripts · reference / check after trying</w:t>
       </w:r>
     </w:p>
     <w:p>
       <w:pPr>
-        <w:spacing w:line="336" w:lineRule="auto" w:after="180"/>
-      </w:pPr>
-      <w:r>
-        <w:rPr>
-          <w:b w:val="0"/>
-        </w:rPr>
-        <w:t>For the Reproducible AI Research Study, retain an annotated worked trace and the changed-case reasoning. Connect the claim to its records, units and assumptions so another investigator can challenge or reproduce it.</w:t>
+        <w:pStyle w:val="Heading3"/>
+      </w:pPr>
+      <w:r>
+        <w:t>Plan the delayed return</w:t>
       </w:r>
     </w:p>
     <w:p>
       <w:pPr>
-        <w:pStyle w:val="Heading1"/>
-      </w:pPr>
-      <w:r>
-        <w:t>07. Prepare, teach and assess</w:t>
+        <w:pStyle w:val="Heading3"/>
+      </w:pPr>
+      <w:r>
+        <w:t>Project evidence from this case</w:t>
       </w:r>
     </w:p>
     <w:p>
-      <w:r>
-        <w:t>Use this preparation summary alongside the detailed Negative results and claim revision lesson; it is a checklist rather than a replacement for the full sequence.</w:t>
+      <w:pPr>
+        <w:pStyle w:val="Heading1"/>
+      </w:pPr>
+      <w:r>
+        <w:t>Reference bank and extra practice</w:t>
       </w:r>
     </w:p>
     <w:p>
       <w:pPr>
-        <w:pStyle w:val="Heading3"/>
-      </w:pPr>
-      <w:r>
-        <w:t>Teaching target</w:t>
+        <w:pStyle w:val="Heading1"/>
+      </w:pPr>
+      <w:r>
+        <w:t>07. Reference · Alternative planning checklist</w:t>
       </w:r>
     </w:p>
     <w:p>
+      <w:r>
+        <w:t>Use alongside the main route when helpful.</w:t>
+      </w:r>
+    </w:p>
+    <w:p>
+      <w:pPr>
+        <w:pStyle w:val="Heading2"/>
+      </w:pPr>
+      <w:r>
+        <w:t>Planning,assessment and project reminders</w:t>
+      </w:r>
+    </w:p>
+    <w:p>
       <w:pPr>
         <w:spacing w:line="336" w:lineRule="auto" w:after="180"/>
-        <w:shd w:fill="EDF7F3"/>
       </w:pPr>
       <w:r>
         <w:rPr>
@@ -4408,39 +5373,65 @@
         <w:rPr>
           <w:b w:val="0"/>
         </w:rPr>
-        <w:t>Before class, solve the supported practice: Hypothesis expects B support strictly above A. Both pass8/10 reserved cases. Show the intermediate steps and give the conclusion with its scope.</w:t>
+        <w:t>Before class, solve the supported practice: Hypothesis expects B support strictly above A. Both pass 8/10 reserved cases. Show the intermediate steps and give the conclusion with its scope.</w:t>
       </w:r>
     </w:p>
     <w:p>
       <w:pPr>
-        <w:pStyle w:val="Heading3"/>
-      </w:pPr>
-      <w:r>
-        <w:t>Supported practice answer</w:t>
+        <w:spacing w:line="336" w:lineRule="auto" w:after="180"/>
+      </w:pPr>
+      <w:r>
+        <w:rPr>
+          <w:b w:val="0"/>
+        </w:rPr>
+        <w:t xml:space="preserve">Reasoned practice answer: Teacher explanation: Strict improvement is not observed; both </w:t>
+      </w:r>
+      <w:r>
+        <w:rPr>
+          <w:b/>
+        </w:rPr>
+        <w:t>80%</w:t>
+      </w:r>
+      <w:r>
+        <w:rPr>
+          <w:b w:val="0"/>
+        </w:rPr>
+        <w:t>. This does not prove population equality or universal uselessness.</w:t>
       </w:r>
     </w:p>
     <w:p>
       <w:pPr>
         <w:spacing w:line="336" w:lineRule="auto" w:after="180"/>
-        <w:shd w:fill="F1F6FC"/>
       </w:pPr>
       <w:r>
         <w:rPr>
           <w:b w:val="0"/>
         </w:rPr>
-        <w:t>Reasoned practice answer: Teacher explanation: Strict improvement is not observed; both</w:t>
+        <w:t xml:space="preserve">Check every learner before discussion: Use the worked case for </w:t>
       </w:r>
       <w:r>
         <w:rPr>
           <w:b/>
         </w:rPr>
-        <w:t>80%</w:t>
+        <w:t>Negative result</w:t>
       </w:r>
       <w:r>
         <w:rPr>
           <w:b w:val="0"/>
         </w:rPr>
-        <w:t>. This does not prove population equality or universal uselessness.</w:t>
+        <w:t xml:space="preserve">s and </w:t>
+      </w:r>
+      <w:r>
+        <w:rPr>
+          <w:b/>
+        </w:rPr>
+        <w:t>claim revision</w:t>
+      </w:r>
+      <w:r>
+        <w:rPr>
+          <w:b w:val="0"/>
+        </w:rPr>
+        <w:t>. Proposed explanation: “The worked result establishes every future case”. Decide whether this explanation is supported.</w:t>
       </w:r>
     </w:p>
     <w:p>
@@ -4451,31 +5442,7 @@
         <w:rPr>
           <w:b w:val="0"/>
         </w:rPr>
-        <w:t xml:space="preserve">Check every learner before discussion: Use the worked case for </w:t>
-      </w:r>
-      <w:r>
-        <w:rPr>
-          <w:b/>
-        </w:rPr>
-        <w:t>Negative result</w:t>
-      </w:r>
-      <w:r>
-        <w:rPr>
-          <w:b w:val="0"/>
-        </w:rPr>
-        <w:t xml:space="preserve">s and </w:t>
-      </w:r>
-      <w:r>
-        <w:rPr>
-          <w:b/>
-        </w:rPr>
-        <w:t>claim revision</w:t>
-      </w:r>
-      <w:r>
-        <w:rPr>
-          <w:b w:val="0"/>
-        </w:rPr>
-        <w:t>. Proposed explanation: “The worked result establishes every future case”. Decide whether this explanation is supported.</w:t>
+        <w:t>Point to the step or supplied fact that decides; explain your repair if needed.</w:t>
       </w:r>
     </w:p>
     <w:p>
@@ -4486,129 +5453,81 @@
         <w:rPr>
           <w:b w:val="0"/>
         </w:rPr>
-        <w:t>Point to the step or supplied fact that decides; explain your repair if needed.</w:t>
+        <w:t xml:space="preserve">Misconception repair: Failure to meet a criterion or reject a null is not proof of exact </w:t>
+      </w:r>
+      <w:r>
+        <w:rPr>
+          <w:b/>
+        </w:rPr>
+        <w:t>equivalence</w:t>
+      </w:r>
+      <w:r>
+        <w:rPr>
+          <w:b w:val="0"/>
+        </w:rPr>
+        <w:t>.</w:t>
       </w:r>
     </w:p>
     <w:p>
       <w:pPr>
-        <w:pStyle w:val="Heading3"/>
-      </w:pPr>
-      <w:r>
-        <w:t>Repair the misconception</w:t>
+        <w:spacing w:line="336" w:lineRule="auto" w:after="180"/>
+      </w:pPr>
+      <w:r>
+        <w:rPr>
+          <w:b w:val="0"/>
+        </w:rPr>
+        <w:t xml:space="preserve">Support: read the exact case aloud, enlarge the labelled picture, supply </w:t>
+      </w:r>
+      <w:r>
+        <w:rPr>
+          <w:b/>
+        </w:rPr>
+        <w:t>input</w:t>
+      </w:r>
+      <w:r>
+        <w:rPr>
+          <w:b w:val="0"/>
+        </w:rPr>
+        <w:t xml:space="preserve"> cards and model only the first deciding step. Accept a spoken explanation or drawing; retain the reasoning goal.</w:t>
       </w:r>
     </w:p>
     <w:p>
       <w:pPr>
         <w:spacing w:line="336" w:lineRule="auto" w:after="180"/>
-        <w:shd w:fill="FFF5E6"/>
       </w:pPr>
       <w:r>
         <w:rPr>
           <w:b w:val="0"/>
         </w:rPr>
-        <w:t xml:space="preserve">Misconception repair: Failure to meet a criterion or reject a null is not proof of exact </w:t>
+        <w:t xml:space="preserve">Extension: B wins on one new task after the team chooses it because A fails. Require a </w:t>
       </w:r>
       <w:r>
         <w:rPr>
           <w:b/>
         </w:rPr>
-        <w:t>equivalence</w:t>
+        <w:t>prediction</w:t>
       </w:r>
       <w:r>
         <w:rPr>
           <w:b w:val="0"/>
         </w:rPr>
-        <w:t>.</w:t>
+        <w:t xml:space="preserve"> and a reason before comparing.</w:t>
       </w:r>
     </w:p>
     <w:p>
       <w:pPr>
-        <w:pStyle w:val="Heading3"/>
-      </w:pPr>
-      <w:r>
-        <w:t>Support without giving away the answer</w:t>
+        <w:spacing w:line="336" w:lineRule="auto" w:after="180"/>
+      </w:pPr>
+      <w:r>
+        <w:rPr>
+          <w:b w:val="0"/>
+        </w:rPr>
+        <w:t>Expected result: Treat that selected demonstration as exploratory, not a replacement for the original result. Reason: Case selection now depends on outcomes.</w:t>
       </w:r>
     </w:p>
     <w:p>
       <w:pPr>
         <w:spacing w:line="336" w:lineRule="auto" w:after="180"/>
-        <w:shd w:fill="F1F6F8"/>
-      </w:pPr>
-      <w:r>
-        <w:rPr>
-          <w:b w:val="0"/>
-        </w:rPr>
-        <w:t xml:space="preserve">Support: read the exact case aloud, enlarge the labelled picture, supply </w:t>
-      </w:r>
-      <w:r>
-        <w:rPr>
-          <w:b/>
-        </w:rPr>
-        <w:t>input</w:t>
-      </w:r>
-      <w:r>
-        <w:rPr>
-          <w:b w:val="0"/>
-        </w:rPr>
-        <w:t xml:space="preserve"> cards and model only the first deciding step. Accept a spoken explanation or drawing; retain the reasoning goal.</w:t>
-      </w:r>
-    </w:p>
-    <w:p>
-      <w:pPr>
-        <w:pStyle w:val="Heading3"/>
-      </w:pPr>
-      <w:r>
-        <w:t>Extend the reasoning</w:t>
-      </w:r>
-    </w:p>
-    <w:p>
-      <w:pPr>
-        <w:spacing w:line="336" w:lineRule="auto" w:after="180"/>
-        <w:shd w:fill="F5F1FB"/>
-      </w:pPr>
-      <w:r>
-        <w:rPr>
-          <w:b w:val="0"/>
-        </w:rPr>
-        <w:t xml:space="preserve">Extension: B wins on one new task after the team chooses it because A fails. Require a </w:t>
-      </w:r>
-      <w:r>
-        <w:rPr>
-          <w:b/>
-        </w:rPr>
-        <w:t>prediction</w:t>
-      </w:r>
-      <w:r>
-        <w:rPr>
-          <w:b w:val="0"/>
-        </w:rPr>
-        <w:t xml:space="preserve"> and a reason before comparing.</w:t>
-      </w:r>
-    </w:p>
-    <w:p>
-      <w:pPr>
-        <w:spacing w:line="336" w:lineRule="auto" w:after="180"/>
-        <w:shd w:fill="F5F1FB"/>
-      </w:pPr>
-      <w:r>
-        <w:rPr>
-          <w:b w:val="0"/>
-        </w:rPr>
-        <w:t>Expected result: Treat that selected demonstration as exploratory, not a replacement for the original result. Reason: Case selection now depends on outcomes.</w:t>
-      </w:r>
-    </w:p>
-    <w:p>
-      <w:pPr>
-        <w:pStyle w:val="Heading3"/>
-      </w:pPr>
-      <w:r>
-        <w:t>Protect the independent attempt</w:t>
-      </w:r>
-    </w:p>
-    <w:p>
-      <w:pPr>
-        <w:spacing w:line="336" w:lineRule="auto" w:after="180"/>
-        <w:shd w:fill="FFF5E6"/>
       </w:pPr>
       <w:r>
         <w:rPr>
@@ -4803,22 +5722,36 @@
     </w:tbl>
     <w:p>
       <w:pPr>
-        <w:pStyle w:val="Heading3"/>
-      </w:pPr>
-      <w:r>
-        <w:t>Project checkpoint</w:t>
+        <w:spacing w:line="336" w:lineRule="auto" w:after="180"/>
+      </w:pPr>
+      <w:r>
+        <w:rPr>
+          <w:b w:val="0"/>
+        </w:rPr>
+        <w:t xml:space="preserve">Project checkpoint: Prepare the demonstration. Gather reproducible instructions, </w:t>
+      </w:r>
+      <w:r>
+        <w:rPr>
+          <w:b/>
+        </w:rPr>
+        <w:t>evidence</w:t>
+      </w:r>
+      <w:r>
+        <w:rPr>
+          <w:b w:val="0"/>
+        </w:rPr>
+        <w:t>, access checks and remaining limitations.</w:t>
       </w:r>
     </w:p>
     <w:p>
       <w:pPr>
         <w:spacing w:line="336" w:lineRule="auto" w:after="180"/>
-        <w:shd w:fill="EDF7F3"/>
       </w:pPr>
       <w:r>
         <w:rPr>
           <w:b w:val="0"/>
         </w:rPr>
-        <w:t xml:space="preserve">Project checkpoint: Prepare the demonstration. Gather reproducible instructions, </w:t>
+        <w:t xml:space="preserve">Use the weekly teacher answer for topic-specific reasoning. A saved progress tick is an activity record; judge mastery from the learner’s explanation and </w:t>
       </w:r>
       <w:r>
         <w:rPr>
@@ -4830,43 +5763,28 @@
         <w:rPr>
           <w:b w:val="0"/>
         </w:rPr>
-        <w:t>, access checks and remaining limitations.</w:t>
+        <w:t>.</w:t>
       </w:r>
     </w:p>
     <w:p>
       <w:pPr>
-        <w:spacing w:line="336" w:lineRule="auto" w:after="180"/>
-      </w:pPr>
-      <w:r>
-        <w:rPr>
-          <w:b w:val="0"/>
-        </w:rPr>
-        <w:t xml:space="preserve">Use the weekly teacher answer for topic-specific reasoning. A saved progress tick is an activity record; judge mastery from the learner’s explanation and </w:t>
-      </w:r>
-      <w:r>
-        <w:rPr>
-          <w:b/>
-        </w:rPr>
-        <w:t>evidence</w:t>
-      </w:r>
-      <w:r>
-        <w:rPr>
-          <w:b w:val="0"/>
-        </w:rPr>
-        <w:t>.</w:t>
+        <w:pStyle w:val="Heading1"/>
+      </w:pPr>
+      <w:r>
+        <w:t>08. Reference · Feedback,labs and repair paths</w:t>
       </w:r>
     </w:p>
     <w:p>
-      <w:pPr>
-        <w:pStyle w:val="Heading1"/>
-      </w:pPr>
-      <w:r>
-        <w:t>08. Use feedback, labs and repair paths</w:t>
+      <w:r>
+        <w:t>Retain the first attempt and the evidence used for a repair.</w:t>
       </w:r>
     </w:p>
     <w:p>
-      <w:r>
-        <w:t>Use feedback, earlier review and portfolios purposefully. Apply the coding routine only when this lesson has an executable lab.</w:t>
+      <w:pPr>
+        <w:pStyle w:val="Heading2"/>
+      </w:pPr>
+      <w:r>
+        <w:t>Feedback and record guidance</w:t>
       </w:r>
     </w:p>
     <w:p>
@@ -4904,40 +5822,42 @@
       </w:r>
     </w:p>
     <w:p>
-      <w:pPr>
-        <w:pStyle w:val="Heading3"/>
-      </w:pPr>
-      <w:r>
-        <w:t>For later coding lessons</w:t>
+      <w:r>
+        <w:t>This week has no code block. Use this routine when a later lesson includes an executable lab.</w:t>
       </w:r>
     </w:p>
     <w:p>
-      <w:r>
-        <w:t>This week has no code block. Use this routine when a later lesson includes an executable lab.</w:t>
+      <w:pPr>
+        <w:spacing w:line="336" w:lineRule="auto" w:after="180"/>
+      </w:pPr>
+      <w:r>
+        <w:rPr>
+          <w:b w:val="0"/>
+        </w:rPr>
+        <w:t xml:space="preserve">Ask students to predict before running code. Preserve errors and actual </w:t>
+      </w:r>
+      <w:r>
+        <w:rPr>
+          <w:b/>
+        </w:rPr>
+        <w:t>output</w:t>
+      </w:r>
+      <w:r>
+        <w:rPr>
+          <w:b w:val="0"/>
+        </w:rPr>
+        <w:t>s; collect a changed test and an explanation. The branch-boundary and indexing lessons deliberately include failure cases.</w:t>
       </w:r>
     </w:p>
     <w:p>
       <w:pPr>
         <w:spacing w:line="336" w:lineRule="auto" w:after="180"/>
-        <w:shd w:fill="F1F6F8"/>
       </w:pPr>
       <w:r>
         <w:rPr>
           <w:b w:val="0"/>
         </w:rPr>
-        <w:t xml:space="preserve">Ask students to predict before running code. Preserve errors and actual </w:t>
-      </w:r>
-      <w:r>
-        <w:rPr>
-          <w:b/>
-        </w:rPr>
-        <w:t>output</w:t>
-      </w:r>
-      <w:r>
-        <w:rPr>
-          <w:b w:val="0"/>
-        </w:rPr>
-        <w:t>s; collect a changed test and an explanation. The branch-boundary and indexing lessons deliberately include failure cases.</w:t>
+        <w:t>Use the earlier worked-explanation links to address a specific missing building block, then return to the current question. Adapt this suggestion after observing the learner; it is not an automatic diagnosis.</w:t>
       </w:r>
     </w:p>
     <w:p>
@@ -4948,71 +5868,37 @@
         <w:rPr>
           <w:b w:val="0"/>
         </w:rPr>
-        <w:t>Use the earlier worked-explanation links to address a specific missing building block, then return to the current question. Adapt this suggestion after observing the learner; it is not an automatic diagnosis.</w:t>
+        <w:t xml:space="preserve">Collect the completed-work portfolio as </w:t>
+      </w:r>
+      <w:r>
+        <w:rPr>
+          <w:b/>
+        </w:rPr>
+        <w:t>evidence</w:t>
+      </w:r>
+      <w:r>
+        <w:rPr>
+          <w:b w:val="0"/>
+        </w:rPr>
+        <w:t>. Record support separately from correctness, and assess explanation, trace/test and limitations. Progress ticks and quiz selections alone do not establish mastery.</w:t>
       </w:r>
     </w:p>
     <w:p>
       <w:pPr>
-        <w:spacing w:line="336" w:lineRule="auto" w:after="180"/>
-      </w:pPr>
-      <w:r>
-        <w:rPr>
-          <w:b w:val="0"/>
-        </w:rPr>
-        <w:t xml:space="preserve">Collect the completed-work portfolio as </w:t>
-      </w:r>
-      <w:r>
-        <w:rPr>
-          <w:b/>
-        </w:rPr>
-        <w:t>evidence</w:t>
-      </w:r>
-      <w:r>
-        <w:rPr>
-          <w:b w:val="0"/>
-        </w:rPr>
-        <w:t>. Record support separately from correctness, and assess explanation, trace/test and limitations. Progress ticks and quiz selections alone do not establish mastery.</w:t>
+        <w:pStyle w:val="Heading1"/>
+      </w:pPr>
+      <w:r>
+        <w:t>09. Reference · Teach with the six pictures</w:t>
       </w:r>
     </w:p>
     <w:p>
-      <w:pPr>
-        <w:pStyle w:val="Heading1"/>
-      </w:pPr>
-      <w:r>
-        <w:t>09. Visual concept journey</w:t>
+      <w:r>
+        <w:t>Choose one picture for a particular reasoning move.</w:t>
       </w:r>
     </w:p>
     <w:p>
-      <w:r>
-        <w:t>Show one Negative results and claim revision graphic at a time, request a prediction and discuss its trace before the independent assessment.</w:t>
-      </w:r>
-    </w:p>
-    <w:p>
-      <w:pPr>
-        <w:spacing w:line="336" w:lineRule="auto" w:after="180"/>
-      </w:pPr>
-      <w:r>
-        <w:rPr>
-          <w:b w:val="0"/>
-        </w:rPr>
-        <w:t xml:space="preserve">Use one picture at a time. Hide a worked result before asking for a </w:t>
-      </w:r>
-      <w:r>
-        <w:rPr>
-          <w:b/>
-        </w:rPr>
-        <w:t>prediction</w:t>
-      </w:r>
-      <w:r>
-        <w:rPr>
-          <w:b w:val="0"/>
-        </w:rPr>
-        <w:t>, then reveal it for feedback. These are supported teaching cases; retain the separate independent assessment for a fresh first attempt.</w:t>
-      </w:r>
-    </w:p>
-    <w:p>
-      <w:pPr>
-        <w:pStyle w:val="Heading3"/>
+      <w:pPr>
+        <w:pStyle w:val="Heading2"/>
       </w:pPr>
       <w:r>
         <w:t>01. Negative results and claim revision: the case</w:t>
@@ -5023,7 +5909,7 @@
         <w:drawing>
           <wp:inline xmlns:a="http://schemas.openxmlformats.org/drawingml/2006/main" xmlns:pic="http://schemas.openxmlformats.org/drawingml/2006/picture">
             <wp:extent cx="5486400" cy="2834640"/>
-            <wp:docPr id="3" name="Picture 3" descr="A negative result changes the claim. A proposed prompt improvement ties the baseline on a fixed eight-case evaluation. Supplied facts: A and B each score 6/8. Before running, the team predicted B would score higher."/>
+            <wp:docPr id="5" name="Picture 5" descr="A negative result changes the claim. A proposed prompt improvement ties the baseline on a fixed eight-case evaluation. Supplied facts: A and B each score 6/8. Before running, the team predicted B would score higher."/>
             <wp:cNvGraphicFramePr>
               <a:graphicFrameLocks noChangeAspect="1"/>
             </wp:cNvGraphicFramePr>
@@ -5032,240 +5918,6 @@
                 <pic:pic>
                   <pic:nvPicPr>
                     <pic:cNvPr id="0" name="academy-story-ai-7-28-01.png"/>
-                    <pic:cNvPicPr/>
-                  </pic:nvPicPr>
-                  <pic:blipFill>
-                    <a:blip r:embed="rId11"/>
-                    <a:stretch>
-                      <a:fillRect/>
-                    </a:stretch>
-                  </pic:blipFill>
-                  <pic:spPr>
-                    <a:xfrm>
-                      <a:off x="0" y="0"/>
-                      <a:ext cx="5486400" cy="2834640"/>
-                    </a:xfrm>
-                    <a:prstGeom prst="rect"/>
-                  </pic:spPr>
-                </pic:pic>
-              </a:graphicData>
-            </a:graphic>
-          </wp:inline>
-        </w:drawing>
-      </w:r>
-    </w:p>
-    <w:p>
-      <w:pPr>
-        <w:spacing w:line="336" w:lineRule="auto" w:after="180"/>
-      </w:pPr>
-      <w:r>
-        <w:rPr>
-          <w:b w:val="0"/>
-        </w:rPr>
-        <w:t xml:space="preserve">A </w:t>
-      </w:r>
-      <w:r>
-        <w:rPr>
-          <w:b/>
-        </w:rPr>
-        <w:t>negative result</w:t>
-      </w:r>
-      <w:r>
-        <w:rPr>
-          <w:b w:val="0"/>
-        </w:rPr>
-        <w:t xml:space="preserve"> changes the claim. A proposed prompt improvement ties the baseline on a fixed eight-case evaluation. Supplied facts: A and B each score 6/8. Before running, the team predicted B would score higher.</w:t>
-      </w:r>
-    </w:p>
-    <w:p>
-      <w:pPr>
-        <w:spacing w:line="336" w:lineRule="auto" w:after="180"/>
-        <w:shd w:fill="F5F1FB"/>
-      </w:pPr>
-      <w:r>
-        <w:rPr>
-          <w:b w:val="0"/>
-        </w:rPr>
-        <w:t>Point to the given fact that matters most. Explain why it matters.</w:t>
-      </w:r>
-    </w:p>
-    <w:p>
-      <w:pPr>
-        <w:pStyle w:val="Heading3"/>
-      </w:pPr>
-      <w:r>
-        <w:t>Discuss while showing the picture</w:t>
-      </w:r>
-    </w:p>
-    <w:p>
-      <w:pPr>
-        <w:spacing w:line="336" w:lineRule="auto" w:after="180"/>
-        <w:shd w:fill="F1F6F8"/>
-      </w:pPr>
-      <w:r>
-        <w:rPr>
-          <w:b w:val="0"/>
-        </w:rPr>
-        <w:t>Teacher prompt: Point to the given fact that matters most. Explain why it matters. Ask learners to describe one label or arrow in ordinary words. Use the adjacent transcript if the image is difficult to see.</w:t>
-      </w:r>
-    </w:p>
-    <w:p>
-      <w:pPr>
-        <w:pStyle w:val="Heading3"/>
-      </w:pPr>
-      <w:r>
-        <w:t>02. Follow the deciding steps</w:t>
-      </w:r>
-    </w:p>
-    <w:p>
-      <w:r>
-        <w:drawing>
-          <wp:inline xmlns:a="http://schemas.openxmlformats.org/drawingml/2006/main" xmlns:pic="http://schemas.openxmlformats.org/drawingml/2006/picture">
-            <wp:extent cx="5486400" cy="3182112"/>
-            <wp:docPr id="4" name="Picture 4" descr="Recall the prediction: The claim was a higher correct count for B. → State the finding: Both versions score 75%; no observed count advantage appears here. → Revise cautiously: Report the unsupported prediction and a justified next test."/>
-            <wp:cNvGraphicFramePr>
-              <a:graphicFrameLocks noChangeAspect="1"/>
-            </wp:cNvGraphicFramePr>
-            <a:graphic>
-              <a:graphicData uri="http://schemas.openxmlformats.org/drawingml/2006/picture">
-                <pic:pic>
-                  <pic:nvPicPr>
-                    <pic:cNvPr id="0" name="academy-story-ai-7-28-02.png"/>
-                    <pic:cNvPicPr/>
-                  </pic:nvPicPr>
-                  <pic:blipFill>
-                    <a:blip r:embed="rId12"/>
-                    <a:stretch>
-                      <a:fillRect/>
-                    </a:stretch>
-                  </pic:blipFill>
-                  <pic:spPr>
-                    <a:xfrm>
-                      <a:off x="0" y="0"/>
-                      <a:ext cx="5486400" cy="3182112"/>
-                    </a:xfrm>
-                    <a:prstGeom prst="rect"/>
-                  </pic:spPr>
-                </pic:pic>
-              </a:graphicData>
-            </a:graphic>
-          </wp:inline>
-        </w:drawing>
-      </w:r>
-    </w:p>
-    <w:p>
-      <w:pPr>
-        <w:spacing w:line="336" w:lineRule="auto" w:after="180"/>
-      </w:pPr>
-      <w:r>
-        <w:rPr>
-          <w:b w:val="0"/>
-        </w:rPr>
-        <w:t xml:space="preserve">Recall the </w:t>
-      </w:r>
-      <w:r>
-        <w:rPr>
-          <w:b/>
-        </w:rPr>
-        <w:t>prediction</w:t>
-      </w:r>
-      <w:r>
-        <w:rPr>
-          <w:b w:val="0"/>
-        </w:rPr>
-        <w:t xml:space="preserve">: The claim was a higher correct count for B. → State the finding: Both versions score 75%; no observed count advantage appears here. → Revise cautiously: Report the unsupported </w:t>
-      </w:r>
-      <w:r>
-        <w:rPr>
-          <w:b/>
-        </w:rPr>
-        <w:t>prediction</w:t>
-      </w:r>
-      <w:r>
-        <w:rPr>
-          <w:b w:val="0"/>
-        </w:rPr>
-        <w:t xml:space="preserve"> and a justified next test.</w:t>
-      </w:r>
-    </w:p>
-    <w:p>
-      <w:pPr>
-        <w:spacing w:line="336" w:lineRule="auto" w:after="180"/>
-        <w:shd w:fill="F5F1FB"/>
-      </w:pPr>
-      <w:r>
-        <w:rPr>
-          <w:b w:val="0"/>
-        </w:rPr>
-        <w:t xml:space="preserve">Point to each numbered stage and explain which recorded </w:t>
-      </w:r>
-      <w:r>
-        <w:rPr>
-          <w:b/>
-        </w:rPr>
-        <w:t>input</w:t>
-      </w:r>
-      <w:r>
-        <w:rPr>
-          <w:b w:val="0"/>
-        </w:rPr>
-        <w:t xml:space="preserve"> it uses.</w:t>
-      </w:r>
-    </w:p>
-    <w:p>
-      <w:pPr>
-        <w:pStyle w:val="Heading3"/>
-      </w:pPr>
-      <w:r>
-        <w:t>Discuss while showing the picture</w:t>
-      </w:r>
-    </w:p>
-    <w:p>
-      <w:pPr>
-        <w:spacing w:line="336" w:lineRule="auto" w:after="180"/>
-        <w:shd w:fill="F1F6F8"/>
-      </w:pPr>
-      <w:r>
-        <w:rPr>
-          <w:b w:val="0"/>
-        </w:rPr>
-        <w:t xml:space="preserve">Teacher prompt: Point to each numbered stage and explain which recorded </w:t>
-      </w:r>
-      <w:r>
-        <w:rPr>
-          <w:b/>
-        </w:rPr>
-        <w:t>input</w:t>
-      </w:r>
-      <w:r>
-        <w:rPr>
-          <w:b w:val="0"/>
-        </w:rPr>
-        <w:t xml:space="preserve"> it uses. Ask learners to describe one label or arrow in ordinary words. Use the adjacent transcript if the image is difficult to see.</w:t>
-      </w:r>
-    </w:p>
-    <w:p>
-      <w:pPr>
-        <w:pStyle w:val="Heading3"/>
-      </w:pPr>
-      <w:r>
-        <w:t>03. No observed count advantage</w:t>
-      </w:r>
-    </w:p>
-    <w:p>
-      <w:r>
-        <w:drawing>
-          <wp:inline xmlns:a="http://schemas.openxmlformats.org/drawingml/2006/main" xmlns:pic="http://schemas.openxmlformats.org/drawingml/2006/picture">
-            <wp:extent cx="5486400" cy="2834640"/>
-            <wp:docPr id="5" name="Picture 5" descr="No observed count advantage. Units: correct cases out of 8 shared cases. A: 6. B: 6."/>
-            <wp:cNvGraphicFramePr>
-              <a:graphicFrameLocks noChangeAspect="1"/>
-            </wp:cNvGraphicFramePr>
-            <a:graphic>
-              <a:graphicData uri="http://schemas.openxmlformats.org/drawingml/2006/picture">
-                <pic:pic>
-                  <pic:nvPicPr>
-                    <pic:cNvPr id="0" name="academy-story-ai-7-28-03.png"/>
                     <pic:cNvPicPr/>
                   </pic:nvPicPr>
                   <pic:blipFill>
@@ -5296,56 +5948,259 @@
         <w:rPr>
           <w:b w:val="0"/>
         </w:rPr>
-        <w:t>No observed count advantage. Units: correct cases out of 8 shared cases. A: 6. B: 6.</w:t>
+        <w:t xml:space="preserve">A </w:t>
+      </w:r>
+      <w:r>
+        <w:rPr>
+          <w:b/>
+        </w:rPr>
+        <w:t>negative result</w:t>
+      </w:r>
+      <w:r>
+        <w:rPr>
+          <w:b w:val="0"/>
+        </w:rPr>
+        <w:t xml:space="preserve"> changes the claim. A proposed prompt improvement ties the baseline on a fixed eight-case evaluation. Supplied facts: A and B each score 6/8. Before running, the team predicted B would score higher.</w:t>
       </w:r>
     </w:p>
     <w:p>
       <w:pPr>
         <w:spacing w:line="336" w:lineRule="auto" w:after="180"/>
-        <w:shd w:fill="F5F1FB"/>
       </w:pPr>
       <w:r>
         <w:rPr>
           <w:b w:val="0"/>
         </w:rPr>
-        <w:t>Read the labels and values. Explain the relationship the model shows.</w:t>
+        <w:t>Point to the given fact that matters most. Explain why it matters.</w:t>
       </w:r>
     </w:p>
     <w:p>
       <w:pPr>
-        <w:pStyle w:val="Heading3"/>
-      </w:pPr>
-      <w:r>
-        <w:t>Discuss while showing the picture</w:t>
+        <w:spacing w:line="336" w:lineRule="auto" w:after="180"/>
+      </w:pPr>
+      <w:r>
+        <w:rPr>
+          <w:b w:val="0"/>
+        </w:rPr>
+        <w:t>Teacher prompt: Point to the given fact that matters most. Explain why it matters. Ask learners to describe one label or arrow in ordinary words. Use the adjacent transcript if the image is difficult to see.</w:t>
       </w:r>
     </w:p>
     <w:p>
       <w:pPr>
-        <w:spacing w:line="336" w:lineRule="auto" w:after="180"/>
-        <w:shd w:fill="F1F6F8"/>
-      </w:pPr>
-      <w:r>
-        <w:rPr>
-          <w:b w:val="0"/>
-        </w:rPr>
-        <w:t>Teacher prompt: Read the labels and values. Explain the relationship the model shows. Ask learners to describe one label or arrow in ordinary words. Use the adjacent transcript if the image is difficult to see.</w:t>
+        <w:pStyle w:val="Heading2"/>
+      </w:pPr>
+      <w:r>
+        <w:t>02. Follow the deciding steps</w:t>
       </w:r>
     </w:p>
     <w:p>
-      <w:pPr>
-        <w:spacing w:line="336" w:lineRule="auto" w:after="180"/>
-        <w:shd w:fill="F1F6F8"/>
-      </w:pPr>
-      <w:r>
-        <w:rPr>
-          <w:b w:val="0"/>
-        </w:rPr>
-        <w:t>Check row/column meanings, units and denominators before discussing a difference. Supplied toy values are not real class or model results.</w:t>
+      <w:r>
+        <w:drawing>
+          <wp:inline xmlns:a="http://schemas.openxmlformats.org/drawingml/2006/main" xmlns:pic="http://schemas.openxmlformats.org/drawingml/2006/picture">
+            <wp:extent cx="5486400" cy="3182112"/>
+            <wp:docPr id="6" name="Picture 6" descr="Recall the prediction: The claim was a higher correct count for B. → State the finding: Both versions score 75%; no observed count advantage appears here. → Revise cautiously: Report the unsupported prediction and a justified next test."/>
+            <wp:cNvGraphicFramePr>
+              <a:graphicFrameLocks noChangeAspect="1"/>
+            </wp:cNvGraphicFramePr>
+            <a:graphic>
+              <a:graphicData uri="http://schemas.openxmlformats.org/drawingml/2006/picture">
+                <pic:pic>
+                  <pic:nvPicPr>
+                    <pic:cNvPr id="0" name="academy-story-ai-7-28-02.png"/>
+                    <pic:cNvPicPr/>
+                  </pic:nvPicPr>
+                  <pic:blipFill>
+                    <a:blip r:embed="rId10"/>
+                    <a:stretch>
+                      <a:fillRect/>
+                    </a:stretch>
+                  </pic:blipFill>
+                  <pic:spPr>
+                    <a:xfrm>
+                      <a:off x="0" y="0"/>
+                      <a:ext cx="5486400" cy="3182112"/>
+                    </a:xfrm>
+                    <a:prstGeom prst="rect"/>
+                  </pic:spPr>
+                </pic:pic>
+              </a:graphicData>
+            </a:graphic>
+          </wp:inline>
+        </w:drawing>
       </w:r>
     </w:p>
     <w:p>
       <w:pPr>
-        <w:pStyle w:val="Heading3"/>
+        <w:spacing w:line="336" w:lineRule="auto" w:after="180"/>
+      </w:pPr>
+      <w:r>
+        <w:rPr>
+          <w:b w:val="0"/>
+        </w:rPr>
+        <w:t xml:space="preserve">Recall the </w:t>
+      </w:r>
+      <w:r>
+        <w:rPr>
+          <w:b/>
+        </w:rPr>
+        <w:t>prediction</w:t>
+      </w:r>
+      <w:r>
+        <w:rPr>
+          <w:b w:val="0"/>
+        </w:rPr>
+        <w:t xml:space="preserve">: The claim was a higher correct count for B. → State the finding: Both versions score 75%; no observed count advantage appears here. → Revise cautiously: Report the unsupported </w:t>
+      </w:r>
+      <w:r>
+        <w:rPr>
+          <w:b/>
+        </w:rPr>
+        <w:t>prediction</w:t>
+      </w:r>
+      <w:r>
+        <w:rPr>
+          <w:b w:val="0"/>
+        </w:rPr>
+        <w:t xml:space="preserve"> and a justified next test.</w:t>
+      </w:r>
+    </w:p>
+    <w:p>
+      <w:pPr>
+        <w:spacing w:line="336" w:lineRule="auto" w:after="180"/>
+      </w:pPr>
+      <w:r>
+        <w:rPr>
+          <w:b w:val="0"/>
+        </w:rPr>
+        <w:t xml:space="preserve">Point to each numbered stage and explain which recorded </w:t>
+      </w:r>
+      <w:r>
+        <w:rPr>
+          <w:b/>
+        </w:rPr>
+        <w:t>input</w:t>
+      </w:r>
+      <w:r>
+        <w:rPr>
+          <w:b w:val="0"/>
+        </w:rPr>
+        <w:t xml:space="preserve"> it uses.</w:t>
+      </w:r>
+    </w:p>
+    <w:p>
+      <w:pPr>
+        <w:spacing w:line="336" w:lineRule="auto" w:after="180"/>
+      </w:pPr>
+      <w:r>
+        <w:rPr>
+          <w:b w:val="0"/>
+        </w:rPr>
+        <w:t xml:space="preserve">Teacher prompt: Point to each numbered stage and explain which recorded </w:t>
+      </w:r>
+      <w:r>
+        <w:rPr>
+          <w:b/>
+        </w:rPr>
+        <w:t>input</w:t>
+      </w:r>
+      <w:r>
+        <w:rPr>
+          <w:b w:val="0"/>
+        </w:rPr>
+        <w:t xml:space="preserve"> it uses. Ask learners to describe one label or arrow in ordinary words. Use the adjacent transcript if the image is difficult to see.</w:t>
+      </w:r>
+    </w:p>
+    <w:p>
+      <w:pPr>
+        <w:pStyle w:val="Heading2"/>
+      </w:pPr>
+      <w:r>
+        <w:t>03. No observed count advantage</w:t>
+      </w:r>
+    </w:p>
+    <w:p>
+      <w:r>
+        <w:drawing>
+          <wp:inline xmlns:a="http://schemas.openxmlformats.org/drawingml/2006/main" xmlns:pic="http://schemas.openxmlformats.org/drawingml/2006/picture">
+            <wp:extent cx="5486400" cy="2834640"/>
+            <wp:docPr id="7" name="Picture 7" descr="No observed count advantage. Units: correct cases out of 8 shared cases. A: 6. B: 6."/>
+            <wp:cNvGraphicFramePr>
+              <a:graphicFrameLocks noChangeAspect="1"/>
+            </wp:cNvGraphicFramePr>
+            <a:graphic>
+              <a:graphicData uri="http://schemas.openxmlformats.org/drawingml/2006/picture">
+                <pic:pic>
+                  <pic:nvPicPr>
+                    <pic:cNvPr id="0" name="academy-story-ai-7-28-03.png"/>
+                    <pic:cNvPicPr/>
+                  </pic:nvPicPr>
+                  <pic:blipFill>
+                    <a:blip r:embed="rId14"/>
+                    <a:stretch>
+                      <a:fillRect/>
+                    </a:stretch>
+                  </pic:blipFill>
+                  <pic:spPr>
+                    <a:xfrm>
+                      <a:off x="0" y="0"/>
+                      <a:ext cx="5486400" cy="2834640"/>
+                    </a:xfrm>
+                    <a:prstGeom prst="rect"/>
+                  </pic:spPr>
+                </pic:pic>
+              </a:graphicData>
+            </a:graphic>
+          </wp:inline>
+        </w:drawing>
+      </w:r>
+    </w:p>
+    <w:p>
+      <w:pPr>
+        <w:spacing w:line="336" w:lineRule="auto" w:after="180"/>
+      </w:pPr>
+      <w:r>
+        <w:rPr>
+          <w:b w:val="0"/>
+        </w:rPr>
+        <w:t>No observed count advantage. Units: correct cases out of 8 shared cases. A: 6. B: 6.</w:t>
+      </w:r>
+    </w:p>
+    <w:p>
+      <w:pPr>
+        <w:spacing w:line="336" w:lineRule="auto" w:after="180"/>
+      </w:pPr>
+      <w:r>
+        <w:rPr>
+          <w:b w:val="0"/>
+        </w:rPr>
+        <w:t>Read the labels and values. Explain the relationship the model shows.</w:t>
+      </w:r>
+    </w:p>
+    <w:p>
+      <w:pPr>
+        <w:spacing w:line="336" w:lineRule="auto" w:after="180"/>
+      </w:pPr>
+      <w:r>
+        <w:rPr>
+          <w:b w:val="0"/>
+        </w:rPr>
+        <w:t>Teacher prompt: Read the labels and values. Explain the relationship the model shows. Ask learners to describe one label or arrow in ordinary words. Use the adjacent transcript if the image is difficult to see.</w:t>
+      </w:r>
+    </w:p>
+    <w:p>
+      <w:pPr>
+        <w:spacing w:line="336" w:lineRule="auto" w:after="180"/>
+      </w:pPr>
+      <w:r>
+        <w:rPr>
+          <w:b w:val="0"/>
+        </w:rPr>
+        <w:t>Check row/column meanings, units and denominators before discussing a difference. Supplied toy values are not real class or model results.</w:t>
+      </w:r>
+    </w:p>
+    <w:p>
+      <w:pPr>
+        <w:pStyle w:val="Heading2"/>
       </w:pPr>
       <w:r>
         <w:t>04. Change one thing. Trace what follows.</w:t>
@@ -5356,7 +6211,7 @@
         <w:drawing>
           <wp:inline xmlns:a="http://schemas.openxmlformats.org/drawingml/2006/main" xmlns:pic="http://schemas.openxmlformats.org/drawingml/2006/picture">
             <wp:extent cx="5486400" cy="3026664"/>
-            <wp:docPr id="6" name="Picture 6" descr="Original case: Report the unsupported prediction and a justified next test. Changed condition: B wins on one new task after the team chooses it because A fails. Expected result: Treat that selected demonstration as exploratory, not a replacement for the original result. Reason: Case selection now depends on outcomes."/>
+            <wp:docPr id="8" name="Picture 8" descr="Original case: Report the unsupported prediction and a justified next test. Changed condition: B wins on one new task after the team chooses it because A fails. Expected result: Treat that selected demonstration as exploratory, not a replacement for the original result. Reason: Case selection now depends on outcomes."/>
             <wp:cNvGraphicFramePr>
               <a:graphicFrameLocks noChangeAspect="1"/>
             </wp:cNvGraphicFramePr>
@@ -5368,7 +6223,7 @@
                     <pic:cNvPicPr/>
                   </pic:nvPicPr>
                   <pic:blipFill>
-                    <a:blip r:embed="rId14"/>
+                    <a:blip r:embed="rId15"/>
                     <a:stretch>
                       <a:fillRect/>
                     </a:stretch>
@@ -5424,7 +6279,6 @@
     <w:p>
       <w:pPr>
         <w:spacing w:line="336" w:lineRule="auto" w:after="180"/>
-        <w:shd w:fill="F5F1FB"/>
       </w:pPr>
       <w:r>
         <w:rPr>
@@ -5435,39 +6289,29 @@
     </w:p>
     <w:p>
       <w:pPr>
-        <w:pStyle w:val="Heading3"/>
-      </w:pPr>
-      <w:r>
-        <w:t>Discuss while showing the picture</w:t>
+        <w:spacing w:line="336" w:lineRule="auto" w:after="180"/>
+      </w:pPr>
+      <w:r>
+        <w:rPr>
+          <w:b w:val="0"/>
+        </w:rPr>
+        <w:t>Teacher prompt: Predict before checking the worked changed-case result. Name what changed and what the supplied facts allow you to conclude. Ask learners to describe one label or arrow in ordinary words.</w:t>
       </w:r>
     </w:p>
     <w:p>
       <w:pPr>
         <w:spacing w:line="336" w:lineRule="auto" w:after="180"/>
-        <w:shd w:fill="F1F6F8"/>
       </w:pPr>
       <w:r>
         <w:rPr>
           <w:b w:val="0"/>
         </w:rPr>
-        <w:t>Teacher prompt: Predict before checking the worked changed-case result. Name what changed and what the supplied facts allow you to conclude. Ask learners to describe one label or arrow in ordinary words.</w:t>
+        <w:t>Use the adjacent transcript if the image is difficult to see. Changed-case reasoning: Case selection now depends on outcomes.</w:t>
       </w:r>
     </w:p>
     <w:p>
       <w:pPr>
-        <w:spacing w:line="336" w:lineRule="auto" w:after="180"/>
-        <w:shd w:fill="F1F6F8"/>
-      </w:pPr>
-      <w:r>
-        <w:rPr>
-          <w:b w:val="0"/>
-        </w:rPr>
-        <w:t>Use the adjacent transcript if the image is difficult to see. Changed-case reasoning: Case selection now depends on outcomes.</w:t>
-      </w:r>
-    </w:p>
-    <w:p>
-      <w:pPr>
-        <w:pStyle w:val="Heading3"/>
+        <w:pStyle w:val="Heading2"/>
       </w:pPr>
       <w:r>
         <w:t>05. Connect the explanation to its limit</w:t>
@@ -5478,7 +6322,7 @@
         <w:drawing>
           <wp:inline xmlns:a="http://schemas.openxmlformats.org/drawingml/2006/main" xmlns:pic="http://schemas.openxmlformats.org/drawingml/2006/picture">
             <wp:extent cx="5486400" cy="2834640"/>
-            <wp:docPr id="7" name="Picture 7" descr="A negative result can be informative when methods and limits are clear. A tie does not prove the methods are equivalent under all conditions or that the experiment was worthless. Limit: A tie on eight cases is not an equivalence test; uncertainty and practical thresholds remain unspecified."/>
+            <wp:docPr id="9" name="Picture 9" descr="A negative result can be informative when methods and limits are clear. A tie does not prove the methods are equivalent under all conditions or that the experiment was worthless. Limit: A tie on eight cases is not an equivalence test; uncertainty and practical thresholds remain unspecified."/>
             <wp:cNvGraphicFramePr>
               <a:graphicFrameLocks noChangeAspect="1"/>
             </wp:cNvGraphicFramePr>
@@ -5490,7 +6334,7 @@
                     <pic:cNvPicPr/>
                   </pic:nvPicPr>
                   <pic:blipFill>
-                    <a:blip r:embed="rId15"/>
+                    <a:blip r:embed="rId16"/>
                     <a:stretch>
                       <a:fillRect/>
                     </a:stretch>
@@ -5558,7 +6402,6 @@
     <w:p>
       <w:pPr>
         <w:spacing w:line="336" w:lineRule="auto" w:after="180"/>
-        <w:shd w:fill="F5F1FB"/>
       </w:pPr>
       <w:r>
         <w:rPr>
@@ -5569,51 +6412,41 @@
     </w:p>
     <w:p>
       <w:pPr>
-        <w:pStyle w:val="Heading3"/>
-      </w:pPr>
-      <w:r>
-        <w:t>Discuss while showing the picture</w:t>
+        <w:spacing w:line="336" w:lineRule="auto" w:after="180"/>
+      </w:pPr>
+      <w:r>
+        <w:rPr>
+          <w:b w:val="0"/>
+        </w:rPr>
+        <w:t>Teacher prompt: Explain the case, then point to a limit on the claim. Ask learners to describe one label or arrow in ordinary words. Use the adjacent transcript if the image is difficult to see.</w:t>
       </w:r>
     </w:p>
     <w:p>
       <w:pPr>
         <w:spacing w:line="336" w:lineRule="auto" w:after="180"/>
-        <w:shd w:fill="F1F6F8"/>
       </w:pPr>
       <w:r>
         <w:rPr>
           <w:b w:val="0"/>
         </w:rPr>
-        <w:t>Teacher prompt: Explain the case, then point to a limit on the claim. Ask learners to describe one label or arrow in ordinary words. Use the adjacent transcript if the image is difficult to see.</w:t>
+        <w:t xml:space="preserve">Keep the stated scope: A tie on eight cases is not an </w:t>
+      </w:r>
+      <w:r>
+        <w:rPr>
+          <w:b/>
+        </w:rPr>
+        <w:t>equivalence</w:t>
+      </w:r>
+      <w:r>
+        <w:rPr>
+          <w:b w:val="0"/>
+        </w:rPr>
+        <w:t xml:space="preserve"> test; uncertainty and practical thresholds remain unspecified.</w:t>
       </w:r>
     </w:p>
     <w:p>
       <w:pPr>
-        <w:spacing w:line="336" w:lineRule="auto" w:after="180"/>
-        <w:shd w:fill="F1F6F8"/>
-      </w:pPr>
-      <w:r>
-        <w:rPr>
-          <w:b w:val="0"/>
-        </w:rPr>
-        <w:t xml:space="preserve">Keep the stated scope: A tie on eight cases is not an </w:t>
-      </w:r>
-      <w:r>
-        <w:rPr>
-          <w:b/>
-        </w:rPr>
-        <w:t>equivalence</w:t>
-      </w:r>
-      <w:r>
-        <w:rPr>
-          <w:b w:val="0"/>
-        </w:rPr>
-        <w:t xml:space="preserve"> test; uncertainty and practical thresholds remain unspecified.</w:t>
-      </w:r>
-    </w:p>
-    <w:p>
-      <w:pPr>
-        <w:pStyle w:val="Heading3"/>
+        <w:pStyle w:val="Heading2"/>
       </w:pPr>
       <w:r>
         <w:t>06. Make the idea visible in your project</w:t>
@@ -5624,7 +6457,7 @@
         <w:drawing>
           <wp:inline xmlns:a="http://schemas.openxmlformats.org/drawingml/2006/main" xmlns:pic="http://schemas.openxmlformats.org/drawingml/2006/picture">
             <wp:extent cx="5486400" cy="3681984"/>
-            <wp:docPr id="8" name="Picture 8" descr="For the Reproducible AI Research Study, retain an annotated worked trace and the changed-case reasoning. Connect the claim to its records, units and assumptions so another investigator can challenge or reproduce it. Draw your input, deciding step, result and limit. Supported question: Does a 6/8 tie support the prediction that B scores higher? Explain why one newly selected favourable demonstration does not replace the original result or prove equivalence."/>
+            <wp:docPr id="10" name="Picture 10" descr="For the Reproducible AI Research Study, retain an annotated worked trace and the changed-case reasoning. Connect the claim to its records, units and assumptions so another investigator can challenge or reproduce it. Draw your input, deciding step, result and limit. Supported question: Does a 6/8 tie support the prediction that B scores higher? Explain why one newly selected favourable demonstration does not replace the original result or prove equivalence."/>
             <wp:cNvGraphicFramePr>
               <a:graphicFrameLocks noChangeAspect="1"/>
             </wp:cNvGraphicFramePr>
@@ -5636,7 +6469,7 @@
                     <pic:cNvPicPr/>
                   </pic:nvPicPr>
                   <pic:blipFill>
-                    <a:blip r:embed="rId16"/>
+                    <a:blip r:embed="rId17"/>
                     <a:stretch>
                       <a:fillRect/>
                     </a:stretch>
@@ -5727,7 +6560,6 @@
     <w:p>
       <w:pPr>
         <w:spacing w:line="336" w:lineRule="auto" w:after="180"/>
-        <w:shd w:fill="F5F1FB"/>
       </w:pPr>
       <w:r>
         <w:rPr>
@@ -5750,82 +6582,150 @@
     </w:p>
     <w:p>
       <w:pPr>
-        <w:pStyle w:val="Heading3"/>
-      </w:pPr>
-      <w:r>
-        <w:t>Discuss while showing the picture</w:t>
+        <w:spacing w:line="336" w:lineRule="auto" w:after="180"/>
+      </w:pPr>
+      <w:r>
+        <w:rPr>
+          <w:b w:val="0"/>
+        </w:rPr>
+        <w:t xml:space="preserve">Teacher prompt: Draw your project trace and justify the deciding step using </w:t>
+      </w:r>
+      <w:r>
+        <w:rPr>
+          <w:b/>
+        </w:rPr>
+        <w:t>evidence</w:t>
+      </w:r>
+      <w:r>
+        <w:rPr>
+          <w:b w:val="0"/>
+        </w:rPr>
+        <w:t>. Ask learners to describe one label or arrow in ordinary words. Use the adjacent transcript if the image is difficult to see.</w:t>
       </w:r>
     </w:p>
     <w:p>
       <w:pPr>
         <w:spacing w:line="336" w:lineRule="auto" w:after="180"/>
-        <w:shd w:fill="F1F6F8"/>
       </w:pPr>
       <w:r>
         <w:rPr>
           <w:b w:val="0"/>
         </w:rPr>
-        <w:t xml:space="preserve">Teacher prompt: Draw your project trace and justify the deciding step using </w:t>
+        <w:t xml:space="preserve">Supported practice key: The claim was a higher correct count for B. Both versions score 75%; no observed count advantage appears here. Report the unsupported </w:t>
       </w:r>
       <w:r>
         <w:rPr>
           <w:b/>
         </w:rPr>
-        <w:t>evidence</w:t>
+        <w:t>prediction</w:t>
       </w:r>
       <w:r>
         <w:rPr>
           <w:b w:val="0"/>
         </w:rPr>
-        <w:t>. Ask learners to describe one label or arrow in ordinary words. Use the adjacent transcript if the image is difficult to see.</w:t>
+        <w:t xml:space="preserve"> and a justified next test.</w:t>
       </w:r>
     </w:p>
     <w:p>
       <w:pPr>
         <w:spacing w:line="336" w:lineRule="auto" w:after="180"/>
-        <w:shd w:fill="F1F6F8"/>
       </w:pPr>
       <w:r>
         <w:rPr>
           <w:b w:val="0"/>
         </w:rPr>
-        <w:t xml:space="preserve">Supported practice key: The claim was a higher correct count for B. Both versions score 75%; no observed count advantage appears here. Report the unsupported </w:t>
+        <w:t xml:space="preserve">Changed case: Treat that selected demonstration as exploratory, not a replacement for the original result. Case selection now depends on outcomes. A tie on eight cases does not prove </w:t>
       </w:r>
       <w:r>
         <w:rPr>
           <w:b/>
         </w:rPr>
-        <w:t>prediction</w:t>
+        <w:t>equivalence</w:t>
       </w:r>
       <w:r>
         <w:rPr>
           <w:b w:val="0"/>
         </w:rPr>
-        <w:t xml:space="preserve"> and a justified next test.</w:t>
+        <w:t>.</w:t>
       </w:r>
     </w:p>
     <w:p>
       <w:pPr>
+        <w:pStyle w:val="Heading2"/>
+      </w:pPr>
+      <w:r>
+        <w:t>Earlier wording, alternatives and picture transcripts · reference / check after trying</w:t>
+      </w:r>
+    </w:p>
+    <w:p>
+      <w:pPr>
         <w:spacing w:line="336" w:lineRule="auto" w:after="180"/>
-        <w:shd w:fill="F1F6F8"/>
       </w:pPr>
       <w:r>
         <w:rPr>
           <w:b w:val="0"/>
         </w:rPr>
-        <w:t xml:space="preserve">Changed case: Treat that selected demonstration as exploratory, not a replacement for the original result. Case selection now depends on outcomes. A tie on eight cases does not prove </w:t>
+        <w:t xml:space="preserve">Use one picture at a time. Hide a worked result before asking for a </w:t>
       </w:r>
       <w:r>
         <w:rPr>
           <w:b/>
         </w:rPr>
-        <w:t>equivalence</w:t>
+        <w:t>prediction</w:t>
       </w:r>
       <w:r>
         <w:rPr>
           <w:b w:val="0"/>
         </w:rPr>
-        <w:t>.</w:t>
+        <w:t>, then reveal it for feedback. These are supported teaching cases; retain the separate independent assessment for a fresh first attempt.</w:t>
+      </w:r>
+    </w:p>
+    <w:p>
+      <w:pPr>
+        <w:pStyle w:val="Heading3"/>
+      </w:pPr>
+      <w:r>
+        <w:t>01. Negative results and claim revision: the case</w:t>
+      </w:r>
+    </w:p>
+    <w:p>
+      <w:pPr>
+        <w:pStyle w:val="Heading3"/>
+      </w:pPr>
+      <w:r>
+        <w:t>02. Follow the deciding steps</w:t>
+      </w:r>
+    </w:p>
+    <w:p>
+      <w:pPr>
+        <w:pStyle w:val="Heading3"/>
+      </w:pPr>
+      <w:r>
+        <w:t>03. No observed count advantage</w:t>
+      </w:r>
+    </w:p>
+    <w:p>
+      <w:pPr>
+        <w:pStyle w:val="Heading3"/>
+      </w:pPr>
+      <w:r>
+        <w:t>04. Change one thing. Trace what follows.</w:t>
+      </w:r>
+    </w:p>
+    <w:p>
+      <w:pPr>
+        <w:pStyle w:val="Heading3"/>
+      </w:pPr>
+      <w:r>
+        <w:t>05. Connect the explanation to its limit</w:t>
+      </w:r>
+    </w:p>
+    <w:p>
+      <w:pPr>
+        <w:pStyle w:val="Heading3"/>
+      </w:pPr>
+      <w:r>
+        <w:t>06. Make the idea visible in your project</w:t>
       </w:r>
     </w:p>
     <w:sectPr>
